--- a/2022/Drafts/Compliance Documents/LMCI-HERS/2022-LMCI-MCH-23d-H-AirflowRate-MeasurementOnly-AllZonesCallingOnly.docx
+++ b/2022/Drafts/Compliance Documents/LMCI-HERS/2022-LMCI-MCH-23d-H-AirflowRate-MeasurementOnly-AllZonesCallingOnly.docx
@@ -1,7 +1,229 @@
 
 <file path=word/document.xml><?xml version="1.0" encoding="utf-8"?>
-<w:document xmlns:wpc="http://schemas.microsoft.com/office/word/2010/wordprocessingCanvas" xmlns:cx="http://schemas.microsoft.com/office/drawing/2014/chartex" xmlns:cx1="http://schemas.microsoft.com/office/drawing/2015/9/8/chartex" xmlns:cx2="http://schemas.microsoft.com/office/drawing/2015/10/21/chartex" xmlns:cx3="http://schemas.microsoft.com/office/drawing/2016/5/9/chartex" xmlns:cx4="http://schemas.microsoft.com/office/drawing/2016/5/10/chartex" xmlns:cx5="http://schemas.microsoft.com/office/drawing/2016/5/11/chartex" xmlns:cx6="http://schemas.microsoft.com/office/drawing/2016/5/12/chartex" xmlns:cx7="http://schemas.microsoft.com/office/drawing/2016/5/13/chartex" xmlns:cx8="http://schemas.microsoft.com/office/drawing/2016/5/14/chartex" xmlns:mc="http://schemas.openxmlformats.org/markup-compatibility/2006" xmlns:aink="http://schemas.microsoft.com/office/drawing/2016/ink" xmlns:am3d="http://schemas.microsoft.com/office/drawing/2017/model3d" xmlns:o="urn:schemas-microsoft-com:office:office" xmlns:r="http://schemas.openxmlformats.org/officeDocument/2006/relationships" xmlns:m="http://schemas.openxmlformats.org/officeDocument/2006/math" xmlns:v="urn:schemas-microsoft-com:vml" xmlns:wp14="http://schemas.microsoft.com/office/word/2010/wordprocessingDrawing" xmlns:wp="http://schemas.openxmlformats.org/drawingml/2006/wordprocessingDrawing" xmlns:w10="urn:schemas-microsoft-com:office:word" xmlns:w="http://schemas.openxmlformats.org/wordprocessingml/2006/main" xmlns:w14="http://schemas.microsoft.com/office/word/2010/wordml" xmlns:w15="http://schemas.microsoft.com/office/word/2012/wordml" xmlns:w16cex="http://schemas.microsoft.com/office/word/2018/wordml/cex" xmlns:w16cid="http://schemas.microsoft.com/office/word/2016/wordml/cid" xmlns:w16="http://schemas.microsoft.com/office/word/2018/wordml" xmlns:w16sdtdh="http://schemas.microsoft.com/office/word/2020/wordml/sdtdatahash" xmlns:w16se="http://schemas.microsoft.com/office/word/2015/wordml/symex" xmlns:wpg="http://schemas.microsoft.com/office/word/2010/wordprocessingGroup" xmlns:wpi="http://schemas.microsoft.com/office/word/2010/wordprocessingInk" xmlns:wne="http://schemas.microsoft.com/office/word/2006/wordml" xmlns:wps="http://schemas.microsoft.com/office/word/2010/wordprocessingShape" mc:Ignorable="w14 w15 w16se w16cid w16 w16cex w16sdtdh wp14">
+<w:document xmlns:wpc="http://schemas.microsoft.com/office/word/2010/wordprocessingCanvas" xmlns:cx="http://schemas.microsoft.com/office/drawing/2014/chartex" xmlns:cx1="http://schemas.microsoft.com/office/drawing/2015/9/8/chartex" xmlns:cx2="http://schemas.microsoft.com/office/drawing/2015/10/21/chartex" xmlns:cx3="http://schemas.microsoft.com/office/drawing/2016/5/9/chartex" xmlns:cx4="http://schemas.microsoft.com/office/drawing/2016/5/10/chartex" xmlns:cx5="http://schemas.microsoft.com/office/drawing/2016/5/11/chartex" xmlns:cx6="http://schemas.microsoft.com/office/drawing/2016/5/12/chartex" xmlns:cx7="http://schemas.microsoft.com/office/drawing/2016/5/13/chartex" xmlns:cx8="http://schemas.microsoft.com/office/drawing/2016/5/14/chartex" xmlns:mc="http://schemas.openxmlformats.org/markup-compatibility/2006" xmlns:aink="http://schemas.microsoft.com/office/drawing/2016/ink" xmlns:am3d="http://schemas.microsoft.com/office/drawing/2017/model3d" xmlns:o="urn:schemas-microsoft-com:office:office" xmlns:oel="http://schemas.microsoft.com/office/2019/extlst" xmlns:r="http://schemas.openxmlformats.org/officeDocument/2006/relationships" xmlns:m="http://schemas.openxmlformats.org/officeDocument/2006/math" xmlns:v="urn:schemas-microsoft-com:vml" xmlns:wp14="http://schemas.microsoft.com/office/word/2010/wordprocessingDrawing" xmlns:wp="http://schemas.openxmlformats.org/drawingml/2006/wordprocessingDrawing" xmlns:w10="urn:schemas-microsoft-com:office:word" xmlns:w="http://schemas.openxmlformats.org/wordprocessingml/2006/main" xmlns:w14="http://schemas.microsoft.com/office/word/2010/wordml" xmlns:w15="http://schemas.microsoft.com/office/word/2012/wordml" xmlns:w16cex="http://schemas.microsoft.com/office/word/2018/wordml/cex" xmlns:w16cid="http://schemas.microsoft.com/office/word/2016/wordml/cid" xmlns:w16="http://schemas.microsoft.com/office/word/2018/wordml" xmlns:w16sdtdh="http://schemas.microsoft.com/office/word/2020/wordml/sdtdatahash" xmlns:w16se="http://schemas.microsoft.com/office/word/2015/wordml/symex" xmlns:wpg="http://schemas.microsoft.com/office/word/2010/wordprocessingGroup" xmlns:wpi="http://schemas.microsoft.com/office/word/2010/wordprocessingInk" xmlns:wne="http://schemas.microsoft.com/office/word/2006/wordml" xmlns:wps="http://schemas.microsoft.com/office/word/2010/wordprocessingShape" mc:Ignorable="w14 w15 w16se w16cid w16 w16cex w16sdtdh wp14">
   <w:body>
+    <w:p>
+      <w:pPr>
+        <w:spacing w:line="259" w:lineRule="auto"/>
+        <w:rPr>
+          <w:rFonts w:asciiTheme="minorHAnsi" w:eastAsia="Calibri" w:hAnsiTheme="minorHAnsi" w:cstheme="minorBidi"/>
+          <w:sz w:val="24"/>
+          <w:szCs w:val="24"/>
+        </w:rPr>
+      </w:pPr>
+      <w:r>
+        <w:rPr>
+          <w:rFonts w:asciiTheme="minorHAnsi" w:eastAsia="Calibri" w:hAnsiTheme="minorHAnsi" w:cstheme="minorBidi"/>
+          <w:b/>
+          <w:bCs/>
+          <w:sz w:val="24"/>
+          <w:szCs w:val="24"/>
+        </w:rPr>
+        <w:t xml:space="preserve">CERTIFICATE OF </w:t>
+      </w:r>
+      <w:r>
+        <w:rPr>
+          <w:rFonts w:ascii="Calibri" w:eastAsia="Calibri" w:hAnsi="Calibri" w:cs="Calibri"/>
+          <w:b/>
+          <w:bCs/>
+          <w:sz w:val="24"/>
+          <w:szCs w:val="24"/>
+        </w:rPr>
+        <w:t>INSTALLATION</w:t>
+      </w:r>
+      <w:r>
+        <w:br/>
+      </w:r>
+      <w:r>
+        <w:rPr>
+          <w:rFonts w:asciiTheme="minorHAnsi" w:eastAsia="Calibri" w:hAnsiTheme="minorHAnsi" w:cstheme="minorBidi"/>
+          <w:b/>
+          <w:bCs/>
+          <w:sz w:val="24"/>
+          <w:szCs w:val="24"/>
+        </w:rPr>
+        <w:t>Note:</w:t>
+      </w:r>
+      <w:r>
+        <w:rPr>
+          <w:rFonts w:asciiTheme="minorHAnsi" w:eastAsia="Calibri" w:hAnsiTheme="minorHAnsi" w:cstheme="minorBidi"/>
+          <w:sz w:val="24"/>
+          <w:szCs w:val="24"/>
+        </w:rPr>
+        <w:t xml:space="preserve"> This table completed by HERS Registry.</w:t>
+      </w:r>
+    </w:p>
+    <w:tbl>
+      <w:tblPr>
+        <w:tblStyle w:val="TableGrid1"/>
+        <w:tblW w:w="5000" w:type="pct"/>
+        <w:tblInd w:w="18" w:type="dxa"/>
+        <w:tblLook w:val="0020" w:firstRow="1" w:lastRow="0" w:firstColumn="0" w:lastColumn="0" w:noHBand="0" w:noVBand="0"/>
+      </w:tblPr>
+      <w:tblGrid>
+        <w:gridCol w:w="5401"/>
+        <w:gridCol w:w="5389"/>
+      </w:tblGrid>
+      <w:tr>
+        <w:trPr>
+          <w:trHeight w:val="284"/>
+        </w:trPr>
+        <w:tc>
+          <w:tcPr>
+            <w:tcW w:w="5548" w:type="dxa"/>
+          </w:tcPr>
+          <w:p>
+            <w:pPr>
+              <w:rPr>
+                <w:rFonts w:asciiTheme="minorHAnsi" w:hAnsiTheme="minorHAnsi" w:cstheme="minorHAnsi"/>
+                <w:sz w:val="24"/>
+                <w:szCs w:val="24"/>
+              </w:rPr>
+            </w:pPr>
+            <w:r>
+              <w:rPr>
+                <w:rFonts w:asciiTheme="minorHAnsi" w:hAnsiTheme="minorHAnsi" w:cstheme="minorHAnsi"/>
+                <w:sz w:val="24"/>
+                <w:szCs w:val="24"/>
+              </w:rPr>
+              <w:t>Project Name:</w:t>
+            </w:r>
+          </w:p>
+        </w:tc>
+        <w:tc>
+          <w:tcPr>
+            <w:tcW w:w="5522" w:type="dxa"/>
+          </w:tcPr>
+          <w:p>
+            <w:pPr>
+              <w:rPr>
+                <w:rFonts w:asciiTheme="minorHAnsi" w:hAnsiTheme="minorHAnsi" w:cstheme="minorHAnsi"/>
+                <w:sz w:val="24"/>
+                <w:szCs w:val="24"/>
+              </w:rPr>
+            </w:pPr>
+            <w:r>
+              <w:rPr>
+                <w:rFonts w:asciiTheme="minorHAnsi" w:hAnsiTheme="minorHAnsi" w:cstheme="minorHAnsi"/>
+                <w:sz w:val="24"/>
+                <w:szCs w:val="24"/>
+              </w:rPr>
+              <w:t>Enforcement Agency:</w:t>
+            </w:r>
+          </w:p>
+        </w:tc>
+      </w:tr>
+      <w:tr>
+        <w:trPr>
+          <w:trHeight w:val="284"/>
+        </w:trPr>
+        <w:tc>
+          <w:tcPr>
+            <w:tcW w:w="5548" w:type="dxa"/>
+          </w:tcPr>
+          <w:p>
+            <w:pPr>
+              <w:rPr>
+                <w:rFonts w:asciiTheme="minorHAnsi" w:hAnsiTheme="minorHAnsi" w:cstheme="minorHAnsi"/>
+                <w:sz w:val="24"/>
+                <w:szCs w:val="24"/>
+                <w:vertAlign w:val="superscript"/>
+              </w:rPr>
+            </w:pPr>
+            <w:r>
+              <w:rPr>
+                <w:rFonts w:asciiTheme="minorHAnsi" w:hAnsiTheme="minorHAnsi" w:cstheme="minorHAnsi"/>
+                <w:sz w:val="24"/>
+                <w:szCs w:val="24"/>
+              </w:rPr>
+              <w:t>Dwelling Address:</w:t>
+            </w:r>
+          </w:p>
+        </w:tc>
+        <w:tc>
+          <w:tcPr>
+            <w:tcW w:w="5522" w:type="dxa"/>
+          </w:tcPr>
+          <w:p>
+            <w:pPr>
+              <w:rPr>
+                <w:rFonts w:asciiTheme="minorHAnsi" w:hAnsiTheme="minorHAnsi" w:cstheme="minorHAnsi"/>
+                <w:sz w:val="24"/>
+                <w:szCs w:val="24"/>
+                <w:vertAlign w:val="superscript"/>
+              </w:rPr>
+            </w:pPr>
+            <w:r>
+              <w:rPr>
+                <w:rFonts w:asciiTheme="minorHAnsi" w:hAnsiTheme="minorHAnsi" w:cstheme="minorHAnsi"/>
+                <w:sz w:val="24"/>
+                <w:szCs w:val="24"/>
+              </w:rPr>
+              <w:t>Permit Number:</w:t>
+            </w:r>
+          </w:p>
+        </w:tc>
+      </w:tr>
+      <w:tr>
+        <w:trPr>
+          <w:trHeight w:val="284"/>
+        </w:trPr>
+        <w:tc>
+          <w:tcPr>
+            <w:tcW w:w="5548" w:type="dxa"/>
+          </w:tcPr>
+          <w:p>
+            <w:pPr>
+              <w:rPr>
+                <w:rFonts w:asciiTheme="minorHAnsi" w:hAnsiTheme="minorHAnsi" w:cstheme="minorHAnsi"/>
+                <w:sz w:val="24"/>
+                <w:szCs w:val="24"/>
+              </w:rPr>
+            </w:pPr>
+            <w:r>
+              <w:rPr>
+                <w:rFonts w:asciiTheme="minorHAnsi" w:hAnsiTheme="minorHAnsi" w:cstheme="minorHAnsi"/>
+                <w:sz w:val="24"/>
+                <w:szCs w:val="24"/>
+              </w:rPr>
+              <w:t>City and Zip Code:</w:t>
+            </w:r>
+          </w:p>
+        </w:tc>
+        <w:tc>
+          <w:tcPr>
+            <w:tcW w:w="5522" w:type="dxa"/>
+          </w:tcPr>
+          <w:p>
+            <w:pPr>
+              <w:rPr>
+                <w:rFonts w:asciiTheme="minorHAnsi" w:hAnsiTheme="minorHAnsi" w:cstheme="minorBidi"/>
+                <w:sz w:val="24"/>
+                <w:szCs w:val="24"/>
+              </w:rPr>
+            </w:pPr>
+            <w:r>
+              <w:rPr>
+                <w:rFonts w:ascii="Calibri" w:eastAsia="Calibri" w:hAnsi="Calibri" w:cs="Calibri"/>
+                <w:color w:val="000000" w:themeColor="text1"/>
+                <w:sz w:val="24"/>
+                <w:szCs w:val="24"/>
+              </w:rPr>
+              <w:t>Permit Application Date</w:t>
+            </w:r>
+            <w:r>
+              <w:rPr>
+                <w:rFonts w:asciiTheme="minorHAnsi" w:hAnsiTheme="minorHAnsi" w:cstheme="minorBidi"/>
+                <w:sz w:val="24"/>
+                <w:szCs w:val="24"/>
+              </w:rPr>
+              <w:t>:</w:t>
+            </w:r>
+          </w:p>
+        </w:tc>
+      </w:tr>
+    </w:tbl>
+    <w:p/>
     <w:tbl>
       <w:tblPr>
         <w:tblW w:w="5000" w:type="pct"/>
@@ -32,7 +254,7 @@
         </w:trPr>
         <w:tc>
           <w:tcPr>
-            <w:tcW w:w="11030" w:type="dxa"/>
+            <w:tcW w:w="10790" w:type="dxa"/>
             <w:gridSpan w:val="3"/>
             <w:vAlign w:val="center"/>
           </w:tcPr>
@@ -86,7 +308,7 @@
         </w:trPr>
         <w:tc>
           <w:tcPr>
-            <w:tcW w:w="475" w:type="dxa"/>
+            <w:tcW w:w="470" w:type="dxa"/>
             <w:vAlign w:val="center"/>
           </w:tcPr>
           <w:p>
@@ -111,7 +333,7 @@
         </w:tc>
         <w:tc>
           <w:tcPr>
-            <w:tcW w:w="5940" w:type="dxa"/>
+            <w:tcW w:w="5807" w:type="dxa"/>
             <w:vAlign w:val="center"/>
           </w:tcPr>
           <w:p>
@@ -121,7 +343,6 @@
                 <w:color w:val="000000"/>
                 <w:sz w:val="18"/>
                 <w:szCs w:val="18"/>
-                <w:highlight w:val="yellow"/>
               </w:rPr>
             </w:pPr>
             <w:r>
@@ -136,7 +357,7 @@
         </w:tc>
         <w:tc>
           <w:tcPr>
-            <w:tcW w:w="4615" w:type="dxa"/>
+            <w:tcW w:w="4513" w:type="dxa"/>
             <w:vAlign w:val="center"/>
           </w:tcPr>
           <w:p>
@@ -146,7 +367,6 @@
                 <w:color w:val="000000"/>
                 <w:sz w:val="18"/>
                 <w:szCs w:val="18"/>
-                <w:highlight w:val="yellow"/>
               </w:rPr>
             </w:pPr>
           </w:p>
@@ -164,7 +384,7 @@
         </w:trPr>
         <w:tc>
           <w:tcPr>
-            <w:tcW w:w="475" w:type="dxa"/>
+            <w:tcW w:w="470" w:type="dxa"/>
             <w:vAlign w:val="center"/>
           </w:tcPr>
           <w:p>
@@ -189,7 +409,7 @@
         </w:tc>
         <w:tc>
           <w:tcPr>
-            <w:tcW w:w="5940" w:type="dxa"/>
+            <w:tcW w:w="5807" w:type="dxa"/>
             <w:vAlign w:val="center"/>
           </w:tcPr>
           <w:p>
@@ -206,45 +426,13 @@
                 <w:sz w:val="18"/>
                 <w:szCs w:val="18"/>
               </w:rPr>
-              <w:t xml:space="preserve">Space Conditioning System </w:t>
-            </w:r>
-            <w:r>
-              <w:rPr>
-                <w:rFonts w:asciiTheme="minorHAnsi" w:hAnsiTheme="minorHAnsi"/>
-                <w:sz w:val="18"/>
-                <w:szCs w:val="18"/>
-              </w:rPr>
-              <w:t>Description</w:t>
-            </w:r>
-            <w:r>
-              <w:rPr>
-                <w:rFonts w:asciiTheme="minorHAnsi" w:hAnsiTheme="minorHAnsi"/>
-                <w:sz w:val="18"/>
-                <w:szCs w:val="18"/>
-              </w:rPr>
-              <w:t xml:space="preserve"> </w:t>
-            </w:r>
-            <w:r>
-              <w:rPr>
-                <w:rFonts w:asciiTheme="minorHAnsi" w:hAnsiTheme="minorHAnsi"/>
-                <w:sz w:val="18"/>
-                <w:szCs w:val="18"/>
-              </w:rPr>
-              <w:t>of</w:t>
-            </w:r>
-            <w:r>
-              <w:rPr>
-                <w:rFonts w:asciiTheme="minorHAnsi" w:hAnsiTheme="minorHAnsi"/>
-                <w:sz w:val="18"/>
-                <w:szCs w:val="18"/>
-              </w:rPr>
-              <w:t xml:space="preserve"> Area Served</w:t>
+              <w:t>Space Conditioning System Description of Area Served</w:t>
             </w:r>
           </w:p>
         </w:tc>
         <w:tc>
           <w:tcPr>
-            <w:tcW w:w="4615" w:type="dxa"/>
+            <w:tcW w:w="4513" w:type="dxa"/>
             <w:vAlign w:val="center"/>
           </w:tcPr>
           <w:p>
@@ -270,7 +458,7 @@
         </w:trPr>
         <w:tc>
           <w:tcPr>
-            <w:tcW w:w="475" w:type="dxa"/>
+            <w:tcW w:w="470" w:type="dxa"/>
             <w:vAlign w:val="center"/>
           </w:tcPr>
           <w:p>
@@ -295,7 +483,7 @@
         </w:tc>
         <w:tc>
           <w:tcPr>
-            <w:tcW w:w="5940" w:type="dxa"/>
+            <w:tcW w:w="5807" w:type="dxa"/>
             <w:vAlign w:val="center"/>
           </w:tcPr>
           <w:p>
@@ -318,7 +506,7 @@
         </w:tc>
         <w:tc>
           <w:tcPr>
-            <w:tcW w:w="4615" w:type="dxa"/>
+            <w:tcW w:w="4513" w:type="dxa"/>
             <w:vAlign w:val="center"/>
           </w:tcPr>
           <w:p>
@@ -344,7 +532,7 @@
         </w:trPr>
         <w:tc>
           <w:tcPr>
-            <w:tcW w:w="475" w:type="dxa"/>
+            <w:tcW w:w="470" w:type="dxa"/>
             <w:vAlign w:val="center"/>
           </w:tcPr>
           <w:p>
@@ -377,7 +565,7 @@
         </w:tc>
         <w:tc>
           <w:tcPr>
-            <w:tcW w:w="5940" w:type="dxa"/>
+            <w:tcW w:w="5807" w:type="dxa"/>
             <w:vAlign w:val="center"/>
           </w:tcPr>
           <w:p>
@@ -400,7 +588,7 @@
         </w:tc>
         <w:tc>
           <w:tcPr>
-            <w:tcW w:w="4615" w:type="dxa"/>
+            <w:tcW w:w="4513" w:type="dxa"/>
             <w:vAlign w:val="center"/>
           </w:tcPr>
           <w:p>
@@ -426,7 +614,7 @@
         </w:trPr>
         <w:tc>
           <w:tcPr>
-            <w:tcW w:w="475" w:type="dxa"/>
+            <w:tcW w:w="470" w:type="dxa"/>
             <w:vAlign w:val="center"/>
           </w:tcPr>
           <w:p>
@@ -459,7 +647,7 @@
         </w:tc>
         <w:tc>
           <w:tcPr>
-            <w:tcW w:w="5940" w:type="dxa"/>
+            <w:tcW w:w="5807" w:type="dxa"/>
           </w:tcPr>
           <w:p>
             <w:pPr>
@@ -486,7 +674,7 @@
         </w:tc>
         <w:tc>
           <w:tcPr>
-            <w:tcW w:w="4615" w:type="dxa"/>
+            <w:tcW w:w="4513" w:type="dxa"/>
             <w:vAlign w:val="center"/>
           </w:tcPr>
           <w:p>
@@ -512,7 +700,7 @@
         </w:trPr>
         <w:tc>
           <w:tcPr>
-            <w:tcW w:w="475" w:type="dxa"/>
+            <w:tcW w:w="470" w:type="dxa"/>
             <w:vAlign w:val="center"/>
           </w:tcPr>
           <w:p>
@@ -549,7 +737,7 @@
         </w:tc>
         <w:tc>
           <w:tcPr>
-            <w:tcW w:w="5940" w:type="dxa"/>
+            <w:tcW w:w="5807" w:type="dxa"/>
             <w:vAlign w:val="center"/>
           </w:tcPr>
           <w:p>
@@ -577,7 +765,7 @@
         </w:tc>
         <w:tc>
           <w:tcPr>
-            <w:tcW w:w="4615" w:type="dxa"/>
+            <w:tcW w:w="4513" w:type="dxa"/>
             <w:vAlign w:val="center"/>
           </w:tcPr>
           <w:p>
@@ -603,7 +791,7 @@
         </w:trPr>
         <w:tc>
           <w:tcPr>
-            <w:tcW w:w="475" w:type="dxa"/>
+            <w:tcW w:w="470" w:type="dxa"/>
             <w:vAlign w:val="center"/>
           </w:tcPr>
           <w:p>
@@ -640,7 +828,7 @@
         </w:tc>
         <w:tc>
           <w:tcPr>
-            <w:tcW w:w="5940" w:type="dxa"/>
+            <w:tcW w:w="5807" w:type="dxa"/>
             <w:vAlign w:val="center"/>
           </w:tcPr>
           <w:p>
@@ -668,7 +856,7 @@
         </w:tc>
         <w:tc>
           <w:tcPr>
-            <w:tcW w:w="4615" w:type="dxa"/>
+            <w:tcW w:w="4513" w:type="dxa"/>
             <w:vAlign w:val="center"/>
           </w:tcPr>
           <w:p>
@@ -694,7 +882,7 @@
         </w:trPr>
         <w:tc>
           <w:tcPr>
-            <w:tcW w:w="475" w:type="dxa"/>
+            <w:tcW w:w="470" w:type="dxa"/>
             <w:vAlign w:val="center"/>
           </w:tcPr>
           <w:p>
@@ -727,7 +915,7 @@
         </w:tc>
         <w:tc>
           <w:tcPr>
-            <w:tcW w:w="5940" w:type="dxa"/>
+            <w:tcW w:w="5807" w:type="dxa"/>
             <w:vAlign w:val="center"/>
           </w:tcPr>
           <w:p>
@@ -751,7 +939,7 @@
         </w:tc>
         <w:tc>
           <w:tcPr>
-            <w:tcW w:w="4615" w:type="dxa"/>
+            <w:tcW w:w="4513" w:type="dxa"/>
             <w:vAlign w:val="center"/>
           </w:tcPr>
           <w:p>
@@ -777,7 +965,7 @@
         </w:trPr>
         <w:tc>
           <w:tcPr>
-            <w:tcW w:w="475" w:type="dxa"/>
+            <w:tcW w:w="470" w:type="dxa"/>
             <w:vAlign w:val="center"/>
           </w:tcPr>
           <w:p>
@@ -810,7 +998,7 @@
         </w:tc>
         <w:tc>
           <w:tcPr>
-            <w:tcW w:w="5940" w:type="dxa"/>
+            <w:tcW w:w="5807" w:type="dxa"/>
             <w:vAlign w:val="center"/>
           </w:tcPr>
           <w:p>
@@ -834,7 +1022,7 @@
         </w:tc>
         <w:tc>
           <w:tcPr>
-            <w:tcW w:w="4615" w:type="dxa"/>
+            <w:tcW w:w="4513" w:type="dxa"/>
             <w:vAlign w:val="center"/>
           </w:tcPr>
           <w:p>
@@ -861,7 +1049,7 @@
         </w:trPr>
         <w:tc>
           <w:tcPr>
-            <w:tcW w:w="475" w:type="dxa"/>
+            <w:tcW w:w="470" w:type="dxa"/>
             <w:vAlign w:val="center"/>
           </w:tcPr>
           <w:p>
@@ -886,7 +1074,7 @@
         </w:tc>
         <w:tc>
           <w:tcPr>
-            <w:tcW w:w="5940" w:type="dxa"/>
+            <w:tcW w:w="5807" w:type="dxa"/>
             <w:vAlign w:val="center"/>
           </w:tcPr>
           <w:p>
@@ -910,7 +1098,7 @@
         </w:tc>
         <w:tc>
           <w:tcPr>
-            <w:tcW w:w="4615" w:type="dxa"/>
+            <w:tcW w:w="4513" w:type="dxa"/>
             <w:vAlign w:val="center"/>
           </w:tcPr>
           <w:p>
@@ -937,7 +1125,7 @@
         </w:trPr>
         <w:tc>
           <w:tcPr>
-            <w:tcW w:w="475" w:type="dxa"/>
+            <w:tcW w:w="470" w:type="dxa"/>
             <w:vAlign w:val="center"/>
           </w:tcPr>
           <w:p>
@@ -970,7 +1158,7 @@
         </w:tc>
         <w:tc>
           <w:tcPr>
-            <w:tcW w:w="5940" w:type="dxa"/>
+            <w:tcW w:w="5807" w:type="dxa"/>
             <w:vAlign w:val="center"/>
           </w:tcPr>
           <w:p>
@@ -1010,7 +1198,7 @@
         </w:tc>
         <w:tc>
           <w:tcPr>
-            <w:tcW w:w="4615" w:type="dxa"/>
+            <w:tcW w:w="4513" w:type="dxa"/>
             <w:vAlign w:val="center"/>
           </w:tcPr>
           <w:p>
@@ -1034,10 +1222,11 @@
         <w:trPr>
           <w:cantSplit/>
           <w:trHeight w:val="144"/>
+          <w:del w:id="0" w:author="Alhabibi, Haider@Energy" w:date="2023-11-09T15:55:00Z"/>
         </w:trPr>
         <w:tc>
           <w:tcPr>
-            <w:tcW w:w="475" w:type="dxa"/>
+            <w:tcW w:w="470" w:type="dxa"/>
             <w:vAlign w:val="center"/>
           </w:tcPr>
           <w:p>
@@ -1045,62 +1234,69 @@
               <w:pStyle w:val="FootnoteText"/>
               <w:jc w:val="center"/>
               <w:rPr>
-                <w:rFonts w:asciiTheme="minorHAnsi" w:hAnsiTheme="minorHAnsi"/>
-                <w:sz w:val="18"/>
-                <w:szCs w:val="18"/>
-              </w:rPr>
-            </w:pPr>
-            <w:r>
-              <w:rPr>
-                <w:rFonts w:asciiTheme="minorHAnsi" w:hAnsiTheme="minorHAnsi"/>
-                <w:sz w:val="18"/>
-                <w:szCs w:val="18"/>
-              </w:rPr>
-              <w:t>1</w:t>
-            </w:r>
-            <w:r>
-              <w:rPr>
-                <w:rFonts w:asciiTheme="minorHAnsi" w:hAnsiTheme="minorHAnsi"/>
-                <w:sz w:val="18"/>
-                <w:szCs w:val="18"/>
-              </w:rPr>
-              <w:t>2</w:t>
-            </w:r>
+                <w:del w:id="1" w:author="Alhabibi, Haider@Energy" w:date="2023-11-09T15:55:00Z"/>
+                <w:rFonts w:asciiTheme="minorHAnsi" w:hAnsiTheme="minorHAnsi"/>
+                <w:sz w:val="18"/>
+                <w:szCs w:val="18"/>
+              </w:rPr>
+            </w:pPr>
+            <w:del w:id="2" w:author="Alhabibi, Haider@Energy" w:date="2023-11-09T15:55:00Z">
+              <w:r>
+                <w:rPr>
+                  <w:rFonts w:asciiTheme="minorHAnsi" w:hAnsiTheme="minorHAnsi"/>
+                  <w:sz w:val="18"/>
+                  <w:szCs w:val="18"/>
+                </w:rPr>
+                <w:delText>1</w:delText>
+              </w:r>
+              <w:r>
+                <w:rPr>
+                  <w:rFonts w:asciiTheme="minorHAnsi" w:hAnsiTheme="minorHAnsi"/>
+                  <w:sz w:val="18"/>
+                  <w:szCs w:val="18"/>
+                </w:rPr>
+                <w:delText>2</w:delText>
+              </w:r>
+            </w:del>
           </w:p>
         </w:tc>
         <w:tc>
           <w:tcPr>
-            <w:tcW w:w="5940" w:type="dxa"/>
+            <w:tcW w:w="5807" w:type="dxa"/>
             <w:vAlign w:val="center"/>
           </w:tcPr>
           <w:p>
             <w:pPr>
               <w:keepNext/>
               <w:rPr>
-                <w:rFonts w:asciiTheme="minorHAnsi" w:hAnsiTheme="minorHAnsi"/>
-                <w:sz w:val="18"/>
-                <w:szCs w:val="18"/>
-              </w:rPr>
-            </w:pPr>
-            <w:r>
-              <w:rPr>
-                <w:rFonts w:asciiTheme="minorHAnsi" w:hAnsiTheme="minorHAnsi"/>
-                <w:sz w:val="18"/>
-                <w:szCs w:val="18"/>
-              </w:rPr>
-              <w:t>Central Fan Ventilation Cooling System Status</w:t>
-            </w:r>
+                <w:del w:id="3" w:author="Alhabibi, Haider@Energy" w:date="2023-11-09T15:55:00Z"/>
+                <w:rFonts w:asciiTheme="minorHAnsi" w:hAnsiTheme="minorHAnsi"/>
+                <w:sz w:val="18"/>
+                <w:szCs w:val="18"/>
+              </w:rPr>
+            </w:pPr>
+            <w:del w:id="4" w:author="Alhabibi, Haider@Energy" w:date="2023-11-09T15:55:00Z">
+              <w:r>
+                <w:rPr>
+                  <w:rFonts w:asciiTheme="minorHAnsi" w:hAnsiTheme="minorHAnsi"/>
+                  <w:sz w:val="18"/>
+                  <w:szCs w:val="18"/>
+                </w:rPr>
+                <w:delText>Central Fan Ventilation Cooling System Status</w:delText>
+              </w:r>
+            </w:del>
           </w:p>
         </w:tc>
         <w:tc>
           <w:tcPr>
-            <w:tcW w:w="4615" w:type="dxa"/>
+            <w:tcW w:w="4513" w:type="dxa"/>
             <w:vAlign w:val="center"/>
           </w:tcPr>
           <w:p>
             <w:pPr>
               <w:keepNext/>
               <w:rPr>
+                <w:del w:id="5" w:author="Alhabibi, Haider@Energy" w:date="2023-11-09T15:55:00Z"/>
                 <w:rFonts w:asciiTheme="minorHAnsi" w:hAnsiTheme="minorHAnsi"/>
                 <w:sz w:val="18"/>
                 <w:szCs w:val="18"/>
@@ -1136,8 +1332,8 @@
         <w:tblLook w:val="0000" w:firstRow="0" w:lastRow="0" w:firstColumn="0" w:lastColumn="0" w:noHBand="0" w:noVBand="0"/>
       </w:tblPr>
       <w:tblGrid>
-        <w:gridCol w:w="473"/>
-        <w:gridCol w:w="5816"/>
+        <w:gridCol w:w="474"/>
+        <w:gridCol w:w="5815"/>
         <w:gridCol w:w="4501"/>
       </w:tblGrid>
       <w:tr>
@@ -1897,7 +2093,7 @@
                 <w:sz w:val="18"/>
                 <w:szCs w:val="18"/>
               </w:rPr>
-              <w:t xml:space="preserve">MCH-23d Forced Air System Airflow Rate Measurement – </w:t>
+              <w:t>MCH-23d Forced Air System Airflow Rate Measurement –</w:t>
             </w:r>
             <w:r>
               <w:rPr>
@@ -1906,6 +2102,15 @@
                 <w:sz w:val="18"/>
                 <w:szCs w:val="18"/>
               </w:rPr>
+              <w:t xml:space="preserve">Newly Installed </w:t>
+            </w:r>
+            <w:r>
+              <w:rPr>
+                <w:rFonts w:asciiTheme="minorHAnsi" w:hAnsiTheme="minorHAnsi"/>
+                <w:b/>
+                <w:sz w:val="18"/>
+                <w:szCs w:val="18"/>
+              </w:rPr>
               <w:t xml:space="preserve">Heating Only </w:t>
             </w:r>
             <w:r>
@@ -1915,7 +2120,7 @@
                 <w:sz w:val="18"/>
                 <w:szCs w:val="18"/>
               </w:rPr>
-              <w:t>Newly Installed Non-Zoned Systems or Zoned Multi-Speed Compressor Measurement Only – No Minimum Target Requirement</w:t>
+              <w:t>Non-Zoned Systems or Zoned Multi-Speed Compressor Measurement Only – No Minimum Target Requirement</w:t>
             </w:r>
           </w:p>
         </w:tc>
@@ -2142,125 +2347,26 @@
                 <w:sz w:val="18"/>
                 <w:szCs w:val="18"/>
               </w:rPr>
-              <w:t>E</w:t>
-            </w:r>
-            <w:r>
+              <w:t>E. Central Fan Ventilation Cooling System Airflow Rate Measurement</w:t>
+            </w:r>
+          </w:p>
+          <w:p>
+            <w:pPr>
+              <w:keepNext/>
               <w:rPr>
                 <w:rFonts w:asciiTheme="minorHAnsi" w:hAnsiTheme="minorHAnsi"/>
                 <w:b/>
                 <w:sz w:val="18"/>
                 <w:szCs w:val="18"/>
               </w:rPr>
-              <w:t xml:space="preserve">. </w:t>
-            </w:r>
-            <w:r>
-              <w:rPr>
-                <w:rFonts w:asciiTheme="minorHAnsi" w:hAnsiTheme="minorHAnsi"/>
-                <w:b/>
-                <w:sz w:val="18"/>
-                <w:szCs w:val="18"/>
-              </w:rPr>
-              <w:t>Central Fan Ventilation Cooling System</w:t>
-            </w:r>
-            <w:r>
-              <w:rPr>
-                <w:rFonts w:asciiTheme="minorHAnsi" w:hAnsiTheme="minorHAnsi"/>
-                <w:b/>
-                <w:sz w:val="18"/>
-                <w:szCs w:val="18"/>
-              </w:rPr>
-              <w:t xml:space="preserve"> Airflow Rate Measurement</w:t>
-            </w:r>
-          </w:p>
-          <w:p>
-            <w:pPr>
-              <w:keepNext/>
-              <w:rPr>
-                <w:rFonts w:asciiTheme="minorHAnsi" w:hAnsiTheme="minorHAnsi"/>
-                <w:b/>
-                <w:sz w:val="18"/>
-                <w:szCs w:val="18"/>
-              </w:rPr>
-            </w:pPr>
-            <w:r>
-              <w:rPr>
-                <w:rFonts w:asciiTheme="minorHAnsi" w:hAnsiTheme="minorHAnsi"/>
-                <w:sz w:val="18"/>
-                <w:szCs w:val="18"/>
-              </w:rPr>
-              <w:t xml:space="preserve">The procedures for </w:t>
-            </w:r>
-            <w:r>
-              <w:rPr>
-                <w:rFonts w:asciiTheme="minorHAnsi" w:hAnsiTheme="minorHAnsi"/>
-                <w:sz w:val="18"/>
-                <w:szCs w:val="18"/>
-              </w:rPr>
-              <w:t>central fan ventilation cooling s</w:t>
-            </w:r>
-            <w:r>
-              <w:rPr>
-                <w:rFonts w:asciiTheme="minorHAnsi" w:hAnsiTheme="minorHAnsi"/>
-                <w:sz w:val="18"/>
-                <w:szCs w:val="18"/>
-              </w:rPr>
-              <w:t xml:space="preserve">ystem </w:t>
-            </w:r>
-            <w:r>
-              <w:rPr>
-                <w:rFonts w:asciiTheme="minorHAnsi" w:hAnsiTheme="minorHAnsi"/>
-                <w:sz w:val="18"/>
-                <w:szCs w:val="18"/>
-              </w:rPr>
-              <w:t>a</w:t>
-            </w:r>
-            <w:r>
-              <w:rPr>
-                <w:rFonts w:asciiTheme="minorHAnsi" w:hAnsiTheme="minorHAnsi"/>
-                <w:sz w:val="18"/>
-                <w:szCs w:val="18"/>
-              </w:rPr>
-              <w:t xml:space="preserve">irflow </w:t>
-            </w:r>
-            <w:r>
-              <w:rPr>
-                <w:rFonts w:asciiTheme="minorHAnsi" w:hAnsiTheme="minorHAnsi"/>
-                <w:sz w:val="18"/>
-                <w:szCs w:val="18"/>
-              </w:rPr>
-              <w:t>r</w:t>
-            </w:r>
-            <w:r>
-              <w:rPr>
-                <w:rFonts w:asciiTheme="minorHAnsi" w:hAnsiTheme="minorHAnsi"/>
-                <w:sz w:val="18"/>
-                <w:szCs w:val="18"/>
-              </w:rPr>
-              <w:t xml:space="preserve">ate </w:t>
-            </w:r>
-            <w:r>
-              <w:rPr>
-                <w:rFonts w:asciiTheme="minorHAnsi" w:hAnsiTheme="minorHAnsi"/>
-                <w:sz w:val="18"/>
-                <w:szCs w:val="18"/>
-              </w:rPr>
-              <w:t>v</w:t>
-            </w:r>
-            <w:r>
-              <w:rPr>
-                <w:rFonts w:asciiTheme="minorHAnsi" w:hAnsiTheme="minorHAnsi"/>
-                <w:sz w:val="18"/>
-                <w:szCs w:val="18"/>
-              </w:rPr>
-              <w:t>erification are specified in Reference Residential Appendix RA3.3.</w:t>
-            </w:r>
-            <w:r>
-              <w:rPr>
-                <w:rFonts w:asciiTheme="minorHAnsi" w:hAnsiTheme="minorHAnsi"/>
-                <w:sz w:val="18"/>
-                <w:szCs w:val="18"/>
-              </w:rPr>
-              <w:t>4</w:t>
+            </w:pPr>
+            <w:r>
+              <w:rPr>
+                <w:rFonts w:asciiTheme="minorHAnsi" w:hAnsiTheme="minorHAnsi"/>
+                <w:sz w:val="18"/>
+                <w:szCs w:val="18"/>
+              </w:rPr>
+              <w:t>The procedures for central fan ventilation cooling system airflow rate verification are specified in Reference Residential Appendix RA3.3.4</w:t>
             </w:r>
           </w:p>
         </w:tc>
@@ -2323,23 +2429,7 @@
                 <w:sz w:val="18"/>
                 <w:szCs w:val="18"/>
               </w:rPr>
-              <w:t xml:space="preserve">Required </w:t>
-            </w:r>
-            <w:r>
-              <w:rPr>
-                <w:rFonts w:asciiTheme="minorHAnsi" w:hAnsiTheme="minorHAnsi"/>
-                <w:sz w:val="18"/>
-                <w:szCs w:val="18"/>
-              </w:rPr>
-              <w:t xml:space="preserve">Ventilation </w:t>
-            </w:r>
-            <w:r>
-              <w:rPr>
-                <w:rFonts w:asciiTheme="minorHAnsi" w:hAnsiTheme="minorHAnsi"/>
-                <w:sz w:val="18"/>
-                <w:szCs w:val="18"/>
-              </w:rPr>
-              <w:t>System Airflow Rate (cfm)</w:t>
+              <w:t>Required Ventilation System Airflow Rate (cfm)</w:t>
             </w:r>
           </w:p>
         </w:tc>
@@ -2394,15 +2484,7 @@
                 <w:sz w:val="18"/>
                 <w:szCs w:val="18"/>
               </w:rPr>
-              <w:t>0</w:t>
-            </w:r>
-            <w:r>
-              <w:rPr>
-                <w:rFonts w:asciiTheme="minorHAnsi" w:hAnsiTheme="minorHAnsi"/>
-                <w:sz w:val="18"/>
-                <w:szCs w:val="18"/>
-              </w:rPr>
-              <w:t>2</w:t>
+              <w:t>02</w:t>
             </w:r>
           </w:p>
         </w:tc>
@@ -2426,23 +2508,7 @@
                 <w:sz w:val="18"/>
                 <w:szCs w:val="18"/>
               </w:rPr>
-              <w:t xml:space="preserve">Actual System </w:t>
-            </w:r>
-            <w:r>
-              <w:rPr>
-                <w:rFonts w:asciiTheme="minorHAnsi" w:hAnsiTheme="minorHAnsi"/>
-                <w:sz w:val="18"/>
-                <w:szCs w:val="18"/>
-              </w:rPr>
-              <w:t xml:space="preserve">Ventilation </w:t>
-            </w:r>
-            <w:r>
-              <w:rPr>
-                <w:rFonts w:asciiTheme="minorHAnsi" w:hAnsiTheme="minorHAnsi"/>
-                <w:sz w:val="18"/>
-                <w:szCs w:val="18"/>
-              </w:rPr>
-              <w:t>Airflow Rate Measurement (cfm)</w:t>
+              <w:t>Actual System Ventilation Airflow Rate Measurement (cfm)</w:t>
             </w:r>
           </w:p>
         </w:tc>
@@ -2497,15 +2563,7 @@
                 <w:sz w:val="18"/>
                 <w:szCs w:val="18"/>
               </w:rPr>
-              <w:t>0</w:t>
-            </w:r>
-            <w:r>
-              <w:rPr>
-                <w:rFonts w:asciiTheme="minorHAnsi" w:hAnsiTheme="minorHAnsi"/>
-                <w:sz w:val="18"/>
-                <w:szCs w:val="18"/>
-              </w:rPr>
-              <w:t>3</w:t>
+              <w:t>03</w:t>
             </w:r>
           </w:p>
         </w:tc>
@@ -2602,6 +2660,7 @@
                 <w:sz w:val="18"/>
                 <w:szCs w:val="18"/>
               </w:rPr>
+              <w:lastRenderedPageBreak/>
               <w:t>F</w:t>
             </w:r>
             <w:r>
@@ -2669,26 +2728,14 @@
               </w:rPr>
               <w:t xml:space="preserve">Air filters that meet the applicable requirements of Standards Section </w:t>
             </w:r>
-            <w:ins w:id="0" w:author="Alhabibi, Haider@Energy" w:date="2022-02-24T11:34:00Z">
-              <w:r>
-                <w:rPr>
-                  <w:rFonts w:asciiTheme="minorHAnsi" w:hAnsiTheme="minorHAnsi"/>
-                  <w:sz w:val="18"/>
-                  <w:szCs w:val="18"/>
-                </w:rPr>
-                <w:t xml:space="preserve">160.2(b)1 </w:t>
-              </w:r>
-            </w:ins>
-            <w:del w:id="1" w:author="Alhabibi, Haider@Energy" w:date="2022-02-24T11:34:00Z">
-              <w:r>
-                <w:rPr>
-                  <w:rFonts w:asciiTheme="minorHAnsi" w:hAnsiTheme="minorHAnsi"/>
-                  <w:sz w:val="18"/>
-                  <w:szCs w:val="18"/>
-                </w:rPr>
-                <w:delText xml:space="preserve">150.0(m)12 </w:delText>
-              </w:r>
-            </w:del>
+            <w:r>
+              <w:rPr>
+                <w:rFonts w:asciiTheme="minorHAnsi" w:hAnsiTheme="minorHAnsi"/>
+                <w:sz w:val="18"/>
+                <w:szCs w:val="18"/>
+              </w:rPr>
+              <w:t xml:space="preserve">160.2(b)1 </w:t>
+            </w:r>
             <w:r>
               <w:rPr>
                 <w:rFonts w:asciiTheme="minorHAnsi" w:hAnsiTheme="minorHAnsi"/>
@@ -2697,56 +2744,14 @@
               </w:rPr>
               <w:t xml:space="preserve">or </w:t>
             </w:r>
-            <w:ins w:id="2" w:author="Alhabibi, Haider@Energy" w:date="2022-02-24T11:34:00Z">
-              <w:del w:id="3" w:author="Moua, Cheng@Energy" w:date="2022-03-02T08:56:00Z">
-                <w:r>
-                  <w:rPr>
-                    <w:rFonts w:asciiTheme="minorHAnsi" w:hAnsiTheme="minorHAnsi"/>
-                    <w:sz w:val="18"/>
-                    <w:szCs w:val="18"/>
-                  </w:rPr>
-                  <w:delText>160.2(b)Av</w:delText>
-                </w:r>
-              </w:del>
-            </w:ins>
-            <w:ins w:id="4" w:author="Moua, Cheng@Energy" w:date="2022-03-02T08:56:00Z">
-              <w:r>
-                <w:rPr>
-                  <w:rFonts w:asciiTheme="minorHAnsi" w:hAnsiTheme="minorHAnsi"/>
-                  <w:sz w:val="18"/>
-                  <w:szCs w:val="18"/>
-                </w:rPr>
-                <w:t>160.3(b)5L</w:t>
-              </w:r>
-              <w:r>
-                <w:rPr>
-                  <w:rFonts w:asciiTheme="minorHAnsi" w:hAnsiTheme="minorHAnsi"/>
-                  <w:sz w:val="18"/>
-                  <w:szCs w:val="18"/>
-                </w:rPr>
-                <w:t xml:space="preserve"> </w:t>
-              </w:r>
-            </w:ins>
-            <w:ins w:id="5" w:author="Alhabibi, Haider@Energy" w:date="2022-02-24T11:34:00Z">
-              <w:r>
-                <w:rPr>
-                  <w:rFonts w:asciiTheme="minorHAnsi" w:hAnsiTheme="minorHAnsi"/>
-                  <w:sz w:val="18"/>
-                  <w:szCs w:val="18"/>
-                </w:rPr>
-                <w:t xml:space="preserve"> </w:t>
-              </w:r>
-            </w:ins>
-            <w:del w:id="6" w:author="Alhabibi, Haider@Energy" w:date="2022-02-24T11:34:00Z">
-              <w:r>
-                <w:rPr>
-                  <w:rFonts w:asciiTheme="minorHAnsi" w:hAnsiTheme="minorHAnsi"/>
-                  <w:sz w:val="18"/>
-                  <w:szCs w:val="18"/>
-                </w:rPr>
-                <w:delText xml:space="preserve">150.0(m)13 </w:delText>
-              </w:r>
-            </w:del>
+            <w:r>
+              <w:rPr>
+                <w:rFonts w:asciiTheme="minorHAnsi" w:hAnsiTheme="minorHAnsi"/>
+                <w:sz w:val="18"/>
+                <w:szCs w:val="18"/>
+              </w:rPr>
+              <w:t xml:space="preserve">160.3(b)5L </w:t>
+            </w:r>
             <w:r>
               <w:rPr>
                 <w:rFonts w:asciiTheme="minorHAnsi" w:hAnsiTheme="minorHAnsi"/>
@@ -3116,10 +3121,18 @@
         <w:br w:type="page"/>
       </w:r>
     </w:p>
+    <w:p>
+      <w:pPr>
+        <w:rPr>
+          <w:rFonts w:asciiTheme="minorHAnsi" w:hAnsiTheme="minorHAnsi"/>
+          <w:sz w:val="18"/>
+          <w:szCs w:val="18"/>
+        </w:rPr>
+      </w:pPr>
+    </w:p>
     <w:tbl>
       <w:tblPr>
-        <w:tblW w:w="4990" w:type="pct"/>
-        <w:tblInd w:w="-1" w:type="dxa"/>
+        <w:tblW w:w="5000" w:type="pct"/>
         <w:tblBorders>
           <w:top w:val="single" w:sz="4" w:space="0" w:color="auto"/>
           <w:left w:val="single" w:sz="4" w:space="0" w:color="auto"/>
@@ -3135,18 +3148,18 @@
         <w:tblLook w:val="0000" w:firstRow="0" w:lastRow="0" w:firstColumn="0" w:lastColumn="0" w:noHBand="0" w:noVBand="0"/>
       </w:tblPr>
       <w:tblGrid>
-        <w:gridCol w:w="5214"/>
-        <w:gridCol w:w="266"/>
-        <w:gridCol w:w="2508"/>
-        <w:gridCol w:w="2780"/>
+        <w:gridCol w:w="5167"/>
+        <w:gridCol w:w="264"/>
+        <w:gridCol w:w="2485"/>
+        <w:gridCol w:w="2874"/>
       </w:tblGrid>
       <w:tr>
         <w:trPr>
-          <w:trHeight w:val="323"/>
+          <w:trHeight w:val="206"/>
         </w:trPr>
         <w:tc>
           <w:tcPr>
-            <w:tcW w:w="10950" w:type="dxa"/>
+            <w:tcW w:w="10885" w:type="dxa"/>
             <w:gridSpan w:val="4"/>
             <w:vAlign w:val="center"/>
           </w:tcPr>
@@ -3178,19 +3191,16 @@
               </w:tabs>
               <w:suppressAutoHyphens/>
               <w:rPr>
-                <w:rFonts w:asciiTheme="minorHAnsi" w:hAnsiTheme="minorHAnsi" w:cs="Arial"/>
+                <w:rFonts w:cs="Arial"/>
                 <w:b/>
               </w:rPr>
             </w:pPr>
             <w:r>
               <w:rPr>
-                <w:rFonts w:asciiTheme="minorHAnsi" w:hAnsiTheme="minorHAnsi" w:cs="Arial"/>
+                <w:rFonts w:ascii="Calibri" w:hAnsi="Calibri" w:cs="Arial"/>
                 <w:b/>
                 <w:caps/>
-                <w:sz w:val="18"/>
-                <w:szCs w:val="18"/>
-              </w:rPr>
-              <w:lastRenderedPageBreak/>
+              </w:rPr>
               <w:t>Documentation Author's Declaration Statement</w:t>
             </w:r>
           </w:p>
@@ -3202,7 +3212,7 @@
         </w:trPr>
         <w:tc>
           <w:tcPr>
-            <w:tcW w:w="10950" w:type="dxa"/>
+            <w:tcW w:w="10885" w:type="dxa"/>
             <w:gridSpan w:val="4"/>
             <w:vAlign w:val="center"/>
           </w:tcPr>
@@ -3213,18 +3223,14 @@
                 <w:ilvl w:val="0"/>
                 <w:numId w:val="29"/>
               </w:numPr>
-              <w:ind w:left="271" w:hanging="270"/>
-              <w:rPr>
-                <w:rFonts w:asciiTheme="minorHAnsi" w:hAnsiTheme="minorHAnsi"/>
-                <w:sz w:val="18"/>
-                <w:szCs w:val="18"/>
-              </w:rPr>
-            </w:pPr>
-            <w:r>
-              <w:rPr>
-                <w:rFonts w:asciiTheme="minorHAnsi" w:hAnsiTheme="minorHAnsi"/>
-                <w:sz w:val="18"/>
-                <w:szCs w:val="18"/>
+              <w:ind w:left="360" w:hanging="270"/>
+              <w:rPr>
+                <w:rFonts w:ascii="Calibri" w:hAnsi="Calibri"/>
+              </w:rPr>
+            </w:pPr>
+            <w:r>
+              <w:rPr>
+                <w:rFonts w:ascii="Calibri" w:hAnsi="Calibri"/>
               </w:rPr>
               <w:t>I certify that this Certificate of Installation documentation is accurate and complete.</w:t>
             </w:r>
@@ -3237,23 +3243,19 @@
         </w:trPr>
         <w:tc>
           <w:tcPr>
-            <w:tcW w:w="5577" w:type="dxa"/>
+            <w:tcW w:w="5480" w:type="dxa"/>
             <w:gridSpan w:val="2"/>
           </w:tcPr>
           <w:p>
             <w:pPr>
               <w:keepNext/>
               <w:rPr>
-                <w:rFonts w:asciiTheme="minorHAnsi" w:hAnsiTheme="minorHAnsi"/>
-                <w:sz w:val="14"/>
-                <w:szCs w:val="14"/>
-              </w:rPr>
-            </w:pPr>
-            <w:r>
-              <w:rPr>
-                <w:rFonts w:asciiTheme="minorHAnsi" w:hAnsiTheme="minorHAnsi"/>
-                <w:sz w:val="14"/>
-                <w:szCs w:val="14"/>
+                <w:rFonts w:ascii="Calibri" w:hAnsi="Calibri"/>
+              </w:rPr>
+            </w:pPr>
+            <w:r>
+              <w:rPr>
+                <w:rFonts w:ascii="Calibri" w:hAnsi="Calibri"/>
               </w:rPr>
               <w:t>Documentation Author Name:</w:t>
             </w:r>
@@ -3261,23 +3263,19 @@
         </w:tc>
         <w:tc>
           <w:tcPr>
-            <w:tcW w:w="5373" w:type="dxa"/>
+            <w:tcW w:w="5405" w:type="dxa"/>
             <w:gridSpan w:val="2"/>
           </w:tcPr>
           <w:p>
             <w:pPr>
               <w:keepNext/>
               <w:rPr>
-                <w:rFonts w:asciiTheme="minorHAnsi" w:hAnsiTheme="minorHAnsi"/>
-                <w:sz w:val="14"/>
-                <w:szCs w:val="14"/>
-              </w:rPr>
-            </w:pPr>
-            <w:r>
-              <w:rPr>
-                <w:rFonts w:asciiTheme="minorHAnsi" w:hAnsiTheme="minorHAnsi"/>
-                <w:sz w:val="14"/>
-                <w:szCs w:val="14"/>
+                <w:rFonts w:ascii="Calibri" w:hAnsi="Calibri"/>
+              </w:rPr>
+            </w:pPr>
+            <w:r>
+              <w:rPr>
+                <w:rFonts w:ascii="Calibri" w:hAnsi="Calibri"/>
               </w:rPr>
               <w:t>Documentation Author Signature:</w:t>
             </w:r>
@@ -3290,23 +3288,19 @@
         </w:trPr>
         <w:tc>
           <w:tcPr>
-            <w:tcW w:w="5577" w:type="dxa"/>
+            <w:tcW w:w="5480" w:type="dxa"/>
             <w:gridSpan w:val="2"/>
           </w:tcPr>
           <w:p>
             <w:pPr>
               <w:keepNext/>
               <w:rPr>
-                <w:rFonts w:asciiTheme="minorHAnsi" w:hAnsiTheme="minorHAnsi"/>
-                <w:sz w:val="14"/>
-                <w:szCs w:val="14"/>
-              </w:rPr>
-            </w:pPr>
-            <w:r>
-              <w:rPr>
-                <w:rFonts w:asciiTheme="minorHAnsi" w:hAnsiTheme="minorHAnsi"/>
-                <w:sz w:val="14"/>
-                <w:szCs w:val="14"/>
+                <w:rFonts w:ascii="Calibri" w:hAnsi="Calibri"/>
+              </w:rPr>
+            </w:pPr>
+            <w:r>
+              <w:rPr>
+                <w:rFonts w:ascii="Calibri" w:hAnsi="Calibri"/>
               </w:rPr>
               <w:t>Documentation Author Company Name:</w:t>
             </w:r>
@@ -3314,23 +3308,19 @@
         </w:tc>
         <w:tc>
           <w:tcPr>
-            <w:tcW w:w="5373" w:type="dxa"/>
+            <w:tcW w:w="5405" w:type="dxa"/>
             <w:gridSpan w:val="2"/>
           </w:tcPr>
           <w:p>
             <w:pPr>
               <w:keepNext/>
               <w:rPr>
-                <w:rFonts w:asciiTheme="minorHAnsi" w:hAnsiTheme="minorHAnsi"/>
-                <w:sz w:val="14"/>
-                <w:szCs w:val="14"/>
-              </w:rPr>
-            </w:pPr>
-            <w:r>
-              <w:rPr>
-                <w:rFonts w:asciiTheme="minorHAnsi" w:hAnsiTheme="minorHAnsi"/>
-                <w:sz w:val="14"/>
-                <w:szCs w:val="14"/>
+                <w:rFonts w:ascii="Calibri" w:hAnsi="Calibri"/>
+              </w:rPr>
+            </w:pPr>
+            <w:r>
+              <w:rPr>
+                <w:rFonts w:ascii="Calibri" w:hAnsi="Calibri"/>
               </w:rPr>
               <w:t>Date Signed:</w:t>
             </w:r>
@@ -3343,23 +3333,19 @@
         </w:trPr>
         <w:tc>
           <w:tcPr>
-            <w:tcW w:w="5577" w:type="dxa"/>
+            <w:tcW w:w="5480" w:type="dxa"/>
             <w:gridSpan w:val="2"/>
           </w:tcPr>
           <w:p>
             <w:pPr>
               <w:keepNext/>
               <w:rPr>
-                <w:rFonts w:asciiTheme="minorHAnsi" w:hAnsiTheme="minorHAnsi"/>
-                <w:sz w:val="14"/>
-                <w:szCs w:val="14"/>
-              </w:rPr>
-            </w:pPr>
-            <w:r>
-              <w:rPr>
-                <w:rFonts w:asciiTheme="minorHAnsi" w:hAnsiTheme="minorHAnsi"/>
-                <w:sz w:val="14"/>
-                <w:szCs w:val="14"/>
+                <w:rFonts w:ascii="Calibri" w:hAnsi="Calibri"/>
+              </w:rPr>
+            </w:pPr>
+            <w:r>
+              <w:rPr>
+                <w:rFonts w:ascii="Calibri" w:hAnsi="Calibri"/>
               </w:rPr>
               <w:t>Address:</w:t>
             </w:r>
@@ -3367,41 +3353,21 @@
         </w:tc>
         <w:tc>
           <w:tcPr>
-            <w:tcW w:w="5373" w:type="dxa"/>
+            <w:tcW w:w="5405" w:type="dxa"/>
             <w:gridSpan w:val="2"/>
           </w:tcPr>
           <w:p>
             <w:pPr>
               <w:keepNext/>
               <w:rPr>
-                <w:rFonts w:asciiTheme="minorHAnsi" w:hAnsiTheme="minorHAnsi"/>
-                <w:sz w:val="14"/>
-                <w:szCs w:val="14"/>
-              </w:rPr>
-            </w:pPr>
-            <w:r>
-              <w:rPr>
-                <w:rFonts w:asciiTheme="minorHAnsi" w:hAnsiTheme="minorHAnsi"/>
-                <w:sz w:val="14"/>
-                <w:szCs w:val="14"/>
-              </w:rPr>
-              <w:t>CEA/HERS Certification Identification (</w:t>
-            </w:r>
-            <w:r>
-              <w:rPr>
-                <w:rFonts w:asciiTheme="minorHAnsi" w:hAnsiTheme="minorHAnsi"/>
-                <w:sz w:val="14"/>
-                <w:szCs w:val="14"/>
-              </w:rPr>
-              <w:t>i</w:t>
-            </w:r>
-            <w:r>
-              <w:rPr>
-                <w:rFonts w:asciiTheme="minorHAnsi" w:hAnsiTheme="minorHAnsi"/>
-                <w:sz w:val="14"/>
-                <w:szCs w:val="14"/>
-              </w:rPr>
-              <w:t>f applicable):</w:t>
+                <w:rFonts w:ascii="Calibri" w:hAnsi="Calibri"/>
+              </w:rPr>
+            </w:pPr>
+            <w:r>
+              <w:rPr>
+                <w:rFonts w:ascii="Calibri" w:hAnsi="Calibri"/>
+              </w:rPr>
+              <w:t>CEA/HERS Certification Identification (If applicable):</w:t>
             </w:r>
           </w:p>
         </w:tc>
@@ -3412,23 +3378,19 @@
         </w:trPr>
         <w:tc>
           <w:tcPr>
-            <w:tcW w:w="5577" w:type="dxa"/>
+            <w:tcW w:w="5480" w:type="dxa"/>
             <w:gridSpan w:val="2"/>
           </w:tcPr>
           <w:p>
             <w:pPr>
               <w:keepNext/>
               <w:rPr>
-                <w:rFonts w:asciiTheme="minorHAnsi" w:hAnsiTheme="minorHAnsi"/>
-                <w:sz w:val="14"/>
-                <w:szCs w:val="14"/>
-              </w:rPr>
-            </w:pPr>
-            <w:r>
-              <w:rPr>
-                <w:rFonts w:asciiTheme="minorHAnsi" w:hAnsiTheme="minorHAnsi"/>
-                <w:sz w:val="14"/>
-                <w:szCs w:val="14"/>
+                <w:rFonts w:ascii="Calibri" w:hAnsi="Calibri"/>
+              </w:rPr>
+            </w:pPr>
+            <w:r>
+              <w:rPr>
+                <w:rFonts w:ascii="Calibri" w:hAnsi="Calibri"/>
               </w:rPr>
               <w:t>City/State/Zip:</w:t>
             </w:r>
@@ -3436,23 +3398,19 @@
         </w:tc>
         <w:tc>
           <w:tcPr>
-            <w:tcW w:w="5373" w:type="dxa"/>
+            <w:tcW w:w="5405" w:type="dxa"/>
             <w:gridSpan w:val="2"/>
           </w:tcPr>
           <w:p>
             <w:pPr>
               <w:keepNext/>
               <w:rPr>
-                <w:rFonts w:asciiTheme="minorHAnsi" w:hAnsiTheme="minorHAnsi"/>
-                <w:sz w:val="14"/>
-                <w:szCs w:val="14"/>
-              </w:rPr>
-            </w:pPr>
-            <w:r>
-              <w:rPr>
-                <w:rFonts w:asciiTheme="minorHAnsi" w:hAnsiTheme="minorHAnsi"/>
-                <w:sz w:val="14"/>
-                <w:szCs w:val="14"/>
+                <w:rFonts w:ascii="Calibri" w:hAnsi="Calibri"/>
+              </w:rPr>
+            </w:pPr>
+            <w:r>
+              <w:rPr>
+                <w:rFonts w:ascii="Calibri" w:hAnsi="Calibri"/>
               </w:rPr>
               <w:t>Phone:</w:t>
             </w:r>
@@ -3471,7 +3429,7 @@
         </w:trPr>
         <w:tc>
           <w:tcPr>
-            <w:tcW w:w="10950" w:type="dxa"/>
+            <w:tcW w:w="10885" w:type="dxa"/>
             <w:gridSpan w:val="4"/>
             <w:vAlign w:val="center"/>
           </w:tcPr>
@@ -3503,18 +3461,14 @@
               </w:tabs>
               <w:suppressAutoHyphens/>
               <w:rPr>
-                <w:rFonts w:asciiTheme="minorHAnsi" w:hAnsiTheme="minorHAnsi"/>
-                <w:sz w:val="18"/>
-                <w:szCs w:val="18"/>
-              </w:rPr>
-            </w:pPr>
-            <w:r>
-              <w:rPr>
-                <w:rFonts w:asciiTheme="minorHAnsi" w:hAnsiTheme="minorHAnsi" w:cs="Arial"/>
+                <w:rFonts w:ascii="Calibri" w:hAnsi="Calibri"/>
+              </w:rPr>
+            </w:pPr>
+            <w:r>
+              <w:rPr>
+                <w:rFonts w:ascii="Calibri" w:hAnsi="Calibri" w:cs="Arial"/>
                 <w:b/>
                 <w:caps/>
-                <w:sz w:val="18"/>
-                <w:szCs w:val="18"/>
               </w:rPr>
               <w:t xml:space="preserve">Responsible Person's Declaration statement  </w:t>
             </w:r>
@@ -3533,220 +3487,155 @@
         </w:trPr>
         <w:tc>
           <w:tcPr>
-            <w:tcW w:w="10950" w:type="dxa"/>
+            <w:tcW w:w="10885" w:type="dxa"/>
             <w:gridSpan w:val="4"/>
           </w:tcPr>
           <w:p>
             <w:pPr>
               <w:keepNext/>
-              <w:tabs>
-                <w:tab w:val="left" w:pos="-2600"/>
-              </w:tabs>
-              <w:ind w:right="86"/>
-              <w:outlineLvl w:val="2"/>
-              <w:rPr>
-                <w:rFonts w:asciiTheme="minorHAnsi" w:hAnsiTheme="minorHAnsi"/>
-                <w:sz w:val="18"/>
-                <w:szCs w:val="18"/>
-              </w:rPr>
-            </w:pPr>
-            <w:r>
-              <w:rPr>
-                <w:rFonts w:asciiTheme="minorHAnsi" w:hAnsiTheme="minorHAnsi"/>
-                <w:sz w:val="18"/>
-                <w:szCs w:val="18"/>
-              </w:rPr>
-              <w:t xml:space="preserve">I certify the following under penalty of perjury, under the laws of the State of California: </w:t>
-            </w:r>
-          </w:p>
-          <w:p>
-            <w:pPr>
-              <w:pStyle w:val="Heading3"/>
+              <w:rPr>
+                <w:rFonts w:ascii="Calibri" w:hAnsi="Calibri"/>
+              </w:rPr>
+            </w:pPr>
+            <w:r>
+              <w:rPr>
+                <w:rFonts w:ascii="Calibri" w:hAnsi="Calibri"/>
+              </w:rPr>
+              <w:t>I certify the following under penalty of perjury, under the laws of the State of California:</w:t>
+            </w:r>
+          </w:p>
+          <w:p>
+            <w:pPr>
               <w:numPr>
                 <w:ilvl w:val="0"/>
-                <w:numId w:val="37"/>
+                <w:numId w:val="40"/>
               </w:numPr>
-              <w:spacing w:before="0"/>
-              <w:ind w:right="90"/>
-              <w:rPr>
-                <w:rFonts w:asciiTheme="minorHAnsi" w:hAnsiTheme="minorHAnsi"/>
-                <w:b/>
+              <w:ind w:left="865" w:hanging="360"/>
+              <w:contextualSpacing/>
+              <w:rPr>
+                <w:rFonts w:asciiTheme="minorHAnsi" w:hAnsiTheme="minorHAnsi" w:cstheme="minorBidi"/>
                 <w:caps/>
-                <w:sz w:val="18"/>
-                <w:szCs w:val="18"/>
-              </w:rPr>
-            </w:pPr>
-            <w:r>
-              <w:rPr>
-                <w:rFonts w:asciiTheme="minorHAnsi" w:hAnsiTheme="minorHAnsi"/>
-                <w:sz w:val="18"/>
-                <w:szCs w:val="18"/>
-              </w:rPr>
-              <w:t xml:space="preserve">The information provided on this Certificate of Installation is true and correct. </w:t>
-            </w:r>
-          </w:p>
-          <w:p>
-            <w:pPr>
-              <w:pStyle w:val="Heading3"/>
+              </w:rPr>
+            </w:pPr>
+            <w:r>
+              <w:rPr>
+                <w:rFonts w:asciiTheme="minorHAnsi" w:hAnsiTheme="minorHAnsi" w:cstheme="minorBidi"/>
+              </w:rPr>
+              <w:t xml:space="preserve">The information provided on this certificate of installation is true and correct. </w:t>
+            </w:r>
+          </w:p>
+          <w:p>
+            <w:pPr>
               <w:numPr>
                 <w:ilvl w:val="0"/>
-                <w:numId w:val="37"/>
+                <w:numId w:val="40"/>
               </w:numPr>
-              <w:spacing w:before="0"/>
-              <w:ind w:right="90"/>
-              <w:rPr>
-                <w:rFonts w:asciiTheme="minorHAnsi" w:hAnsiTheme="minorHAnsi"/>
-                <w:b/>
+              <w:ind w:left="865" w:hanging="360"/>
+              <w:contextualSpacing/>
+              <w:rPr>
+                <w:rFonts w:asciiTheme="minorHAnsi" w:hAnsiTheme="minorHAnsi" w:cstheme="minorHAnsi"/>
                 <w:caps/>
-                <w:sz w:val="18"/>
-              </w:rPr>
-            </w:pPr>
-            <w:r>
-              <w:rPr>
-                <w:rFonts w:asciiTheme="minorHAnsi" w:hAnsiTheme="minorHAnsi"/>
-                <w:snapToGrid w:val="0"/>
-                <w:sz w:val="18"/>
-                <w:szCs w:val="18"/>
-              </w:rPr>
-              <w:t xml:space="preserve">I am either: a) a responsible person eligible under Division 3 of the Business and Professions Code </w:t>
-            </w:r>
-            <w:r>
-              <w:rPr>
-                <w:rFonts w:asciiTheme="minorHAnsi" w:hAnsiTheme="minorHAnsi"/>
-                <w:sz w:val="18"/>
-                <w:szCs w:val="18"/>
-              </w:rPr>
-              <w:t xml:space="preserve">in the applicable classification to accept responsibility for the system design, construction, or installation </w:t>
-            </w:r>
-            <w:r>
-              <w:rPr>
-                <w:rFonts w:asciiTheme="minorHAnsi" w:hAnsiTheme="minorHAnsi"/>
-                <w:snapToGrid w:val="0"/>
-                <w:sz w:val="18"/>
-                <w:szCs w:val="18"/>
-              </w:rPr>
-              <w:t xml:space="preserve">of features, materials, components, or manufactured devices </w:t>
-            </w:r>
-            <w:r>
-              <w:rPr>
-                <w:rFonts w:asciiTheme="minorHAnsi" w:hAnsiTheme="minorHAnsi"/>
-                <w:sz w:val="18"/>
-                <w:szCs w:val="18"/>
-              </w:rPr>
-              <w:t xml:space="preserve">for the scope of work identified on this Certificate of Installation </w:t>
-            </w:r>
-            <w:r>
-              <w:rPr>
-                <w:rFonts w:asciiTheme="minorHAnsi" w:hAnsiTheme="minorHAnsi"/>
-                <w:snapToGrid w:val="0"/>
-                <w:sz w:val="18"/>
-                <w:szCs w:val="18"/>
-              </w:rPr>
-              <w:t>and attest to the declarations in this statement</w:t>
-            </w:r>
-            <w:r>
-              <w:rPr>
-                <w:rFonts w:asciiTheme="minorHAnsi" w:hAnsiTheme="minorHAnsi"/>
-                <w:sz w:val="18"/>
-                <w:szCs w:val="18"/>
-              </w:rPr>
-              <w:t>, or b) I am an authorized representative of the responsible person and attest to the declarations in this statement on the responsible person’s behalf</w:t>
-            </w:r>
-            <w:r>
-              <w:rPr>
-                <w:rFonts w:asciiTheme="minorHAnsi" w:eastAsia="Calibri" w:hAnsiTheme="minorHAnsi"/>
-                <w:sz w:val="18"/>
-                <w:szCs w:val="18"/>
-              </w:rPr>
-              <w:t>.</w:t>
-            </w:r>
-          </w:p>
-          <w:p>
-            <w:pPr>
-              <w:pStyle w:val="ListParagraph"/>
+              </w:rPr>
+            </w:pPr>
+            <w:r>
+              <w:rPr>
+                <w:rFonts w:asciiTheme="minorHAnsi" w:hAnsiTheme="minorHAnsi" w:cstheme="minorHAnsi"/>
+              </w:rPr>
+              <w:t>I am either: a) a responsible person eligible under division 3 of the business and professions code in the applicable classification to accept responsibility for the system design, construction, or installation of features, materials, components, or manufactured devices for the scope of work identified on this certificate of installation, and attest to the declarations in this statement, or b) I am an authorized representative of the responsible person and attest to the declarations in this statement on the responsible person’s behalf.</w:t>
+            </w:r>
+          </w:p>
+          <w:p>
+            <w:pPr>
               <w:numPr>
                 <w:ilvl w:val="0"/>
-                <w:numId w:val="37"/>
+                <w:numId w:val="40"/>
               </w:numPr>
-            </w:pPr>
-            <w:r>
-              <w:rPr>
-                <w:rFonts w:asciiTheme="minorHAnsi" w:hAnsiTheme="minorHAnsi"/>
-                <w:sz w:val="18"/>
-                <w:szCs w:val="18"/>
-              </w:rPr>
-              <w:t>The constructed or installed features, materials, components or manufactured devices (the installation) identified on this Certificate of Installation conforms to all applicable codes and regulations and the installation conforms to the requirements given on the Certificate of Compliance, plans, and specifications approved by the enforcement agency</w:t>
-            </w:r>
-            <w:r>
-              <w:rPr>
-                <w:rFonts w:asciiTheme="minorHAnsi" w:eastAsia="Calibri" w:hAnsiTheme="minorHAnsi" w:cs="TimesNewRomanPSMT"/>
-                <w:sz w:val="18"/>
-                <w:szCs w:val="18"/>
-              </w:rPr>
-              <w:t>.</w:t>
-            </w:r>
-          </w:p>
-          <w:p>
-            <w:pPr>
-              <w:keepNext/>
+              <w:ind w:left="865" w:hanging="360"/>
+              <w:contextualSpacing/>
+              <w:rPr>
+                <w:rFonts w:asciiTheme="minorHAnsi" w:hAnsiTheme="minorHAnsi" w:cstheme="minorHAnsi"/>
+                <w:caps/>
+              </w:rPr>
+            </w:pPr>
+            <w:r>
+              <w:rPr>
+                <w:rFonts w:asciiTheme="minorHAnsi" w:hAnsiTheme="minorHAnsi" w:cstheme="minorHAnsi"/>
+              </w:rPr>
+              <w:t xml:space="preserve">The constructed or installed features, materials, </w:t>
+            </w:r>
+            <w:proofErr w:type="gramStart"/>
+            <w:r>
+              <w:rPr>
+                <w:rFonts w:asciiTheme="minorHAnsi" w:hAnsiTheme="minorHAnsi" w:cstheme="minorHAnsi"/>
+              </w:rPr>
+              <w:t>components</w:t>
+            </w:r>
+            <w:proofErr w:type="gramEnd"/>
+            <w:r>
+              <w:rPr>
+                <w:rFonts w:asciiTheme="minorHAnsi" w:hAnsiTheme="minorHAnsi" w:cstheme="minorHAnsi"/>
+              </w:rPr>
+              <w:t xml:space="preserve"> or manufactured devices (the installation) identified on this certificate of installation conforms to all applicable codes and regulations and the installation conforms to the requirements given on the certificate of compliance, plans, and specifications approved by the enforcement agency.</w:t>
+            </w:r>
+          </w:p>
+          <w:p>
+            <w:pPr>
               <w:numPr>
                 <w:ilvl w:val="0"/>
-                <w:numId w:val="37"/>
+                <w:numId w:val="40"/>
               </w:numPr>
-              <w:autoSpaceDE w:val="0"/>
-              <w:autoSpaceDN w:val="0"/>
-              <w:adjustRightInd w:val="0"/>
-              <w:ind w:right="90"/>
-            </w:pPr>
-            <w:r>
-              <w:rPr>
-                <w:rFonts w:asciiTheme="minorHAnsi" w:hAnsiTheme="minorHAnsi"/>
-                <w:sz w:val="18"/>
-                <w:szCs w:val="18"/>
+              <w:ind w:left="865" w:hanging="360"/>
+              <w:contextualSpacing/>
+              <w:rPr>
+                <w:rFonts w:asciiTheme="minorHAnsi" w:hAnsiTheme="minorHAnsi" w:cstheme="minorHAnsi"/>
+                <w:caps/>
+              </w:rPr>
+            </w:pPr>
+            <w:r>
+              <w:rPr>
+                <w:rFonts w:asciiTheme="minorHAnsi" w:hAnsiTheme="minorHAnsi" w:cstheme="minorHAnsi"/>
               </w:rPr>
               <w:t xml:space="preserve">I understand that a HERS rater will check the installation to verify compliance and if such checking determines the installation fails to comply, I am required to offer any necessary corrective action at no charge to the building owner.  </w:t>
             </w:r>
           </w:p>
           <w:p>
             <w:pPr>
-              <w:pStyle w:val="ListParagraph"/>
-              <w:keepNext/>
               <w:numPr>
                 <w:ilvl w:val="0"/>
-                <w:numId w:val="37"/>
+                <w:numId w:val="40"/>
               </w:numPr>
-              <w:autoSpaceDE w:val="0"/>
-              <w:autoSpaceDN w:val="0"/>
-              <w:adjustRightInd w:val="0"/>
-              <w:rPr>
+              <w:ind w:left="865" w:hanging="360"/>
+              <w:contextualSpacing/>
+              <w:rPr>
+                <w:rFonts w:asciiTheme="minorHAnsi" w:hAnsiTheme="minorHAnsi" w:cstheme="minorBidi"/>
+                <w:caps/>
+              </w:rPr>
+            </w:pPr>
+            <w:r>
+              <w:rPr>
+                <w:rFonts w:asciiTheme="minorHAnsi" w:hAnsiTheme="minorHAnsi" w:cstheme="minorBidi"/>
+              </w:rPr>
+              <w:t xml:space="preserve">I understand that a registered copy of this certificate of installation shall be posted or made available with the building permit(s) issued for the building and made available to the enforcement agency for all applicable inspections, and I will take the necessary steps to ensure this requirement is accomplished. </w:t>
+            </w:r>
+          </w:p>
+          <w:p>
+            <w:pPr>
+              <w:numPr>
+                <w:ilvl w:val="0"/>
+                <w:numId w:val="40"/>
+              </w:numPr>
+              <w:ind w:left="865" w:hanging="360"/>
+              <w:contextualSpacing/>
+              <w:rPr>
+                <w:rFonts w:ascii="Calibri" w:hAnsi="Calibri"/>
                 <w:b/>
               </w:rPr>
             </w:pPr>
             <w:r>
               <w:rPr>
-                <w:rFonts w:asciiTheme="minorHAnsi" w:hAnsiTheme="minorHAnsi"/>
-                <w:sz w:val="18"/>
-                <w:szCs w:val="18"/>
-              </w:rPr>
-              <w:t xml:space="preserve">I will ensure that a registered copy of this Certificate of Installation shall be </w:t>
-            </w:r>
-            <w:proofErr w:type="gramStart"/>
-            <w:r>
-              <w:rPr>
-                <w:rFonts w:asciiTheme="minorHAnsi" w:hAnsiTheme="minorHAnsi"/>
-                <w:sz w:val="18"/>
-                <w:szCs w:val="18"/>
-              </w:rPr>
-              <w:t>posted, or</w:t>
-            </w:r>
-            <w:proofErr w:type="gramEnd"/>
-            <w:r>
-              <w:rPr>
-                <w:rFonts w:asciiTheme="minorHAnsi" w:hAnsiTheme="minorHAnsi"/>
-                <w:sz w:val="18"/>
-                <w:szCs w:val="18"/>
-              </w:rPr>
-              <w:t xml:space="preserve"> made available with the building permit(s) issued for the building, and made available to the enforcement agency for all applicable inspections. I understand that a registered copy of this Certificate of Installation is required to be included with the documentation the builder provides to the building owner at occupancy.</w:t>
+                <w:rFonts w:asciiTheme="minorHAnsi" w:hAnsiTheme="minorHAnsi" w:cstheme="minorBidi"/>
+              </w:rPr>
+              <w:t>I understand that a registered copy of this certificate of installation is required to be included with the documentation the builder provides to the building owner at occupancy, and I will take the necessary steps to ensure this requirement is accomplished.</w:t>
             </w:r>
           </w:p>
         </w:tc>
@@ -3763,7 +3652,7 @@
         </w:trPr>
         <w:tc>
           <w:tcPr>
-            <w:tcW w:w="5307" w:type="dxa"/>
+            <w:tcW w:w="5214" w:type="dxa"/>
           </w:tcPr>
           <w:p>
             <w:pPr>
@@ -3795,16 +3684,12 @@
               <w:spacing w:after="60"/>
               <w:ind w:right="90"/>
               <w:rPr>
-                <w:rFonts w:asciiTheme="minorHAnsi" w:hAnsiTheme="minorHAnsi"/>
-                <w:sz w:val="14"/>
-                <w:szCs w:val="14"/>
-              </w:rPr>
-            </w:pPr>
-            <w:r>
-              <w:rPr>
-                <w:rFonts w:asciiTheme="minorHAnsi" w:hAnsiTheme="minorHAnsi"/>
-                <w:sz w:val="14"/>
-                <w:szCs w:val="14"/>
+                <w:rFonts w:ascii="Calibri" w:hAnsi="Calibri"/>
+              </w:rPr>
+            </w:pPr>
+            <w:r>
+              <w:rPr>
+                <w:rFonts w:ascii="Calibri" w:hAnsi="Calibri"/>
               </w:rPr>
               <w:t>Responsible Builder/Installer Name:</w:t>
             </w:r>
@@ -3812,7 +3697,7 @@
         </w:tc>
         <w:tc>
           <w:tcPr>
-            <w:tcW w:w="5643" w:type="dxa"/>
+            <w:tcW w:w="5671" w:type="dxa"/>
             <w:gridSpan w:val="3"/>
           </w:tcPr>
           <w:p>
@@ -3845,16 +3730,12 @@
               <w:spacing w:after="60"/>
               <w:ind w:right="90"/>
               <w:rPr>
-                <w:rFonts w:asciiTheme="minorHAnsi" w:hAnsiTheme="minorHAnsi"/>
-                <w:sz w:val="14"/>
-                <w:szCs w:val="14"/>
-              </w:rPr>
-            </w:pPr>
-            <w:r>
-              <w:rPr>
-                <w:rFonts w:asciiTheme="minorHAnsi" w:hAnsiTheme="minorHAnsi"/>
-                <w:sz w:val="14"/>
-                <w:szCs w:val="14"/>
+                <w:rFonts w:ascii="Calibri" w:hAnsi="Calibri"/>
+              </w:rPr>
+            </w:pPr>
+            <w:r>
+              <w:rPr>
+                <w:rFonts w:ascii="Calibri" w:hAnsi="Calibri"/>
               </w:rPr>
               <w:t>Responsible Builder/Installer Signature:</w:t>
             </w:r>
@@ -3873,13 +3754,7 @@
         </w:trPr>
         <w:tc>
           <w:tcPr>
-            <w:tcW w:w="5307" w:type="dxa"/>
-            <w:tcBorders>
-              <w:top w:val="single" w:sz="4" w:space="0" w:color="auto"/>
-              <w:left w:val="single" w:sz="4" w:space="0" w:color="auto"/>
-              <w:bottom w:val="single" w:sz="4" w:space="0" w:color="auto"/>
-              <w:right w:val="single" w:sz="4" w:space="0" w:color="auto"/>
-            </w:tcBorders>
+            <w:tcW w:w="5214" w:type="dxa"/>
           </w:tcPr>
           <w:p>
             <w:pPr>
@@ -3911,31 +3786,35 @@
               <w:spacing w:after="60"/>
               <w:ind w:right="90"/>
               <w:rPr>
-                <w:rFonts w:asciiTheme="minorHAnsi" w:hAnsiTheme="minorHAnsi"/>
-                <w:sz w:val="14"/>
-                <w:szCs w:val="14"/>
-              </w:rPr>
-            </w:pPr>
-            <w:r>
-              <w:rPr>
-                <w:rFonts w:asciiTheme="minorHAnsi" w:hAnsiTheme="minorHAnsi"/>
-                <w:sz w:val="14"/>
-                <w:szCs w:val="14"/>
-              </w:rPr>
-              <w:t>Company Name: (Installing Subcontractor or General Contractor or Builder/Owner)</w:t>
+                <w:rFonts w:ascii="Calibri" w:hAnsi="Calibri"/>
+              </w:rPr>
+            </w:pPr>
+            <w:r>
+              <w:rPr>
+                <w:rFonts w:ascii="Calibri" w:hAnsi="Calibri"/>
+              </w:rPr>
+              <w:t>Company Name</w:t>
+            </w:r>
+            <w:proofErr w:type="gramStart"/>
+            <w:r>
+              <w:rPr>
+                <w:rFonts w:ascii="Calibri" w:hAnsi="Calibri"/>
+              </w:rPr>
+              <w:t>:  (</w:t>
+            </w:r>
+            <w:proofErr w:type="gramEnd"/>
+            <w:r>
+              <w:rPr>
+                <w:rFonts w:ascii="Calibri" w:hAnsi="Calibri"/>
+              </w:rPr>
+              <w:t>Installing Subcontractor or General Contractor or Builder/Owner)</w:t>
             </w:r>
           </w:p>
         </w:tc>
         <w:tc>
           <w:tcPr>
-            <w:tcW w:w="5643" w:type="dxa"/>
+            <w:tcW w:w="5671" w:type="dxa"/>
             <w:gridSpan w:val="3"/>
-            <w:tcBorders>
-              <w:top w:val="single" w:sz="4" w:space="0" w:color="auto"/>
-              <w:left w:val="single" w:sz="4" w:space="0" w:color="auto"/>
-              <w:bottom w:val="single" w:sz="4" w:space="0" w:color="auto"/>
-              <w:right w:val="single" w:sz="4" w:space="0" w:color="auto"/>
-            </w:tcBorders>
           </w:tcPr>
           <w:p>
             <w:pPr>
@@ -3967,16 +3846,12 @@
               <w:spacing w:after="60"/>
               <w:ind w:right="90"/>
               <w:rPr>
-                <w:rFonts w:asciiTheme="minorHAnsi" w:hAnsiTheme="minorHAnsi"/>
-                <w:sz w:val="14"/>
-                <w:szCs w:val="14"/>
-              </w:rPr>
-            </w:pPr>
-            <w:r>
-              <w:rPr>
-                <w:rFonts w:asciiTheme="minorHAnsi" w:hAnsiTheme="minorHAnsi"/>
-                <w:sz w:val="14"/>
-                <w:szCs w:val="14"/>
+                <w:rFonts w:ascii="Calibri" w:hAnsi="Calibri"/>
+              </w:rPr>
+            </w:pPr>
+            <w:r>
+              <w:rPr>
+                <w:rFonts w:ascii="Calibri" w:hAnsi="Calibri"/>
               </w:rPr>
               <w:t>Position With Company (Title):</w:t>
             </w:r>
@@ -3995,13 +3870,7 @@
         </w:trPr>
         <w:tc>
           <w:tcPr>
-            <w:tcW w:w="5307" w:type="dxa"/>
-            <w:tcBorders>
-              <w:top w:val="single" w:sz="4" w:space="0" w:color="auto"/>
-              <w:left w:val="single" w:sz="4" w:space="0" w:color="auto"/>
-              <w:bottom w:val="single" w:sz="4" w:space="0" w:color="auto"/>
-              <w:right w:val="single" w:sz="4" w:space="0" w:color="auto"/>
-            </w:tcBorders>
+            <w:tcW w:w="5214" w:type="dxa"/>
           </w:tcPr>
           <w:p>
             <w:pPr>
@@ -4033,16 +3902,12 @@
               <w:spacing w:after="60"/>
               <w:ind w:right="90"/>
               <w:rPr>
-                <w:rFonts w:asciiTheme="minorHAnsi" w:hAnsiTheme="minorHAnsi"/>
-                <w:sz w:val="14"/>
-                <w:szCs w:val="14"/>
-              </w:rPr>
-            </w:pPr>
-            <w:r>
-              <w:rPr>
-                <w:rFonts w:asciiTheme="minorHAnsi" w:hAnsiTheme="minorHAnsi"/>
-                <w:sz w:val="14"/>
-                <w:szCs w:val="14"/>
+                <w:rFonts w:ascii="Calibri" w:hAnsi="Calibri"/>
+              </w:rPr>
+            </w:pPr>
+            <w:r>
+              <w:rPr>
+                <w:rFonts w:ascii="Calibri" w:hAnsi="Calibri"/>
               </w:rPr>
               <w:t>Address:</w:t>
             </w:r>
@@ -4050,14 +3915,8 @@
         </w:tc>
         <w:tc>
           <w:tcPr>
-            <w:tcW w:w="5643" w:type="dxa"/>
+            <w:tcW w:w="5671" w:type="dxa"/>
             <w:gridSpan w:val="3"/>
-            <w:tcBorders>
-              <w:top w:val="single" w:sz="4" w:space="0" w:color="auto"/>
-              <w:left w:val="single" w:sz="4" w:space="0" w:color="auto"/>
-              <w:bottom w:val="single" w:sz="4" w:space="0" w:color="auto"/>
-              <w:right w:val="single" w:sz="4" w:space="0" w:color="auto"/>
-            </w:tcBorders>
           </w:tcPr>
           <w:p>
             <w:pPr>
@@ -4089,16 +3948,12 @@
               <w:spacing w:after="60"/>
               <w:ind w:right="90"/>
               <w:rPr>
-                <w:rFonts w:asciiTheme="minorHAnsi" w:hAnsiTheme="minorHAnsi"/>
-                <w:sz w:val="14"/>
-                <w:szCs w:val="14"/>
-              </w:rPr>
-            </w:pPr>
-            <w:r>
-              <w:rPr>
-                <w:rFonts w:asciiTheme="minorHAnsi" w:hAnsiTheme="minorHAnsi"/>
-                <w:sz w:val="14"/>
-                <w:szCs w:val="14"/>
+                <w:rFonts w:ascii="Calibri" w:hAnsi="Calibri"/>
+              </w:rPr>
+            </w:pPr>
+            <w:r>
+              <w:rPr>
+                <w:rFonts w:ascii="Calibri" w:hAnsi="Calibri"/>
               </w:rPr>
               <w:t>CSLB License:</w:t>
             </w:r>
@@ -4117,13 +3972,7 @@
         </w:trPr>
         <w:tc>
           <w:tcPr>
-            <w:tcW w:w="5307" w:type="dxa"/>
-            <w:tcBorders>
-              <w:top w:val="single" w:sz="4" w:space="0" w:color="auto"/>
-              <w:left w:val="single" w:sz="4" w:space="0" w:color="auto"/>
-              <w:bottom w:val="single" w:sz="4" w:space="0" w:color="auto"/>
-              <w:right w:val="single" w:sz="4" w:space="0" w:color="auto"/>
-            </w:tcBorders>
+            <w:tcW w:w="5214" w:type="dxa"/>
           </w:tcPr>
           <w:p>
             <w:pPr>
@@ -4155,16 +4004,12 @@
               <w:spacing w:after="60"/>
               <w:ind w:right="90"/>
               <w:rPr>
-                <w:rFonts w:asciiTheme="minorHAnsi" w:hAnsiTheme="minorHAnsi"/>
-                <w:sz w:val="14"/>
-                <w:szCs w:val="14"/>
-              </w:rPr>
-            </w:pPr>
-            <w:r>
-              <w:rPr>
-                <w:rFonts w:asciiTheme="minorHAnsi" w:hAnsiTheme="minorHAnsi"/>
-                <w:sz w:val="14"/>
-                <w:szCs w:val="14"/>
+                <w:rFonts w:ascii="Calibri" w:hAnsi="Calibri"/>
+              </w:rPr>
+            </w:pPr>
+            <w:r>
+              <w:rPr>
+                <w:rFonts w:ascii="Calibri" w:hAnsi="Calibri"/>
               </w:rPr>
               <w:t>City/State/Zip:</w:t>
             </w:r>
@@ -4172,14 +4017,8 @@
         </w:tc>
         <w:tc>
           <w:tcPr>
-            <w:tcW w:w="2821" w:type="dxa"/>
+            <w:tcW w:w="2774" w:type="dxa"/>
             <w:gridSpan w:val="2"/>
-            <w:tcBorders>
-              <w:top w:val="single" w:sz="4" w:space="0" w:color="auto"/>
-              <w:left w:val="single" w:sz="4" w:space="0" w:color="auto"/>
-              <w:bottom w:val="single" w:sz="4" w:space="0" w:color="auto"/>
-              <w:right w:val="single" w:sz="4" w:space="0" w:color="auto"/>
-            </w:tcBorders>
           </w:tcPr>
           <w:p>
             <w:pPr>
@@ -4211,38 +4050,20 @@
               <w:spacing w:after="60"/>
               <w:ind w:right="90"/>
               <w:rPr>
-                <w:rFonts w:asciiTheme="minorHAnsi" w:hAnsiTheme="minorHAnsi"/>
-                <w:sz w:val="14"/>
-                <w:szCs w:val="14"/>
-              </w:rPr>
-            </w:pPr>
-            <w:r>
-              <w:rPr>
-                <w:rFonts w:asciiTheme="minorHAnsi" w:hAnsiTheme="minorHAnsi"/>
-                <w:sz w:val="14"/>
-                <w:szCs w:val="14"/>
-              </w:rPr>
-              <w:t>Phone</w:t>
-            </w:r>
-            <w:r>
-              <w:rPr>
-                <w:rFonts w:asciiTheme="minorHAnsi" w:hAnsiTheme="minorHAnsi"/>
-                <w:sz w:val="14"/>
-                <w:szCs w:val="14"/>
-              </w:rPr>
-              <w:t>:</w:t>
+                <w:rFonts w:ascii="Calibri" w:hAnsi="Calibri"/>
+              </w:rPr>
+            </w:pPr>
+            <w:r>
+              <w:rPr>
+                <w:rFonts w:ascii="Calibri" w:hAnsi="Calibri"/>
+              </w:rPr>
+              <w:t>Phone:</w:t>
             </w:r>
           </w:p>
         </w:tc>
         <w:tc>
           <w:tcPr>
-            <w:tcW w:w="2822" w:type="dxa"/>
-            <w:tcBorders>
-              <w:top w:val="single" w:sz="4" w:space="0" w:color="auto"/>
-              <w:left w:val="single" w:sz="4" w:space="0" w:color="auto"/>
-              <w:bottom w:val="single" w:sz="4" w:space="0" w:color="auto"/>
-              <w:right w:val="single" w:sz="4" w:space="0" w:color="auto"/>
-            </w:tcBorders>
+            <w:tcW w:w="2897" w:type="dxa"/>
           </w:tcPr>
           <w:p>
             <w:pPr>
@@ -4274,16 +4095,12 @@
               <w:spacing w:after="60"/>
               <w:ind w:right="90"/>
               <w:rPr>
-                <w:rFonts w:asciiTheme="minorHAnsi" w:hAnsiTheme="minorHAnsi"/>
-                <w:sz w:val="14"/>
-                <w:szCs w:val="14"/>
-              </w:rPr>
-            </w:pPr>
-            <w:r>
-              <w:rPr>
-                <w:rFonts w:asciiTheme="minorHAnsi" w:hAnsiTheme="minorHAnsi"/>
-                <w:sz w:val="14"/>
-                <w:szCs w:val="14"/>
+                <w:rFonts w:ascii="Calibri" w:hAnsi="Calibri"/>
+              </w:rPr>
+            </w:pPr>
+            <w:r>
+              <w:rPr>
+                <w:rFonts w:ascii="Calibri" w:hAnsi="Calibri"/>
               </w:rPr>
               <w:t>Date Signed:</w:t>
             </w:r>
@@ -4302,13 +4119,7 @@
         </w:trPr>
         <w:tc>
           <w:tcPr>
-            <w:tcW w:w="5307" w:type="dxa"/>
-            <w:tcBorders>
-              <w:top w:val="single" w:sz="4" w:space="0" w:color="auto"/>
-              <w:left w:val="single" w:sz="4" w:space="0" w:color="auto"/>
-              <w:bottom w:val="single" w:sz="4" w:space="0" w:color="auto"/>
-              <w:right w:val="single" w:sz="4" w:space="0" w:color="auto"/>
-            </w:tcBorders>
+            <w:tcW w:w="5214" w:type="dxa"/>
           </w:tcPr>
           <w:p>
             <w:pPr>
@@ -4340,16 +4151,12 @@
               <w:spacing w:after="60"/>
               <w:ind w:right="90"/>
               <w:rPr>
-                <w:rFonts w:asciiTheme="minorHAnsi" w:hAnsiTheme="minorHAnsi"/>
-                <w:sz w:val="14"/>
-                <w:szCs w:val="14"/>
-              </w:rPr>
-            </w:pPr>
-            <w:r>
-              <w:rPr>
-                <w:rFonts w:asciiTheme="minorHAnsi" w:hAnsiTheme="minorHAnsi"/>
-                <w:sz w:val="14"/>
-                <w:szCs w:val="14"/>
+                <w:rFonts w:ascii="Calibri" w:hAnsi="Calibri"/>
+              </w:rPr>
+            </w:pPr>
+            <w:r>
+              <w:rPr>
+                <w:rFonts w:ascii="Calibri" w:hAnsi="Calibri"/>
               </w:rPr>
               <w:t>Third Party Quality Control Program (TPQCP) Status:</w:t>
             </w:r>
@@ -4357,14 +4164,8 @@
         </w:tc>
         <w:tc>
           <w:tcPr>
-            <w:tcW w:w="5643" w:type="dxa"/>
+            <w:tcW w:w="5671" w:type="dxa"/>
             <w:gridSpan w:val="3"/>
-            <w:tcBorders>
-              <w:top w:val="single" w:sz="4" w:space="0" w:color="auto"/>
-              <w:left w:val="single" w:sz="4" w:space="0" w:color="auto"/>
-              <w:bottom w:val="single" w:sz="4" w:space="0" w:color="auto"/>
-              <w:right w:val="single" w:sz="4" w:space="0" w:color="auto"/>
-            </w:tcBorders>
           </w:tcPr>
           <w:p>
             <w:pPr>
@@ -4396,16 +4197,12 @@
               <w:spacing w:after="60"/>
               <w:ind w:right="90"/>
               <w:rPr>
-                <w:rFonts w:asciiTheme="minorHAnsi" w:hAnsiTheme="minorHAnsi"/>
-                <w:sz w:val="14"/>
-                <w:szCs w:val="14"/>
-              </w:rPr>
-            </w:pPr>
-            <w:r>
-              <w:rPr>
-                <w:rFonts w:asciiTheme="minorHAnsi" w:hAnsiTheme="minorHAnsi"/>
-                <w:sz w:val="14"/>
-                <w:szCs w:val="14"/>
+                <w:rFonts w:ascii="Calibri" w:hAnsi="Calibri"/>
+              </w:rPr>
+            </w:pPr>
+            <w:r>
+              <w:rPr>
+                <w:rFonts w:ascii="Calibri" w:hAnsi="Calibri"/>
               </w:rPr>
               <w:t xml:space="preserve">Name of TPQCP (if applicable): </w:t>
             </w:r>
@@ -4413,15 +4210,6 @@
         </w:tc>
       </w:tr>
     </w:tbl>
-    <w:p>
-      <w:pPr>
-        <w:rPr>
-          <w:rFonts w:asciiTheme="minorHAnsi" w:hAnsiTheme="minorHAnsi"/>
-          <w:sz w:val="18"/>
-          <w:szCs w:val="18"/>
-        </w:rPr>
-      </w:pPr>
-    </w:p>
     <w:p>
       <w:pPr>
         <w:rPr>
@@ -4451,25 +4239,14 @@
           <w:b/>
         </w:rPr>
       </w:pPr>
-      <w:del w:id="21" w:author="Alhabibi, Haider@Energy" w:date="2022-02-24T11:32:00Z">
-        <w:r>
-          <w:rPr>
-            <w:rFonts w:ascii="Calibri" w:hAnsi="Calibri"/>
-            <w:b/>
-          </w:rPr>
-          <w:lastRenderedPageBreak/>
-          <w:delText>CF2R</w:delText>
-        </w:r>
-      </w:del>
-      <w:ins w:id="22" w:author="Alhabibi, Haider@Energy" w:date="2022-02-24T11:32:00Z">
-        <w:r>
-          <w:rPr>
-            <w:rFonts w:ascii="Calibri" w:hAnsi="Calibri"/>
-            <w:b/>
-          </w:rPr>
-          <w:t>LMCI</w:t>
-        </w:r>
-      </w:ins>
+      <w:r>
+        <w:rPr>
+          <w:rFonts w:ascii="Calibri" w:hAnsi="Calibri"/>
+          <w:b/>
+        </w:rPr>
+        <w:lastRenderedPageBreak/>
+        <w:t>LMCI</w:t>
+      </w:r>
       <w:r>
         <w:rPr>
           <w:rFonts w:ascii="Calibri" w:hAnsi="Calibri"/>
@@ -4517,22 +4294,12 @@
         </w:rPr>
         <w:t xml:space="preserve">System Identification or Name: This field is filled out automatically. It is referenced from the </w:t>
       </w:r>
-      <w:del w:id="23" w:author="Alhabibi, Haider@Energy" w:date="2022-02-24T11:32:00Z">
-        <w:r>
-          <w:rPr>
-            <w:rFonts w:asciiTheme="minorHAnsi" w:hAnsiTheme="minorHAnsi"/>
-          </w:rPr>
-          <w:delText>CF2R</w:delText>
-        </w:r>
-      </w:del>
-      <w:ins w:id="24" w:author="Alhabibi, Haider@Energy" w:date="2022-02-24T11:32:00Z">
-        <w:r>
-          <w:rPr>
-            <w:rFonts w:asciiTheme="minorHAnsi" w:hAnsiTheme="minorHAnsi"/>
-          </w:rPr>
-          <w:t>LMCI</w:t>
-        </w:r>
-      </w:ins>
+      <w:r>
+        <w:rPr>
+          <w:rFonts w:asciiTheme="minorHAnsi" w:hAnsiTheme="minorHAnsi"/>
+        </w:rPr>
+        <w:t>LMCI</w:t>
+      </w:r>
       <w:r>
         <w:rPr>
           <w:rFonts w:asciiTheme="minorHAnsi" w:hAnsiTheme="minorHAnsi"/>
@@ -4565,22 +4332,12 @@
         </w:rPr>
         <w:t xml:space="preserve"> This field is filled out automatically. It is referenced from the </w:t>
       </w:r>
-      <w:del w:id="25" w:author="Alhabibi, Haider@Energy" w:date="2022-02-24T11:32:00Z">
-        <w:r>
-          <w:rPr>
-            <w:rFonts w:asciiTheme="minorHAnsi" w:hAnsiTheme="minorHAnsi"/>
-          </w:rPr>
-          <w:delText>CF2R</w:delText>
-        </w:r>
-      </w:del>
-      <w:ins w:id="26" w:author="Alhabibi, Haider@Energy" w:date="2022-02-24T11:32:00Z">
-        <w:r>
-          <w:rPr>
-            <w:rFonts w:asciiTheme="minorHAnsi" w:hAnsiTheme="minorHAnsi"/>
-          </w:rPr>
-          <w:t>LMCI</w:t>
-        </w:r>
-      </w:ins>
+      <w:r>
+        <w:rPr>
+          <w:rFonts w:asciiTheme="minorHAnsi" w:hAnsiTheme="minorHAnsi"/>
+        </w:rPr>
+        <w:t>LMCI</w:t>
+      </w:r>
       <w:r>
         <w:rPr>
           <w:rFonts w:asciiTheme="minorHAnsi" w:hAnsiTheme="minorHAnsi"/>
@@ -4613,22 +4370,12 @@
         </w:rPr>
         <w:t xml:space="preserve"> This field is filled out automatically. It is referenced from the </w:t>
       </w:r>
-      <w:del w:id="27" w:author="Alhabibi, Haider@Energy" w:date="2022-02-24T11:32:00Z">
-        <w:r>
-          <w:rPr>
-            <w:rFonts w:ascii="Calibri" w:hAnsi="Calibri"/>
-          </w:rPr>
-          <w:delText>CF2R</w:delText>
-        </w:r>
-      </w:del>
-      <w:ins w:id="28" w:author="Alhabibi, Haider@Energy" w:date="2022-02-24T11:32:00Z">
-        <w:r>
-          <w:rPr>
-            <w:rFonts w:ascii="Calibri" w:hAnsi="Calibri"/>
-          </w:rPr>
-          <w:t>LMCI</w:t>
-        </w:r>
-      </w:ins>
+      <w:r>
+        <w:rPr>
+          <w:rFonts w:ascii="Calibri" w:hAnsi="Calibri"/>
+        </w:rPr>
+        <w:t>LMCI</w:t>
+      </w:r>
       <w:r>
         <w:rPr>
           <w:rFonts w:ascii="Calibri" w:hAnsi="Calibri"/>
@@ -4810,24 +4557,13 @@
         </w:rPr>
         <w:t>(</w:t>
       </w:r>
-      <w:ins w:id="29" w:author="Alhabibi, Haider@Energy" w:date="2022-02-24T11:36:00Z">
-        <w:r>
-          <w:rPr>
-            <w:rFonts w:asciiTheme="minorHAnsi" w:hAnsiTheme="minorHAnsi"/>
-            <w:szCs w:val="26"/>
-          </w:rPr>
-          <w:t>180.2(b)2AiiaI</w:t>
-        </w:r>
-      </w:ins>
-      <w:del w:id="30" w:author="Alhabibi, Haider@Energy" w:date="2022-02-24T11:36:00Z">
-        <w:r>
-          <w:rPr>
-            <w:rFonts w:asciiTheme="minorHAnsi" w:hAnsiTheme="minorHAnsi"/>
-            <w:szCs w:val="26"/>
-          </w:rPr>
-          <w:delText>150.2(b)1Diia</w:delText>
-        </w:r>
-      </w:del>
+      <w:r>
+        <w:rPr>
+          <w:rFonts w:asciiTheme="minorHAnsi" w:hAnsiTheme="minorHAnsi"/>
+          <w:szCs w:val="26"/>
+        </w:rPr>
+        <w:t>180.2(b)2AiiaI</w:t>
+      </w:r>
       <w:r>
         <w:rPr>
           <w:rFonts w:asciiTheme="minorHAnsi" w:hAnsiTheme="minorHAnsi"/>
@@ -5059,33 +4795,17 @@
         </w:rPr>
         <w:t xml:space="preserve"> This field is filled out automatically. It is referenced from the </w:t>
       </w:r>
-      <w:del w:id="31" w:author="Alhabibi, Haider@Energy" w:date="2022-02-24T11:32:00Z">
-        <w:r>
-          <w:rPr>
-            <w:rFonts w:ascii="Calibri" w:hAnsi="Calibri"/>
-          </w:rPr>
-          <w:delText>CF2R</w:delText>
-        </w:r>
-      </w:del>
-      <w:ins w:id="32" w:author="Alhabibi, Haider@Energy" w:date="2022-02-24T11:32:00Z">
-        <w:r>
-          <w:rPr>
-            <w:rFonts w:ascii="Calibri" w:hAnsi="Calibri"/>
-          </w:rPr>
-          <w:t>LMCI</w:t>
-        </w:r>
-      </w:ins>
       <w:r>
         <w:rPr>
           <w:rFonts w:ascii="Calibri" w:hAnsi="Calibri"/>
         </w:rPr>
-        <w:t>-MCH-01, which must be completed prior to this document.</w:t>
+        <w:t>LMCI</w:t>
       </w:r>
       <w:r>
         <w:rPr>
           <w:rFonts w:ascii="Calibri" w:hAnsi="Calibri"/>
         </w:rPr>
-        <w:t xml:space="preserve"> If the number of indoor units connected to the outdoor unit is equal to one or the system is a packaged </w:t>
+        <w:t xml:space="preserve">-MCH-01, which must be completed prior to this document. If the number of indoor units connected to the outdoor unit is equal to one or the system is a packaged </w:t>
       </w:r>
       <w:proofErr w:type="gramStart"/>
       <w:r>
@@ -5127,22 +4847,12 @@
         </w:rPr>
         <w:t xml:space="preserve"> This field is filled out automatically. It is referenced from the </w:t>
       </w:r>
-      <w:del w:id="33" w:author="Alhabibi, Haider@Energy" w:date="2022-02-24T11:32:00Z">
-        <w:r>
-          <w:rPr>
-            <w:rFonts w:asciiTheme="minorHAnsi" w:hAnsiTheme="minorHAnsi"/>
-          </w:rPr>
-          <w:delText>CF2R</w:delText>
-        </w:r>
-      </w:del>
-      <w:ins w:id="34" w:author="Alhabibi, Haider@Energy" w:date="2022-02-24T11:32:00Z">
-        <w:r>
-          <w:rPr>
-            <w:rFonts w:asciiTheme="minorHAnsi" w:hAnsiTheme="minorHAnsi"/>
-          </w:rPr>
-          <w:t>LMCI</w:t>
-        </w:r>
-      </w:ins>
+      <w:r>
+        <w:rPr>
+          <w:rFonts w:asciiTheme="minorHAnsi" w:hAnsiTheme="minorHAnsi"/>
+        </w:rPr>
+        <w:t>LMCI</w:t>
+      </w:r>
       <w:r>
         <w:rPr>
           <w:rFonts w:asciiTheme="minorHAnsi" w:hAnsiTheme="minorHAnsi"/>
@@ -5175,22 +4885,12 @@
         </w:rPr>
         <w:t xml:space="preserve"> This field is filled out automatically. It is referenced from the </w:t>
       </w:r>
-      <w:del w:id="35" w:author="Alhabibi, Haider@Energy" w:date="2022-02-24T11:32:00Z">
-        <w:r>
-          <w:rPr>
-            <w:rFonts w:asciiTheme="minorHAnsi" w:hAnsiTheme="minorHAnsi"/>
-          </w:rPr>
-          <w:delText>CF2R</w:delText>
-        </w:r>
-      </w:del>
-      <w:ins w:id="36" w:author="Alhabibi, Haider@Energy" w:date="2022-02-24T11:32:00Z">
-        <w:r>
-          <w:rPr>
-            <w:rFonts w:asciiTheme="minorHAnsi" w:hAnsiTheme="minorHAnsi"/>
-          </w:rPr>
-          <w:t>LMCI</w:t>
-        </w:r>
-      </w:ins>
+      <w:r>
+        <w:rPr>
+          <w:rFonts w:asciiTheme="minorHAnsi" w:hAnsiTheme="minorHAnsi"/>
+        </w:rPr>
+        <w:t>LMCI</w:t>
+      </w:r>
       <w:r>
         <w:rPr>
           <w:rFonts w:asciiTheme="minorHAnsi" w:hAnsiTheme="minorHAnsi"/>
@@ -5249,22 +4949,12 @@
         </w:rPr>
         <w:t xml:space="preserve"> This field is filled out automatically. It is referenced from the </w:t>
       </w:r>
-      <w:del w:id="37" w:author="Alhabibi, Haider@Energy" w:date="2022-02-24T11:32:00Z">
-        <w:r>
-          <w:rPr>
-            <w:rFonts w:asciiTheme="minorHAnsi" w:hAnsiTheme="minorHAnsi"/>
-          </w:rPr>
-          <w:delText>CF2R</w:delText>
-        </w:r>
-      </w:del>
-      <w:ins w:id="38" w:author="Alhabibi, Haider@Energy" w:date="2022-02-24T11:32:00Z">
-        <w:r>
-          <w:rPr>
-            <w:rFonts w:asciiTheme="minorHAnsi" w:hAnsiTheme="minorHAnsi"/>
-          </w:rPr>
-          <w:t>LMCI</w:t>
-        </w:r>
-      </w:ins>
+      <w:r>
+        <w:rPr>
+          <w:rFonts w:asciiTheme="minorHAnsi" w:hAnsiTheme="minorHAnsi"/>
+        </w:rPr>
+        <w:t>LMCI</w:t>
+      </w:r>
       <w:r>
         <w:rPr>
           <w:rFonts w:asciiTheme="minorHAnsi" w:hAnsiTheme="minorHAnsi"/>
@@ -5359,55 +5049,30 @@
         </w:numPr>
         <w:ind w:left="360" w:hanging="360"/>
         <w:rPr>
+          <w:del w:id="6" w:author="Alhabibi, Haider@Energy" w:date="2023-11-09T15:55:00Z"/>
           <w:rFonts w:asciiTheme="minorHAnsi" w:hAnsiTheme="minorHAnsi"/>
         </w:rPr>
       </w:pPr>
-      <w:r>
-        <w:rPr>
-          <w:rFonts w:ascii="Calibri" w:hAnsi="Calibri"/>
-        </w:rPr>
-        <w:t>Central Fan Vent</w:t>
-      </w:r>
-      <w:r>
-        <w:rPr>
-          <w:rFonts w:ascii="Calibri" w:hAnsi="Calibri"/>
-        </w:rPr>
-        <w:t xml:space="preserve">ilation Cooling System (CFVCS) Status: </w:t>
-      </w:r>
-      <w:r>
-        <w:rPr>
-          <w:rFonts w:ascii="Calibri" w:hAnsi="Calibri"/>
-        </w:rPr>
-        <w:t>This field is filled out automatically</w:t>
-      </w:r>
-      <w:r>
-        <w:rPr>
-          <w:rFonts w:ascii="Calibri" w:hAnsi="Calibri"/>
-        </w:rPr>
-        <w:t xml:space="preserve">. It is referenced from the </w:t>
-      </w:r>
-      <w:del w:id="39" w:author="Alhabibi, Haider@Energy" w:date="2022-02-24T11:32:00Z">
+      <w:del w:id="7" w:author="Alhabibi, Haider@Energy" w:date="2023-11-09T15:55:00Z">
         <w:r>
           <w:rPr>
             <w:rFonts w:ascii="Calibri" w:hAnsi="Calibri"/>
           </w:rPr>
-          <w:delText>CF2R</w:delText>
+          <w:delText xml:space="preserve">Central Fan Ventilation Cooling System (CFVCS) Status: This field is filled out automatically. It is referenced from the </w:delText>
         </w:r>
-      </w:del>
-      <w:ins w:id="40" w:author="Alhabibi, Haider@Energy" w:date="2022-02-24T11:32:00Z">
         <w:r>
           <w:rPr>
             <w:rFonts w:ascii="Calibri" w:hAnsi="Calibri"/>
           </w:rPr>
-          <w:t>LMCI</w:t>
+          <w:delText>LMCI</w:delText>
         </w:r>
-      </w:ins>
-      <w:r>
-        <w:rPr>
-          <w:rFonts w:ascii="Calibri" w:hAnsi="Calibri"/>
-        </w:rPr>
-        <w:t>-MCH-01, which must be completed prior to this document.</w:t>
-      </w:r>
+        <w:r>
+          <w:rPr>
+            <w:rFonts w:ascii="Calibri" w:hAnsi="Calibri"/>
+          </w:rPr>
+          <w:delText>-MCH-01, which must be completed prior to this document.</w:delText>
+        </w:r>
+      </w:del>
     </w:p>
     <w:p>
       <w:pPr>
@@ -5980,6 +5645,7 @@
             <w:rStyle w:val="Hyperlink"/>
             <w:rFonts w:asciiTheme="minorHAnsi" w:hAnsiTheme="minorHAnsi"/>
             <w:szCs w:val="18"/>
+            <w:u w:val="none"/>
           </w:rPr>
           <w:t>http://www.energy.ca.gov/title24/equipment_cert/ama_fas/index.html</w:t>
         </w:r>
@@ -6089,22 +5755,12 @@
         </w:rPr>
         <w:t xml:space="preserve">Required Ventilation System Airflow Rate (cfm): This field is filled automatically. The target is based on the airflow rate specified on the </w:t>
       </w:r>
-      <w:del w:id="41" w:author="Alhabibi, Haider@Energy" w:date="2022-02-24T11:32:00Z">
-        <w:r>
-          <w:rPr>
-            <w:rFonts w:ascii="Calibri" w:hAnsi="Calibri"/>
-          </w:rPr>
-          <w:delText>CF2R</w:delText>
-        </w:r>
-      </w:del>
-      <w:ins w:id="42" w:author="Alhabibi, Haider@Energy" w:date="2022-02-24T11:32:00Z">
-        <w:r>
-          <w:rPr>
-            <w:rFonts w:ascii="Calibri" w:hAnsi="Calibri"/>
-          </w:rPr>
-          <w:t>LMCI</w:t>
-        </w:r>
-      </w:ins>
+      <w:r>
+        <w:rPr>
+          <w:rFonts w:ascii="Calibri" w:hAnsi="Calibri"/>
+        </w:rPr>
+        <w:t>LMCI</w:t>
+      </w:r>
       <w:r>
         <w:rPr>
           <w:rFonts w:ascii="Calibri" w:hAnsi="Calibri"/>
@@ -6146,13 +5802,7 @@
         <w:rPr>
           <w:rFonts w:ascii="Calibri" w:hAnsi="Calibri"/>
         </w:rPr>
-        <w:t xml:space="preserve">Compliance Statement: </w:t>
-      </w:r>
-      <w:r>
-        <w:rPr>
-          <w:rFonts w:ascii="Calibri" w:hAnsi="Calibri"/>
-        </w:rPr>
-        <w:t>This field is filled automatically. Compliance requires that the measured airflow meets the airflow target.</w:t>
+        <w:t>Compliance Statement: This field is filled automatically. Compliance requires that the measured airflow meets the airflow target.</w:t>
       </w:r>
     </w:p>
     <w:p>
@@ -6360,6 +6010,8 @@
     </w:p>
     <w:tbl>
       <w:tblPr>
+        <w:tblpPr w:leftFromText="180" w:rightFromText="180" w:vertAnchor="text" w:tblpY="1"/>
+        <w:tblOverlap w:val="never"/>
         <w:tblW w:w="5000" w:type="pct"/>
         <w:tblBorders>
           <w:left w:val="single" w:sz="4" w:space="0" w:color="auto"/>
@@ -6387,7 +6039,7 @@
         </w:trPr>
         <w:tc>
           <w:tcPr>
-            <w:tcW w:w="11030" w:type="dxa"/>
+            <w:tcW w:w="10790" w:type="dxa"/>
             <w:gridSpan w:val="3"/>
             <w:tcBorders>
               <w:top w:val="single" w:sz="4" w:space="0" w:color="auto"/>
@@ -6424,7 +6076,7 @@
         </w:trPr>
         <w:tc>
           <w:tcPr>
-            <w:tcW w:w="475" w:type="dxa"/>
+            <w:tcW w:w="470" w:type="dxa"/>
             <w:vAlign w:val="center"/>
           </w:tcPr>
           <w:p>
@@ -6449,7 +6101,7 @@
         </w:tc>
         <w:tc>
           <w:tcPr>
-            <w:tcW w:w="4950" w:type="dxa"/>
+            <w:tcW w:w="4840" w:type="dxa"/>
             <w:vAlign w:val="center"/>
           </w:tcPr>
           <w:p>
@@ -6459,7 +6111,6 @@
                 <w:color w:val="000000"/>
                 <w:sz w:val="18"/>
                 <w:szCs w:val="18"/>
-                <w:highlight w:val="yellow"/>
               </w:rPr>
             </w:pPr>
             <w:r>
@@ -6474,7 +6125,7 @@
         </w:tc>
         <w:tc>
           <w:tcPr>
-            <w:tcW w:w="5605" w:type="dxa"/>
+            <w:tcW w:w="5480" w:type="dxa"/>
             <w:vAlign w:val="center"/>
           </w:tcPr>
           <w:p>
@@ -6484,7 +6135,6 @@
                 <w:color w:val="000000"/>
                 <w:sz w:val="18"/>
                 <w:szCs w:val="18"/>
-                <w:highlight w:val="yellow"/>
               </w:rPr>
             </w:pPr>
             <w:r>
@@ -6505,7 +6155,7 @@
         </w:trPr>
         <w:tc>
           <w:tcPr>
-            <w:tcW w:w="475" w:type="dxa"/>
+            <w:tcW w:w="470" w:type="dxa"/>
             <w:vAlign w:val="center"/>
           </w:tcPr>
           <w:p>
@@ -6530,7 +6180,7 @@
         </w:tc>
         <w:tc>
           <w:tcPr>
-            <w:tcW w:w="4950" w:type="dxa"/>
+            <w:tcW w:w="4840" w:type="dxa"/>
             <w:vAlign w:val="center"/>
           </w:tcPr>
           <w:p>
@@ -6547,45 +6197,13 @@
                 <w:sz w:val="18"/>
                 <w:szCs w:val="18"/>
               </w:rPr>
-              <w:t xml:space="preserve">Space Conditioning System </w:t>
-            </w:r>
-            <w:r>
-              <w:rPr>
-                <w:rFonts w:asciiTheme="minorHAnsi" w:hAnsiTheme="minorHAnsi"/>
-                <w:sz w:val="18"/>
-                <w:szCs w:val="18"/>
-              </w:rPr>
-              <w:t>Description</w:t>
-            </w:r>
-            <w:r>
-              <w:rPr>
-                <w:rFonts w:asciiTheme="minorHAnsi" w:hAnsiTheme="minorHAnsi"/>
-                <w:sz w:val="18"/>
-                <w:szCs w:val="18"/>
-              </w:rPr>
-              <w:t xml:space="preserve"> </w:t>
-            </w:r>
-            <w:r>
-              <w:rPr>
-                <w:rFonts w:asciiTheme="minorHAnsi" w:hAnsiTheme="minorHAnsi"/>
-                <w:sz w:val="18"/>
-                <w:szCs w:val="18"/>
-              </w:rPr>
-              <w:t>of</w:t>
-            </w:r>
-            <w:r>
-              <w:rPr>
-                <w:rFonts w:asciiTheme="minorHAnsi" w:hAnsiTheme="minorHAnsi"/>
-                <w:sz w:val="18"/>
-                <w:szCs w:val="18"/>
-              </w:rPr>
-              <w:t xml:space="preserve"> Area Served</w:t>
+              <w:t>Space Conditioning System Description of Area Served</w:t>
             </w:r>
           </w:p>
         </w:tc>
         <w:tc>
           <w:tcPr>
-            <w:tcW w:w="5605" w:type="dxa"/>
+            <w:tcW w:w="5480" w:type="dxa"/>
             <w:vAlign w:val="center"/>
           </w:tcPr>
           <w:p>
@@ -6614,7 +6232,7 @@
         </w:trPr>
         <w:tc>
           <w:tcPr>
-            <w:tcW w:w="475" w:type="dxa"/>
+            <w:tcW w:w="470" w:type="dxa"/>
             <w:vAlign w:val="center"/>
           </w:tcPr>
           <w:p>
@@ -6639,7 +6257,7 @@
         </w:tc>
         <w:tc>
           <w:tcPr>
-            <w:tcW w:w="4950" w:type="dxa"/>
+            <w:tcW w:w="4840" w:type="dxa"/>
             <w:vAlign w:val="center"/>
           </w:tcPr>
           <w:p>
@@ -6662,7 +6280,7 @@
         </w:tc>
         <w:tc>
           <w:tcPr>
-            <w:tcW w:w="5605" w:type="dxa"/>
+            <w:tcW w:w="5480" w:type="dxa"/>
             <w:vAlign w:val="center"/>
           </w:tcPr>
           <w:p>
@@ -6691,7 +6309,7 @@
         </w:trPr>
         <w:tc>
           <w:tcPr>
-            <w:tcW w:w="475" w:type="dxa"/>
+            <w:tcW w:w="470" w:type="dxa"/>
             <w:vAlign w:val="center"/>
           </w:tcPr>
           <w:p>
@@ -6724,7 +6342,7 @@
         </w:tc>
         <w:tc>
           <w:tcPr>
-            <w:tcW w:w="4950" w:type="dxa"/>
+            <w:tcW w:w="4840" w:type="dxa"/>
             <w:vAlign w:val="center"/>
           </w:tcPr>
           <w:p>
@@ -6747,7 +6365,7 @@
         </w:tc>
         <w:tc>
           <w:tcPr>
-            <w:tcW w:w="5605" w:type="dxa"/>
+            <w:tcW w:w="5480" w:type="dxa"/>
             <w:vAlign w:val="center"/>
           </w:tcPr>
           <w:p>
@@ -6846,101 +6464,7 @@
                 <w:sz w:val="18"/>
                 <w:szCs w:val="18"/>
               </w:rPr>
-              <w:t>list</w:t>
-            </w:r>
-            <w:r>
-              <w:rPr>
-                <w:rFonts w:asciiTheme="minorHAnsi" w:hAnsiTheme="minorHAnsi"/>
-                <w:sz w:val="18"/>
-                <w:szCs w:val="18"/>
-              </w:rPr>
-              <w:t xml:space="preserve">: </w:t>
-            </w:r>
-            <w:r>
-              <w:rPr>
-                <w:rFonts w:asciiTheme="minorHAnsi" w:hAnsiTheme="minorHAnsi"/>
-                <w:sz w:val="18"/>
-                <w:szCs w:val="18"/>
-                <w:u w:val="single"/>
-              </w:rPr>
-              <w:t>*</w:t>
-            </w:r>
-            <w:r>
-              <w:rPr>
-                <w:rFonts w:asciiTheme="minorHAnsi" w:hAnsiTheme="minorHAnsi"/>
-                <w:sz w:val="18"/>
-                <w:szCs w:val="18"/>
-                <w:u w:val="single"/>
-              </w:rPr>
-              <w:t>New</w:t>
-            </w:r>
-            <w:r>
-              <w:rPr>
-                <w:rFonts w:asciiTheme="minorHAnsi" w:hAnsiTheme="minorHAnsi"/>
-                <w:sz w:val="18"/>
-                <w:szCs w:val="18"/>
-              </w:rPr>
-              <w:t>; or</w:t>
-            </w:r>
-            <w:r>
-              <w:rPr>
-                <w:rFonts w:asciiTheme="minorHAnsi" w:hAnsiTheme="minorHAnsi"/>
-                <w:sz w:val="18"/>
-                <w:szCs w:val="18"/>
-              </w:rPr>
-              <w:t xml:space="preserve"> </w:t>
-            </w:r>
-            <w:r>
-              <w:rPr>
-                <w:rFonts w:asciiTheme="minorHAnsi" w:hAnsiTheme="minorHAnsi"/>
-                <w:sz w:val="18"/>
-                <w:szCs w:val="18"/>
-                <w:u w:val="single"/>
-              </w:rPr>
-              <w:t>*</w:t>
-            </w:r>
-            <w:r>
-              <w:rPr>
-                <w:rFonts w:asciiTheme="minorHAnsi" w:hAnsiTheme="minorHAnsi"/>
-                <w:sz w:val="18"/>
-                <w:szCs w:val="18"/>
-                <w:u w:val="single"/>
-              </w:rPr>
-              <w:t>Replacement</w:t>
-            </w:r>
-            <w:r>
-              <w:rPr>
-                <w:rFonts w:asciiTheme="minorHAnsi" w:hAnsiTheme="minorHAnsi"/>
-                <w:sz w:val="18"/>
-                <w:szCs w:val="18"/>
-              </w:rPr>
-              <w:t xml:space="preserve">; or </w:t>
-            </w:r>
-            <w:r>
-              <w:rPr>
-                <w:rFonts w:asciiTheme="minorHAnsi" w:hAnsiTheme="minorHAnsi"/>
-                <w:sz w:val="18"/>
-                <w:szCs w:val="18"/>
-                <w:u w:val="single"/>
-              </w:rPr>
-              <w:t>*</w:t>
-            </w:r>
-            <w:r>
-              <w:rPr>
-                <w:rFonts w:asciiTheme="minorHAnsi" w:hAnsiTheme="minorHAnsi"/>
-                <w:sz w:val="18"/>
-                <w:szCs w:val="18"/>
-                <w:u w:val="single"/>
-              </w:rPr>
-              <w:t>Alteration</w:t>
-            </w:r>
-            <w:r>
-              <w:rPr>
-                <w:rFonts w:asciiTheme="minorHAnsi" w:hAnsiTheme="minorHAnsi"/>
-                <w:sz w:val="18"/>
-                <w:szCs w:val="18"/>
-              </w:rPr>
-              <w:t xml:space="preserve">&gt;&gt; </w:t>
+              <w:t xml:space="preserve">list: *New; or *Replacement; or *Alteration&gt;&gt; </w:t>
             </w:r>
           </w:p>
         </w:tc>
@@ -6952,7 +6476,7 @@
         </w:trPr>
         <w:tc>
           <w:tcPr>
-            <w:tcW w:w="475" w:type="dxa"/>
+            <w:tcW w:w="470" w:type="dxa"/>
             <w:vAlign w:val="center"/>
           </w:tcPr>
           <w:p>
@@ -6971,22 +6495,13 @@
                 <w:sz w:val="18"/>
                 <w:szCs w:val="18"/>
               </w:rPr>
-              <w:lastRenderedPageBreak/>
-              <w:t>0</w:t>
-            </w:r>
-            <w:r>
-              <w:rPr>
-                <w:rFonts w:asciiTheme="minorHAnsi" w:hAnsiTheme="minorHAnsi"/>
-                <w:sz w:val="18"/>
-                <w:szCs w:val="18"/>
-              </w:rPr>
-              <w:t>5</w:t>
+              <w:t>05</w:t>
             </w:r>
           </w:p>
         </w:tc>
         <w:tc>
           <w:tcPr>
-            <w:tcW w:w="4950" w:type="dxa"/>
+            <w:tcW w:w="4840" w:type="dxa"/>
             <w:vAlign w:val="center"/>
           </w:tcPr>
           <w:p>
@@ -7014,7 +6529,7 @@
         </w:tc>
         <w:tc>
           <w:tcPr>
-            <w:tcW w:w="5605" w:type="dxa"/>
+            <w:tcW w:w="5480" w:type="dxa"/>
             <w:vAlign w:val="center"/>
           </w:tcPr>
           <w:p>
@@ -7083,7 +6598,25 @@
                 <w:sz w:val="16"/>
                 <w:szCs w:val="16"/>
               </w:rPr>
-              <w:t xml:space="preserve">then, result in this field = ‘N/A - Heating-only system’; </w:t>
+              <w:t>then, result in this field = ‘N/A - Heating-only system</w:t>
+            </w:r>
+            <w:proofErr w:type="gramStart"/>
+            <w:r>
+              <w:rPr>
+                <w:rFonts w:asciiTheme="minorHAnsi" w:hAnsiTheme="minorHAnsi"/>
+                <w:sz w:val="16"/>
+                <w:szCs w:val="16"/>
+              </w:rPr>
+              <w:t>’;</w:t>
+            </w:r>
+            <w:proofErr w:type="gramEnd"/>
+            <w:r>
+              <w:rPr>
+                <w:rFonts w:asciiTheme="minorHAnsi" w:hAnsiTheme="minorHAnsi"/>
+                <w:sz w:val="16"/>
+                <w:szCs w:val="16"/>
+              </w:rPr>
+              <w:t xml:space="preserve"> </w:t>
             </w:r>
           </w:p>
           <w:p>
@@ -7102,7 +6635,6 @@
                 <w:b/>
                 <w:sz w:val="16"/>
                 <w:szCs w:val="16"/>
-                <w:u w:val="single"/>
               </w:rPr>
             </w:pPr>
             <w:r>
@@ -7119,7 +6651,6 @@
                 <w:b/>
                 <w:sz w:val="16"/>
                 <w:szCs w:val="16"/>
-                <w:u w:val="single"/>
               </w:rPr>
               <w:t>MCH-01a:</w:t>
             </w:r>
@@ -7148,41 +6679,7 @@
                 <w:sz w:val="16"/>
                 <w:szCs w:val="16"/>
               </w:rPr>
-              <w:t xml:space="preserve"> the duct system in </w:t>
-            </w:r>
-            <w:r>
-              <w:rPr>
-                <w:rFonts w:asciiTheme="minorHAnsi" w:hAnsiTheme="minorHAnsi"/>
-                <w:sz w:val="16"/>
-                <w:szCs w:val="16"/>
-                <w:highlight w:val="yellow"/>
-              </w:rPr>
-              <w:t>MCH-01a field M03</w:t>
-            </w:r>
-            <w:r>
-              <w:rPr>
-                <w:rFonts w:asciiTheme="minorHAnsi" w:hAnsiTheme="minorHAnsi"/>
-                <w:sz w:val="16"/>
-                <w:szCs w:val="16"/>
-              </w:rPr>
-              <w:t xml:space="preserve"> has a value in </w:t>
-            </w:r>
-            <w:r>
-              <w:rPr>
-                <w:rFonts w:asciiTheme="minorHAnsi" w:hAnsiTheme="minorHAnsi"/>
-                <w:sz w:val="16"/>
-                <w:szCs w:val="16"/>
-                <w:highlight w:val="yellow"/>
-              </w:rPr>
-              <w:t>MCH-01a field D06</w:t>
-            </w:r>
-            <w:r>
-              <w:rPr>
-                <w:rFonts w:asciiTheme="minorHAnsi" w:hAnsiTheme="minorHAnsi"/>
-                <w:sz w:val="16"/>
-                <w:szCs w:val="16"/>
-              </w:rPr>
-              <w:t xml:space="preserve"> </w:t>
+              <w:t xml:space="preserve"> the duct system in MCH-01a field M03 has a value in MCH-01a field D06 </w:t>
             </w:r>
             <w:r>
               <w:rPr>
@@ -7206,24 +6703,25 @@
                 <w:sz w:val="16"/>
                 <w:szCs w:val="16"/>
               </w:rPr>
-              <w:t xml:space="preserve">and the system type in </w:t>
-            </w:r>
-            <w:r>
-              <w:rPr>
-                <w:rFonts w:asciiTheme="minorHAnsi" w:hAnsiTheme="minorHAnsi"/>
-                <w:sz w:val="16"/>
-                <w:szCs w:val="16"/>
-                <w:highlight w:val="yellow"/>
-              </w:rPr>
-              <w:t>MCH-01a fields D04 or D05</w:t>
-            </w:r>
-            <w:r>
-              <w:rPr>
-                <w:rFonts w:asciiTheme="minorHAnsi" w:hAnsiTheme="minorHAnsi"/>
-                <w:sz w:val="16"/>
-                <w:szCs w:val="16"/>
-              </w:rPr>
-              <w:t xml:space="preserve"> are one of the following three types: 1:[VCHP-Ducted], 2:[VCHP-Ductless], 3:[</w:t>
+              <w:t xml:space="preserve">and the system type in MCH-01a fields D04 or D05 are one of the following three types: </w:t>
+            </w:r>
+            <w:proofErr w:type="gramStart"/>
+            <w:r>
+              <w:rPr>
+                <w:rFonts w:asciiTheme="minorHAnsi" w:hAnsiTheme="minorHAnsi"/>
+                <w:sz w:val="16"/>
+                <w:szCs w:val="16"/>
+              </w:rPr>
+              <w:t>1:[</w:t>
+            </w:r>
+            <w:proofErr w:type="gramEnd"/>
+            <w:r>
+              <w:rPr>
+                <w:rFonts w:asciiTheme="minorHAnsi" w:hAnsiTheme="minorHAnsi"/>
+                <w:sz w:val="16"/>
+                <w:szCs w:val="16"/>
+              </w:rPr>
+              <w:t>VCHP-Ducted], 2:[VCHP-Ductless], 3:[</w:t>
             </w:r>
             <w:proofErr w:type="spellStart"/>
             <w:r>
@@ -7268,24 +6766,7 @@
                 <w:sz w:val="16"/>
                 <w:szCs w:val="16"/>
               </w:rPr>
-              <w:t xml:space="preserve"> value in this field = Indoor Unit Nominal Cooling Capacity value referenced from </w:t>
-            </w:r>
-            <w:r>
-              <w:rPr>
-                <w:rFonts w:asciiTheme="minorHAnsi" w:hAnsiTheme="minorHAnsi"/>
-                <w:sz w:val="16"/>
-                <w:szCs w:val="16"/>
-                <w:highlight w:val="yellow"/>
-              </w:rPr>
-              <w:t>MCH-01a field G10</w:t>
-            </w:r>
-            <w:r>
-              <w:rPr>
-                <w:rFonts w:asciiTheme="minorHAnsi" w:hAnsiTheme="minorHAnsi"/>
-                <w:sz w:val="16"/>
-                <w:szCs w:val="16"/>
-              </w:rPr>
-              <w:t>,</w:t>
+              <w:t xml:space="preserve"> value in this field = Indoor Unit Nominal Cooling Capacity value referenced from MCH-01a field G10,</w:t>
             </w:r>
           </w:p>
           <w:p>
@@ -7340,24 +6821,7 @@
                 <w:sz w:val="16"/>
                 <w:szCs w:val="16"/>
               </w:rPr>
-              <w:t>1: [</w:t>
-            </w:r>
-            <w:r>
-              <w:rPr>
-                <w:rFonts w:asciiTheme="minorHAnsi" w:hAnsiTheme="minorHAnsi"/>
-                <w:sz w:val="16"/>
-                <w:szCs w:val="16"/>
-                <w:highlight w:val="yellow"/>
-              </w:rPr>
-              <w:t>MCH-01a field F09</w:t>
-            </w:r>
-            <w:r>
-              <w:rPr>
-                <w:rFonts w:asciiTheme="minorHAnsi" w:hAnsiTheme="minorHAnsi"/>
-                <w:sz w:val="16"/>
-                <w:szCs w:val="16"/>
-              </w:rPr>
-              <w:t xml:space="preserve"> (if SC system is not a HP)]</w:t>
+              <w:t>1: [MCH-01a field F09 (if SC system is not a HP)]</w:t>
             </w:r>
           </w:p>
           <w:p>
@@ -7375,24 +6839,7 @@
                 <w:sz w:val="16"/>
                 <w:szCs w:val="16"/>
               </w:rPr>
-              <w:t>2: [</w:t>
-            </w:r>
-            <w:r>
-              <w:rPr>
-                <w:rFonts w:asciiTheme="minorHAnsi" w:hAnsiTheme="minorHAnsi"/>
-                <w:sz w:val="16"/>
-                <w:szCs w:val="16"/>
-                <w:highlight w:val="yellow"/>
-              </w:rPr>
-              <w:t>MCH-01a field I10</w:t>
-            </w:r>
-            <w:r>
-              <w:rPr>
-                <w:rFonts w:asciiTheme="minorHAnsi" w:hAnsiTheme="minorHAnsi"/>
-                <w:sz w:val="16"/>
-                <w:szCs w:val="16"/>
-              </w:rPr>
-              <w:t xml:space="preserve"> (if SC system is a HP)]</w:t>
+              <w:t>2: [MCH-01a field I10 (if SC system is a HP)]</w:t>
             </w:r>
           </w:p>
           <w:p>
@@ -7426,7 +6873,6 @@
                 <w:b/>
                 <w:sz w:val="16"/>
                 <w:szCs w:val="16"/>
-                <w:u w:val="single"/>
               </w:rPr>
               <w:t>MCH-01b</w:t>
             </w:r>
@@ -7463,66 +6909,33 @@
                 <w:sz w:val="16"/>
                 <w:szCs w:val="16"/>
               </w:rPr>
-              <w:t xml:space="preserve"> the duct system in </w:t>
-            </w:r>
-            <w:r>
-              <w:rPr>
-                <w:rFonts w:asciiTheme="minorHAnsi" w:hAnsiTheme="minorHAnsi"/>
-                <w:sz w:val="16"/>
-                <w:szCs w:val="16"/>
-                <w:highlight w:val="yellow"/>
-              </w:rPr>
-              <w:t>MCH-01b field J03</w:t>
-            </w:r>
-            <w:r>
-              <w:rPr>
-                <w:rFonts w:asciiTheme="minorHAnsi" w:hAnsiTheme="minorHAnsi"/>
-                <w:sz w:val="16"/>
-                <w:szCs w:val="16"/>
-              </w:rPr>
-              <w:t xml:space="preserve"> has a value in </w:t>
-            </w:r>
-            <w:r>
-              <w:rPr>
-                <w:rFonts w:asciiTheme="minorHAnsi" w:hAnsiTheme="minorHAnsi"/>
-                <w:sz w:val="16"/>
-                <w:szCs w:val="16"/>
-                <w:highlight w:val="yellow"/>
-              </w:rPr>
-              <w:t>MCH-01b field C12</w:t>
-            </w:r>
-            <w:r>
-              <w:rPr>
-                <w:rFonts w:asciiTheme="minorHAnsi" w:hAnsiTheme="minorHAnsi"/>
-                <w:sz w:val="16"/>
-                <w:szCs w:val="16"/>
-              </w:rPr>
-              <w:t xml:space="preserve"> &gt; 1,</w:t>
-            </w:r>
-            <w:r>
-              <w:rPr>
-                <w:rFonts w:asciiTheme="minorHAnsi" w:hAnsiTheme="minorHAnsi"/>
-                <w:sz w:val="16"/>
-                <w:szCs w:val="16"/>
-              </w:rPr>
-              <w:t xml:space="preserve"> and the system type in </w:t>
-            </w:r>
-            <w:r>
-              <w:rPr>
-                <w:rFonts w:asciiTheme="minorHAnsi" w:hAnsiTheme="minorHAnsi"/>
-                <w:sz w:val="16"/>
-                <w:szCs w:val="16"/>
-                <w:highlight w:val="yellow"/>
-              </w:rPr>
-              <w:t>MCH-01b fields C03 or C07</w:t>
-            </w:r>
-            <w:r>
-              <w:rPr>
-                <w:rFonts w:asciiTheme="minorHAnsi" w:hAnsiTheme="minorHAnsi"/>
-                <w:sz w:val="16"/>
-                <w:szCs w:val="16"/>
-              </w:rPr>
-              <w:t xml:space="preserve"> are one of the following three types: 1:[VCHP-Ducted], 2:[VCHP-Ductless], 3:[</w:t>
+              <w:t xml:space="preserve"> the duct system in MCH-01b field J03 has a value in MCH-01b field C12 &gt; 1,</w:t>
+            </w:r>
+            <w:r>
+              <w:rPr>
+                <w:rFonts w:asciiTheme="minorHAnsi" w:hAnsiTheme="minorHAnsi"/>
+                <w:sz w:val="16"/>
+                <w:szCs w:val="16"/>
+              </w:rPr>
+              <w:t xml:space="preserve"> and the system type in MCH-01b fields C03 or C07 are one of the following three types: </w:t>
+            </w:r>
+            <w:proofErr w:type="gramStart"/>
+            <w:r>
+              <w:rPr>
+                <w:rFonts w:asciiTheme="minorHAnsi" w:hAnsiTheme="minorHAnsi"/>
+                <w:sz w:val="16"/>
+                <w:szCs w:val="16"/>
+              </w:rPr>
+              <w:t>1:[</w:t>
+            </w:r>
+            <w:proofErr w:type="gramEnd"/>
+            <w:r>
+              <w:rPr>
+                <w:rFonts w:asciiTheme="minorHAnsi" w:hAnsiTheme="minorHAnsi"/>
+                <w:sz w:val="16"/>
+                <w:szCs w:val="16"/>
+              </w:rPr>
+              <w:t>VCHP-Ducted], 2:[VCHP-Ductless], 3:[</w:t>
             </w:r>
             <w:proofErr w:type="spellStart"/>
             <w:r>
@@ -7587,33 +7000,15 @@
                 <w:rFonts w:asciiTheme="minorHAnsi" w:hAnsiTheme="minorHAnsi"/>
                 <w:sz w:val="16"/>
                 <w:szCs w:val="16"/>
-                <w:highlight w:val="yellow"/>
-              </w:rPr>
-            </w:pPr>
-            <w:r>
-              <w:rPr>
-                <w:rFonts w:asciiTheme="minorHAnsi" w:hAnsiTheme="minorHAnsi"/>
-                <w:sz w:val="16"/>
-                <w:szCs w:val="16"/>
-              </w:rPr>
-              <w:t>1: [</w:t>
-            </w:r>
-            <w:r>
-              <w:rPr>
-                <w:rFonts w:asciiTheme="minorHAnsi" w:hAnsiTheme="minorHAnsi"/>
-                <w:sz w:val="16"/>
-                <w:szCs w:val="16"/>
-                <w:highlight w:val="yellow"/>
-              </w:rPr>
-              <w:t>MCH-01b field F12</w:t>
-            </w:r>
-            <w:r>
-              <w:rPr>
-                <w:rFonts w:asciiTheme="minorHAnsi" w:hAnsiTheme="minorHAnsi"/>
-                <w:sz w:val="16"/>
-                <w:szCs w:val="16"/>
-              </w:rPr>
-              <w:t xml:space="preserve"> (if &lt; 75% of duct system altered)]</w:t>
+              </w:rPr>
+            </w:pPr>
+            <w:r>
+              <w:rPr>
+                <w:rFonts w:asciiTheme="minorHAnsi" w:hAnsiTheme="minorHAnsi"/>
+                <w:sz w:val="16"/>
+                <w:szCs w:val="16"/>
+              </w:rPr>
+              <w:t>1: [MCH-01b field F12 (if &lt; 75% of duct system altered)]</w:t>
             </w:r>
           </w:p>
           <w:p>
@@ -7623,33 +7018,15 @@
                 <w:rFonts w:asciiTheme="minorHAnsi" w:hAnsiTheme="minorHAnsi"/>
                 <w:sz w:val="16"/>
                 <w:szCs w:val="16"/>
-                <w:highlight w:val="yellow"/>
-              </w:rPr>
-            </w:pPr>
-            <w:r>
-              <w:rPr>
-                <w:rFonts w:asciiTheme="minorHAnsi" w:hAnsiTheme="minorHAnsi"/>
-                <w:sz w:val="16"/>
-                <w:szCs w:val="16"/>
-              </w:rPr>
-              <w:t>2: [</w:t>
-            </w:r>
-            <w:r>
-              <w:rPr>
-                <w:rFonts w:asciiTheme="minorHAnsi" w:hAnsiTheme="minorHAnsi"/>
-                <w:sz w:val="16"/>
-                <w:szCs w:val="16"/>
-                <w:highlight w:val="yellow"/>
-              </w:rPr>
-              <w:t>MCH-01b field G15</w:t>
-            </w:r>
-            <w:r>
-              <w:rPr>
-                <w:rFonts w:asciiTheme="minorHAnsi" w:hAnsiTheme="minorHAnsi"/>
-                <w:sz w:val="16"/>
-                <w:szCs w:val="16"/>
-              </w:rPr>
-              <w:t xml:space="preserve"> (if new or completely replaced duct system)]</w:t>
+              </w:rPr>
+            </w:pPr>
+            <w:r>
+              <w:rPr>
+                <w:rFonts w:asciiTheme="minorHAnsi" w:hAnsiTheme="minorHAnsi"/>
+                <w:sz w:val="16"/>
+                <w:szCs w:val="16"/>
+              </w:rPr>
+              <w:t>2: [MCH-01b field G15 (if new or completely replaced duct system)]</w:t>
             </w:r>
           </w:p>
           <w:p>
@@ -7687,16 +7064,7 @@
                 <w:sz w:val="16"/>
                 <w:szCs w:val="16"/>
               </w:rPr>
-              <w:t xml:space="preserve"> value in this field = Condenser Nominal Cooling Capacity value referenced from </w:t>
-            </w:r>
-            <w:r>
-              <w:rPr>
-                <w:rFonts w:asciiTheme="minorHAnsi" w:hAnsiTheme="minorHAnsi"/>
-                <w:sz w:val="16"/>
-                <w:szCs w:val="16"/>
-                <w:highlight w:val="yellow"/>
-              </w:rPr>
-              <w:t>MCH-01b field E09</w:t>
+              <w:t xml:space="preserve"> value in this field = Condenser Nominal Cooling Capacity value referenced from MCH-01b field E09</w:t>
             </w:r>
           </w:p>
           <w:p>
@@ -7730,7 +7098,6 @@
                 <w:b/>
                 <w:sz w:val="16"/>
                 <w:szCs w:val="16"/>
-                <w:u w:val="single"/>
               </w:rPr>
               <w:t>MCH-01c</w:t>
             </w:r>
@@ -7767,66 +7134,33 @@
                 <w:sz w:val="16"/>
                 <w:szCs w:val="16"/>
               </w:rPr>
-              <w:t xml:space="preserve"> the duct system in </w:t>
-            </w:r>
-            <w:r>
-              <w:rPr>
-                <w:rFonts w:asciiTheme="minorHAnsi" w:hAnsiTheme="minorHAnsi"/>
-                <w:sz w:val="16"/>
-                <w:szCs w:val="16"/>
-                <w:highlight w:val="yellow"/>
-              </w:rPr>
-              <w:t>MCH-01c field L03</w:t>
-            </w:r>
-            <w:r>
-              <w:rPr>
-                <w:rFonts w:asciiTheme="minorHAnsi" w:hAnsiTheme="minorHAnsi"/>
-                <w:sz w:val="16"/>
-                <w:szCs w:val="16"/>
-              </w:rPr>
-              <w:t xml:space="preserve"> has a value in </w:t>
-            </w:r>
-            <w:r>
-              <w:rPr>
-                <w:rFonts w:asciiTheme="minorHAnsi" w:hAnsiTheme="minorHAnsi"/>
-                <w:sz w:val="16"/>
-                <w:szCs w:val="16"/>
-                <w:highlight w:val="yellow"/>
-              </w:rPr>
-              <w:t>MCH-01c field C11</w:t>
-            </w:r>
-            <w:r>
-              <w:rPr>
-                <w:rFonts w:asciiTheme="minorHAnsi" w:hAnsiTheme="minorHAnsi"/>
-                <w:sz w:val="16"/>
-                <w:szCs w:val="16"/>
-              </w:rPr>
-              <w:t xml:space="preserve"> &gt; 1,</w:t>
-            </w:r>
-            <w:r>
-              <w:rPr>
-                <w:rFonts w:asciiTheme="minorHAnsi" w:hAnsiTheme="minorHAnsi"/>
-                <w:sz w:val="16"/>
-                <w:szCs w:val="16"/>
-              </w:rPr>
-              <w:t xml:space="preserve"> and the system type in </w:t>
-            </w:r>
-            <w:r>
-              <w:rPr>
-                <w:rFonts w:asciiTheme="minorHAnsi" w:hAnsiTheme="minorHAnsi"/>
-                <w:sz w:val="16"/>
-                <w:szCs w:val="16"/>
-                <w:highlight w:val="yellow"/>
-              </w:rPr>
-              <w:t>MCH-01c fields C04 or C05</w:t>
-            </w:r>
-            <w:r>
-              <w:rPr>
-                <w:rFonts w:asciiTheme="minorHAnsi" w:hAnsiTheme="minorHAnsi"/>
-                <w:sz w:val="16"/>
-                <w:szCs w:val="16"/>
-              </w:rPr>
-              <w:t xml:space="preserve"> are one of the following three types: 1:[VCHP-Ducted], 2:[VCHP-Ductless], 3:[</w:t>
+              <w:t xml:space="preserve"> the duct system in MCH-01c field L03 has a value in MCH-01c field C11 &gt; 1,</w:t>
+            </w:r>
+            <w:r>
+              <w:rPr>
+                <w:rFonts w:asciiTheme="minorHAnsi" w:hAnsiTheme="minorHAnsi"/>
+                <w:sz w:val="16"/>
+                <w:szCs w:val="16"/>
+              </w:rPr>
+              <w:t xml:space="preserve"> and the system type in MCH-01c fields C04 or C05 are one of the following three types: </w:t>
+            </w:r>
+            <w:proofErr w:type="gramStart"/>
+            <w:r>
+              <w:rPr>
+                <w:rFonts w:asciiTheme="minorHAnsi" w:hAnsiTheme="minorHAnsi"/>
+                <w:sz w:val="16"/>
+                <w:szCs w:val="16"/>
+              </w:rPr>
+              <w:t>1:[</w:t>
+            </w:r>
+            <w:proofErr w:type="gramEnd"/>
+            <w:r>
+              <w:rPr>
+                <w:rFonts w:asciiTheme="minorHAnsi" w:hAnsiTheme="minorHAnsi"/>
+                <w:sz w:val="16"/>
+                <w:szCs w:val="16"/>
+              </w:rPr>
+              <w:t>VCHP-Ducted], 2:[VCHP-Ductless], 3:[</w:t>
             </w:r>
             <w:proofErr w:type="spellStart"/>
             <w:r>
@@ -7871,16 +7205,7 @@
                 <w:sz w:val="16"/>
                 <w:szCs w:val="16"/>
               </w:rPr>
-              <w:t xml:space="preserve"> value in this field = Indoor Unit Nominal Cooling Capacity value reference from </w:t>
-            </w:r>
-            <w:r>
-              <w:rPr>
-                <w:rFonts w:asciiTheme="minorHAnsi" w:hAnsiTheme="minorHAnsi"/>
-                <w:sz w:val="16"/>
-                <w:szCs w:val="16"/>
-                <w:highlight w:val="yellow"/>
-              </w:rPr>
-              <w:t>MCH-01c field F10</w:t>
+              <w:t xml:space="preserve"> value in this field = Indoor Unit Nominal Cooling Capacity value reference from MCH-01c field F10</w:t>
             </w:r>
           </w:p>
           <w:p>
@@ -7934,24 +7259,7 @@
                 <w:sz w:val="16"/>
                 <w:szCs w:val="16"/>
               </w:rPr>
-              <w:t>1: [</w:t>
-            </w:r>
-            <w:r>
-              <w:rPr>
-                <w:rFonts w:asciiTheme="minorHAnsi" w:hAnsiTheme="minorHAnsi"/>
-                <w:sz w:val="16"/>
-                <w:szCs w:val="16"/>
-                <w:highlight w:val="yellow"/>
-              </w:rPr>
-              <w:t>MCH-01c field E09</w:t>
-            </w:r>
-            <w:r>
-              <w:rPr>
-                <w:rFonts w:asciiTheme="minorHAnsi" w:hAnsiTheme="minorHAnsi"/>
-                <w:sz w:val="16"/>
-                <w:szCs w:val="16"/>
-              </w:rPr>
-              <w:t xml:space="preserve"> (if SC system is not a HP)]</w:t>
+              <w:t>1: [MCH-01c field E09 (if SC system is not a HP)]</w:t>
             </w:r>
           </w:p>
           <w:p>
@@ -7969,24 +7277,7 @@
                 <w:sz w:val="16"/>
                 <w:szCs w:val="16"/>
               </w:rPr>
-              <w:t>2: [</w:t>
-            </w:r>
-            <w:r>
-              <w:rPr>
-                <w:rFonts w:asciiTheme="minorHAnsi" w:hAnsiTheme="minorHAnsi"/>
-                <w:sz w:val="16"/>
-                <w:szCs w:val="16"/>
-                <w:highlight w:val="yellow"/>
-              </w:rPr>
-              <w:t>MCH-01c field H10</w:t>
-            </w:r>
-            <w:r>
-              <w:rPr>
-                <w:rFonts w:asciiTheme="minorHAnsi" w:hAnsiTheme="minorHAnsi"/>
-                <w:sz w:val="16"/>
-                <w:szCs w:val="16"/>
-              </w:rPr>
-              <w:t xml:space="preserve"> (if SC system is a HP)]</w:t>
+              <w:t>2: [MCH-01c field H10 (if SC system is a HP)]</w:t>
             </w:r>
           </w:p>
           <w:p>
@@ -8020,7 +7311,6 @@
                 <w:b/>
                 <w:sz w:val="16"/>
                 <w:szCs w:val="16"/>
-                <w:u w:val="single"/>
               </w:rPr>
               <w:t>MCH-01d</w:t>
             </w:r>
@@ -8057,66 +7347,33 @@
                 <w:sz w:val="16"/>
                 <w:szCs w:val="16"/>
               </w:rPr>
-              <w:t xml:space="preserve"> the duct system in </w:t>
-            </w:r>
-            <w:r>
-              <w:rPr>
-                <w:rFonts w:asciiTheme="minorHAnsi" w:hAnsiTheme="minorHAnsi"/>
-                <w:sz w:val="16"/>
-                <w:szCs w:val="16"/>
-                <w:highlight w:val="yellow"/>
-              </w:rPr>
-              <w:t>MCH-01d field O03</w:t>
-            </w:r>
-            <w:r>
-              <w:rPr>
-                <w:rFonts w:asciiTheme="minorHAnsi" w:hAnsiTheme="minorHAnsi"/>
-                <w:sz w:val="16"/>
-                <w:szCs w:val="16"/>
-              </w:rPr>
-              <w:t xml:space="preserve"> has a value in </w:t>
-            </w:r>
-            <w:r>
-              <w:rPr>
-                <w:rFonts w:asciiTheme="minorHAnsi" w:hAnsiTheme="minorHAnsi"/>
-                <w:sz w:val="16"/>
-                <w:szCs w:val="16"/>
-                <w:highlight w:val="yellow"/>
-              </w:rPr>
-              <w:t>MCH-01d field D06</w:t>
-            </w:r>
-            <w:r>
-              <w:rPr>
-                <w:rFonts w:asciiTheme="minorHAnsi" w:hAnsiTheme="minorHAnsi"/>
-                <w:sz w:val="16"/>
-                <w:szCs w:val="16"/>
-              </w:rPr>
-              <w:t xml:space="preserve"> &gt; 1</w:t>
-            </w:r>
-            <w:r>
-              <w:rPr>
-                <w:rFonts w:asciiTheme="minorHAnsi" w:hAnsiTheme="minorHAnsi"/>
-                <w:sz w:val="16"/>
-                <w:szCs w:val="16"/>
-              </w:rPr>
-              <w:t xml:space="preserve">, and the system type in </w:t>
-            </w:r>
-            <w:r>
-              <w:rPr>
-                <w:rFonts w:asciiTheme="minorHAnsi" w:hAnsiTheme="minorHAnsi"/>
-                <w:sz w:val="16"/>
-                <w:szCs w:val="16"/>
-                <w:highlight w:val="yellow"/>
-              </w:rPr>
-              <w:t>MCH-01d fields D04 or D05</w:t>
-            </w:r>
-            <w:r>
-              <w:rPr>
-                <w:rFonts w:asciiTheme="minorHAnsi" w:hAnsiTheme="minorHAnsi"/>
-                <w:sz w:val="16"/>
-                <w:szCs w:val="16"/>
-              </w:rPr>
-              <w:t xml:space="preserve"> are one of the following three types: 1:[VCHP-Ducted], 2:[VCHP-Ductless], 3:[</w:t>
+              <w:t xml:space="preserve"> the duct system in MCH-01d field O03 has a value in MCH-01d field D06 &gt; 1</w:t>
+            </w:r>
+            <w:r>
+              <w:rPr>
+                <w:rFonts w:asciiTheme="minorHAnsi" w:hAnsiTheme="minorHAnsi"/>
+                <w:sz w:val="16"/>
+                <w:szCs w:val="16"/>
+              </w:rPr>
+              <w:t xml:space="preserve">, and the system type in MCH-01d fields D04 or D05 are one of the following three types: </w:t>
+            </w:r>
+            <w:proofErr w:type="gramStart"/>
+            <w:r>
+              <w:rPr>
+                <w:rFonts w:asciiTheme="minorHAnsi" w:hAnsiTheme="minorHAnsi"/>
+                <w:sz w:val="16"/>
+                <w:szCs w:val="16"/>
+              </w:rPr>
+              <w:t>1:[</w:t>
+            </w:r>
+            <w:proofErr w:type="gramEnd"/>
+            <w:r>
+              <w:rPr>
+                <w:rFonts w:asciiTheme="minorHAnsi" w:hAnsiTheme="minorHAnsi"/>
+                <w:sz w:val="16"/>
+                <w:szCs w:val="16"/>
+              </w:rPr>
+              <w:t>VCHP-Ducted], 2:[VCHP-Ductless], 3:[</w:t>
             </w:r>
             <w:proofErr w:type="spellStart"/>
             <w:r>
@@ -8181,33 +7438,15 @@
                 <w:rFonts w:asciiTheme="minorHAnsi" w:hAnsiTheme="minorHAnsi"/>
                 <w:sz w:val="16"/>
                 <w:szCs w:val="16"/>
-                <w:highlight w:val="yellow"/>
-              </w:rPr>
-            </w:pPr>
-            <w:r>
-              <w:rPr>
-                <w:rFonts w:asciiTheme="minorHAnsi" w:hAnsiTheme="minorHAnsi"/>
-                <w:sz w:val="16"/>
-                <w:szCs w:val="16"/>
-              </w:rPr>
-              <w:t>1: [</w:t>
-            </w:r>
-            <w:r>
-              <w:rPr>
-                <w:rFonts w:asciiTheme="minorHAnsi" w:hAnsiTheme="minorHAnsi"/>
-                <w:sz w:val="16"/>
-                <w:szCs w:val="16"/>
-                <w:highlight w:val="yellow"/>
-              </w:rPr>
-              <w:t>MCH-01d field K12</w:t>
-            </w:r>
-            <w:r>
-              <w:rPr>
-                <w:rFonts w:asciiTheme="minorHAnsi" w:hAnsiTheme="minorHAnsi"/>
-                <w:sz w:val="16"/>
-                <w:szCs w:val="16"/>
-              </w:rPr>
-              <w:t xml:space="preserve"> (if &lt; 75% of duct system altered)]</w:t>
+              </w:rPr>
+            </w:pPr>
+            <w:r>
+              <w:rPr>
+                <w:rFonts w:asciiTheme="minorHAnsi" w:hAnsiTheme="minorHAnsi"/>
+                <w:sz w:val="16"/>
+                <w:szCs w:val="16"/>
+              </w:rPr>
+              <w:t>1: [MCH-01d field K12 (if &lt; 75% of duct system altered)]</w:t>
             </w:r>
           </w:p>
           <w:p>
@@ -8217,33 +7456,15 @@
                 <w:rFonts w:asciiTheme="minorHAnsi" w:hAnsiTheme="minorHAnsi"/>
                 <w:sz w:val="16"/>
                 <w:szCs w:val="16"/>
-                <w:highlight w:val="yellow"/>
-              </w:rPr>
-            </w:pPr>
-            <w:r>
-              <w:rPr>
-                <w:rFonts w:asciiTheme="minorHAnsi" w:hAnsiTheme="minorHAnsi"/>
-                <w:sz w:val="16"/>
-                <w:szCs w:val="16"/>
-              </w:rPr>
-              <w:t>2: [</w:t>
-            </w:r>
-            <w:r>
-              <w:rPr>
-                <w:rFonts w:asciiTheme="minorHAnsi" w:hAnsiTheme="minorHAnsi"/>
-                <w:sz w:val="16"/>
-                <w:szCs w:val="16"/>
-                <w:highlight w:val="yellow"/>
-              </w:rPr>
-              <w:t>MCH-01d filed L15</w:t>
-            </w:r>
-            <w:r>
-              <w:rPr>
-                <w:rFonts w:asciiTheme="minorHAnsi" w:hAnsiTheme="minorHAnsi"/>
-                <w:sz w:val="16"/>
-                <w:szCs w:val="16"/>
-              </w:rPr>
-              <w:t xml:space="preserve"> (if new or completely replaced duct system)]</w:t>
+              </w:rPr>
+            </w:pPr>
+            <w:r>
+              <w:rPr>
+                <w:rFonts w:asciiTheme="minorHAnsi" w:hAnsiTheme="minorHAnsi"/>
+                <w:sz w:val="16"/>
+                <w:szCs w:val="16"/>
+              </w:rPr>
+              <w:t>2: [MCH-01d filed L15 (if new or completely replaced duct system)]</w:t>
             </w:r>
           </w:p>
           <w:p>
@@ -8319,24 +7540,7 @@
                 <w:sz w:val="16"/>
                 <w:szCs w:val="16"/>
               </w:rPr>
-              <w:t>1: [</w:t>
-            </w:r>
-            <w:r>
-              <w:rPr>
-                <w:rFonts w:asciiTheme="minorHAnsi" w:hAnsiTheme="minorHAnsi"/>
-                <w:sz w:val="16"/>
-                <w:szCs w:val="16"/>
-                <w:highlight w:val="yellow"/>
-              </w:rPr>
-              <w:t>MCH-01d field G09</w:t>
-            </w:r>
-            <w:r>
-              <w:rPr>
-                <w:rFonts w:asciiTheme="minorHAnsi" w:hAnsiTheme="minorHAnsi"/>
-                <w:sz w:val="16"/>
-                <w:szCs w:val="16"/>
-              </w:rPr>
-              <w:t xml:space="preserve"> (if SC system is not a HP)]</w:t>
+              <w:t>1: [MCH-01d field G09 (if SC system is not a HP)]</w:t>
             </w:r>
           </w:p>
           <w:p>
@@ -8354,40 +7558,24 @@
                 <w:sz w:val="16"/>
                 <w:szCs w:val="16"/>
               </w:rPr>
-              <w:t>2: [</w:t>
-            </w:r>
-            <w:r>
-              <w:rPr>
-                <w:rFonts w:asciiTheme="minorHAnsi" w:hAnsiTheme="minorHAnsi"/>
-                <w:sz w:val="16"/>
-                <w:szCs w:val="16"/>
-                <w:highlight w:val="yellow"/>
-              </w:rPr>
-              <w:t>MCH-01d field J10</w:t>
-            </w:r>
-            <w:r>
-              <w:rPr>
-                <w:rFonts w:asciiTheme="minorHAnsi" w:hAnsiTheme="minorHAnsi"/>
-                <w:sz w:val="16"/>
-                <w:szCs w:val="16"/>
-              </w:rPr>
-              <w:t xml:space="preserve"> (if SC system is a HP)]</w:t>
-            </w:r>
-          </w:p>
-          <w:p>
-            <w:pPr>
-              <w:rPr>
-                <w:rFonts w:asciiTheme="minorHAnsi" w:hAnsiTheme="minorHAnsi"/>
-                <w:sz w:val="18"/>
-                <w:szCs w:val="18"/>
-              </w:rPr>
-            </w:pPr>
-            <w:r>
-              <w:rPr>
-                <w:rFonts w:asciiTheme="minorHAnsi" w:hAnsiTheme="minorHAnsi"/>
-                <w:sz w:val="16"/>
-                <w:szCs w:val="16"/>
-              </w:rPr>
+              <w:t>2: [MCH-01d field J10 (if SC system is a HP)]</w:t>
+            </w:r>
+          </w:p>
+          <w:p>
+            <w:pPr>
+              <w:rPr>
+                <w:rFonts w:asciiTheme="minorHAnsi" w:hAnsiTheme="minorHAnsi"/>
+                <w:sz w:val="18"/>
+                <w:szCs w:val="18"/>
+              </w:rPr>
+            </w:pPr>
+            <w:r>
+              <w:rPr>
+                <w:rFonts w:asciiTheme="minorHAnsi" w:hAnsiTheme="minorHAnsi"/>
+                <w:sz w:val="16"/>
+                <w:szCs w:val="16"/>
+              </w:rPr>
+              <w:lastRenderedPageBreak/>
               <w:t>&gt;&gt;</w:t>
             </w:r>
           </w:p>
@@ -8400,7 +7588,7 @@
         </w:trPr>
         <w:tc>
           <w:tcPr>
-            <w:tcW w:w="475" w:type="dxa"/>
+            <w:tcW w:w="470" w:type="dxa"/>
             <w:vAlign w:val="center"/>
           </w:tcPr>
           <w:p>
@@ -8424,21 +7612,13 @@
                 <w:szCs w:val="18"/>
               </w:rPr>
               <w:lastRenderedPageBreak/>
-              <w:t>0</w:t>
-            </w:r>
-            <w:r>
-              <w:rPr>
-                <w:rFonts w:asciiTheme="minorHAnsi" w:hAnsiTheme="minorHAnsi"/>
-                <w:sz w:val="18"/>
-                <w:szCs w:val="18"/>
-              </w:rPr>
-              <w:t>6</w:t>
+              <w:t>06</w:t>
             </w:r>
           </w:p>
         </w:tc>
         <w:tc>
           <w:tcPr>
-            <w:tcW w:w="4950" w:type="dxa"/>
+            <w:tcW w:w="4840" w:type="dxa"/>
             <w:vAlign w:val="center"/>
           </w:tcPr>
           <w:p>
@@ -8466,7 +7646,7 @@
         </w:tc>
         <w:tc>
           <w:tcPr>
-            <w:tcW w:w="5605" w:type="dxa"/>
+            <w:tcW w:w="5480" w:type="dxa"/>
             <w:vAlign w:val="center"/>
           </w:tcPr>
           <w:p>
@@ -8483,23 +7663,7 @@
                 <w:sz w:val="18"/>
                 <w:szCs w:val="18"/>
               </w:rPr>
-              <w:t>&lt;&lt;calculated field:</w:t>
-            </w:r>
-            <w:r>
-              <w:rPr>
-                <w:rFonts w:asciiTheme="minorHAnsi" w:hAnsiTheme="minorHAnsi"/>
-                <w:sz w:val="18"/>
-                <w:szCs w:val="18"/>
-              </w:rPr>
-              <w:t xml:space="preserve"> I</w:t>
-            </w:r>
-            <w:r>
-              <w:rPr>
-                <w:rFonts w:asciiTheme="minorHAnsi" w:hAnsiTheme="minorHAnsi"/>
-                <w:sz w:val="18"/>
-                <w:szCs w:val="18"/>
-              </w:rPr>
-              <w:t>f cooling system type=</w:t>
+              <w:t>&lt;&lt;calculated field: If cooling system type=</w:t>
             </w:r>
             <w:proofErr w:type="spellStart"/>
             <w:r>
@@ -8517,24 +7681,18 @@
                 <w:sz w:val="18"/>
                 <w:szCs w:val="18"/>
               </w:rPr>
-              <w:t xml:space="preserve"> then display text result= n/a - Heating-only</w:t>
-            </w:r>
-            <w:r>
-              <w:rPr>
-                <w:rFonts w:asciiTheme="minorHAnsi" w:hAnsiTheme="minorHAnsi"/>
-                <w:sz w:val="18"/>
-                <w:szCs w:val="18"/>
-              </w:rPr>
-              <w:t xml:space="preserve"> system</w:t>
-            </w:r>
-            <w:r>
-              <w:rPr>
-                <w:rFonts w:asciiTheme="minorHAnsi" w:hAnsiTheme="minorHAnsi"/>
-                <w:sz w:val="18"/>
-                <w:szCs w:val="18"/>
-              </w:rPr>
-              <w:t>;</w:t>
-            </w:r>
+              <w:t xml:space="preserve"> then display text result= n/a - Heating-only </w:t>
+            </w:r>
+            <w:proofErr w:type="gramStart"/>
+            <w:r>
+              <w:rPr>
+                <w:rFonts w:asciiTheme="minorHAnsi" w:hAnsiTheme="minorHAnsi"/>
+                <w:sz w:val="18"/>
+                <w:szCs w:val="18"/>
+              </w:rPr>
+              <w:t>system;</w:t>
+            </w:r>
+            <w:proofErr w:type="gramEnd"/>
           </w:p>
           <w:p>
             <w:pPr>
@@ -8587,8 +7745,18 @@
                 <w:sz w:val="18"/>
                 <w:szCs w:val="18"/>
               </w:rPr>
-              <w:t>then display text n/a –Condenser Speed requirements do not apply;</w:t>
-            </w:r>
+              <w:t xml:space="preserve">then display text n/a –Condenser Speed requirements do not </w:t>
+            </w:r>
+            <w:proofErr w:type="gramStart"/>
+            <w:r>
+              <w:rPr>
+                <w:rFonts w:asciiTheme="minorHAnsi" w:hAnsiTheme="minorHAnsi"/>
+                <w:sz w:val="18"/>
+                <w:szCs w:val="18"/>
+              </w:rPr>
+              <w:t>apply;</w:t>
+            </w:r>
+            <w:proofErr w:type="gramEnd"/>
           </w:p>
           <w:p>
             <w:pPr>
@@ -8658,39 +7826,7 @@
                 <w:sz w:val="18"/>
                 <w:szCs w:val="18"/>
               </w:rPr>
-              <w:t xml:space="preserve">(note on </w:t>
-            </w:r>
-            <w:r>
-              <w:rPr>
-                <w:rFonts w:asciiTheme="minorHAnsi" w:hAnsiTheme="minorHAnsi"/>
-                <w:sz w:val="18"/>
-                <w:szCs w:val="18"/>
-              </w:rPr>
-              <w:t xml:space="preserve">applicable </w:t>
-            </w:r>
-            <w:r>
-              <w:rPr>
-                <w:rFonts w:asciiTheme="minorHAnsi" w:hAnsiTheme="minorHAnsi"/>
-                <w:sz w:val="18"/>
-                <w:szCs w:val="18"/>
-              </w:rPr>
-              <w:t xml:space="preserve">MCH-01 </w:t>
-            </w:r>
-            <w:r>
-              <w:rPr>
-                <w:rFonts w:asciiTheme="minorHAnsi" w:hAnsiTheme="minorHAnsi"/>
-                <w:sz w:val="18"/>
-                <w:szCs w:val="18"/>
-              </w:rPr>
-              <w:t xml:space="preserve">docs </w:t>
-            </w:r>
-            <w:r>
-              <w:rPr>
-                <w:rFonts w:asciiTheme="minorHAnsi" w:hAnsiTheme="minorHAnsi"/>
-                <w:sz w:val="18"/>
-                <w:szCs w:val="18"/>
-              </w:rPr>
-              <w:t xml:space="preserve">the options are:  </w:t>
+              <w:t xml:space="preserve">(note on applicable MCH-01 docs the options are:  </w:t>
             </w:r>
             <w:proofErr w:type="spellStart"/>
             <w:r>
@@ -8708,15 +7844,7 @@
                 <w:sz w:val="18"/>
                 <w:szCs w:val="18"/>
               </w:rPr>
-              <w:t>;</w:t>
-            </w:r>
-            <w:r>
-              <w:rPr>
-                <w:rFonts w:asciiTheme="minorHAnsi" w:hAnsiTheme="minorHAnsi"/>
-                <w:sz w:val="18"/>
-                <w:szCs w:val="18"/>
-              </w:rPr>
-              <w:t xml:space="preserve"> or </w:t>
+              <w:t xml:space="preserve">; or </w:t>
             </w:r>
             <w:proofErr w:type="spellStart"/>
             <w:r>
@@ -8746,7 +7874,7 @@
         </w:trPr>
         <w:tc>
           <w:tcPr>
-            <w:tcW w:w="475" w:type="dxa"/>
+            <w:tcW w:w="470" w:type="dxa"/>
             <w:vAlign w:val="center"/>
           </w:tcPr>
           <w:p>
@@ -8769,21 +7897,13 @@
                 <w:sz w:val="18"/>
                 <w:szCs w:val="18"/>
               </w:rPr>
-              <w:t>0</w:t>
-            </w:r>
-            <w:r>
-              <w:rPr>
-                <w:rFonts w:asciiTheme="minorHAnsi" w:hAnsiTheme="minorHAnsi"/>
-                <w:sz w:val="18"/>
-                <w:szCs w:val="18"/>
-              </w:rPr>
-              <w:t>7</w:t>
+              <w:t>07</w:t>
             </w:r>
           </w:p>
         </w:tc>
         <w:tc>
           <w:tcPr>
-            <w:tcW w:w="4950" w:type="dxa"/>
+            <w:tcW w:w="4840" w:type="dxa"/>
             <w:vAlign w:val="center"/>
           </w:tcPr>
           <w:p>
@@ -8811,7 +7931,7 @@
         </w:tc>
         <w:tc>
           <w:tcPr>
-            <w:tcW w:w="5605" w:type="dxa"/>
+            <w:tcW w:w="5480" w:type="dxa"/>
             <w:vAlign w:val="center"/>
           </w:tcPr>
           <w:p>
@@ -8838,23 +7958,7 @@
                 <w:sz w:val="18"/>
                 <w:szCs w:val="18"/>
               </w:rPr>
-              <w:t>field:</w:t>
-            </w:r>
-            <w:r>
-              <w:rPr>
-                <w:rFonts w:asciiTheme="minorHAnsi" w:hAnsiTheme="minorHAnsi"/>
-                <w:sz w:val="18"/>
-                <w:szCs w:val="18"/>
-              </w:rPr>
-              <w:t>I</w:t>
-            </w:r>
-            <w:r>
-              <w:rPr>
-                <w:rFonts w:asciiTheme="minorHAnsi" w:hAnsiTheme="minorHAnsi"/>
-                <w:sz w:val="18"/>
-                <w:szCs w:val="18"/>
-              </w:rPr>
-              <w:t>f</w:t>
+              <w:t>field:If</w:t>
             </w:r>
             <w:proofErr w:type="spellEnd"/>
             <w:proofErr w:type="gramEnd"/>
@@ -8882,74 +7986,52 @@
                 <w:sz w:val="18"/>
                 <w:szCs w:val="18"/>
               </w:rPr>
-              <w:t xml:space="preserve"> then display text result= n/a - Heating-only</w:t>
-            </w:r>
-            <w:r>
-              <w:rPr>
-                <w:rFonts w:asciiTheme="minorHAnsi" w:hAnsiTheme="minorHAnsi"/>
-                <w:sz w:val="18"/>
-                <w:szCs w:val="18"/>
-              </w:rPr>
-              <w:t xml:space="preserve"> system</w:t>
-            </w:r>
-            <w:r>
-              <w:rPr>
-                <w:rFonts w:asciiTheme="minorHAnsi" w:hAnsiTheme="minorHAnsi"/>
-                <w:sz w:val="18"/>
-                <w:szCs w:val="18"/>
-              </w:rPr>
-              <w:t>;</w:t>
-            </w:r>
-          </w:p>
-          <w:p>
-            <w:pPr>
-              <w:rPr>
-                <w:rFonts w:asciiTheme="minorHAnsi" w:hAnsiTheme="minorHAnsi"/>
-                <w:sz w:val="18"/>
-                <w:szCs w:val="18"/>
-              </w:rPr>
-            </w:pPr>
-            <w:r>
-              <w:rPr>
-                <w:rFonts w:asciiTheme="minorHAnsi" w:hAnsiTheme="minorHAnsi"/>
-                <w:sz w:val="18"/>
-                <w:szCs w:val="18"/>
-              </w:rPr>
-              <w:t xml:space="preserve">elseif the </w:t>
-            </w:r>
-            <w:r>
-              <w:rPr>
-                <w:rFonts w:asciiTheme="minorHAnsi" w:hAnsiTheme="minorHAnsi"/>
-                <w:sz w:val="18"/>
-                <w:szCs w:val="18"/>
-              </w:rPr>
-              <w:t>Cooling System Zonal Control Type</w:t>
-            </w:r>
-            <w:r>
-              <w:rPr>
-                <w:rFonts w:asciiTheme="minorHAnsi" w:hAnsiTheme="minorHAnsi"/>
-                <w:sz w:val="18"/>
-                <w:szCs w:val="18"/>
-              </w:rPr>
-              <w:t xml:space="preserve"> is not given on the MCH-01,</w:t>
-            </w:r>
-          </w:p>
-          <w:p>
-            <w:pPr>
-              <w:rPr>
-                <w:rFonts w:asciiTheme="minorHAnsi" w:hAnsiTheme="minorHAnsi"/>
-                <w:sz w:val="18"/>
-                <w:szCs w:val="18"/>
-              </w:rPr>
-            </w:pPr>
-            <w:r>
-              <w:rPr>
-                <w:rFonts w:asciiTheme="minorHAnsi" w:hAnsiTheme="minorHAnsi"/>
-                <w:sz w:val="18"/>
-                <w:szCs w:val="18"/>
-              </w:rPr>
-              <w:t>then display text:  n/a –Cooling System Zonal Control requirements do not apply;</w:t>
-            </w:r>
+              <w:t xml:space="preserve"> then display text result= n/a - Heating-only system;</w:t>
+            </w:r>
+          </w:p>
+          <w:p>
+            <w:pPr>
+              <w:rPr>
+                <w:rFonts w:asciiTheme="minorHAnsi" w:hAnsiTheme="minorHAnsi"/>
+                <w:sz w:val="18"/>
+                <w:szCs w:val="18"/>
+              </w:rPr>
+            </w:pPr>
+            <w:r>
+              <w:rPr>
+                <w:rFonts w:asciiTheme="minorHAnsi" w:hAnsiTheme="minorHAnsi"/>
+                <w:sz w:val="18"/>
+                <w:szCs w:val="18"/>
+              </w:rPr>
+              <w:t>elseif the Cooling System Zonal Control Type is not given on the MCH-01,</w:t>
+            </w:r>
+          </w:p>
+          <w:p>
+            <w:pPr>
+              <w:rPr>
+                <w:rFonts w:asciiTheme="minorHAnsi" w:hAnsiTheme="minorHAnsi"/>
+                <w:sz w:val="18"/>
+                <w:szCs w:val="18"/>
+              </w:rPr>
+            </w:pPr>
+            <w:r>
+              <w:rPr>
+                <w:rFonts w:asciiTheme="minorHAnsi" w:hAnsiTheme="minorHAnsi"/>
+                <w:sz w:val="18"/>
+                <w:szCs w:val="18"/>
+              </w:rPr>
+              <w:t xml:space="preserve">then display text:  n/a –Cooling System Zonal Control requirements do not </w:t>
+            </w:r>
+            <w:proofErr w:type="gramStart"/>
+            <w:r>
+              <w:rPr>
+                <w:rFonts w:asciiTheme="minorHAnsi" w:hAnsiTheme="minorHAnsi"/>
+                <w:sz w:val="18"/>
+                <w:szCs w:val="18"/>
+              </w:rPr>
+              <w:t>apply;</w:t>
+            </w:r>
+            <w:proofErr w:type="gramEnd"/>
           </w:p>
           <w:p>
             <w:pPr>
@@ -8985,97 +8067,41 @@
                 <w:sz w:val="18"/>
                 <w:szCs w:val="18"/>
               </w:rPr>
-              <w:t xml:space="preserve"> </w:t>
-            </w:r>
-            <w:r>
-              <w:rPr>
-                <w:rFonts w:asciiTheme="minorHAnsi" w:hAnsiTheme="minorHAnsi"/>
-                <w:sz w:val="18"/>
-                <w:szCs w:val="18"/>
-              </w:rPr>
-              <w:t>Cooling System Zonal Control Type</w:t>
-            </w:r>
-            <w:r>
-              <w:rPr>
-                <w:rFonts w:asciiTheme="minorHAnsi" w:hAnsiTheme="minorHAnsi"/>
-                <w:sz w:val="18"/>
-                <w:szCs w:val="18"/>
-              </w:rPr>
-              <w:t xml:space="preserve"> is given on the MCH-01,</w:t>
-            </w:r>
-          </w:p>
-          <w:p>
-            <w:pPr>
-              <w:rPr>
-                <w:rFonts w:asciiTheme="minorHAnsi" w:hAnsiTheme="minorHAnsi"/>
-                <w:sz w:val="18"/>
-                <w:szCs w:val="18"/>
-              </w:rPr>
-            </w:pPr>
-            <w:r>
-              <w:rPr>
-                <w:rFonts w:asciiTheme="minorHAnsi" w:hAnsiTheme="minorHAnsi"/>
-                <w:sz w:val="18"/>
-                <w:szCs w:val="18"/>
-              </w:rPr>
-              <w:t xml:space="preserve"> then else display value for </w:t>
-            </w:r>
-            <w:r>
-              <w:rPr>
-                <w:rFonts w:asciiTheme="minorHAnsi" w:hAnsiTheme="minorHAnsi"/>
-                <w:sz w:val="18"/>
-                <w:szCs w:val="18"/>
-              </w:rPr>
-              <w:t>Cooling System Zonal Control Type</w:t>
-            </w:r>
-          </w:p>
-          <w:p>
-            <w:pPr>
-              <w:rPr>
-                <w:rFonts w:asciiTheme="minorHAnsi" w:hAnsiTheme="minorHAnsi"/>
-                <w:sz w:val="18"/>
-                <w:szCs w:val="18"/>
-              </w:rPr>
-            </w:pPr>
-            <w:r>
-              <w:rPr>
-                <w:rFonts w:asciiTheme="minorHAnsi" w:hAnsiTheme="minorHAnsi"/>
-                <w:sz w:val="18"/>
-                <w:szCs w:val="18"/>
-              </w:rPr>
-              <w:t xml:space="preserve">(note on </w:t>
-            </w:r>
-            <w:r>
-              <w:rPr>
-                <w:rFonts w:asciiTheme="minorHAnsi" w:hAnsiTheme="minorHAnsi"/>
-                <w:sz w:val="18"/>
-                <w:szCs w:val="18"/>
-              </w:rPr>
-              <w:t xml:space="preserve">applicable </w:t>
-            </w:r>
-            <w:r>
-              <w:rPr>
-                <w:rFonts w:asciiTheme="minorHAnsi" w:hAnsiTheme="minorHAnsi"/>
-                <w:sz w:val="18"/>
-                <w:szCs w:val="18"/>
-              </w:rPr>
-              <w:t xml:space="preserve">MCH-01 </w:t>
-            </w:r>
-            <w:r>
-              <w:rPr>
-                <w:rFonts w:asciiTheme="minorHAnsi" w:hAnsiTheme="minorHAnsi"/>
-                <w:sz w:val="18"/>
-                <w:szCs w:val="18"/>
-              </w:rPr>
-              <w:t xml:space="preserve">docs </w:t>
-            </w:r>
-            <w:r>
-              <w:rPr>
-                <w:rFonts w:asciiTheme="minorHAnsi" w:hAnsiTheme="minorHAnsi"/>
-                <w:sz w:val="18"/>
-                <w:szCs w:val="18"/>
-              </w:rPr>
-              <w:t xml:space="preserve">the options are:  </w:t>
+              <w:t xml:space="preserve"> Cooling System Zonal Control Type is given on the MCH-01,</w:t>
+            </w:r>
+          </w:p>
+          <w:p>
+            <w:pPr>
+              <w:rPr>
+                <w:rFonts w:asciiTheme="minorHAnsi" w:hAnsiTheme="minorHAnsi"/>
+                <w:sz w:val="18"/>
+                <w:szCs w:val="18"/>
+              </w:rPr>
+            </w:pPr>
+            <w:r>
+              <w:rPr>
+                <w:rFonts w:asciiTheme="minorHAnsi" w:hAnsiTheme="minorHAnsi"/>
+                <w:sz w:val="18"/>
+                <w:szCs w:val="18"/>
+              </w:rPr>
+              <w:t xml:space="preserve"> then else display value for Cooling System Zonal Control Type</w:t>
+            </w:r>
+          </w:p>
+          <w:p>
+            <w:pPr>
+              <w:rPr>
+                <w:rFonts w:asciiTheme="minorHAnsi" w:hAnsiTheme="minorHAnsi"/>
+                <w:sz w:val="18"/>
+                <w:szCs w:val="18"/>
+              </w:rPr>
+            </w:pPr>
+            <w:r>
+              <w:rPr>
+                <w:rFonts w:asciiTheme="minorHAnsi" w:hAnsiTheme="minorHAnsi"/>
+                <w:sz w:val="18"/>
+                <w:szCs w:val="18"/>
+              </w:rPr>
+              <w:t xml:space="preserve">(note on applicable MCH-01 docs the options are:  </w:t>
             </w:r>
             <w:proofErr w:type="spellStart"/>
             <w:r>
@@ -9123,7 +8149,7 @@
         </w:trPr>
         <w:tc>
           <w:tcPr>
-            <w:tcW w:w="475" w:type="dxa"/>
+            <w:tcW w:w="470" w:type="dxa"/>
             <w:vAlign w:val="center"/>
           </w:tcPr>
           <w:p>
@@ -9142,21 +8168,13 @@
                 <w:sz w:val="18"/>
                 <w:szCs w:val="18"/>
               </w:rPr>
-              <w:t>0</w:t>
-            </w:r>
-            <w:r>
-              <w:rPr>
-                <w:rFonts w:asciiTheme="minorHAnsi" w:hAnsiTheme="minorHAnsi"/>
-                <w:sz w:val="18"/>
-                <w:szCs w:val="18"/>
-              </w:rPr>
-              <w:t>8</w:t>
+              <w:t>08</w:t>
             </w:r>
           </w:p>
         </w:tc>
         <w:tc>
           <w:tcPr>
-            <w:tcW w:w="4950" w:type="dxa"/>
+            <w:tcW w:w="4840" w:type="dxa"/>
             <w:vAlign w:val="center"/>
           </w:tcPr>
           <w:p>
@@ -9180,7 +8198,7 @@
         </w:tc>
         <w:tc>
           <w:tcPr>
-            <w:tcW w:w="5605" w:type="dxa"/>
+            <w:tcW w:w="5480" w:type="dxa"/>
             <w:vAlign w:val="center"/>
           </w:tcPr>
           <w:p>
@@ -9214,7 +8232,25 @@
                 <w:sz w:val="18"/>
                 <w:szCs w:val="18"/>
               </w:rPr>
-              <w:t xml:space="preserve">reference value from MCH-01; </w:t>
+              <w:t>reference value from MCH-</w:t>
+            </w:r>
+            <w:proofErr w:type="gramStart"/>
+            <w:r>
+              <w:rPr>
+                <w:rFonts w:asciiTheme="minorHAnsi" w:hAnsiTheme="minorHAnsi"/>
+                <w:sz w:val="18"/>
+                <w:szCs w:val="18"/>
+              </w:rPr>
+              <w:t>01;</w:t>
+            </w:r>
+            <w:proofErr w:type="gramEnd"/>
+            <w:r>
+              <w:rPr>
+                <w:rFonts w:asciiTheme="minorHAnsi" w:hAnsiTheme="minorHAnsi"/>
+                <w:sz w:val="18"/>
+                <w:szCs w:val="18"/>
+              </w:rPr>
+              <w:t xml:space="preserve"> </w:t>
             </w:r>
           </w:p>
           <w:p>
@@ -9295,7 +8331,7 @@
         </w:trPr>
         <w:tc>
           <w:tcPr>
-            <w:tcW w:w="475" w:type="dxa"/>
+            <w:tcW w:w="470" w:type="dxa"/>
             <w:vAlign w:val="center"/>
           </w:tcPr>
           <w:p>
@@ -9314,21 +8350,13 @@
                 <w:sz w:val="18"/>
                 <w:szCs w:val="18"/>
               </w:rPr>
-              <w:t>0</w:t>
-            </w:r>
-            <w:r>
-              <w:rPr>
-                <w:rFonts w:asciiTheme="minorHAnsi" w:hAnsiTheme="minorHAnsi"/>
-                <w:sz w:val="18"/>
-                <w:szCs w:val="18"/>
-              </w:rPr>
-              <w:t>9</w:t>
+              <w:t>09</w:t>
             </w:r>
           </w:p>
         </w:tc>
         <w:tc>
           <w:tcPr>
-            <w:tcW w:w="4950" w:type="dxa"/>
+            <w:tcW w:w="4840" w:type="dxa"/>
             <w:vAlign w:val="center"/>
           </w:tcPr>
           <w:p>
@@ -9352,7 +8380,7 @@
         </w:tc>
         <w:tc>
           <w:tcPr>
-            <w:tcW w:w="5605" w:type="dxa"/>
+            <w:tcW w:w="5480" w:type="dxa"/>
             <w:vAlign w:val="center"/>
           </w:tcPr>
           <w:p>
@@ -9386,25 +8414,45 @@
                 <w:sz w:val="18"/>
                 <w:szCs w:val="18"/>
               </w:rPr>
-              <w:t>If parent is MCH-01b, MCH-01c, or MCh-01d then value=N/A;</w:t>
-            </w:r>
-          </w:p>
-          <w:p>
-            <w:pPr>
-              <w:rPr>
-                <w:rFonts w:asciiTheme="minorHAnsi" w:hAnsiTheme="minorHAnsi"/>
-                <w:sz w:val="18"/>
-                <w:szCs w:val="18"/>
-              </w:rPr>
-            </w:pPr>
-            <w:r>
-              <w:rPr>
-                <w:rFonts w:asciiTheme="minorHAnsi" w:hAnsiTheme="minorHAnsi"/>
-                <w:sz w:val="18"/>
-                <w:szCs w:val="18"/>
-              </w:rPr>
-              <w:t>elseif parent isMCH-01a, reference value from MCH-01a section J10;</w:t>
-            </w:r>
+              <w:t>If parent is MCH-01b, MCH-01c, or MCh-01d then value=N/</w:t>
+            </w:r>
+            <w:proofErr w:type="gramStart"/>
+            <w:r>
+              <w:rPr>
+                <w:rFonts w:asciiTheme="minorHAnsi" w:hAnsiTheme="minorHAnsi"/>
+                <w:sz w:val="18"/>
+                <w:szCs w:val="18"/>
+              </w:rPr>
+              <w:t>A;</w:t>
+            </w:r>
+            <w:proofErr w:type="gramEnd"/>
+          </w:p>
+          <w:p>
+            <w:pPr>
+              <w:rPr>
+                <w:rFonts w:asciiTheme="minorHAnsi" w:hAnsiTheme="minorHAnsi"/>
+                <w:sz w:val="18"/>
+                <w:szCs w:val="18"/>
+              </w:rPr>
+            </w:pPr>
+            <w:r>
+              <w:rPr>
+                <w:rFonts w:asciiTheme="minorHAnsi" w:hAnsiTheme="minorHAnsi"/>
+                <w:sz w:val="18"/>
+                <w:szCs w:val="18"/>
+              </w:rPr>
+              <w:t xml:space="preserve">elseif parent isMCH-01a, reference value from MCH-01a section </w:t>
+            </w:r>
+            <w:proofErr w:type="gramStart"/>
+            <w:r>
+              <w:rPr>
+                <w:rFonts w:asciiTheme="minorHAnsi" w:hAnsiTheme="minorHAnsi"/>
+                <w:sz w:val="18"/>
+                <w:szCs w:val="18"/>
+              </w:rPr>
+              <w:t>J10;</w:t>
+            </w:r>
+            <w:proofErr w:type="gramEnd"/>
           </w:p>
           <w:p>
             <w:pPr>
@@ -9428,55 +8476,7 @@
                 <w:sz w:val="18"/>
                 <w:szCs w:val="18"/>
               </w:rPr>
-              <w:t>(note: on the MCH01</w:t>
-            </w:r>
-            <w:r>
-              <w:rPr>
-                <w:rFonts w:asciiTheme="minorHAnsi" w:hAnsiTheme="minorHAnsi"/>
-                <w:sz w:val="18"/>
-                <w:szCs w:val="18"/>
-              </w:rPr>
-              <w:t xml:space="preserve">a </w:t>
-            </w:r>
-            <w:r>
-              <w:rPr>
-                <w:rFonts w:asciiTheme="minorHAnsi" w:hAnsiTheme="minorHAnsi"/>
-                <w:sz w:val="18"/>
-                <w:szCs w:val="18"/>
-              </w:rPr>
-              <w:t>the options are:</w:t>
-            </w:r>
-            <w:r>
-              <w:rPr>
-                <w:rFonts w:asciiTheme="minorHAnsi" w:hAnsiTheme="minorHAnsi"/>
-                <w:sz w:val="18"/>
-                <w:szCs w:val="18"/>
-              </w:rPr>
-              <w:t xml:space="preserve"> </w:t>
-            </w:r>
-            <w:r>
-              <w:rPr>
-                <w:rFonts w:asciiTheme="minorHAnsi" w:hAnsiTheme="minorHAnsi"/>
-                <w:sz w:val="18"/>
-                <w:szCs w:val="18"/>
-              </w:rPr>
-              <w:t>Has Bypass Duct; or</w:t>
-            </w:r>
-            <w:r>
-              <w:rPr>
-                <w:rFonts w:asciiTheme="minorHAnsi" w:hAnsiTheme="minorHAnsi"/>
-                <w:sz w:val="18"/>
-                <w:szCs w:val="18"/>
-              </w:rPr>
-              <w:t xml:space="preserve"> </w:t>
-            </w:r>
-            <w:r>
-              <w:rPr>
-                <w:rFonts w:asciiTheme="minorHAnsi" w:hAnsiTheme="minorHAnsi"/>
-                <w:sz w:val="18"/>
-                <w:szCs w:val="18"/>
-              </w:rPr>
-              <w:t>No bypass duct)&gt;&gt;</w:t>
+              <w:t>(note: on the MCH01a the options are: Has Bypass Duct; or No bypass duct)&gt;&gt;</w:t>
             </w:r>
           </w:p>
         </w:tc>
@@ -9488,7 +8488,7 @@
         </w:trPr>
         <w:tc>
           <w:tcPr>
-            <w:tcW w:w="475" w:type="dxa"/>
+            <w:tcW w:w="470" w:type="dxa"/>
             <w:vAlign w:val="center"/>
           </w:tcPr>
           <w:p>
@@ -9513,7 +8513,7 @@
         </w:tc>
         <w:tc>
           <w:tcPr>
-            <w:tcW w:w="4950" w:type="dxa"/>
+            <w:tcW w:w="4840" w:type="dxa"/>
             <w:vAlign w:val="center"/>
           </w:tcPr>
           <w:p>
@@ -9537,7 +8537,7 @@
         </w:tc>
         <w:tc>
           <w:tcPr>
-            <w:tcW w:w="5605" w:type="dxa"/>
+            <w:tcW w:w="5480" w:type="dxa"/>
             <w:vAlign w:val="center"/>
           </w:tcPr>
           <w:p>
@@ -9567,7 +8567,7 @@
         </w:trPr>
         <w:tc>
           <w:tcPr>
-            <w:tcW w:w="475" w:type="dxa"/>
+            <w:tcW w:w="470" w:type="dxa"/>
             <w:vAlign w:val="center"/>
           </w:tcPr>
           <w:p>
@@ -9592,7 +8592,7 @@
         </w:tc>
         <w:tc>
           <w:tcPr>
-            <w:tcW w:w="4950" w:type="dxa"/>
+            <w:tcW w:w="4840" w:type="dxa"/>
             <w:vAlign w:val="center"/>
           </w:tcPr>
           <w:p>
@@ -9610,29 +8610,13 @@
                 <w:sz w:val="18"/>
                 <w:szCs w:val="18"/>
               </w:rPr>
-              <w:t xml:space="preserve">Airflow Rate Protocol </w:t>
-            </w:r>
-            <w:r>
-              <w:rPr>
-                <w:rFonts w:asciiTheme="minorHAnsi" w:hAnsiTheme="minorHAnsi"/>
-                <w:sz w:val="18"/>
-                <w:szCs w:val="18"/>
-              </w:rPr>
-              <w:t>U</w:t>
-            </w:r>
-            <w:r>
-              <w:rPr>
-                <w:rFonts w:asciiTheme="minorHAnsi" w:hAnsiTheme="minorHAnsi"/>
-                <w:sz w:val="18"/>
-                <w:szCs w:val="18"/>
-              </w:rPr>
-              <w:t>tilized</w:t>
+              <w:t>Airflow Rate Protocol Utilized</w:t>
             </w:r>
           </w:p>
         </w:tc>
         <w:tc>
           <w:tcPr>
-            <w:tcW w:w="5605" w:type="dxa"/>
+            <w:tcW w:w="5480" w:type="dxa"/>
             <w:vAlign w:val="center"/>
           </w:tcPr>
           <w:p>
@@ -9668,15 +8652,7 @@
                 <w:sz w:val="18"/>
                 <w:szCs w:val="18"/>
               </w:rPr>
-              <w:t>If A0</w:t>
-            </w:r>
-            <w:r>
-              <w:rPr>
-                <w:rFonts w:asciiTheme="minorHAnsi" w:hAnsiTheme="minorHAnsi"/>
-                <w:sz w:val="18"/>
-                <w:szCs w:val="18"/>
-              </w:rPr>
-              <w:t>4</w:t>
+              <w:t>If A04</w:t>
             </w:r>
             <w:proofErr w:type="gramStart"/>
             <w:r>
@@ -9693,34 +8669,8 @@
                 <w:rFonts w:asciiTheme="minorHAnsi" w:hAnsiTheme="minorHAnsi"/>
                 <w:sz w:val="18"/>
                 <w:szCs w:val="18"/>
-                <w:u w:val="single"/>
-              </w:rPr>
-              <w:t>New</w:t>
-            </w:r>
-            <w:r>
-              <w:rPr>
-                <w:rFonts w:asciiTheme="minorHAnsi" w:hAnsiTheme="minorHAnsi"/>
-                <w:sz w:val="18"/>
-                <w:szCs w:val="18"/>
-              </w:rPr>
-              <w:t xml:space="preserve"> or </w:t>
-            </w:r>
-            <w:r>
-              <w:rPr>
-                <w:rFonts w:asciiTheme="minorHAnsi" w:hAnsiTheme="minorHAnsi"/>
-                <w:sz w:val="18"/>
-                <w:szCs w:val="18"/>
-                <w:u w:val="single"/>
-              </w:rPr>
-              <w:t>Replacement</w:t>
-            </w:r>
-            <w:r>
-              <w:rPr>
-                <w:rFonts w:asciiTheme="minorHAnsi" w:hAnsiTheme="minorHAnsi"/>
-                <w:sz w:val="18"/>
-                <w:szCs w:val="18"/>
-              </w:rPr>
-              <w:t>), then display result = RA3.3 procedures for airflow rate measurement;</w:t>
+              </w:rPr>
+              <w:t>New or Replacement), then display result = RA3.3 procedures for airflow rate measurement;</w:t>
             </w:r>
           </w:p>
           <w:p>
@@ -9738,23 +8688,7 @@
                 <w:sz w:val="18"/>
                 <w:szCs w:val="18"/>
               </w:rPr>
-              <w:t>elseif A0</w:t>
-            </w:r>
-            <w:r>
-              <w:rPr>
-                <w:rFonts w:asciiTheme="minorHAnsi" w:hAnsiTheme="minorHAnsi"/>
-                <w:sz w:val="18"/>
-                <w:szCs w:val="18"/>
-              </w:rPr>
-              <w:t>4</w:t>
-            </w:r>
-            <w:r>
-              <w:rPr>
-                <w:rFonts w:asciiTheme="minorHAnsi" w:hAnsiTheme="minorHAnsi"/>
-                <w:sz w:val="18"/>
-                <w:szCs w:val="18"/>
-              </w:rPr>
-              <w:t>=Alteration then allow user to pick from list:</w:t>
+              <w:t>elseif A04=Alteration then allow user to pick from list:</w:t>
             </w:r>
           </w:p>
           <w:p>
@@ -9772,23 +8706,7 @@
                 <w:sz w:val="18"/>
                 <w:szCs w:val="18"/>
               </w:rPr>
-              <w:t>**RA</w:t>
-            </w:r>
-            <w:r>
-              <w:rPr>
-                <w:rFonts w:asciiTheme="minorHAnsi" w:hAnsiTheme="minorHAnsi"/>
-                <w:sz w:val="18"/>
-                <w:szCs w:val="18"/>
-              </w:rPr>
-              <w:t>3.3.3.1.5</w:t>
-            </w:r>
-            <w:r>
-              <w:rPr>
-                <w:rFonts w:asciiTheme="minorHAnsi" w:hAnsiTheme="minorHAnsi"/>
-                <w:sz w:val="18"/>
-                <w:szCs w:val="18"/>
-              </w:rPr>
-              <w:t xml:space="preserve"> Alternative to Compliance with Minimum System Airflow Requirements, or</w:t>
+              <w:t>**RA3.3.3.1.5 Alternative to Compliance with Minimum System Airflow Requirements, or</w:t>
             </w:r>
           </w:p>
           <w:p>
@@ -9815,10 +8733,11 @@
         <w:trPr>
           <w:cantSplit/>
           <w:trHeight w:val="144"/>
+          <w:del w:id="8" w:author="Alhabibi, Haider@Energy" w:date="2023-11-09T16:12:00Z"/>
         </w:trPr>
         <w:tc>
           <w:tcPr>
-            <w:tcW w:w="475" w:type="dxa"/>
+            <w:tcW w:w="470" w:type="dxa"/>
             <w:vAlign w:val="center"/>
           </w:tcPr>
           <w:p>
@@ -9826,165 +8745,160 @@
               <w:pStyle w:val="FootnoteText"/>
               <w:jc w:val="center"/>
               <w:rPr>
-                <w:rFonts w:asciiTheme="minorHAnsi" w:hAnsiTheme="minorHAnsi"/>
-                <w:sz w:val="18"/>
-                <w:szCs w:val="18"/>
-              </w:rPr>
-            </w:pPr>
-            <w:r>
-              <w:rPr>
-                <w:rFonts w:asciiTheme="minorHAnsi" w:hAnsiTheme="minorHAnsi"/>
-                <w:sz w:val="18"/>
-                <w:szCs w:val="18"/>
-              </w:rPr>
-              <w:t>12</w:t>
-            </w:r>
+                <w:del w:id="9" w:author="Alhabibi, Haider@Energy" w:date="2023-11-09T16:12:00Z"/>
+                <w:rFonts w:asciiTheme="minorHAnsi" w:hAnsiTheme="minorHAnsi"/>
+                <w:sz w:val="18"/>
+                <w:szCs w:val="18"/>
+              </w:rPr>
+            </w:pPr>
+            <w:del w:id="10" w:author="Alhabibi, Haider@Energy" w:date="2023-11-09T16:12:00Z">
+              <w:r>
+                <w:rPr>
+                  <w:rFonts w:asciiTheme="minorHAnsi" w:hAnsiTheme="minorHAnsi"/>
+                  <w:sz w:val="18"/>
+                  <w:szCs w:val="18"/>
+                </w:rPr>
+                <w:delText>12</w:delText>
+              </w:r>
+            </w:del>
           </w:p>
         </w:tc>
         <w:tc>
           <w:tcPr>
-            <w:tcW w:w="4950" w:type="dxa"/>
+            <w:tcW w:w="4840" w:type="dxa"/>
             <w:vAlign w:val="center"/>
           </w:tcPr>
           <w:p>
             <w:pPr>
               <w:keepNext/>
               <w:rPr>
-                <w:rFonts w:asciiTheme="minorHAnsi" w:hAnsiTheme="minorHAnsi"/>
-                <w:sz w:val="18"/>
-                <w:szCs w:val="18"/>
-              </w:rPr>
-            </w:pPr>
-            <w:r>
-              <w:rPr>
-                <w:rFonts w:asciiTheme="minorHAnsi" w:hAnsiTheme="minorHAnsi"/>
-                <w:sz w:val="18"/>
-                <w:szCs w:val="18"/>
-              </w:rPr>
-              <w:t>Central Fan Ventilation Cooling System Status</w:t>
-            </w:r>
+                <w:del w:id="11" w:author="Alhabibi, Haider@Energy" w:date="2023-11-09T16:12:00Z"/>
+                <w:rFonts w:asciiTheme="minorHAnsi" w:hAnsiTheme="minorHAnsi"/>
+                <w:sz w:val="18"/>
+                <w:szCs w:val="18"/>
+              </w:rPr>
+            </w:pPr>
+            <w:del w:id="12" w:author="Alhabibi, Haider@Energy" w:date="2023-11-09T16:12:00Z">
+              <w:r>
+                <w:rPr>
+                  <w:rFonts w:asciiTheme="minorHAnsi" w:hAnsiTheme="minorHAnsi"/>
+                  <w:sz w:val="18"/>
+                  <w:szCs w:val="18"/>
+                </w:rPr>
+                <w:delText>Central Fan Ventilation Cooling System Status</w:delText>
+              </w:r>
+            </w:del>
           </w:p>
         </w:tc>
         <w:tc>
           <w:tcPr>
-            <w:tcW w:w="5605" w:type="dxa"/>
+            <w:tcW w:w="5480" w:type="dxa"/>
             <w:vAlign w:val="center"/>
           </w:tcPr>
           <w:p>
             <w:pPr>
               <w:keepNext/>
               <w:rPr>
-                <w:rFonts w:asciiTheme="minorHAnsi" w:hAnsiTheme="minorHAnsi"/>
-                <w:sz w:val="18"/>
-                <w:szCs w:val="18"/>
-              </w:rPr>
-            </w:pPr>
-            <w:r>
-              <w:rPr>
-                <w:rFonts w:asciiTheme="minorHAnsi" w:hAnsiTheme="minorHAnsi"/>
-                <w:sz w:val="18"/>
-                <w:szCs w:val="18"/>
-              </w:rPr>
-              <w:t>&lt;&lt;Calculated Field:</w:t>
-            </w:r>
+                <w:del w:id="13" w:author="Alhabibi, Haider@Energy" w:date="2023-11-09T16:12:00Z"/>
+                <w:rFonts w:asciiTheme="minorHAnsi" w:hAnsiTheme="minorHAnsi"/>
+                <w:sz w:val="18"/>
+                <w:szCs w:val="18"/>
+              </w:rPr>
+            </w:pPr>
+            <w:del w:id="14" w:author="Alhabibi, Haider@Energy" w:date="2023-11-09T16:12:00Z">
+              <w:r>
+                <w:rPr>
+                  <w:rFonts w:asciiTheme="minorHAnsi" w:hAnsiTheme="minorHAnsi"/>
+                  <w:sz w:val="18"/>
+                  <w:szCs w:val="18"/>
+                </w:rPr>
+                <w:delText>&lt;&lt;Calculated Field:</w:delText>
+              </w:r>
+            </w:del>
           </w:p>
           <w:p>
             <w:pPr>
               <w:keepNext/>
               <w:rPr>
-                <w:rFonts w:asciiTheme="minorHAnsi" w:hAnsiTheme="minorHAnsi"/>
-                <w:sz w:val="18"/>
-                <w:szCs w:val="18"/>
-              </w:rPr>
-            </w:pPr>
-            <w:r>
-              <w:rPr>
-                <w:rFonts w:asciiTheme="minorHAnsi" w:hAnsiTheme="minorHAnsi"/>
-                <w:sz w:val="18"/>
-                <w:szCs w:val="18"/>
-              </w:rPr>
-              <w:t xml:space="preserve">Referenced from MCH-01, if MCH-01 variant is b or c, then display ‘Not a CFVCS’, </w:t>
-            </w:r>
+                <w:del w:id="15" w:author="Alhabibi, Haider@Energy" w:date="2023-11-09T16:12:00Z"/>
+                <w:rFonts w:asciiTheme="minorHAnsi" w:hAnsiTheme="minorHAnsi"/>
+                <w:sz w:val="18"/>
+                <w:szCs w:val="18"/>
+              </w:rPr>
+            </w:pPr>
+            <w:del w:id="16" w:author="Alhabibi, Haider@Energy" w:date="2023-11-09T16:12:00Z">
+              <w:r>
+                <w:rPr>
+                  <w:rFonts w:asciiTheme="minorHAnsi" w:hAnsiTheme="minorHAnsi"/>
+                  <w:sz w:val="18"/>
+                  <w:szCs w:val="18"/>
+                </w:rPr>
+                <w:delText xml:space="preserve">Referenced from MCH-01, if MCH-01 variant is b or c, then display ‘Not a CFVCS’, </w:delText>
+              </w:r>
+            </w:del>
           </w:p>
           <w:p>
             <w:pPr>
               <w:keepNext/>
               <w:rPr>
-                <w:rFonts w:asciiTheme="minorHAnsi" w:hAnsiTheme="minorHAnsi"/>
-                <w:sz w:val="18"/>
-                <w:szCs w:val="18"/>
-              </w:rPr>
-            </w:pPr>
-            <w:r>
-              <w:rPr>
-                <w:rFonts w:asciiTheme="minorHAnsi" w:hAnsiTheme="minorHAnsi"/>
-                <w:sz w:val="18"/>
-                <w:szCs w:val="18"/>
-              </w:rPr>
-              <w:t>If B05 Central Fan Ventilation Cooling System Type = Variable, then display ‘Variable CFVCS’,</w:t>
-            </w:r>
+                <w:del w:id="17" w:author="Alhabibi, Haider@Energy" w:date="2023-11-09T16:12:00Z"/>
+                <w:rFonts w:asciiTheme="minorHAnsi" w:hAnsiTheme="minorHAnsi"/>
+                <w:sz w:val="18"/>
+                <w:szCs w:val="18"/>
+              </w:rPr>
+            </w:pPr>
+            <w:del w:id="18" w:author="Alhabibi, Haider@Energy" w:date="2023-11-09T16:12:00Z">
+              <w:r>
+                <w:rPr>
+                  <w:rFonts w:asciiTheme="minorHAnsi" w:hAnsiTheme="minorHAnsi"/>
+                  <w:sz w:val="18"/>
+                  <w:szCs w:val="18"/>
+                </w:rPr>
+                <w:delText>If B05 Central Fan Ventilation Cooling System Type = Variable, then display ‘Variable CFVCS’,</w:delText>
+              </w:r>
+            </w:del>
           </w:p>
           <w:p>
             <w:pPr>
               <w:keepNext/>
               <w:rPr>
-                <w:rFonts w:asciiTheme="minorHAnsi" w:hAnsiTheme="minorHAnsi"/>
-                <w:sz w:val="18"/>
-                <w:szCs w:val="18"/>
-              </w:rPr>
-            </w:pPr>
-            <w:proofErr w:type="spellStart"/>
-            <w:r>
-              <w:rPr>
-                <w:rFonts w:asciiTheme="minorHAnsi" w:hAnsiTheme="minorHAnsi"/>
-                <w:sz w:val="18"/>
-                <w:szCs w:val="18"/>
-              </w:rPr>
-              <w:t>ElseIf</w:t>
-            </w:r>
-            <w:proofErr w:type="spellEnd"/>
-            <w:r>
-              <w:rPr>
-                <w:rFonts w:asciiTheme="minorHAnsi" w:hAnsiTheme="minorHAnsi"/>
-                <w:sz w:val="18"/>
-                <w:szCs w:val="18"/>
-              </w:rPr>
-              <w:t xml:space="preserve"> Type = Fixed, then display ‘Fixed CFVCS’,</w:t>
-            </w:r>
+                <w:del w:id="19" w:author="Alhabibi, Haider@Energy" w:date="2023-11-09T16:12:00Z"/>
+                <w:rFonts w:asciiTheme="minorHAnsi" w:hAnsiTheme="minorHAnsi"/>
+                <w:sz w:val="18"/>
+                <w:szCs w:val="18"/>
+              </w:rPr>
+            </w:pPr>
+            <w:del w:id="20" w:author="Alhabibi, Haider@Energy" w:date="2023-11-09T16:12:00Z">
+              <w:r>
+                <w:rPr>
+                  <w:rFonts w:asciiTheme="minorHAnsi" w:hAnsiTheme="minorHAnsi"/>
+                  <w:sz w:val="18"/>
+                  <w:szCs w:val="18"/>
+                </w:rPr>
+                <w:delText>ElseIf Type = Fixed, then display ‘Fixed CFVCS’,</w:delText>
+              </w:r>
+            </w:del>
           </w:p>
           <w:p>
             <w:pPr>
               <w:keepNext/>
               <w:rPr>
-                <w:rFonts w:asciiTheme="minorHAnsi" w:hAnsiTheme="minorHAnsi"/>
-                <w:sz w:val="18"/>
-                <w:szCs w:val="18"/>
-              </w:rPr>
-            </w:pPr>
-            <w:r>
-              <w:rPr>
-                <w:rFonts w:asciiTheme="minorHAnsi" w:hAnsiTheme="minorHAnsi"/>
-                <w:sz w:val="18"/>
-                <w:szCs w:val="18"/>
-              </w:rPr>
-              <w:t>otherwise display ‘</w:t>
-            </w:r>
-            <w:r>
-              <w:rPr>
-                <w:rFonts w:asciiTheme="minorHAnsi" w:hAnsiTheme="minorHAnsi"/>
-                <w:sz w:val="18"/>
-                <w:szCs w:val="18"/>
-              </w:rPr>
-              <w:t>Not a CFVCS’</w:t>
-            </w:r>
-            <w:r>
-              <w:rPr>
-                <w:rFonts w:asciiTheme="minorHAnsi" w:hAnsiTheme="minorHAnsi"/>
-                <w:sz w:val="18"/>
-                <w:szCs w:val="18"/>
-              </w:rPr>
-              <w:t>.&gt;&gt;</w:t>
-            </w:r>
+                <w:del w:id="21" w:author="Alhabibi, Haider@Energy" w:date="2023-11-09T16:12:00Z"/>
+                <w:rFonts w:asciiTheme="minorHAnsi" w:hAnsiTheme="minorHAnsi"/>
+                <w:sz w:val="18"/>
+                <w:szCs w:val="18"/>
+              </w:rPr>
+            </w:pPr>
+            <w:del w:id="22" w:author="Alhabibi, Haider@Energy" w:date="2023-11-09T16:12:00Z">
+              <w:r>
+                <w:rPr>
+                  <w:rFonts w:asciiTheme="minorHAnsi" w:hAnsiTheme="minorHAnsi"/>
+                  <w:sz w:val="18"/>
+                  <w:szCs w:val="18"/>
+                </w:rPr>
+                <w:delText>otherwise display ‘Not a CFVCS’.&gt;&gt;</w:delText>
+              </w:r>
+            </w:del>
           </w:p>
         </w:tc>
       </w:tr>
@@ -10133,26 +9047,14 @@
                 <w:szCs w:val="18"/>
               </w:rPr>
             </w:pPr>
-            <w:ins w:id="53" w:author="Alhabibi, Haider@Energy" w:date="2022-03-08T19:43:00Z">
-              <w:r>
-                <w:rPr>
-                  <w:rFonts w:asciiTheme="minorHAnsi" w:hAnsiTheme="minorHAnsi"/>
-                  <w:sz w:val="18"/>
-                  <w:szCs w:val="18"/>
-                </w:rPr>
-                <w:t>&lt;&lt;Static Text - see the top&gt;&gt;</w:t>
-              </w:r>
-            </w:ins>
-            <w:del w:id="54" w:author="Alhabibi, Haider@Energy" w:date="2022-03-08T19:43:00Z">
-              <w:r>
-                <w:rPr>
-                  <w:rFonts w:asciiTheme="minorHAnsi" w:hAnsiTheme="minorHAnsi"/>
-                  <w:sz w:val="18"/>
-                  <w:szCs w:val="18"/>
-                </w:rPr>
-                <w:delText xml:space="preserve">Procedures for installing HSPP or PSPP are specified in RA3.3.1.1.  </w:delText>
-              </w:r>
-            </w:del>
+            <w:r>
+              <w:rPr>
+                <w:rFonts w:asciiTheme="minorHAnsi" w:hAnsiTheme="minorHAnsi"/>
+                <w:sz w:val="18"/>
+                <w:szCs w:val="18"/>
+              </w:rPr>
+              <w:t>&lt;&lt;Static Text - see the top&gt;&gt;</w:t>
+            </w:r>
           </w:p>
         </w:tc>
       </w:tr>
@@ -10300,7 +9202,25 @@
                 <w:sz w:val="18"/>
                 <w:szCs w:val="18"/>
               </w:rPr>
-              <w:t xml:space="preserve">&lt;&lt;user select one of the options from list: </w:t>
+              <w:t>&lt;&lt;</w:t>
+            </w:r>
+            <w:proofErr w:type="gramStart"/>
+            <w:r>
+              <w:rPr>
+                <w:rFonts w:asciiTheme="minorHAnsi" w:hAnsiTheme="minorHAnsi"/>
+                <w:sz w:val="18"/>
+                <w:szCs w:val="18"/>
+              </w:rPr>
+              <w:t>user</w:t>
+            </w:r>
+            <w:proofErr w:type="gramEnd"/>
+            <w:r>
+              <w:rPr>
+                <w:rFonts w:asciiTheme="minorHAnsi" w:hAnsiTheme="minorHAnsi"/>
+                <w:sz w:val="18"/>
+                <w:szCs w:val="18"/>
+              </w:rPr>
+              <w:t xml:space="preserve"> select one of the options from list: </w:t>
             </w:r>
           </w:p>
           <w:p>
@@ -10323,24 +9243,25 @@
                 <w:sz w:val="18"/>
                 <w:szCs w:val="18"/>
               </w:rPr>
-              <w:t>**</w:t>
-            </w:r>
-            <w:r>
-              <w:rPr>
-                <w:rFonts w:asciiTheme="minorHAnsi" w:hAnsiTheme="minorHAnsi"/>
-                <w:sz w:val="18"/>
-                <w:szCs w:val="18"/>
-                <w:u w:val="single"/>
-              </w:rPr>
-              <w:t>HSPP installed</w:t>
-            </w:r>
-            <w:r>
-              <w:rPr>
-                <w:rFonts w:asciiTheme="minorHAnsi" w:hAnsiTheme="minorHAnsi"/>
-                <w:sz w:val="18"/>
-                <w:szCs w:val="18"/>
-              </w:rPr>
-              <w:t xml:space="preserve"> and labeled consistent with Figure RA3.3-1; </w:t>
+              <w:t>**HSPP installed and labeled consistent with Figure RA3.3-</w:t>
+            </w:r>
+            <w:proofErr w:type="gramStart"/>
+            <w:r>
+              <w:rPr>
+                <w:rFonts w:asciiTheme="minorHAnsi" w:hAnsiTheme="minorHAnsi"/>
+                <w:sz w:val="18"/>
+                <w:szCs w:val="18"/>
+              </w:rPr>
+              <w:t>1;</w:t>
+            </w:r>
+            <w:proofErr w:type="gramEnd"/>
+            <w:r>
+              <w:rPr>
+                <w:rFonts w:asciiTheme="minorHAnsi" w:hAnsiTheme="minorHAnsi"/>
+                <w:sz w:val="18"/>
+                <w:szCs w:val="18"/>
+              </w:rPr>
+              <w:t xml:space="preserve"> </w:t>
             </w:r>
           </w:p>
           <w:p>
@@ -10386,24 +9307,7 @@
                 <w:sz w:val="18"/>
                 <w:szCs w:val="18"/>
               </w:rPr>
-              <w:t>**</w:t>
-            </w:r>
-            <w:r>
-              <w:rPr>
-                <w:rFonts w:asciiTheme="minorHAnsi" w:hAnsiTheme="minorHAnsi"/>
-                <w:sz w:val="18"/>
-                <w:szCs w:val="18"/>
-                <w:u w:val="single"/>
-              </w:rPr>
-              <w:t>PSPP installed</w:t>
-            </w:r>
-            <w:r>
-              <w:rPr>
-                <w:rFonts w:asciiTheme="minorHAnsi" w:hAnsiTheme="minorHAnsi"/>
-                <w:sz w:val="18"/>
-                <w:szCs w:val="18"/>
-              </w:rPr>
-              <w:t xml:space="preserve"> and labeled consistent with Figure RA3.3-1, </w:t>
+              <w:t xml:space="preserve">**PSPP installed and labeled consistent with Figure RA3.3-1, </w:t>
             </w:r>
           </w:p>
           <w:p>
@@ -10444,24 +9348,7 @@
                 <w:sz w:val="18"/>
                 <w:szCs w:val="18"/>
               </w:rPr>
-              <w:t xml:space="preserve">**HSPP/PSPP cannot be installed consistent with Figure RA3.3-1.  An </w:t>
-            </w:r>
-            <w:r>
-              <w:rPr>
-                <w:rFonts w:asciiTheme="minorHAnsi" w:hAnsiTheme="minorHAnsi"/>
-                <w:sz w:val="18"/>
-                <w:szCs w:val="18"/>
-                <w:u w:val="single"/>
-              </w:rPr>
-              <w:t>alternative location</w:t>
-            </w:r>
-            <w:r>
-              <w:rPr>
-                <w:rFonts w:asciiTheme="minorHAnsi" w:hAnsiTheme="minorHAnsi"/>
-                <w:sz w:val="18"/>
-                <w:szCs w:val="18"/>
-              </w:rPr>
-              <w:t xml:space="preserve"> has been provided and clearly labeled, </w:t>
+              <w:t xml:space="preserve">**HSPP/PSPP cannot be installed consistent with Figure RA3.3-1.  An alternative location has been provided and clearly labeled, </w:t>
             </w:r>
           </w:p>
           <w:p>
@@ -10517,24 +9404,7 @@
                 <w:sz w:val="18"/>
                 <w:szCs w:val="18"/>
               </w:rPr>
-              <w:t xml:space="preserve"> </w:t>
-            </w:r>
-            <w:r>
-              <w:rPr>
-                <w:rFonts w:asciiTheme="minorHAnsi" w:hAnsiTheme="minorHAnsi"/>
-                <w:sz w:val="18"/>
-                <w:szCs w:val="18"/>
-                <w:u w:val="single"/>
-              </w:rPr>
-              <w:t>not applicable</w:t>
-            </w:r>
-            <w:r>
-              <w:rPr>
-                <w:rFonts w:asciiTheme="minorHAnsi" w:hAnsiTheme="minorHAnsi"/>
-                <w:sz w:val="18"/>
-                <w:szCs w:val="18"/>
-              </w:rPr>
-              <w:t xml:space="preserve"> to this system &gt;&gt;</w:t>
+              <w:t xml:space="preserve"> not applicable to this system &gt;&gt;</w:t>
             </w:r>
           </w:p>
         </w:tc>
@@ -10758,7 +9628,25 @@
                 <w:sz w:val="18"/>
                 <w:szCs w:val="18"/>
               </w:rPr>
-              <w:t xml:space="preserve">&lt;&lt; user select one from list: </w:t>
+              <w:t xml:space="preserve">&lt;&lt; </w:t>
+            </w:r>
+            <w:proofErr w:type="gramStart"/>
+            <w:r>
+              <w:rPr>
+                <w:rFonts w:asciiTheme="minorHAnsi" w:hAnsiTheme="minorHAnsi"/>
+                <w:sz w:val="18"/>
+                <w:szCs w:val="18"/>
+              </w:rPr>
+              <w:t>user</w:t>
+            </w:r>
+            <w:proofErr w:type="gramEnd"/>
+            <w:r>
+              <w:rPr>
+                <w:rFonts w:asciiTheme="minorHAnsi" w:hAnsiTheme="minorHAnsi"/>
+                <w:sz w:val="18"/>
+                <w:szCs w:val="18"/>
+              </w:rPr>
+              <w:t xml:space="preserve"> select one from list: </w:t>
             </w:r>
           </w:p>
           <w:p>
@@ -10780,17 +9668,8 @@
                 <w:rFonts w:asciiTheme="minorHAnsi" w:hAnsiTheme="minorHAnsi"/>
                 <w:sz w:val="18"/>
                 <w:szCs w:val="18"/>
-                <w:u w:val="single"/>
-              </w:rPr>
-              <w:t xml:space="preserve">Fan Flowmeter </w:t>
-            </w:r>
-            <w:r>
-              <w:rPr>
-                <w:rFonts w:asciiTheme="minorHAnsi" w:hAnsiTheme="minorHAnsi"/>
-                <w:sz w:val="18"/>
-                <w:szCs w:val="18"/>
-              </w:rPr>
-              <w:t>according to procedure in RA3.3.3.1.1</w:t>
+              </w:rPr>
+              <w:t>Fan Flowmeter according to procedure in RA3.3.3.1.1</w:t>
             </w:r>
           </w:p>
           <w:p>
@@ -10812,17 +9691,8 @@
                 <w:rFonts w:asciiTheme="minorHAnsi" w:hAnsiTheme="minorHAnsi"/>
                 <w:sz w:val="18"/>
                 <w:szCs w:val="18"/>
-                <w:u w:val="single"/>
-              </w:rPr>
-              <w:t xml:space="preserve">Flow Grid </w:t>
-            </w:r>
-            <w:r>
-              <w:rPr>
-                <w:rFonts w:asciiTheme="minorHAnsi" w:hAnsiTheme="minorHAnsi"/>
-                <w:sz w:val="18"/>
-                <w:szCs w:val="18"/>
-              </w:rPr>
-              <w:t>according to procedure in RA3.3.3.1.2</w:t>
+              </w:rPr>
+              <w:t>Flow Grid according to procedure in RA3.3.3.1.2</w:t>
             </w:r>
           </w:p>
           <w:p>
@@ -10844,17 +9714,8 @@
                 <w:rFonts w:asciiTheme="minorHAnsi" w:hAnsiTheme="minorHAnsi"/>
                 <w:sz w:val="18"/>
                 <w:szCs w:val="18"/>
-                <w:u w:val="single"/>
-              </w:rPr>
-              <w:t xml:space="preserve">Powered Flow Capture Hood </w:t>
-            </w:r>
-            <w:r>
-              <w:rPr>
-                <w:rFonts w:asciiTheme="minorHAnsi" w:hAnsiTheme="minorHAnsi"/>
-                <w:sz w:val="18"/>
-                <w:szCs w:val="18"/>
-              </w:rPr>
-              <w:t>according to procedure in RA3.3.3.1.3</w:t>
+              </w:rPr>
+              <w:t>Powered Flow Capture Hood according to procedure in RA3.3.3.1.3</w:t>
             </w:r>
           </w:p>
           <w:p>
@@ -10876,17 +9737,8 @@
                 <w:rFonts w:asciiTheme="minorHAnsi" w:hAnsiTheme="minorHAnsi"/>
                 <w:sz w:val="18"/>
                 <w:szCs w:val="18"/>
-                <w:u w:val="single"/>
-              </w:rPr>
-              <w:t>Traditional Flow Capture Hood</w:t>
-            </w:r>
-            <w:r>
-              <w:rPr>
-                <w:rFonts w:asciiTheme="minorHAnsi" w:hAnsiTheme="minorHAnsi"/>
-                <w:sz w:val="18"/>
-                <w:szCs w:val="18"/>
-              </w:rPr>
-              <w:t xml:space="preserve"> according to procedure in RA3.3.3.1.4&gt;&gt;</w:t>
+              </w:rPr>
+              <w:t>Traditional Flow Capture Hood according to procedure in RA3.3.3.1.4&gt;&gt;</w:t>
             </w:r>
           </w:p>
         </w:tc>
@@ -11157,7 +10009,25 @@
                 <w:sz w:val="18"/>
                 <w:szCs w:val="18"/>
               </w:rPr>
-              <w:t xml:space="preserve">&lt;&lt;user select from list:  </w:t>
+              <w:t>&lt;&lt;</w:t>
+            </w:r>
+            <w:proofErr w:type="gramStart"/>
+            <w:r>
+              <w:rPr>
+                <w:rFonts w:asciiTheme="minorHAnsi" w:hAnsiTheme="minorHAnsi"/>
+                <w:sz w:val="18"/>
+                <w:szCs w:val="18"/>
+              </w:rPr>
+              <w:t>user</w:t>
+            </w:r>
+            <w:proofErr w:type="gramEnd"/>
+            <w:r>
+              <w:rPr>
+                <w:rFonts w:asciiTheme="minorHAnsi" w:hAnsiTheme="minorHAnsi"/>
+                <w:sz w:val="18"/>
+                <w:szCs w:val="18"/>
+              </w:rPr>
+              <w:t xml:space="preserve"> select from list:  </w:t>
             </w:r>
           </w:p>
           <w:p>
@@ -11200,6 +10070,7 @@
                   <w:rFonts w:asciiTheme="minorHAnsi" w:hAnsiTheme="minorHAnsi"/>
                   <w:sz w:val="18"/>
                   <w:szCs w:val="18"/>
+                  <w:u w:val="none"/>
                 </w:rPr>
                 <w:t>http://www.energy.ca.gov/</w:t>
               </w:r>
@@ -11209,6 +10080,7 @@
                   <w:rFonts w:asciiTheme="minorHAnsi" w:hAnsiTheme="minorHAnsi"/>
                   <w:sz w:val="18"/>
                   <w:szCs w:val="18"/>
+                  <w:u w:val="none"/>
                 </w:rPr>
                 <w:t>title24/equipment_cert/ama_fas/index.html</w:t>
               </w:r>
@@ -11355,23 +10227,7 @@
                 <w:sz w:val="16"/>
                 <w:szCs w:val="16"/>
               </w:rPr>
-              <w:t xml:space="preserve"> = RA</w:t>
-            </w:r>
-            <w:r>
-              <w:rPr>
-                <w:rFonts w:asciiTheme="minorHAnsi" w:hAnsiTheme="minorHAnsi"/>
-                <w:sz w:val="16"/>
-                <w:szCs w:val="16"/>
-              </w:rPr>
-              <w:t>3.3.3.1.5</w:t>
-            </w:r>
-            <w:r>
-              <w:rPr>
-                <w:rFonts w:asciiTheme="minorHAnsi" w:hAnsiTheme="minorHAnsi"/>
-                <w:sz w:val="16"/>
-                <w:szCs w:val="16"/>
-              </w:rPr>
-              <w:t xml:space="preserve"> Then</w:t>
+              <w:t xml:space="preserve"> = RA3.3.3.1.5 Then</w:t>
             </w:r>
           </w:p>
           <w:p>
@@ -11451,15 +10307,7 @@
                 <w:sz w:val="16"/>
                 <w:szCs w:val="16"/>
               </w:rPr>
-              <w:t>Else</w:t>
-            </w:r>
-            <w:r>
-              <w:rPr>
-                <w:rFonts w:asciiTheme="minorHAnsi" w:hAnsiTheme="minorHAnsi"/>
-                <w:sz w:val="16"/>
-                <w:szCs w:val="16"/>
-              </w:rPr>
-              <w:t>If</w:t>
+              <w:t>ElseIf</w:t>
             </w:r>
             <w:proofErr w:type="spellEnd"/>
             <w:r>
@@ -11484,23 +10332,7 @@
                 <w:sz w:val="16"/>
                 <w:szCs w:val="16"/>
               </w:rPr>
-              <w:t xml:space="preserve"> =</w:t>
-            </w:r>
-            <w:r>
-              <w:rPr>
-                <w:rFonts w:asciiTheme="minorHAnsi" w:hAnsiTheme="minorHAnsi"/>
-                <w:sz w:val="16"/>
-                <w:szCs w:val="16"/>
-              </w:rPr>
-              <w:t xml:space="preserve"> RA3.3 procedures </w:t>
-            </w:r>
-            <w:r>
-              <w:rPr>
-                <w:rFonts w:asciiTheme="minorHAnsi" w:hAnsiTheme="minorHAnsi"/>
-                <w:sz w:val="16"/>
-                <w:szCs w:val="16"/>
-              </w:rPr>
-              <w:t>Then</w:t>
+              <w:t xml:space="preserve"> = RA3.3 procedures Then</w:t>
             </w:r>
           </w:p>
           <w:p>
@@ -11535,26 +10367,8 @@
                 <w:sz w:val="16"/>
                 <w:szCs w:val="16"/>
               </w:rPr>
-              <w:t>=</w:t>
-            </w:r>
-            <w:proofErr w:type="gramStart"/>
-            <w:r>
-              <w:rPr>
-                <w:rFonts w:asciiTheme="minorHAnsi" w:hAnsiTheme="minorHAnsi"/>
-                <w:sz w:val="16"/>
-                <w:szCs w:val="16"/>
-              </w:rPr>
-              <w:t>a</w:t>
-            </w:r>
-            <w:r>
-              <w:rPr>
-                <w:rFonts w:asciiTheme="minorHAnsi" w:hAnsiTheme="minorHAnsi"/>
-                <w:sz w:val="16"/>
-                <w:szCs w:val="16"/>
-              </w:rPr>
-              <w:t>lteration</w:t>
-            </w:r>
-            <w:proofErr w:type="gramEnd"/>
+              <w:t>=alteration</w:t>
+            </w:r>
             <w:r>
               <w:rPr>
                 <w:rFonts w:asciiTheme="minorHAnsi" w:hAnsiTheme="minorHAnsi"/>
@@ -11563,49 +10377,70 @@
               </w:rPr>
               <w:t xml:space="preserve"> then</w:t>
             </w:r>
+            <w:ins w:id="23" w:author="Alhabibi, Haider@Energy" w:date="2023-11-22T14:13:00Z">
+              <w:r>
+                <w:rPr>
+                  <w:rFonts w:asciiTheme="minorHAnsi" w:hAnsiTheme="minorHAnsi"/>
+                  <w:sz w:val="16"/>
+                  <w:szCs w:val="16"/>
+                </w:rPr>
+                <w:t xml:space="preserve"> </w:t>
+              </w:r>
+              <w:r>
+                <w:rPr>
+                  <w:rFonts w:asciiTheme="minorHAnsi" w:hAnsiTheme="minorHAnsi"/>
+                  <w:sz w:val="16"/>
+                  <w:szCs w:val="16"/>
+                </w:rPr>
+                <w:t>use variant MCH-23a,</w:t>
+              </w:r>
+            </w:ins>
           </w:p>
           <w:p>
             <w:pPr>
               <w:keepNext/>
               <w:ind w:left="720"/>
               <w:rPr>
-                <w:rFonts w:asciiTheme="minorHAnsi" w:hAnsiTheme="minorHAnsi"/>
-                <w:sz w:val="16"/>
-                <w:szCs w:val="16"/>
-              </w:rPr>
-            </w:pPr>
-            <w:r>
-              <w:rPr>
-                <w:rFonts w:asciiTheme="minorHAnsi" w:hAnsiTheme="minorHAnsi"/>
-                <w:sz w:val="16"/>
-                <w:szCs w:val="16"/>
-              </w:rPr>
-              <w:t>If A12</w:t>
-            </w:r>
-            <w:r>
-              <w:rPr>
-                <w:rFonts w:asciiTheme="minorHAnsi" w:hAnsiTheme="minorHAnsi"/>
-                <w:sz w:val="16"/>
-                <w:szCs w:val="16"/>
-              </w:rPr>
-              <w:t xml:space="preserve"> = </w:t>
-            </w:r>
-            <w:r>
-              <w:rPr>
-                <w:rFonts w:asciiTheme="minorHAnsi" w:hAnsiTheme="minorHAnsi"/>
-                <w:sz w:val="16"/>
-                <w:szCs w:val="16"/>
-              </w:rPr>
-              <w:t>Variable CFVCS or Fixed CFVCS</w:t>
-            </w:r>
-            <w:r>
-              <w:rPr>
-                <w:rFonts w:asciiTheme="minorHAnsi" w:hAnsiTheme="minorHAnsi"/>
-                <w:sz w:val="16"/>
-                <w:szCs w:val="16"/>
-              </w:rPr>
-              <w:t>, then use variant MCH-23e,</w:t>
-            </w:r>
+                <w:del w:id="24" w:author="Alhabibi, Haider@Energy" w:date="2023-11-09T15:56:00Z"/>
+                <w:rFonts w:asciiTheme="minorHAnsi" w:hAnsiTheme="minorHAnsi"/>
+                <w:sz w:val="16"/>
+                <w:szCs w:val="16"/>
+              </w:rPr>
+            </w:pPr>
+            <w:del w:id="25" w:author="Alhabibi, Haider@Energy" w:date="2023-11-09T15:56:00Z">
+              <w:r>
+                <w:rPr>
+                  <w:rFonts w:asciiTheme="minorHAnsi" w:hAnsiTheme="minorHAnsi"/>
+                  <w:sz w:val="16"/>
+                  <w:szCs w:val="16"/>
+                </w:rPr>
+                <w:delText>If A12</w:delText>
+              </w:r>
+              <w:r>
+                <w:rPr>
+                  <w:rFonts w:asciiTheme="minorHAnsi" w:hAnsiTheme="minorHAnsi"/>
+                  <w:sz w:val="16"/>
+                  <w:szCs w:val="16"/>
+                </w:rPr>
+                <w:delText xml:space="preserve"> = </w:delText>
+              </w:r>
+              <w:r>
+                <w:rPr>
+                  <w:rFonts w:asciiTheme="minorHAnsi" w:hAnsiTheme="minorHAnsi"/>
+                  <w:sz w:val="16"/>
+                  <w:szCs w:val="16"/>
+                </w:rPr>
+                <w:delText>Variable CFVCS or Fixed CFVCS</w:delText>
+              </w:r>
+              <w:r>
+                <w:rPr>
+                  <w:rFonts w:asciiTheme="minorHAnsi" w:hAnsiTheme="minorHAnsi"/>
+                  <w:sz w:val="16"/>
+                  <w:szCs w:val="16"/>
+                </w:rPr>
+                <w:delText>, then use variant MCH-23e,</w:delText>
+              </w:r>
+            </w:del>
           </w:p>
           <w:p>
             <w:pPr>
@@ -11658,15 +10493,7 @@
                 <w:sz w:val="16"/>
                 <w:szCs w:val="16"/>
               </w:rPr>
-              <w:t>E</w:t>
-            </w:r>
-            <w:r>
-              <w:rPr>
-                <w:rFonts w:asciiTheme="minorHAnsi" w:hAnsiTheme="minorHAnsi"/>
-                <w:sz w:val="16"/>
-                <w:szCs w:val="16"/>
-              </w:rPr>
-              <w:t>nd</w:t>
+              <w:t>End</w:t>
             </w:r>
             <w:proofErr w:type="spellEnd"/>
           </w:p>
@@ -11812,64 +10639,50 @@
                 <w:szCs w:val="16"/>
               </w:rPr>
             </w:pPr>
-            <w:r>
-              <w:rPr>
-                <w:rFonts w:asciiTheme="minorHAnsi" w:hAnsiTheme="minorHAnsi"/>
-                <w:sz w:val="16"/>
-                <w:szCs w:val="16"/>
-              </w:rPr>
-              <w:t>if A12</w:t>
-            </w:r>
-            <w:r>
-              <w:rPr>
-                <w:rFonts w:asciiTheme="minorHAnsi" w:hAnsiTheme="minorHAnsi"/>
-                <w:sz w:val="16"/>
-                <w:szCs w:val="16"/>
-              </w:rPr>
-              <w:t xml:space="preserve"> = </w:t>
-            </w:r>
-            <w:r>
-              <w:rPr>
-                <w:rFonts w:asciiTheme="minorHAnsi" w:hAnsiTheme="minorHAnsi"/>
-                <w:sz w:val="16"/>
-                <w:szCs w:val="16"/>
-              </w:rPr>
-              <w:t>Variable CFVCS or Fixed CFVCS</w:t>
-            </w:r>
-            <w:r>
-              <w:rPr>
-                <w:rFonts w:asciiTheme="minorHAnsi" w:hAnsiTheme="minorHAnsi"/>
-                <w:sz w:val="16"/>
-                <w:szCs w:val="16"/>
-              </w:rPr>
-              <w:t xml:space="preserve">, </w:t>
-            </w:r>
-            <w:proofErr w:type="gramStart"/>
-            <w:r>
-              <w:rPr>
-                <w:rFonts w:asciiTheme="minorHAnsi" w:hAnsiTheme="minorHAnsi"/>
-                <w:sz w:val="16"/>
-                <w:szCs w:val="16"/>
-              </w:rPr>
-              <w:t>Then</w:t>
-            </w:r>
-            <w:proofErr w:type="gramEnd"/>
-            <w:r>
-              <w:rPr>
-                <w:rFonts w:asciiTheme="minorHAnsi" w:hAnsiTheme="minorHAnsi"/>
-                <w:sz w:val="16"/>
-                <w:szCs w:val="16"/>
-              </w:rPr>
-              <w:t xml:space="preserve"> use variant MCH-23</w:t>
-            </w:r>
-            <w:r>
-              <w:rPr>
-                <w:rFonts w:asciiTheme="minorHAnsi" w:hAnsiTheme="minorHAnsi"/>
-                <w:sz w:val="16"/>
-                <w:szCs w:val="16"/>
-              </w:rPr>
-              <w:t>f,</w:t>
-            </w:r>
+            <w:del w:id="26" w:author="Alhabibi, Haider@Energy" w:date="2023-11-09T15:56:00Z">
+              <w:r>
+                <w:rPr>
+                  <w:rFonts w:asciiTheme="minorHAnsi" w:hAnsiTheme="minorHAnsi"/>
+                  <w:sz w:val="16"/>
+                  <w:szCs w:val="16"/>
+                </w:rPr>
+                <w:delText>if A12</w:delText>
+              </w:r>
+              <w:r>
+                <w:rPr>
+                  <w:rFonts w:asciiTheme="minorHAnsi" w:hAnsiTheme="minorHAnsi"/>
+                  <w:sz w:val="16"/>
+                  <w:szCs w:val="16"/>
+                </w:rPr>
+                <w:delText xml:space="preserve"> = </w:delText>
+              </w:r>
+              <w:r>
+                <w:rPr>
+                  <w:rFonts w:asciiTheme="minorHAnsi" w:hAnsiTheme="minorHAnsi"/>
+                  <w:sz w:val="16"/>
+                  <w:szCs w:val="16"/>
+                </w:rPr>
+                <w:delText>Variable CFVCS or Fixed CFVCS</w:delText>
+              </w:r>
+              <w:r>
+                <w:rPr>
+                  <w:rFonts w:asciiTheme="minorHAnsi" w:hAnsiTheme="minorHAnsi"/>
+                  <w:sz w:val="16"/>
+                  <w:szCs w:val="16"/>
+                </w:rPr>
+                <w:delText xml:space="preserve">, Then </w:delText>
+              </w:r>
+            </w:del>
+            <w:del w:id="27" w:author="Alhabibi, Haider@Energy" w:date="2023-11-09T15:57:00Z">
+              <w:r>
+                <w:rPr>
+                  <w:rFonts w:asciiTheme="minorHAnsi" w:hAnsiTheme="minorHAnsi"/>
+                  <w:sz w:val="16"/>
+                  <w:szCs w:val="16"/>
+                </w:rPr>
+                <w:delText>use variant MCH-23f,</w:delText>
+              </w:r>
+            </w:del>
           </w:p>
           <w:p>
             <w:pPr>
@@ -11881,14 +10694,34 @@
                 <w:szCs w:val="16"/>
               </w:rPr>
             </w:pPr>
-            <w:r>
-              <w:rPr>
-                <w:rFonts w:asciiTheme="minorHAnsi" w:hAnsiTheme="minorHAnsi"/>
-                <w:sz w:val="16"/>
-                <w:szCs w:val="16"/>
-              </w:rPr>
-              <w:t>Else use variant MCH-23b;</w:t>
-            </w:r>
+            <w:del w:id="28" w:author="Alhabibi, Haider@Energy" w:date="2023-11-22T14:13:00Z">
+              <w:r>
+                <w:rPr>
+                  <w:rFonts w:asciiTheme="minorHAnsi" w:hAnsiTheme="minorHAnsi"/>
+                  <w:sz w:val="16"/>
+                  <w:szCs w:val="16"/>
+                </w:rPr>
+                <w:delText xml:space="preserve">Else </w:delText>
+              </w:r>
+            </w:del>
+            <w:r>
+              <w:rPr>
+                <w:rFonts w:asciiTheme="minorHAnsi" w:hAnsiTheme="minorHAnsi"/>
+                <w:sz w:val="16"/>
+                <w:szCs w:val="16"/>
+              </w:rPr>
+              <w:t>use variant MCH-</w:t>
+            </w:r>
+            <w:proofErr w:type="gramStart"/>
+            <w:r>
+              <w:rPr>
+                <w:rFonts w:asciiTheme="minorHAnsi" w:hAnsiTheme="minorHAnsi"/>
+                <w:sz w:val="16"/>
+                <w:szCs w:val="16"/>
+              </w:rPr>
+              <w:t>23b;</w:t>
+            </w:r>
+            <w:proofErr w:type="gramEnd"/>
             <w:r>
               <w:rPr>
                 <w:rFonts w:asciiTheme="minorHAnsi" w:hAnsiTheme="minorHAnsi"/>
@@ -11979,72 +10812,58 @@
                 <w:szCs w:val="16"/>
               </w:rPr>
             </w:pPr>
-            <w:r>
-              <w:rPr>
-                <w:rFonts w:asciiTheme="minorHAnsi" w:hAnsiTheme="minorHAnsi"/>
-                <w:sz w:val="16"/>
-                <w:szCs w:val="16"/>
-              </w:rPr>
-              <w:t>if A1</w:t>
-            </w:r>
-            <w:r>
-              <w:rPr>
-                <w:rFonts w:asciiTheme="minorHAnsi" w:hAnsiTheme="minorHAnsi"/>
-                <w:sz w:val="16"/>
-                <w:szCs w:val="16"/>
-              </w:rPr>
-              <w:t>2</w:t>
-            </w:r>
-            <w:r>
-              <w:rPr>
-                <w:rFonts w:asciiTheme="minorHAnsi" w:hAnsiTheme="minorHAnsi"/>
-                <w:sz w:val="16"/>
-                <w:szCs w:val="16"/>
-              </w:rPr>
-              <w:t xml:space="preserve"> = </w:t>
-            </w:r>
-            <w:r>
-              <w:rPr>
-                <w:rFonts w:asciiTheme="minorHAnsi" w:hAnsiTheme="minorHAnsi"/>
-                <w:sz w:val="16"/>
-                <w:szCs w:val="16"/>
-              </w:rPr>
-              <w:t>Variable CFVCS or Fixed CFVCS</w:t>
-            </w:r>
-            <w:r>
-              <w:rPr>
-                <w:rFonts w:asciiTheme="minorHAnsi" w:hAnsiTheme="minorHAnsi"/>
-                <w:sz w:val="16"/>
-                <w:szCs w:val="16"/>
-              </w:rPr>
-              <w:t xml:space="preserve">, </w:t>
-            </w:r>
-            <w:proofErr w:type="gramStart"/>
-            <w:r>
-              <w:rPr>
-                <w:rFonts w:asciiTheme="minorHAnsi" w:hAnsiTheme="minorHAnsi"/>
-                <w:sz w:val="16"/>
-                <w:szCs w:val="16"/>
-              </w:rPr>
-              <w:t>Then</w:t>
-            </w:r>
-            <w:proofErr w:type="gramEnd"/>
-            <w:r>
-              <w:rPr>
-                <w:rFonts w:asciiTheme="minorHAnsi" w:hAnsiTheme="minorHAnsi"/>
-                <w:sz w:val="16"/>
-                <w:szCs w:val="16"/>
-              </w:rPr>
-              <w:t xml:space="preserve"> use variant MCH-23</w:t>
-            </w:r>
-            <w:r>
-              <w:rPr>
-                <w:rFonts w:asciiTheme="minorHAnsi" w:hAnsiTheme="minorHAnsi"/>
-                <w:sz w:val="16"/>
-                <w:szCs w:val="16"/>
-              </w:rPr>
-              <w:t>e,</w:t>
-            </w:r>
+            <w:del w:id="29" w:author="Alhabibi, Haider@Energy" w:date="2023-11-09T15:56:00Z">
+              <w:r>
+                <w:rPr>
+                  <w:rFonts w:asciiTheme="minorHAnsi" w:hAnsiTheme="minorHAnsi"/>
+                  <w:sz w:val="16"/>
+                  <w:szCs w:val="16"/>
+                </w:rPr>
+                <w:delText>if A1</w:delText>
+              </w:r>
+              <w:r>
+                <w:rPr>
+                  <w:rFonts w:asciiTheme="minorHAnsi" w:hAnsiTheme="minorHAnsi"/>
+                  <w:sz w:val="16"/>
+                  <w:szCs w:val="16"/>
+                </w:rPr>
+                <w:delText>2</w:delText>
+              </w:r>
+              <w:r>
+                <w:rPr>
+                  <w:rFonts w:asciiTheme="minorHAnsi" w:hAnsiTheme="minorHAnsi"/>
+                  <w:sz w:val="16"/>
+                  <w:szCs w:val="16"/>
+                </w:rPr>
+                <w:delText xml:space="preserve"> = </w:delText>
+              </w:r>
+              <w:r>
+                <w:rPr>
+                  <w:rFonts w:asciiTheme="minorHAnsi" w:hAnsiTheme="minorHAnsi"/>
+                  <w:sz w:val="16"/>
+                  <w:szCs w:val="16"/>
+                </w:rPr>
+                <w:delText>Variable CFVCS or Fixed CFVCS</w:delText>
+              </w:r>
+              <w:r>
+                <w:rPr>
+                  <w:rFonts w:asciiTheme="minorHAnsi" w:hAnsiTheme="minorHAnsi"/>
+                  <w:sz w:val="16"/>
+                  <w:szCs w:val="16"/>
+                </w:rPr>
+                <w:delText xml:space="preserve">, Then </w:delText>
+              </w:r>
+            </w:del>
+            <w:del w:id="30" w:author="Alhabibi, Haider@Energy" w:date="2023-11-09T15:57:00Z">
+              <w:r>
+                <w:rPr>
+                  <w:rFonts w:asciiTheme="minorHAnsi" w:hAnsiTheme="minorHAnsi"/>
+                  <w:sz w:val="16"/>
+                  <w:szCs w:val="16"/>
+                </w:rPr>
+                <w:delText>use variant MCH-23e,</w:delText>
+              </w:r>
+            </w:del>
           </w:p>
           <w:p>
             <w:pPr>
@@ -12056,14 +10875,34 @@
                 <w:szCs w:val="16"/>
               </w:rPr>
             </w:pPr>
-            <w:r>
-              <w:rPr>
-                <w:rFonts w:asciiTheme="minorHAnsi" w:hAnsiTheme="minorHAnsi"/>
-                <w:sz w:val="16"/>
-                <w:szCs w:val="16"/>
-              </w:rPr>
-              <w:t>Else use variant MCH-23a;</w:t>
-            </w:r>
+            <w:del w:id="31" w:author="Alhabibi, Haider@Energy" w:date="2023-11-22T14:13:00Z">
+              <w:r>
+                <w:rPr>
+                  <w:rFonts w:asciiTheme="minorHAnsi" w:hAnsiTheme="minorHAnsi"/>
+                  <w:sz w:val="16"/>
+                  <w:szCs w:val="16"/>
+                </w:rPr>
+                <w:delText xml:space="preserve">Else </w:delText>
+              </w:r>
+            </w:del>
+            <w:r>
+              <w:rPr>
+                <w:rFonts w:asciiTheme="minorHAnsi" w:hAnsiTheme="minorHAnsi"/>
+                <w:sz w:val="16"/>
+                <w:szCs w:val="16"/>
+              </w:rPr>
+              <w:t>use variant MCH-</w:t>
+            </w:r>
+            <w:proofErr w:type="gramStart"/>
+            <w:r>
+              <w:rPr>
+                <w:rFonts w:asciiTheme="minorHAnsi" w:hAnsiTheme="minorHAnsi"/>
+                <w:sz w:val="16"/>
+                <w:szCs w:val="16"/>
+              </w:rPr>
+              <w:t>23a;</w:t>
+            </w:r>
+            <w:proofErr w:type="gramEnd"/>
           </w:p>
           <w:p>
             <w:pPr>
@@ -12172,15 +11011,7 @@
                 <w:sz w:val="16"/>
                 <w:szCs w:val="16"/>
               </w:rPr>
-              <w:t xml:space="preserve"> </w:t>
-            </w:r>
-            <w:r>
-              <w:rPr>
-                <w:rFonts w:asciiTheme="minorHAnsi" w:hAnsiTheme="minorHAnsi"/>
-                <w:sz w:val="16"/>
-                <w:szCs w:val="16"/>
-              </w:rPr>
-              <w:t>A0</w:t>
+              <w:t xml:space="preserve"> A0</w:t>
             </w:r>
             <w:r>
               <w:rPr>
@@ -12196,55 +11027,49 @@
                 <w:sz w:val="16"/>
                 <w:szCs w:val="16"/>
               </w:rPr>
-              <w:t xml:space="preserve"> = CFI System </w:t>
-            </w:r>
-            <w:r>
-              <w:rPr>
-                <w:rFonts w:asciiTheme="minorHAnsi" w:hAnsiTheme="minorHAnsi"/>
-                <w:sz w:val="16"/>
-                <w:szCs w:val="16"/>
-              </w:rPr>
-              <w:t>or A1</w:t>
-            </w:r>
-            <w:r>
-              <w:rPr>
-                <w:rFonts w:asciiTheme="minorHAnsi" w:hAnsiTheme="minorHAnsi"/>
-                <w:sz w:val="16"/>
-                <w:szCs w:val="16"/>
-              </w:rPr>
-              <w:t>2</w:t>
-            </w:r>
-            <w:r>
-              <w:rPr>
-                <w:rFonts w:asciiTheme="minorHAnsi" w:hAnsiTheme="minorHAnsi"/>
-                <w:sz w:val="16"/>
-                <w:szCs w:val="16"/>
-              </w:rPr>
-              <w:t xml:space="preserve"> = </w:t>
-            </w:r>
-            <w:r>
-              <w:rPr>
-                <w:rFonts w:asciiTheme="minorHAnsi" w:hAnsiTheme="minorHAnsi"/>
-                <w:sz w:val="16"/>
-                <w:szCs w:val="16"/>
-              </w:rPr>
-              <w:t>Variable CFVCS or Fixed CFVCS</w:t>
-            </w:r>
-            <w:r>
-              <w:rPr>
-                <w:rFonts w:asciiTheme="minorHAnsi" w:hAnsiTheme="minorHAnsi"/>
-                <w:sz w:val="16"/>
-                <w:szCs w:val="16"/>
-              </w:rPr>
-              <w:t xml:space="preserve">, </w:t>
-            </w:r>
-            <w:r>
-              <w:rPr>
-                <w:rFonts w:asciiTheme="minorHAnsi" w:hAnsiTheme="minorHAnsi"/>
-                <w:sz w:val="16"/>
-                <w:szCs w:val="16"/>
-              </w:rPr>
-              <w:t>Then use variant MCH-23d</w:t>
+              <w:t xml:space="preserve"> = CFI System</w:t>
+            </w:r>
+            <w:del w:id="32" w:author="Alhabibi, Haider@Energy" w:date="2023-11-22T14:13:00Z">
+              <w:r>
+                <w:rPr>
+                  <w:rFonts w:asciiTheme="minorHAnsi" w:hAnsiTheme="minorHAnsi"/>
+                  <w:sz w:val="16"/>
+                  <w:szCs w:val="16"/>
+                </w:rPr>
+                <w:delText xml:space="preserve"> or A1</w:delText>
+              </w:r>
+              <w:r>
+                <w:rPr>
+                  <w:rFonts w:asciiTheme="minorHAnsi" w:hAnsiTheme="minorHAnsi"/>
+                  <w:sz w:val="16"/>
+                  <w:szCs w:val="16"/>
+                </w:rPr>
+                <w:delText>2</w:delText>
+              </w:r>
+              <w:r>
+                <w:rPr>
+                  <w:rFonts w:asciiTheme="minorHAnsi" w:hAnsiTheme="minorHAnsi"/>
+                  <w:sz w:val="16"/>
+                  <w:szCs w:val="16"/>
+                </w:rPr>
+                <w:delText xml:space="preserve"> = </w:delText>
+              </w:r>
+              <w:r>
+                <w:rPr>
+                  <w:rFonts w:asciiTheme="minorHAnsi" w:hAnsiTheme="minorHAnsi"/>
+                  <w:sz w:val="16"/>
+                  <w:szCs w:val="16"/>
+                </w:rPr>
+                <w:delText>Variable CFVCS or Fixed CFVCS</w:delText>
+              </w:r>
+            </w:del>
+            <w:r>
+              <w:rPr>
+                <w:rFonts w:asciiTheme="minorHAnsi" w:hAnsiTheme="minorHAnsi"/>
+                <w:sz w:val="16"/>
+                <w:szCs w:val="16"/>
+              </w:rPr>
+              <w:t>, Then use variant MCH-23d</w:t>
             </w:r>
             <w:r>
               <w:rPr>
@@ -12316,88 +11141,74 @@
                 <w:szCs w:val="16"/>
               </w:rPr>
             </w:pPr>
-            <w:r>
-              <w:rPr>
-                <w:rFonts w:asciiTheme="minorHAnsi" w:hAnsiTheme="minorHAnsi"/>
-                <w:sz w:val="16"/>
-                <w:szCs w:val="16"/>
-              </w:rPr>
-              <w:t xml:space="preserve">if </w:t>
-            </w:r>
-            <w:r>
-              <w:rPr>
-                <w:rFonts w:asciiTheme="minorHAnsi" w:hAnsiTheme="minorHAnsi"/>
-                <w:sz w:val="16"/>
-                <w:szCs w:val="16"/>
-              </w:rPr>
-              <w:t>A1</w:t>
-            </w:r>
-            <w:r>
-              <w:rPr>
-                <w:rFonts w:asciiTheme="minorHAnsi" w:hAnsiTheme="minorHAnsi"/>
-                <w:sz w:val="16"/>
-                <w:szCs w:val="16"/>
-              </w:rPr>
-              <w:t>2</w:t>
-            </w:r>
-            <w:r>
-              <w:rPr>
-                <w:rFonts w:asciiTheme="minorHAnsi" w:hAnsiTheme="minorHAnsi"/>
-                <w:sz w:val="16"/>
-                <w:szCs w:val="16"/>
-              </w:rPr>
-              <w:t xml:space="preserve"> = </w:t>
-            </w:r>
-            <w:r>
-              <w:rPr>
-                <w:rFonts w:asciiTheme="minorHAnsi" w:hAnsiTheme="minorHAnsi"/>
-                <w:sz w:val="16"/>
-                <w:szCs w:val="16"/>
-              </w:rPr>
-              <w:t>Variable CFVCS or Fixed CFVCS</w:t>
-            </w:r>
-            <w:r>
-              <w:rPr>
-                <w:rFonts w:asciiTheme="minorHAnsi" w:hAnsiTheme="minorHAnsi"/>
-                <w:sz w:val="16"/>
-                <w:szCs w:val="16"/>
-              </w:rPr>
-              <w:t xml:space="preserve">, </w:t>
-            </w:r>
-            <w:proofErr w:type="gramStart"/>
-            <w:r>
-              <w:rPr>
-                <w:rFonts w:asciiTheme="minorHAnsi" w:hAnsiTheme="minorHAnsi"/>
-                <w:sz w:val="16"/>
-                <w:szCs w:val="16"/>
-              </w:rPr>
-              <w:t>Then</w:t>
-            </w:r>
-            <w:proofErr w:type="gramEnd"/>
-            <w:r>
-              <w:rPr>
-                <w:rFonts w:asciiTheme="minorHAnsi" w:hAnsiTheme="minorHAnsi"/>
-                <w:sz w:val="16"/>
-                <w:szCs w:val="16"/>
-              </w:rPr>
-              <w:t xml:space="preserve"> use variant MCH-23</w:t>
-            </w:r>
-            <w:r>
-              <w:rPr>
-                <w:rFonts w:asciiTheme="minorHAnsi" w:hAnsiTheme="minorHAnsi"/>
-                <w:sz w:val="16"/>
-                <w:szCs w:val="16"/>
-              </w:rPr>
-              <w:t>e</w:t>
-            </w:r>
-            <w:r>
-              <w:rPr>
-                <w:rFonts w:asciiTheme="minorHAnsi" w:hAnsiTheme="minorHAnsi"/>
-                <w:sz w:val="16"/>
-                <w:szCs w:val="16"/>
-              </w:rPr>
-              <w:t>,</w:t>
-            </w:r>
+            <w:del w:id="33" w:author="Alhabibi, Haider@Energy" w:date="2023-11-09T15:56:00Z">
+              <w:r>
+                <w:rPr>
+                  <w:rFonts w:asciiTheme="minorHAnsi" w:hAnsiTheme="minorHAnsi"/>
+                  <w:sz w:val="16"/>
+                  <w:szCs w:val="16"/>
+                </w:rPr>
+                <w:delText xml:space="preserve">if </w:delText>
+              </w:r>
+              <w:r>
+                <w:rPr>
+                  <w:rFonts w:asciiTheme="minorHAnsi" w:hAnsiTheme="minorHAnsi"/>
+                  <w:sz w:val="16"/>
+                  <w:szCs w:val="16"/>
+                </w:rPr>
+                <w:delText>A1</w:delText>
+              </w:r>
+              <w:r>
+                <w:rPr>
+                  <w:rFonts w:asciiTheme="minorHAnsi" w:hAnsiTheme="minorHAnsi"/>
+                  <w:sz w:val="16"/>
+                  <w:szCs w:val="16"/>
+                </w:rPr>
+                <w:delText>2</w:delText>
+              </w:r>
+              <w:r>
+                <w:rPr>
+                  <w:rFonts w:asciiTheme="minorHAnsi" w:hAnsiTheme="minorHAnsi"/>
+                  <w:sz w:val="16"/>
+                  <w:szCs w:val="16"/>
+                </w:rPr>
+                <w:delText xml:space="preserve"> = </w:delText>
+              </w:r>
+              <w:r>
+                <w:rPr>
+                  <w:rFonts w:asciiTheme="minorHAnsi" w:hAnsiTheme="minorHAnsi"/>
+                  <w:sz w:val="16"/>
+                  <w:szCs w:val="16"/>
+                </w:rPr>
+                <w:delText>Variable CFVCS or Fixed CFVCS</w:delText>
+              </w:r>
+              <w:r>
+                <w:rPr>
+                  <w:rFonts w:asciiTheme="minorHAnsi" w:hAnsiTheme="minorHAnsi"/>
+                  <w:sz w:val="16"/>
+                  <w:szCs w:val="16"/>
+                </w:rPr>
+                <w:delText xml:space="preserve">, Then </w:delText>
+              </w:r>
+            </w:del>
+            <w:del w:id="34" w:author="Alhabibi, Haider@Energy" w:date="2023-11-09T15:57:00Z">
+              <w:r>
+                <w:rPr>
+                  <w:rFonts w:asciiTheme="minorHAnsi" w:hAnsiTheme="minorHAnsi"/>
+                  <w:sz w:val="16"/>
+                  <w:szCs w:val="16"/>
+                </w:rPr>
+                <w:delText>use variant MCH-23e</w:delText>
+              </w:r>
+              <w:r>
+                <w:rPr>
+                  <w:rFonts w:asciiTheme="minorHAnsi" w:hAnsiTheme="minorHAnsi"/>
+                  <w:sz w:val="16"/>
+                  <w:szCs w:val="16"/>
+                </w:rPr>
+                <w:delText>,</w:delText>
+              </w:r>
+            </w:del>
           </w:p>
           <w:p>
             <w:pPr>
@@ -12409,21 +11220,31 @@
                 <w:szCs w:val="16"/>
               </w:rPr>
             </w:pPr>
-            <w:r>
-              <w:rPr>
-                <w:rFonts w:asciiTheme="minorHAnsi" w:hAnsiTheme="minorHAnsi"/>
-                <w:sz w:val="16"/>
-                <w:szCs w:val="16"/>
-              </w:rPr>
-              <w:t>Else</w:t>
-            </w:r>
-            <w:r>
-              <w:rPr>
-                <w:rFonts w:asciiTheme="minorHAnsi" w:hAnsiTheme="minorHAnsi"/>
-                <w:sz w:val="16"/>
-                <w:szCs w:val="16"/>
-              </w:rPr>
-              <w:t xml:space="preserve"> use variant MCH-23a</w:t>
+            <w:del w:id="35" w:author="Alhabibi, Haider@Energy" w:date="2023-11-22T14:13:00Z">
+              <w:r>
+                <w:rPr>
+                  <w:rFonts w:asciiTheme="minorHAnsi" w:hAnsiTheme="minorHAnsi"/>
+                  <w:sz w:val="16"/>
+                  <w:szCs w:val="16"/>
+                </w:rPr>
+                <w:delText>Else</w:delText>
+              </w:r>
+              <w:r>
+                <w:rPr>
+                  <w:rFonts w:asciiTheme="minorHAnsi" w:hAnsiTheme="minorHAnsi"/>
+                  <w:sz w:val="16"/>
+                  <w:szCs w:val="16"/>
+                </w:rPr>
+                <w:delText xml:space="preserve"> </w:delText>
+              </w:r>
+            </w:del>
+            <w:r>
+              <w:rPr>
+                <w:rFonts w:asciiTheme="minorHAnsi" w:hAnsiTheme="minorHAnsi"/>
+                <w:sz w:val="16"/>
+                <w:szCs w:val="16"/>
+              </w:rPr>
+              <w:t>use variant MCH-23a</w:t>
             </w:r>
             <w:r>
               <w:rPr>
@@ -12486,15 +11307,7 @@
                 <w:sz w:val="16"/>
                 <w:szCs w:val="16"/>
               </w:rPr>
-              <w:t xml:space="preserve"> = N</w:t>
-            </w:r>
-            <w:r>
-              <w:rPr>
-                <w:rFonts w:ascii="Calibri" w:hAnsi="Calibri"/>
-                <w:sz w:val="16"/>
-                <w:szCs w:val="16"/>
-              </w:rPr>
-              <w:t>/A Then</w:t>
+              <w:t xml:space="preserve"> = N/A Then</w:t>
             </w:r>
           </w:p>
           <w:p>
@@ -12529,15 +11342,7 @@
                 <w:sz w:val="16"/>
                 <w:szCs w:val="16"/>
               </w:rPr>
-              <w:t xml:space="preserve"> = New or Replacement</w:t>
-            </w:r>
-            <w:r>
-              <w:rPr>
-                <w:rFonts w:ascii="Calibri" w:hAnsi="Calibri"/>
-                <w:sz w:val="16"/>
-                <w:szCs w:val="16"/>
-              </w:rPr>
-              <w:t>, Then</w:t>
+              <w:t xml:space="preserve"> = New or Replacement, Then</w:t>
             </w:r>
           </w:p>
           <w:p>
@@ -12590,40 +11395,50 @@
                 <w:sz w:val="16"/>
                 <w:szCs w:val="16"/>
               </w:rPr>
-              <w:t xml:space="preserve"> = CFI System or A1</w:t>
-            </w:r>
-            <w:r>
-              <w:rPr>
-                <w:rFonts w:ascii="Calibri" w:hAnsi="Calibri"/>
-                <w:sz w:val="16"/>
-                <w:szCs w:val="16"/>
-              </w:rPr>
-              <w:t>2</w:t>
-            </w:r>
-            <w:r>
-              <w:rPr>
-                <w:rFonts w:ascii="Calibri" w:hAnsi="Calibri"/>
-                <w:sz w:val="16"/>
-                <w:szCs w:val="16"/>
-              </w:rPr>
-              <w:t xml:space="preserve"> = </w:t>
-            </w:r>
-            <w:r>
-              <w:rPr>
-                <w:rFonts w:asciiTheme="minorHAnsi" w:hAnsiTheme="minorHAnsi"/>
-                <w:sz w:val="16"/>
-                <w:szCs w:val="16"/>
-              </w:rPr>
-              <w:t>Variable CFVCS or Fixed CFVCS</w:t>
-            </w:r>
-            <w:r>
-              <w:rPr>
-                <w:rFonts w:ascii="Calibri" w:hAnsi="Calibri"/>
-                <w:sz w:val="16"/>
-                <w:szCs w:val="16"/>
-              </w:rPr>
-              <w:t xml:space="preserve">, </w:t>
-            </w:r>
+              <w:t xml:space="preserve"> = CFI System </w:t>
+            </w:r>
+            <w:del w:id="36" w:author="Alhabibi, Haider@Energy" w:date="2023-11-09T15:57:00Z">
+              <w:r>
+                <w:rPr>
+                  <w:rFonts w:ascii="Calibri" w:hAnsi="Calibri"/>
+                  <w:sz w:val="16"/>
+                  <w:szCs w:val="16"/>
+                </w:rPr>
+                <w:delText>or A1</w:delText>
+              </w:r>
+              <w:r>
+                <w:rPr>
+                  <w:rFonts w:ascii="Calibri" w:hAnsi="Calibri"/>
+                  <w:sz w:val="16"/>
+                  <w:szCs w:val="16"/>
+                </w:rPr>
+                <w:delText>2</w:delText>
+              </w:r>
+              <w:r>
+                <w:rPr>
+                  <w:rFonts w:ascii="Calibri" w:hAnsi="Calibri"/>
+                  <w:sz w:val="16"/>
+                  <w:szCs w:val="16"/>
+                </w:rPr>
+                <w:delText xml:space="preserve"> = </w:delText>
+              </w:r>
+              <w:r>
+                <w:rPr>
+                  <w:rFonts w:asciiTheme="minorHAnsi" w:hAnsiTheme="minorHAnsi"/>
+                  <w:sz w:val="16"/>
+                  <w:szCs w:val="16"/>
+                </w:rPr>
+                <w:delText>Variable CFVCS or Fixed CFVCS</w:delText>
+              </w:r>
+              <w:r>
+                <w:rPr>
+                  <w:rFonts w:ascii="Calibri" w:hAnsi="Calibri"/>
+                  <w:sz w:val="16"/>
+                  <w:szCs w:val="16"/>
+                </w:rPr>
+                <w:delText xml:space="preserve">, </w:delText>
+              </w:r>
+            </w:del>
             <w:r>
               <w:rPr>
                 <w:rFonts w:ascii="Calibri" w:hAnsi="Calibri"/>
@@ -12646,59 +11461,62 @@
               <w:keepNext/>
               <w:ind w:left="646"/>
               <w:rPr>
+                <w:del w:id="37" w:author="Alhabibi, Haider@Energy" w:date="2023-11-09T15:57:00Z"/>
                 <w:rFonts w:ascii="Calibri" w:hAnsi="Calibri"/>
                 <w:sz w:val="16"/>
                 <w:szCs w:val="16"/>
               </w:rPr>
             </w:pPr>
-            <w:r>
-              <w:rPr>
-                <w:rFonts w:ascii="Calibri" w:hAnsi="Calibri"/>
-                <w:sz w:val="16"/>
-                <w:szCs w:val="16"/>
-              </w:rPr>
-              <w:t>if A1</w:t>
-            </w:r>
-            <w:r>
-              <w:rPr>
-                <w:rFonts w:ascii="Calibri" w:hAnsi="Calibri"/>
-                <w:sz w:val="16"/>
-                <w:szCs w:val="16"/>
-              </w:rPr>
-              <w:t>2</w:t>
-            </w:r>
-            <w:r>
-              <w:rPr>
-                <w:rFonts w:ascii="Calibri" w:hAnsi="Calibri"/>
-                <w:sz w:val="16"/>
-                <w:szCs w:val="16"/>
-              </w:rPr>
-              <w:t xml:space="preserve"> = </w:t>
-            </w:r>
-            <w:r>
-              <w:rPr>
-                <w:rFonts w:asciiTheme="minorHAnsi" w:hAnsiTheme="minorHAnsi"/>
-                <w:sz w:val="16"/>
-                <w:szCs w:val="16"/>
-              </w:rPr>
-              <w:t>Variable CFVCS or Fixed CFVCS</w:t>
-            </w:r>
-            <w:r>
-              <w:rPr>
-                <w:rFonts w:ascii="Calibri" w:hAnsi="Calibri"/>
-                <w:sz w:val="16"/>
-                <w:szCs w:val="16"/>
-              </w:rPr>
-              <w:t xml:space="preserve"> use variant MCH-23e</w:t>
-            </w:r>
-            <w:r>
-              <w:rPr>
-                <w:rFonts w:ascii="Calibri" w:hAnsi="Calibri"/>
-                <w:sz w:val="16"/>
-                <w:szCs w:val="16"/>
-              </w:rPr>
-              <w:t>,</w:t>
-            </w:r>
+            <w:del w:id="38" w:author="Alhabibi, Haider@Energy" w:date="2023-11-09T15:57:00Z">
+              <w:r>
+                <w:rPr>
+                  <w:rFonts w:ascii="Calibri" w:hAnsi="Calibri"/>
+                  <w:sz w:val="16"/>
+                  <w:szCs w:val="16"/>
+                </w:rPr>
+                <w:delText>if A1</w:delText>
+              </w:r>
+              <w:r>
+                <w:rPr>
+                  <w:rFonts w:ascii="Calibri" w:hAnsi="Calibri"/>
+                  <w:sz w:val="16"/>
+                  <w:szCs w:val="16"/>
+                </w:rPr>
+                <w:delText>2</w:delText>
+              </w:r>
+              <w:r>
+                <w:rPr>
+                  <w:rFonts w:ascii="Calibri" w:hAnsi="Calibri"/>
+                  <w:sz w:val="16"/>
+                  <w:szCs w:val="16"/>
+                </w:rPr>
+                <w:delText xml:space="preserve"> = </w:delText>
+              </w:r>
+              <w:r>
+                <w:rPr>
+                  <w:rFonts w:asciiTheme="minorHAnsi" w:hAnsiTheme="minorHAnsi"/>
+                  <w:sz w:val="16"/>
+                  <w:szCs w:val="16"/>
+                </w:rPr>
+                <w:delText>Variable CFVCS or Fixed CFVCS</w:delText>
+              </w:r>
+              <w:r>
+                <w:rPr>
+                  <w:rFonts w:ascii="Calibri" w:hAnsi="Calibri"/>
+                  <w:sz w:val="16"/>
+                  <w:szCs w:val="16"/>
+                </w:rPr>
+                <w:delText xml:space="preserve"> use variant MCH-23e</w:delText>
+              </w:r>
+              <w:r>
+                <w:rPr>
+                  <w:rFonts w:ascii="Calibri" w:hAnsi="Calibri"/>
+                  <w:sz w:val="16"/>
+                  <w:szCs w:val="16"/>
+                </w:rPr>
+                <w:delText>,</w:delText>
+              </w:r>
+            </w:del>
           </w:p>
           <w:p>
             <w:pPr>
@@ -12753,15 +11571,7 @@
                 <w:sz w:val="16"/>
                 <w:szCs w:val="16"/>
               </w:rPr>
-              <w:t>End</w:t>
-            </w:r>
-            <w:r>
-              <w:rPr>
-                <w:rFonts w:asciiTheme="minorHAnsi" w:hAnsiTheme="minorHAnsi"/>
-                <w:sz w:val="16"/>
-                <w:szCs w:val="16"/>
-              </w:rPr>
-              <w:t>&gt;&gt;</w:t>
+              <w:t>End&gt;&gt;</w:t>
             </w:r>
           </w:p>
         </w:tc>
@@ -12959,26 +11769,14 @@
                 <w:szCs w:val="18"/>
               </w:rPr>
             </w:pPr>
-            <w:ins w:id="55" w:author="Alhabibi, Haider@Energy" w:date="2022-03-08T19:44:00Z">
-              <w:r>
-                <w:rPr>
-                  <w:rFonts w:asciiTheme="minorHAnsi" w:hAnsiTheme="minorHAnsi"/>
-                  <w:sz w:val="18"/>
-                  <w:szCs w:val="18"/>
-                </w:rPr>
-                <w:t>&lt;&lt;Static Text - see the top&gt;&gt;</w:t>
-              </w:r>
-            </w:ins>
-            <w:del w:id="56" w:author="Alhabibi, Haider@Energy" w:date="2022-03-08T19:44:00Z">
-              <w:r>
-                <w:rPr>
-                  <w:rFonts w:asciiTheme="minorHAnsi" w:hAnsiTheme="minorHAnsi"/>
-                  <w:sz w:val="18"/>
-                  <w:szCs w:val="18"/>
-                </w:rPr>
-                <w:delText>The procedures for System Airflow Rate Verification are specified in Reference Residential Appendix RA3.3.</w:delText>
-              </w:r>
-            </w:del>
+            <w:r>
+              <w:rPr>
+                <w:rFonts w:asciiTheme="minorHAnsi" w:hAnsiTheme="minorHAnsi"/>
+                <w:sz w:val="18"/>
+                <w:szCs w:val="18"/>
+              </w:rPr>
+              <w:t>&lt;&lt;Static Text - see the top&gt;&gt;</w:t>
+            </w:r>
           </w:p>
         </w:tc>
       </w:tr>
@@ -13147,34 +11945,7 @@
                 <w:sz w:val="18"/>
                 <w:szCs w:val="18"/>
               </w:rPr>
-              <w:t>E</w:t>
-            </w:r>
-            <w:r>
-              <w:rPr>
-                <w:rFonts w:asciiTheme="minorHAnsi" w:hAnsiTheme="minorHAnsi"/>
-                <w:b/>
-                <w:sz w:val="18"/>
-                <w:szCs w:val="18"/>
-              </w:rPr>
-              <w:t xml:space="preserve">. </w:t>
-            </w:r>
-            <w:r>
-              <w:rPr>
-                <w:rFonts w:asciiTheme="minorHAnsi" w:hAnsiTheme="minorHAnsi"/>
-                <w:b/>
-                <w:sz w:val="18"/>
-                <w:szCs w:val="18"/>
-              </w:rPr>
-              <w:t>Central Fan Ventilation Cooling System</w:t>
-            </w:r>
-            <w:r>
-              <w:rPr>
-                <w:rFonts w:asciiTheme="minorHAnsi" w:hAnsiTheme="minorHAnsi"/>
-                <w:b/>
-                <w:sz w:val="18"/>
-                <w:szCs w:val="18"/>
-              </w:rPr>
-              <w:t xml:space="preserve"> Airflow Rate Measurement</w:t>
+              <w:t>E. Central Fan Ventilation Cooling System Airflow Rate Measurement</w:t>
             </w:r>
           </w:p>
           <w:p>
@@ -13192,79 +11963,7 @@
                 <w:sz w:val="18"/>
                 <w:szCs w:val="18"/>
               </w:rPr>
-              <w:t xml:space="preserve">The procedures for </w:t>
-            </w:r>
-            <w:r>
-              <w:rPr>
-                <w:rFonts w:asciiTheme="minorHAnsi" w:hAnsiTheme="minorHAnsi"/>
-                <w:sz w:val="18"/>
-                <w:szCs w:val="18"/>
-              </w:rPr>
-              <w:t>central fan ventilation cooling s</w:t>
-            </w:r>
-            <w:r>
-              <w:rPr>
-                <w:rFonts w:asciiTheme="minorHAnsi" w:hAnsiTheme="minorHAnsi"/>
-                <w:sz w:val="18"/>
-                <w:szCs w:val="18"/>
-              </w:rPr>
-              <w:t xml:space="preserve">ystem </w:t>
-            </w:r>
-            <w:r>
-              <w:rPr>
-                <w:rFonts w:asciiTheme="minorHAnsi" w:hAnsiTheme="minorHAnsi"/>
-                <w:sz w:val="18"/>
-                <w:szCs w:val="18"/>
-              </w:rPr>
-              <w:t>a</w:t>
-            </w:r>
-            <w:r>
-              <w:rPr>
-                <w:rFonts w:asciiTheme="minorHAnsi" w:hAnsiTheme="minorHAnsi"/>
-                <w:sz w:val="18"/>
-                <w:szCs w:val="18"/>
-              </w:rPr>
-              <w:t xml:space="preserve">irflow </w:t>
-            </w:r>
-            <w:r>
-              <w:rPr>
-                <w:rFonts w:asciiTheme="minorHAnsi" w:hAnsiTheme="minorHAnsi"/>
-                <w:sz w:val="18"/>
-                <w:szCs w:val="18"/>
-              </w:rPr>
-              <w:t>r</w:t>
-            </w:r>
-            <w:r>
-              <w:rPr>
-                <w:rFonts w:asciiTheme="minorHAnsi" w:hAnsiTheme="minorHAnsi"/>
-                <w:sz w:val="18"/>
-                <w:szCs w:val="18"/>
-              </w:rPr>
-              <w:t xml:space="preserve">ate </w:t>
-            </w:r>
-            <w:r>
-              <w:rPr>
-                <w:rFonts w:asciiTheme="minorHAnsi" w:hAnsiTheme="minorHAnsi"/>
-                <w:sz w:val="18"/>
-                <w:szCs w:val="18"/>
-              </w:rPr>
-              <w:t>v</w:t>
-            </w:r>
-            <w:r>
-              <w:rPr>
-                <w:rFonts w:asciiTheme="minorHAnsi" w:hAnsiTheme="minorHAnsi"/>
-                <w:sz w:val="18"/>
-                <w:szCs w:val="18"/>
-              </w:rPr>
-              <w:t>erification are specified in Reference Residential Appendix RA3.3.</w:t>
-            </w:r>
-            <w:r>
-              <w:rPr>
-                <w:rFonts w:asciiTheme="minorHAnsi" w:hAnsiTheme="minorHAnsi"/>
-                <w:sz w:val="18"/>
-                <w:szCs w:val="18"/>
-              </w:rPr>
-              <w:t>4</w:t>
+              <w:t>The procedures for central fan ventilation cooling system airflow rate verification are specified in Reference Residential Appendix RA3.3.4</w:t>
             </w:r>
           </w:p>
           <w:p>
@@ -13345,23 +12044,7 @@
                 <w:sz w:val="18"/>
                 <w:szCs w:val="18"/>
               </w:rPr>
-              <w:t xml:space="preserve">Required </w:t>
-            </w:r>
-            <w:r>
-              <w:rPr>
-                <w:rFonts w:asciiTheme="minorHAnsi" w:hAnsiTheme="minorHAnsi"/>
-                <w:sz w:val="18"/>
-                <w:szCs w:val="18"/>
-              </w:rPr>
-              <w:t xml:space="preserve">Ventilation </w:t>
-            </w:r>
-            <w:r>
-              <w:rPr>
-                <w:rFonts w:asciiTheme="minorHAnsi" w:hAnsiTheme="minorHAnsi"/>
-                <w:sz w:val="18"/>
-                <w:szCs w:val="18"/>
-              </w:rPr>
-              <w:t>System Airflow Rate (cfm)</w:t>
+              <w:t>Required Ventilation System Airflow Rate (cfm)</w:t>
             </w:r>
           </w:p>
         </w:tc>
@@ -13385,23 +12068,7 @@
                 <w:sz w:val="18"/>
                 <w:szCs w:val="18"/>
               </w:rPr>
-              <w:t xml:space="preserve">&lt;&lt;calculated </w:t>
-            </w:r>
-            <w:r>
-              <w:rPr>
-                <w:rFonts w:asciiTheme="minorHAnsi" w:hAnsiTheme="minorHAnsi"/>
-                <w:sz w:val="18"/>
-                <w:szCs w:val="18"/>
-              </w:rPr>
-              <w:t>field</w:t>
-            </w:r>
-            <w:r>
-              <w:rPr>
-                <w:rFonts w:asciiTheme="minorHAnsi" w:hAnsiTheme="minorHAnsi"/>
-                <w:sz w:val="18"/>
-                <w:szCs w:val="18"/>
-              </w:rPr>
-              <w:t xml:space="preserve">: </w:t>
+              <w:t xml:space="preserve">&lt;&lt;calculated field: </w:t>
             </w:r>
           </w:p>
           <w:p>
@@ -13458,15 +12125,7 @@
                 <w:sz w:val="18"/>
                 <w:szCs w:val="18"/>
               </w:rPr>
-              <w:t>0</w:t>
-            </w:r>
-            <w:r>
-              <w:rPr>
-                <w:rFonts w:asciiTheme="minorHAnsi" w:hAnsiTheme="minorHAnsi"/>
-                <w:sz w:val="18"/>
-                <w:szCs w:val="18"/>
-              </w:rPr>
-              <w:t>2</w:t>
+              <w:t>02</w:t>
             </w:r>
           </w:p>
         </w:tc>
@@ -13490,23 +12149,7 @@
                 <w:sz w:val="18"/>
                 <w:szCs w:val="18"/>
               </w:rPr>
-              <w:t xml:space="preserve">Actual System </w:t>
-            </w:r>
-            <w:r>
-              <w:rPr>
-                <w:rFonts w:asciiTheme="minorHAnsi" w:hAnsiTheme="minorHAnsi"/>
-                <w:sz w:val="18"/>
-                <w:szCs w:val="18"/>
-              </w:rPr>
-              <w:t xml:space="preserve">Ventilation </w:t>
-            </w:r>
-            <w:r>
-              <w:rPr>
-                <w:rFonts w:asciiTheme="minorHAnsi" w:hAnsiTheme="minorHAnsi"/>
-                <w:sz w:val="18"/>
-                <w:szCs w:val="18"/>
-              </w:rPr>
-              <w:t>Airflow Rate Measurement (cfm)</w:t>
+              <w:t>Actual System Ventilation Airflow Rate Measurement (cfm)</w:t>
             </w:r>
           </w:p>
         </w:tc>
@@ -13587,15 +12230,7 @@
                 <w:sz w:val="18"/>
                 <w:szCs w:val="18"/>
               </w:rPr>
-              <w:t>0</w:t>
-            </w:r>
-            <w:r>
-              <w:rPr>
-                <w:rFonts w:asciiTheme="minorHAnsi" w:hAnsiTheme="minorHAnsi"/>
-                <w:sz w:val="18"/>
-                <w:szCs w:val="18"/>
-              </w:rPr>
-              <w:t>3</w:t>
+              <w:t>03</w:t>
             </w:r>
           </w:p>
         </w:tc>
@@ -13691,95 +12326,7 @@
                 <w:sz w:val="18"/>
                 <w:szCs w:val="18"/>
               </w:rPr>
-              <w:t>01</w:t>
-            </w:r>
-            <w:r>
-              <w:rPr>
-                <w:rFonts w:asciiTheme="minorHAnsi" w:hAnsiTheme="minorHAnsi"/>
-                <w:sz w:val="18"/>
-                <w:szCs w:val="18"/>
-              </w:rPr>
-              <w:t xml:space="preserve">, </w:t>
-            </w:r>
-            <w:r>
-              <w:rPr>
-                <w:rFonts w:asciiTheme="minorHAnsi" w:hAnsiTheme="minorHAnsi"/>
-                <w:sz w:val="18"/>
-                <w:szCs w:val="18"/>
-              </w:rPr>
-              <w:t xml:space="preserve">result = </w:t>
-            </w:r>
-            <w:r>
-              <w:rPr>
-                <w:rFonts w:asciiTheme="minorHAnsi" w:hAnsiTheme="minorHAnsi"/>
-                <w:sz w:val="18"/>
-                <w:szCs w:val="18"/>
-              </w:rPr>
-              <w:t>"</w:t>
-            </w:r>
-            <w:r>
-              <w:rPr>
-                <w:rFonts w:asciiTheme="minorHAnsi" w:hAnsiTheme="minorHAnsi"/>
-                <w:sz w:val="18"/>
-                <w:szCs w:val="18"/>
-              </w:rPr>
-              <w:t>S</w:t>
-            </w:r>
-            <w:r>
-              <w:rPr>
-                <w:rFonts w:asciiTheme="minorHAnsi" w:hAnsiTheme="minorHAnsi"/>
-                <w:sz w:val="18"/>
-                <w:szCs w:val="18"/>
-              </w:rPr>
-              <w:t xml:space="preserve">ystem </w:t>
-            </w:r>
-            <w:r>
-              <w:rPr>
-                <w:rFonts w:asciiTheme="minorHAnsi" w:hAnsiTheme="minorHAnsi"/>
-                <w:sz w:val="18"/>
-                <w:szCs w:val="18"/>
-              </w:rPr>
-              <w:t>ventilation a</w:t>
-            </w:r>
-            <w:r>
-              <w:rPr>
-                <w:rFonts w:asciiTheme="minorHAnsi" w:hAnsiTheme="minorHAnsi"/>
-                <w:sz w:val="18"/>
-                <w:szCs w:val="18"/>
-              </w:rPr>
-              <w:t xml:space="preserve">irflow </w:t>
-            </w:r>
-            <w:r>
-              <w:rPr>
-                <w:rFonts w:asciiTheme="minorHAnsi" w:hAnsiTheme="minorHAnsi"/>
-                <w:sz w:val="18"/>
-                <w:szCs w:val="18"/>
-              </w:rPr>
-              <w:t>r</w:t>
-            </w:r>
-            <w:r>
-              <w:rPr>
-                <w:rFonts w:asciiTheme="minorHAnsi" w:hAnsiTheme="minorHAnsi"/>
-                <w:sz w:val="18"/>
-                <w:szCs w:val="18"/>
-              </w:rPr>
-              <w:t xml:space="preserve">ate </w:t>
-            </w:r>
-            <w:r>
-              <w:rPr>
-                <w:rFonts w:asciiTheme="minorHAnsi" w:hAnsiTheme="minorHAnsi"/>
-                <w:sz w:val="18"/>
-                <w:szCs w:val="18"/>
-              </w:rPr>
-              <w:t>c</w:t>
-            </w:r>
-            <w:r>
-              <w:rPr>
-                <w:rFonts w:asciiTheme="minorHAnsi" w:hAnsiTheme="minorHAnsi"/>
-                <w:sz w:val="18"/>
-                <w:szCs w:val="18"/>
-              </w:rPr>
-              <w:t>omplies"</w:t>
+              <w:t>01, result = "System ventilation airflow rate complies"</w:t>
             </w:r>
           </w:p>
           <w:p>
@@ -13873,87 +12420,7 @@
                 <w:sz w:val="18"/>
                 <w:szCs w:val="18"/>
               </w:rPr>
-              <w:t xml:space="preserve">01, result = </w:t>
-            </w:r>
-            <w:r>
-              <w:rPr>
-                <w:rFonts w:asciiTheme="minorHAnsi" w:hAnsiTheme="minorHAnsi"/>
-                <w:sz w:val="18"/>
-                <w:szCs w:val="18"/>
-              </w:rPr>
-              <w:t>"</w:t>
-            </w:r>
-            <w:r>
-              <w:rPr>
-                <w:rFonts w:asciiTheme="minorHAnsi" w:hAnsiTheme="minorHAnsi"/>
-                <w:sz w:val="18"/>
-                <w:szCs w:val="18"/>
-              </w:rPr>
-              <w:t>S</w:t>
-            </w:r>
-            <w:r>
-              <w:rPr>
-                <w:rFonts w:asciiTheme="minorHAnsi" w:hAnsiTheme="minorHAnsi"/>
-                <w:sz w:val="18"/>
-                <w:szCs w:val="18"/>
-              </w:rPr>
-              <w:t xml:space="preserve">ystem </w:t>
-            </w:r>
-            <w:r>
-              <w:rPr>
-                <w:rFonts w:asciiTheme="minorHAnsi" w:hAnsiTheme="minorHAnsi"/>
-                <w:sz w:val="18"/>
-                <w:szCs w:val="18"/>
-              </w:rPr>
-              <w:t>ventilation a</w:t>
-            </w:r>
-            <w:r>
-              <w:rPr>
-                <w:rFonts w:asciiTheme="minorHAnsi" w:hAnsiTheme="minorHAnsi"/>
-                <w:sz w:val="18"/>
-                <w:szCs w:val="18"/>
-              </w:rPr>
-              <w:t xml:space="preserve">irflow </w:t>
-            </w:r>
-            <w:r>
-              <w:rPr>
-                <w:rFonts w:asciiTheme="minorHAnsi" w:hAnsiTheme="minorHAnsi"/>
-                <w:sz w:val="18"/>
-                <w:szCs w:val="18"/>
-              </w:rPr>
-              <w:t>r</w:t>
-            </w:r>
-            <w:r>
-              <w:rPr>
-                <w:rFonts w:asciiTheme="minorHAnsi" w:hAnsiTheme="minorHAnsi"/>
-                <w:sz w:val="18"/>
-                <w:szCs w:val="18"/>
-              </w:rPr>
-              <w:t xml:space="preserve">ate </w:t>
-            </w:r>
-            <w:r>
-              <w:rPr>
-                <w:rFonts w:asciiTheme="minorHAnsi" w:hAnsiTheme="minorHAnsi"/>
-                <w:sz w:val="18"/>
-                <w:szCs w:val="18"/>
-              </w:rPr>
-              <w:t>c</w:t>
-            </w:r>
-            <w:r>
-              <w:rPr>
-                <w:rFonts w:asciiTheme="minorHAnsi" w:hAnsiTheme="minorHAnsi"/>
-                <w:sz w:val="18"/>
-                <w:szCs w:val="18"/>
-              </w:rPr>
-              <w:t>omplies"</w:t>
-            </w:r>
-            <w:r>
-              <w:rPr>
-                <w:rFonts w:asciiTheme="minorHAnsi" w:hAnsiTheme="minorHAnsi"/>
-                <w:sz w:val="18"/>
-                <w:szCs w:val="18"/>
-              </w:rPr>
-              <w:t xml:space="preserve"> </w:t>
+              <w:t xml:space="preserve">01, result = "System ventilation airflow rate complies" </w:t>
             </w:r>
           </w:p>
           <w:p>
@@ -13981,55 +12448,7 @@
                 <w:sz w:val="18"/>
                 <w:szCs w:val="18"/>
               </w:rPr>
-              <w:t>E</w:t>
-            </w:r>
-            <w:r>
-              <w:rPr>
-                <w:rFonts w:asciiTheme="minorHAnsi" w:hAnsiTheme="minorHAnsi"/>
-                <w:sz w:val="18"/>
-                <w:szCs w:val="18"/>
-              </w:rPr>
-              <w:t>lse display text "</w:t>
-            </w:r>
-            <w:r>
-              <w:rPr>
-                <w:rFonts w:asciiTheme="minorHAnsi" w:hAnsiTheme="minorHAnsi"/>
-                <w:sz w:val="18"/>
-                <w:szCs w:val="18"/>
-              </w:rPr>
-              <w:t>S</w:t>
-            </w:r>
-            <w:r>
-              <w:rPr>
-                <w:rFonts w:asciiTheme="minorHAnsi" w:hAnsiTheme="minorHAnsi"/>
-                <w:sz w:val="18"/>
-                <w:szCs w:val="18"/>
-              </w:rPr>
-              <w:t>yst</w:t>
-            </w:r>
-            <w:r>
-              <w:rPr>
-                <w:rFonts w:asciiTheme="minorHAnsi" w:hAnsiTheme="minorHAnsi"/>
-                <w:sz w:val="18"/>
-                <w:szCs w:val="18"/>
-              </w:rPr>
-              <w:t xml:space="preserve">em does not comply with ventilation </w:t>
-            </w:r>
-            <w:r>
-              <w:rPr>
-                <w:rFonts w:asciiTheme="minorHAnsi" w:hAnsiTheme="minorHAnsi"/>
-                <w:sz w:val="18"/>
-                <w:szCs w:val="18"/>
-              </w:rPr>
-              <w:t>airflow rate requirement"</w:t>
-            </w:r>
-            <w:r>
-              <w:rPr>
-                <w:rFonts w:asciiTheme="minorHAnsi" w:hAnsiTheme="minorHAnsi"/>
-                <w:sz w:val="18"/>
-                <w:szCs w:val="18"/>
-              </w:rPr>
-              <w:t xml:space="preserve"> &gt;&gt;</w:t>
+              <w:t>Else display text "System does not comply with ventilation airflow rate requirement" &gt;&gt;</w:t>
             </w:r>
           </w:p>
         </w:tc>
@@ -14039,6 +12458,7 @@
     <w:tbl>
       <w:tblPr>
         <w:tblW w:w="10998" w:type="dxa"/>
+        <w:tblInd w:w="-95" w:type="dxa"/>
         <w:tblBorders>
           <w:top w:val="single" w:sz="4" w:space="0" w:color="000000"/>
           <w:left w:val="single" w:sz="4" w:space="0" w:color="000000"/>
@@ -14050,8 +12470,7 @@
         <w:tblLook w:val="01E0" w:firstRow="1" w:lastRow="1" w:firstColumn="1" w:lastColumn="1" w:noHBand="0" w:noVBand="0"/>
       </w:tblPr>
       <w:tblGrid>
-        <w:gridCol w:w="468"/>
-        <w:gridCol w:w="10530"/>
+        <w:gridCol w:w="10998"/>
       </w:tblGrid>
       <w:tr>
         <w:trPr>
@@ -14060,14 +12479,12 @@
         <w:tc>
           <w:tcPr>
             <w:tcW w:w="10998" w:type="dxa"/>
-            <w:gridSpan w:val="2"/>
             <w:vAlign w:val="center"/>
           </w:tcPr>
           <w:p>
             <w:pPr>
               <w:keepNext/>
               <w:rPr>
-                <w:ins w:id="57" w:author="Alhabibi, Haider@Energy" w:date="2022-03-08T19:44:00Z"/>
                 <w:rFonts w:asciiTheme="minorHAnsi" w:hAnsiTheme="minorHAnsi"/>
                 <w:b/>
                 <w:sz w:val="18"/>
@@ -14103,454 +12520,14 @@
                 <w:szCs w:val="18"/>
               </w:rPr>
             </w:pPr>
-            <w:ins w:id="58" w:author="Alhabibi, Haider@Energy" w:date="2022-03-08T19:44:00Z">
-              <w:r>
-                <w:rPr>
-                  <w:rFonts w:asciiTheme="minorHAnsi" w:hAnsiTheme="minorHAnsi"/>
-                  <w:sz w:val="18"/>
-                  <w:szCs w:val="18"/>
-                </w:rPr>
-                <w:t>&lt;&lt;Static Text - see the top&gt;&gt;</w:t>
-              </w:r>
-            </w:ins>
-          </w:p>
-        </w:tc>
-      </w:tr>
-      <w:tr>
-        <w:trPr>
-          <w:trHeight w:val="20"/>
-          <w:del w:id="59" w:author="Alhabibi, Haider@Energy" w:date="2022-03-08T19:44:00Z"/>
-        </w:trPr>
-        <w:tc>
-          <w:tcPr>
-            <w:tcW w:w="468" w:type="dxa"/>
-            <w:vAlign w:val="center"/>
-          </w:tcPr>
-          <w:p>
-            <w:pPr>
-              <w:pStyle w:val="FootnoteText"/>
-              <w:keepNext/>
-              <w:jc w:val="center"/>
-              <w:rPr>
-                <w:del w:id="60" w:author="Alhabibi, Haider@Energy" w:date="2022-03-08T19:44:00Z"/>
-                <w:rFonts w:asciiTheme="minorHAnsi" w:hAnsiTheme="minorHAnsi"/>
-                <w:sz w:val="18"/>
-                <w:szCs w:val="18"/>
-              </w:rPr>
-            </w:pPr>
-            <w:del w:id="61" w:author="Alhabibi, Haider@Energy" w:date="2022-03-08T19:44:00Z">
-              <w:r>
-                <w:rPr>
-                  <w:rFonts w:asciiTheme="minorHAnsi" w:hAnsiTheme="minorHAnsi"/>
-                  <w:sz w:val="18"/>
-                  <w:szCs w:val="18"/>
-                </w:rPr>
-                <w:delText>01</w:delText>
-              </w:r>
-            </w:del>
-          </w:p>
-        </w:tc>
-        <w:tc>
-          <w:tcPr>
-            <w:tcW w:w="10530" w:type="dxa"/>
-            <w:vAlign w:val="center"/>
-          </w:tcPr>
-          <w:p>
-            <w:pPr>
-              <w:pStyle w:val="FootnoteText"/>
-              <w:keepNext/>
-              <w:rPr>
-                <w:del w:id="62" w:author="Alhabibi, Haider@Energy" w:date="2022-03-08T19:44:00Z"/>
-                <w:rFonts w:asciiTheme="minorHAnsi" w:hAnsiTheme="minorHAnsi"/>
-                <w:sz w:val="18"/>
-                <w:szCs w:val="18"/>
-              </w:rPr>
-            </w:pPr>
-            <w:del w:id="63" w:author="Alhabibi, Haider@Energy" w:date="2022-03-08T19:44:00Z">
-              <w:r>
-                <w:rPr>
-                  <w:rFonts w:asciiTheme="minorHAnsi" w:hAnsiTheme="minorHAnsi"/>
-                  <w:sz w:val="18"/>
-                  <w:szCs w:val="18"/>
-                </w:rPr>
-                <w:delText xml:space="preserve">Air filters that meet the applicable requirements of Standards Section </w:delText>
-              </w:r>
-            </w:del>
-            <w:del w:id="64" w:author="Alhabibi, Haider@Energy" w:date="2022-02-24T11:34:00Z">
-              <w:r>
-                <w:rPr>
-                  <w:rFonts w:asciiTheme="minorHAnsi" w:hAnsiTheme="minorHAnsi"/>
-                  <w:sz w:val="18"/>
-                  <w:szCs w:val="18"/>
-                </w:rPr>
-                <w:delText xml:space="preserve">150.0(m)12 </w:delText>
-              </w:r>
-            </w:del>
-            <w:del w:id="65" w:author="Alhabibi, Haider@Energy" w:date="2022-03-08T19:44:00Z">
-              <w:r>
-                <w:rPr>
-                  <w:rFonts w:asciiTheme="minorHAnsi" w:hAnsiTheme="minorHAnsi"/>
-                  <w:sz w:val="18"/>
-                  <w:szCs w:val="18"/>
-                </w:rPr>
-                <w:delText xml:space="preserve">or </w:delText>
-              </w:r>
-            </w:del>
-            <w:ins w:id="66" w:author="Moua, Cheng@Energy" w:date="2022-03-02T08:57:00Z">
-              <w:del w:id="67" w:author="Alhabibi, Haider@Energy" w:date="2022-03-08T19:44:00Z">
-                <w:r>
-                  <w:rPr>
-                    <w:rFonts w:asciiTheme="minorHAnsi" w:hAnsiTheme="minorHAnsi"/>
-                    <w:sz w:val="18"/>
-                    <w:szCs w:val="18"/>
-                  </w:rPr>
-                  <w:delText>160.3(b)5L</w:delText>
-                </w:r>
-                <w:r>
-                  <w:rPr>
-                    <w:rFonts w:asciiTheme="minorHAnsi" w:hAnsiTheme="minorHAnsi"/>
-                    <w:sz w:val="18"/>
-                    <w:szCs w:val="18"/>
-                  </w:rPr>
-                  <w:delText xml:space="preserve"> </w:delText>
-                </w:r>
-              </w:del>
-            </w:ins>
-            <w:del w:id="68" w:author="Alhabibi, Haider@Energy" w:date="2022-02-24T11:34:00Z">
-              <w:r>
-                <w:rPr>
-                  <w:rFonts w:asciiTheme="minorHAnsi" w:hAnsiTheme="minorHAnsi"/>
-                  <w:sz w:val="18"/>
-                  <w:szCs w:val="18"/>
-                </w:rPr>
-                <w:delText xml:space="preserve">150.0(m)13 </w:delText>
-              </w:r>
-            </w:del>
-            <w:del w:id="69" w:author="Alhabibi, Haider@Energy" w:date="2022-03-08T19:44:00Z">
-              <w:r>
-                <w:rPr>
-                  <w:rFonts w:asciiTheme="minorHAnsi" w:hAnsiTheme="minorHAnsi"/>
-                  <w:sz w:val="18"/>
-                  <w:szCs w:val="18"/>
-                </w:rPr>
-                <w:delText>were properly installed in the system during system airflow rate measurement identified on this Certificate of Installation.</w:delText>
-              </w:r>
-            </w:del>
-          </w:p>
-        </w:tc>
-      </w:tr>
-      <w:tr>
-        <w:trPr>
-          <w:trHeight w:val="20"/>
-          <w:del w:id="70" w:author="Alhabibi, Haider@Energy" w:date="2022-03-08T19:44:00Z"/>
-        </w:trPr>
-        <w:tc>
-          <w:tcPr>
-            <w:tcW w:w="468" w:type="dxa"/>
-            <w:vAlign w:val="center"/>
-          </w:tcPr>
-          <w:p>
-            <w:pPr>
-              <w:pStyle w:val="FootnoteText"/>
-              <w:keepNext/>
-              <w:jc w:val="center"/>
-              <w:rPr>
-                <w:del w:id="71" w:author="Alhabibi, Haider@Energy" w:date="2022-03-08T19:44:00Z"/>
-                <w:rFonts w:asciiTheme="minorHAnsi" w:hAnsiTheme="minorHAnsi"/>
-                <w:sz w:val="18"/>
-                <w:szCs w:val="18"/>
-              </w:rPr>
-            </w:pPr>
-            <w:del w:id="72" w:author="Alhabibi, Haider@Energy" w:date="2022-03-08T19:44:00Z">
-              <w:r>
-                <w:rPr>
-                  <w:rFonts w:asciiTheme="minorHAnsi" w:hAnsiTheme="minorHAnsi"/>
-                  <w:sz w:val="18"/>
-                  <w:szCs w:val="18"/>
-                </w:rPr>
-                <w:delText>02</w:delText>
-              </w:r>
-            </w:del>
-          </w:p>
-        </w:tc>
-        <w:tc>
-          <w:tcPr>
-            <w:tcW w:w="10530" w:type="dxa"/>
-            <w:vAlign w:val="center"/>
-          </w:tcPr>
-          <w:p>
-            <w:pPr>
-              <w:pStyle w:val="FootnoteText"/>
-              <w:keepNext/>
-              <w:rPr>
-                <w:del w:id="73" w:author="Alhabibi, Haider@Energy" w:date="2022-03-08T19:44:00Z"/>
-                <w:rFonts w:asciiTheme="minorHAnsi" w:hAnsiTheme="minorHAnsi"/>
-                <w:sz w:val="18"/>
-                <w:szCs w:val="18"/>
-              </w:rPr>
-            </w:pPr>
-            <w:del w:id="74" w:author="Alhabibi, Haider@Energy" w:date="2022-03-08T19:44:00Z">
-              <w:r>
-                <w:rPr>
-                  <w:rFonts w:asciiTheme="minorHAnsi" w:hAnsiTheme="minorHAnsi"/>
-                  <w:sz w:val="18"/>
-                  <w:szCs w:val="18"/>
-                </w:rPr>
-                <w:delText>The airflow rate measurement apparatus used to perform the airflow rate measurement identified on this Certificate of Installation was calibrated in accordance with the apparatus manufacturer's specifications and conforms to the instrumentation specifications given in RA3.3.1.</w:delText>
-              </w:r>
-            </w:del>
-          </w:p>
-        </w:tc>
-      </w:tr>
-      <w:tr>
-        <w:trPr>
-          <w:trHeight w:val="20"/>
-          <w:del w:id="75" w:author="Alhabibi, Haider@Energy" w:date="2022-03-08T19:44:00Z"/>
-        </w:trPr>
-        <w:tc>
-          <w:tcPr>
-            <w:tcW w:w="468" w:type="dxa"/>
-            <w:vAlign w:val="center"/>
-          </w:tcPr>
-          <w:p>
-            <w:pPr>
-              <w:pStyle w:val="FootnoteText"/>
-              <w:keepNext/>
-              <w:jc w:val="center"/>
-              <w:rPr>
-                <w:del w:id="76" w:author="Alhabibi, Haider@Energy" w:date="2022-03-08T19:44:00Z"/>
-                <w:rFonts w:asciiTheme="minorHAnsi" w:hAnsiTheme="minorHAnsi"/>
-                <w:sz w:val="18"/>
-                <w:szCs w:val="18"/>
-              </w:rPr>
-            </w:pPr>
-            <w:del w:id="77" w:author="Alhabibi, Haider@Energy" w:date="2022-03-08T19:44:00Z">
-              <w:r>
-                <w:rPr>
-                  <w:rFonts w:asciiTheme="minorHAnsi" w:hAnsiTheme="minorHAnsi"/>
-                  <w:sz w:val="18"/>
-                  <w:szCs w:val="18"/>
-                </w:rPr>
-                <w:delText>03</w:delText>
-              </w:r>
-            </w:del>
-          </w:p>
-        </w:tc>
-        <w:tc>
-          <w:tcPr>
-            <w:tcW w:w="10530" w:type="dxa"/>
-            <w:vAlign w:val="center"/>
-          </w:tcPr>
-          <w:p>
-            <w:pPr>
-              <w:pStyle w:val="FootnoteText"/>
-              <w:keepNext/>
-              <w:rPr>
-                <w:del w:id="78" w:author="Alhabibi, Haider@Energy" w:date="2022-03-08T19:44:00Z"/>
-                <w:rFonts w:asciiTheme="minorHAnsi" w:hAnsiTheme="minorHAnsi"/>
-                <w:sz w:val="18"/>
-                <w:szCs w:val="18"/>
-              </w:rPr>
-            </w:pPr>
-            <w:del w:id="79" w:author="Alhabibi, Haider@Energy" w:date="2022-03-08T19:44:00Z">
-              <w:r>
-                <w:rPr>
-                  <w:rFonts w:asciiTheme="minorHAnsi" w:hAnsiTheme="minorHAnsi"/>
-                  <w:sz w:val="18"/>
-                  <w:szCs w:val="18"/>
-                </w:rPr>
-                <w:delText>All registers were fully open during the diagnostic test.</w:delText>
-              </w:r>
-            </w:del>
-          </w:p>
-        </w:tc>
-      </w:tr>
-      <w:tr>
-        <w:trPr>
-          <w:trHeight w:val="20"/>
-          <w:del w:id="80" w:author="Alhabibi, Haider@Energy" w:date="2022-03-08T19:44:00Z"/>
-        </w:trPr>
-        <w:tc>
-          <w:tcPr>
-            <w:tcW w:w="468" w:type="dxa"/>
-            <w:vAlign w:val="center"/>
-          </w:tcPr>
-          <w:p>
-            <w:pPr>
-              <w:pStyle w:val="FootnoteText"/>
-              <w:keepNext/>
-              <w:jc w:val="center"/>
-              <w:rPr>
-                <w:del w:id="81" w:author="Alhabibi, Haider@Energy" w:date="2022-03-08T19:44:00Z"/>
-                <w:rFonts w:asciiTheme="minorHAnsi" w:hAnsiTheme="minorHAnsi"/>
-                <w:sz w:val="18"/>
-                <w:szCs w:val="18"/>
-              </w:rPr>
-            </w:pPr>
-            <w:del w:id="82" w:author="Alhabibi, Haider@Energy" w:date="2022-03-08T19:44:00Z">
-              <w:r>
-                <w:rPr>
-                  <w:rFonts w:asciiTheme="minorHAnsi" w:hAnsiTheme="minorHAnsi"/>
-                  <w:sz w:val="18"/>
-                  <w:szCs w:val="18"/>
-                </w:rPr>
-                <w:delText>04</w:delText>
-              </w:r>
-            </w:del>
-          </w:p>
-        </w:tc>
-        <w:tc>
-          <w:tcPr>
-            <w:tcW w:w="10530" w:type="dxa"/>
-            <w:vAlign w:val="center"/>
-          </w:tcPr>
-          <w:p>
-            <w:pPr>
-              <w:pStyle w:val="FootnoteText"/>
-              <w:keepNext/>
-              <w:rPr>
-                <w:del w:id="83" w:author="Alhabibi, Haider@Energy" w:date="2022-03-08T19:44:00Z"/>
-                <w:rFonts w:asciiTheme="minorHAnsi" w:hAnsiTheme="minorHAnsi"/>
-                <w:sz w:val="18"/>
-                <w:szCs w:val="18"/>
-              </w:rPr>
-            </w:pPr>
-            <w:del w:id="84" w:author="Alhabibi, Haider@Energy" w:date="2022-03-08T19:44:00Z">
-              <w:r>
-                <w:rPr>
-                  <w:rFonts w:asciiTheme="minorHAnsi" w:hAnsiTheme="minorHAnsi"/>
-                  <w:sz w:val="18"/>
-                  <w:szCs w:val="18"/>
-                </w:rPr>
-                <w:delText>System fan was set at maximum speed during the diagnostic test.</w:delText>
-              </w:r>
-            </w:del>
-          </w:p>
-        </w:tc>
-      </w:tr>
-      <w:tr>
-        <w:trPr>
-          <w:trHeight w:val="20"/>
-          <w:del w:id="85" w:author="Alhabibi, Haider@Energy" w:date="2022-03-08T19:44:00Z"/>
-        </w:trPr>
-        <w:tc>
-          <w:tcPr>
-            <w:tcW w:w="468" w:type="dxa"/>
-            <w:vAlign w:val="center"/>
-          </w:tcPr>
-          <w:p>
-            <w:pPr>
-              <w:pStyle w:val="FootnoteText"/>
-              <w:keepNext/>
-              <w:jc w:val="center"/>
-              <w:rPr>
-                <w:del w:id="86" w:author="Alhabibi, Haider@Energy" w:date="2022-03-08T19:44:00Z"/>
-                <w:rFonts w:asciiTheme="minorHAnsi" w:hAnsiTheme="minorHAnsi"/>
-                <w:sz w:val="18"/>
-                <w:szCs w:val="18"/>
-              </w:rPr>
-            </w:pPr>
-            <w:del w:id="87" w:author="Alhabibi, Haider@Energy" w:date="2022-03-08T19:44:00Z">
-              <w:r>
-                <w:rPr>
-                  <w:rFonts w:asciiTheme="minorHAnsi" w:hAnsiTheme="minorHAnsi"/>
-                  <w:sz w:val="18"/>
-                  <w:szCs w:val="18"/>
-                </w:rPr>
-                <w:delText>05</w:delText>
-              </w:r>
-            </w:del>
-          </w:p>
-        </w:tc>
-        <w:tc>
-          <w:tcPr>
-            <w:tcW w:w="10530" w:type="dxa"/>
-            <w:vAlign w:val="center"/>
-          </w:tcPr>
-          <w:p>
-            <w:pPr>
-              <w:pStyle w:val="FootnoteText"/>
-              <w:keepNext/>
-              <w:rPr>
-                <w:del w:id="88" w:author="Alhabibi, Haider@Energy" w:date="2022-03-08T19:44:00Z"/>
-                <w:rFonts w:asciiTheme="minorHAnsi" w:hAnsiTheme="minorHAnsi"/>
-                <w:sz w:val="18"/>
-                <w:szCs w:val="18"/>
-              </w:rPr>
-            </w:pPr>
-            <w:del w:id="89" w:author="Alhabibi, Haider@Energy" w:date="2022-03-08T19:44:00Z">
-              <w:r>
-                <w:rPr>
-                  <w:rFonts w:asciiTheme="minorHAnsi" w:hAnsiTheme="minorHAnsi"/>
-                  <w:sz w:val="18"/>
-                  <w:szCs w:val="18"/>
-                </w:rPr>
-                <w:delText>If fresh air duct is part of the HVAC system it was not closed during the diagnostic test.</w:delText>
-              </w:r>
-            </w:del>
-          </w:p>
-        </w:tc>
-      </w:tr>
-      <w:tr>
-        <w:trPr>
-          <w:trHeight w:val="20"/>
-          <w:del w:id="90" w:author="Alhabibi, Haider@Energy" w:date="2022-03-08T19:44:00Z"/>
-        </w:trPr>
-        <w:tc>
-          <w:tcPr>
-            <w:tcW w:w="468" w:type="dxa"/>
-            <w:vAlign w:val="center"/>
-          </w:tcPr>
-          <w:p>
-            <w:pPr>
-              <w:pStyle w:val="FootnoteText"/>
-              <w:keepNext/>
-              <w:jc w:val="center"/>
-              <w:rPr>
-                <w:del w:id="91" w:author="Alhabibi, Haider@Energy" w:date="2022-03-08T19:44:00Z"/>
-                <w:rFonts w:asciiTheme="minorHAnsi" w:hAnsiTheme="minorHAnsi"/>
-                <w:sz w:val="18"/>
-                <w:szCs w:val="18"/>
-              </w:rPr>
-            </w:pPr>
-            <w:del w:id="92" w:author="Alhabibi, Haider@Energy" w:date="2022-03-08T19:44:00Z">
-              <w:r>
-                <w:rPr>
-                  <w:rFonts w:asciiTheme="minorHAnsi" w:hAnsiTheme="minorHAnsi"/>
-                  <w:sz w:val="18"/>
-                  <w:szCs w:val="18"/>
-                </w:rPr>
-                <w:delText>06</w:delText>
-              </w:r>
-            </w:del>
-          </w:p>
-        </w:tc>
-        <w:tc>
-          <w:tcPr>
-            <w:tcW w:w="10530" w:type="dxa"/>
-            <w:vAlign w:val="center"/>
-          </w:tcPr>
-          <w:p>
-            <w:pPr>
-              <w:pStyle w:val="FootnoteText"/>
-              <w:keepNext/>
-              <w:rPr>
-                <w:del w:id="93" w:author="Alhabibi, Haider@Energy" w:date="2022-03-08T19:44:00Z"/>
-                <w:rFonts w:asciiTheme="minorHAnsi" w:hAnsiTheme="minorHAnsi"/>
-                <w:sz w:val="18"/>
-                <w:szCs w:val="18"/>
-              </w:rPr>
-            </w:pPr>
-            <w:del w:id="94" w:author="Alhabibi, Haider@Energy" w:date="2022-03-08T19:44:00Z">
-              <w:r>
-                <w:rPr>
-                  <w:rFonts w:asciiTheme="minorHAnsi" w:hAnsiTheme="minorHAnsi"/>
-                  <w:sz w:val="18"/>
-                  <w:szCs w:val="18"/>
-                </w:rPr>
-                <w:delText>Airflow rate and fan watt draw shall be simultaneous measurements when used to calculate the Fan Efficacy tested value.</w:delText>
-              </w:r>
-            </w:del>
+            <w:r>
+              <w:rPr>
+                <w:rFonts w:asciiTheme="minorHAnsi" w:hAnsiTheme="minorHAnsi"/>
+                <w:sz w:val="18"/>
+                <w:szCs w:val="18"/>
+              </w:rPr>
+              <w:t>&lt;&lt;Static Text - see the top&gt;&gt;</w:t>
+            </w:r>
           </w:p>
         </w:tc>
       </w:tr>
@@ -14561,7 +12538,6 @@
         <w:tc>
           <w:tcPr>
             <w:tcW w:w="10998" w:type="dxa"/>
-            <w:gridSpan w:val="2"/>
             <w:vAlign w:val="center"/>
           </w:tcPr>
           <w:p>
@@ -14611,7 +12587,7 @@
 </file>
 
 <file path=word/endnotes.xml><?xml version="1.0" encoding="utf-8"?>
-<w:endnotes xmlns:wpc="http://schemas.microsoft.com/office/word/2010/wordprocessingCanvas" xmlns:cx="http://schemas.microsoft.com/office/drawing/2014/chartex" xmlns:cx1="http://schemas.microsoft.com/office/drawing/2015/9/8/chartex" xmlns:cx2="http://schemas.microsoft.com/office/drawing/2015/10/21/chartex" xmlns:cx3="http://schemas.microsoft.com/office/drawing/2016/5/9/chartex" xmlns:cx4="http://schemas.microsoft.com/office/drawing/2016/5/10/chartex" xmlns:cx5="http://schemas.microsoft.com/office/drawing/2016/5/11/chartex" xmlns:cx6="http://schemas.microsoft.com/office/drawing/2016/5/12/chartex" xmlns:cx7="http://schemas.microsoft.com/office/drawing/2016/5/13/chartex" xmlns:cx8="http://schemas.microsoft.com/office/drawing/2016/5/14/chartex" xmlns:mc="http://schemas.openxmlformats.org/markup-compatibility/2006" xmlns:aink="http://schemas.microsoft.com/office/drawing/2016/ink" xmlns:am3d="http://schemas.microsoft.com/office/drawing/2017/model3d" xmlns:o="urn:schemas-microsoft-com:office:office" xmlns:r="http://schemas.openxmlformats.org/officeDocument/2006/relationships" xmlns:m="http://schemas.openxmlformats.org/officeDocument/2006/math" xmlns:v="urn:schemas-microsoft-com:vml" xmlns:wp14="http://schemas.microsoft.com/office/word/2010/wordprocessingDrawing" xmlns:wp="http://schemas.openxmlformats.org/drawingml/2006/wordprocessingDrawing" xmlns:w10="urn:schemas-microsoft-com:office:word" xmlns:w="http://schemas.openxmlformats.org/wordprocessingml/2006/main" xmlns:w14="http://schemas.microsoft.com/office/word/2010/wordml" xmlns:w15="http://schemas.microsoft.com/office/word/2012/wordml" xmlns:w16cex="http://schemas.microsoft.com/office/word/2018/wordml/cex" xmlns:w16cid="http://schemas.microsoft.com/office/word/2016/wordml/cid" xmlns:w16="http://schemas.microsoft.com/office/word/2018/wordml" xmlns:w16sdtdh="http://schemas.microsoft.com/office/word/2020/wordml/sdtdatahash" xmlns:w16se="http://schemas.microsoft.com/office/word/2015/wordml/symex" xmlns:wpg="http://schemas.microsoft.com/office/word/2010/wordprocessingGroup" xmlns:wpi="http://schemas.microsoft.com/office/word/2010/wordprocessingInk" xmlns:wne="http://schemas.microsoft.com/office/word/2006/wordml" xmlns:wps="http://schemas.microsoft.com/office/word/2010/wordprocessingShape" mc:Ignorable="w14 w15 w16se w16cid w16 w16cex w16sdtdh wp14">
+<w:endnotes xmlns:wpc="http://schemas.microsoft.com/office/word/2010/wordprocessingCanvas" xmlns:cx="http://schemas.microsoft.com/office/drawing/2014/chartex" xmlns:cx1="http://schemas.microsoft.com/office/drawing/2015/9/8/chartex" xmlns:cx2="http://schemas.microsoft.com/office/drawing/2015/10/21/chartex" xmlns:cx3="http://schemas.microsoft.com/office/drawing/2016/5/9/chartex" xmlns:cx4="http://schemas.microsoft.com/office/drawing/2016/5/10/chartex" xmlns:cx5="http://schemas.microsoft.com/office/drawing/2016/5/11/chartex" xmlns:cx6="http://schemas.microsoft.com/office/drawing/2016/5/12/chartex" xmlns:cx7="http://schemas.microsoft.com/office/drawing/2016/5/13/chartex" xmlns:cx8="http://schemas.microsoft.com/office/drawing/2016/5/14/chartex" xmlns:mc="http://schemas.openxmlformats.org/markup-compatibility/2006" xmlns:aink="http://schemas.microsoft.com/office/drawing/2016/ink" xmlns:am3d="http://schemas.microsoft.com/office/drawing/2017/model3d" xmlns:o="urn:schemas-microsoft-com:office:office" xmlns:oel="http://schemas.microsoft.com/office/2019/extlst" xmlns:r="http://schemas.openxmlformats.org/officeDocument/2006/relationships" xmlns:m="http://schemas.openxmlformats.org/officeDocument/2006/math" xmlns:v="urn:schemas-microsoft-com:vml" xmlns:wp14="http://schemas.microsoft.com/office/word/2010/wordprocessingDrawing" xmlns:wp="http://schemas.openxmlformats.org/drawingml/2006/wordprocessingDrawing" xmlns:w10="urn:schemas-microsoft-com:office:word" xmlns:w="http://schemas.openxmlformats.org/wordprocessingml/2006/main" xmlns:w14="http://schemas.microsoft.com/office/word/2010/wordml" xmlns:w15="http://schemas.microsoft.com/office/word/2012/wordml" xmlns:w16cex="http://schemas.microsoft.com/office/word/2018/wordml/cex" xmlns:w16cid="http://schemas.microsoft.com/office/word/2016/wordml/cid" xmlns:w16="http://schemas.microsoft.com/office/word/2018/wordml" xmlns:w16sdtdh="http://schemas.microsoft.com/office/word/2020/wordml/sdtdatahash" xmlns:w16se="http://schemas.microsoft.com/office/word/2015/wordml/symex" xmlns:wpg="http://schemas.microsoft.com/office/word/2010/wordprocessingGroup" xmlns:wpi="http://schemas.microsoft.com/office/word/2010/wordprocessingInk" xmlns:wne="http://schemas.microsoft.com/office/word/2006/wordml" xmlns:wps="http://schemas.microsoft.com/office/word/2010/wordprocessingShape" mc:Ignorable="w14 w15 w16se w16cid w16 w16cex w16sdtdh wp14">
   <w:endnote w:type="separator" w:id="-1">
     <w:p>
       <w:r>
@@ -14633,7 +12609,7 @@
 </file>
 
 <file path=word/footer1.xml><?xml version="1.0" encoding="utf-8"?>
-<w:ftr xmlns:wpc="http://schemas.microsoft.com/office/word/2010/wordprocessingCanvas" xmlns:cx="http://schemas.microsoft.com/office/drawing/2014/chartex" xmlns:cx1="http://schemas.microsoft.com/office/drawing/2015/9/8/chartex" xmlns:cx2="http://schemas.microsoft.com/office/drawing/2015/10/21/chartex" xmlns:cx3="http://schemas.microsoft.com/office/drawing/2016/5/9/chartex" xmlns:cx4="http://schemas.microsoft.com/office/drawing/2016/5/10/chartex" xmlns:cx5="http://schemas.microsoft.com/office/drawing/2016/5/11/chartex" xmlns:cx6="http://schemas.microsoft.com/office/drawing/2016/5/12/chartex" xmlns:cx7="http://schemas.microsoft.com/office/drawing/2016/5/13/chartex" xmlns:cx8="http://schemas.microsoft.com/office/drawing/2016/5/14/chartex" xmlns:mc="http://schemas.openxmlformats.org/markup-compatibility/2006" xmlns:aink="http://schemas.microsoft.com/office/drawing/2016/ink" xmlns:am3d="http://schemas.microsoft.com/office/drawing/2017/model3d" xmlns:o="urn:schemas-microsoft-com:office:office" xmlns:r="http://schemas.openxmlformats.org/officeDocument/2006/relationships" xmlns:m="http://schemas.openxmlformats.org/officeDocument/2006/math" xmlns:v="urn:schemas-microsoft-com:vml" xmlns:wp14="http://schemas.microsoft.com/office/word/2010/wordprocessingDrawing" xmlns:wp="http://schemas.openxmlformats.org/drawingml/2006/wordprocessingDrawing" xmlns:w10="urn:schemas-microsoft-com:office:word" xmlns:w="http://schemas.openxmlformats.org/wordprocessingml/2006/main" xmlns:w14="http://schemas.microsoft.com/office/word/2010/wordml" xmlns:w15="http://schemas.microsoft.com/office/word/2012/wordml" xmlns:w16cex="http://schemas.microsoft.com/office/word/2018/wordml/cex" xmlns:w16cid="http://schemas.microsoft.com/office/word/2016/wordml/cid" xmlns:w16="http://schemas.microsoft.com/office/word/2018/wordml" xmlns:w16sdtdh="http://schemas.microsoft.com/office/word/2020/wordml/sdtdatahash" xmlns:w16se="http://schemas.microsoft.com/office/word/2015/wordml/symex" xmlns:wpg="http://schemas.microsoft.com/office/word/2010/wordprocessingGroup" xmlns:wpi="http://schemas.microsoft.com/office/word/2010/wordprocessingInk" xmlns:wne="http://schemas.microsoft.com/office/word/2006/wordml" xmlns:wps="http://schemas.microsoft.com/office/word/2010/wordprocessingShape" mc:Ignorable="w14 w15 w16se w16cid w16 w16cex w16sdtdh wp14">
+<w:ftr xmlns:wpc="http://schemas.microsoft.com/office/word/2010/wordprocessingCanvas" xmlns:cx="http://schemas.microsoft.com/office/drawing/2014/chartex" xmlns:cx1="http://schemas.microsoft.com/office/drawing/2015/9/8/chartex" xmlns:cx2="http://schemas.microsoft.com/office/drawing/2015/10/21/chartex" xmlns:cx3="http://schemas.microsoft.com/office/drawing/2016/5/9/chartex" xmlns:cx4="http://schemas.microsoft.com/office/drawing/2016/5/10/chartex" xmlns:cx5="http://schemas.microsoft.com/office/drawing/2016/5/11/chartex" xmlns:cx6="http://schemas.microsoft.com/office/drawing/2016/5/12/chartex" xmlns:cx7="http://schemas.microsoft.com/office/drawing/2016/5/13/chartex" xmlns:cx8="http://schemas.microsoft.com/office/drawing/2016/5/14/chartex" xmlns:mc="http://schemas.openxmlformats.org/markup-compatibility/2006" xmlns:aink="http://schemas.microsoft.com/office/drawing/2016/ink" xmlns:am3d="http://schemas.microsoft.com/office/drawing/2017/model3d" xmlns:o="urn:schemas-microsoft-com:office:office" xmlns:oel="http://schemas.microsoft.com/office/2019/extlst" xmlns:r="http://schemas.openxmlformats.org/officeDocument/2006/relationships" xmlns:m="http://schemas.openxmlformats.org/officeDocument/2006/math" xmlns:v="urn:schemas-microsoft-com:vml" xmlns:wp14="http://schemas.microsoft.com/office/word/2010/wordprocessingDrawing" xmlns:wp="http://schemas.openxmlformats.org/drawingml/2006/wordprocessingDrawing" xmlns:w10="urn:schemas-microsoft-com:office:word" xmlns:w="http://schemas.openxmlformats.org/wordprocessingml/2006/main" xmlns:w14="http://schemas.microsoft.com/office/word/2010/wordml" xmlns:w15="http://schemas.microsoft.com/office/word/2012/wordml" xmlns:w16cex="http://schemas.microsoft.com/office/word/2018/wordml/cex" xmlns:w16cid="http://schemas.microsoft.com/office/word/2016/wordml/cid" xmlns:w16="http://schemas.microsoft.com/office/word/2018/wordml" xmlns:w16sdtdh="http://schemas.microsoft.com/office/word/2020/wordml/sdtdatahash" xmlns:w16se="http://schemas.microsoft.com/office/word/2015/wordml/symex" xmlns:wpg="http://schemas.microsoft.com/office/word/2010/wordprocessingGroup" xmlns:wpi="http://schemas.microsoft.com/office/word/2010/wordprocessingInk" xmlns:wne="http://schemas.microsoft.com/office/word/2006/wordml" xmlns:wps="http://schemas.microsoft.com/office/word/2010/wordprocessingShape" mc:Ignorable="w14 w15 w16se w16cid w16 w16cex w16sdtdh wp14">
   <w:p>
     <w:pPr>
       <w:pStyle w:val="Footer"/>
@@ -14649,62 +12625,42 @@
     <w:r>
       <w:t>CA Building Energy Efficiency Standards - 20</w:t>
     </w:r>
-    <w:ins w:id="13" w:author="Alhabibi, Haider@Energy" w:date="2021-08-24T13:40:00Z">
-      <w:r>
-        <w:t>22</w:t>
-      </w:r>
-    </w:ins>
-    <w:del w:id="14" w:author="Alhabibi, Haider@Energy" w:date="2021-08-24T13:40:00Z">
-      <w:r>
-        <w:delText>1</w:delText>
-      </w:r>
-      <w:r>
-        <w:delText>9</w:delText>
-      </w:r>
-    </w:del>
+    <w:r>
+      <w:t>22</w:t>
+    </w:r>
     <w:r>
       <w:t xml:space="preserve"> </w:t>
     </w:r>
-    <w:ins w:id="15" w:author="Alhabibi, Haider@Energy" w:date="2022-02-24T11:33:00Z">
-      <w:r>
-        <w:t xml:space="preserve">Low-rise </w:t>
-      </w:r>
-      <w:proofErr w:type="spellStart"/>
-      <w:r>
-        <w:t>Multifamily</w:t>
-      </w:r>
-    </w:ins>
-    <w:del w:id="16" w:author="Alhabibi, Haider@Energy" w:date="2022-02-24T11:33:00Z">
-      <w:r>
-        <w:delText xml:space="preserve">Residential </w:delText>
-      </w:r>
-    </w:del>
     <w:r>
-      <w:t>Compliance</w:t>
+      <w:t>Low-</w:t>
     </w:r>
-    <w:proofErr w:type="spellEnd"/>
+    <w:r>
+      <w:t>R</w:t>
+    </w:r>
+    <w:r>
+      <w:t xml:space="preserve">ise </w:t>
+    </w:r>
+    <w:r>
+      <w:t>Multifamily</w:t>
+    </w:r>
+    <w:r>
+      <w:t xml:space="preserve"> Compliance</w:t>
+    </w:r>
     <w:r>
       <w:tab/>
     </w:r>
     <w:r>
       <w:t>January 20</w:t>
     </w:r>
-    <w:ins w:id="17" w:author="Alhabibi, Haider@Energy" w:date="2021-08-24T13:40:00Z">
-      <w:r>
-        <w:t>22</w:t>
-      </w:r>
-    </w:ins>
-    <w:del w:id="18" w:author="Alhabibi, Haider@Energy" w:date="2021-08-24T13:40:00Z">
-      <w:r>
-        <w:delText>20</w:delText>
-      </w:r>
-    </w:del>
+    <w:r>
+      <w:t>22</w:t>
+    </w:r>
   </w:p>
 </w:ftr>
 </file>
 
 <file path=word/footer2.xml><?xml version="1.0" encoding="utf-8"?>
-<w:ftr xmlns:wpc="http://schemas.microsoft.com/office/word/2010/wordprocessingCanvas" xmlns:cx="http://schemas.microsoft.com/office/drawing/2014/chartex" xmlns:cx1="http://schemas.microsoft.com/office/drawing/2015/9/8/chartex" xmlns:cx2="http://schemas.microsoft.com/office/drawing/2015/10/21/chartex" xmlns:cx3="http://schemas.microsoft.com/office/drawing/2016/5/9/chartex" xmlns:cx4="http://schemas.microsoft.com/office/drawing/2016/5/10/chartex" xmlns:cx5="http://schemas.microsoft.com/office/drawing/2016/5/11/chartex" xmlns:cx6="http://schemas.microsoft.com/office/drawing/2016/5/12/chartex" xmlns:cx7="http://schemas.microsoft.com/office/drawing/2016/5/13/chartex" xmlns:cx8="http://schemas.microsoft.com/office/drawing/2016/5/14/chartex" xmlns:mc="http://schemas.openxmlformats.org/markup-compatibility/2006" xmlns:aink="http://schemas.microsoft.com/office/drawing/2016/ink" xmlns:am3d="http://schemas.microsoft.com/office/drawing/2017/model3d" xmlns:o="urn:schemas-microsoft-com:office:office" xmlns:r="http://schemas.openxmlformats.org/officeDocument/2006/relationships" xmlns:m="http://schemas.openxmlformats.org/officeDocument/2006/math" xmlns:v="urn:schemas-microsoft-com:vml" xmlns:wp14="http://schemas.microsoft.com/office/word/2010/wordprocessingDrawing" xmlns:wp="http://schemas.openxmlformats.org/drawingml/2006/wordprocessingDrawing" xmlns:w10="urn:schemas-microsoft-com:office:word" xmlns:w="http://schemas.openxmlformats.org/wordprocessingml/2006/main" xmlns:w14="http://schemas.microsoft.com/office/word/2010/wordml" xmlns:w15="http://schemas.microsoft.com/office/word/2012/wordml" xmlns:w16cex="http://schemas.microsoft.com/office/word/2018/wordml/cex" xmlns:w16cid="http://schemas.microsoft.com/office/word/2016/wordml/cid" xmlns:w16="http://schemas.microsoft.com/office/word/2018/wordml" xmlns:w16sdtdh="http://schemas.microsoft.com/office/word/2020/wordml/sdtdatahash" xmlns:w16se="http://schemas.microsoft.com/office/word/2015/wordml/symex" xmlns:wpg="http://schemas.microsoft.com/office/word/2010/wordprocessingGroup" xmlns:wpi="http://schemas.microsoft.com/office/word/2010/wordprocessingInk" xmlns:wne="http://schemas.microsoft.com/office/word/2006/wordml" xmlns:wps="http://schemas.microsoft.com/office/word/2010/wordprocessingShape" mc:Ignorable="w14 w15 w16se w16cid w16 w16cex w16sdtdh wp14">
+<w:ftr xmlns:wpc="http://schemas.microsoft.com/office/word/2010/wordprocessingCanvas" xmlns:cx="http://schemas.microsoft.com/office/drawing/2014/chartex" xmlns:cx1="http://schemas.microsoft.com/office/drawing/2015/9/8/chartex" xmlns:cx2="http://schemas.microsoft.com/office/drawing/2015/10/21/chartex" xmlns:cx3="http://schemas.microsoft.com/office/drawing/2016/5/9/chartex" xmlns:cx4="http://schemas.microsoft.com/office/drawing/2016/5/10/chartex" xmlns:cx5="http://schemas.microsoft.com/office/drawing/2016/5/11/chartex" xmlns:cx6="http://schemas.microsoft.com/office/drawing/2016/5/12/chartex" xmlns:cx7="http://schemas.microsoft.com/office/drawing/2016/5/13/chartex" xmlns:cx8="http://schemas.microsoft.com/office/drawing/2016/5/14/chartex" xmlns:mc="http://schemas.openxmlformats.org/markup-compatibility/2006" xmlns:aink="http://schemas.microsoft.com/office/drawing/2016/ink" xmlns:am3d="http://schemas.microsoft.com/office/drawing/2017/model3d" xmlns:o="urn:schemas-microsoft-com:office:office" xmlns:oel="http://schemas.microsoft.com/office/2019/extlst" xmlns:r="http://schemas.openxmlformats.org/officeDocument/2006/relationships" xmlns:m="http://schemas.openxmlformats.org/officeDocument/2006/math" xmlns:v="urn:schemas-microsoft-com:vml" xmlns:wp14="http://schemas.microsoft.com/office/word/2010/wordprocessingDrawing" xmlns:wp="http://schemas.openxmlformats.org/drawingml/2006/wordprocessingDrawing" xmlns:w10="urn:schemas-microsoft-com:office:word" xmlns:w="http://schemas.openxmlformats.org/wordprocessingml/2006/main" xmlns:w14="http://schemas.microsoft.com/office/word/2010/wordml" xmlns:w15="http://schemas.microsoft.com/office/word/2012/wordml" xmlns:w16cex="http://schemas.microsoft.com/office/word/2018/wordml/cex" xmlns:w16cid="http://schemas.microsoft.com/office/word/2016/wordml/cid" xmlns:w16="http://schemas.microsoft.com/office/word/2018/wordml" xmlns:w16sdtdh="http://schemas.microsoft.com/office/word/2020/wordml/sdtdatahash" xmlns:w16se="http://schemas.microsoft.com/office/word/2015/wordml/symex" xmlns:wpg="http://schemas.microsoft.com/office/word/2010/wordprocessingGroup" xmlns:wpi="http://schemas.microsoft.com/office/word/2010/wordprocessingInk" xmlns:wne="http://schemas.microsoft.com/office/word/2006/wordml" xmlns:wps="http://schemas.microsoft.com/office/word/2010/wordprocessingShape" mc:Ignorable="w14 w15 w16se w16cid w16 w16cex w16sdtdh wp14">
   <w:p>
     <w:pPr>
       <w:pStyle w:val="Footer"/>
@@ -14729,7 +12685,7 @@
 </file>
 
 <file path=word/footer3.xml><?xml version="1.0" encoding="utf-8"?>
-<w:ftr xmlns:wpc="http://schemas.microsoft.com/office/word/2010/wordprocessingCanvas" xmlns:cx="http://schemas.microsoft.com/office/drawing/2014/chartex" xmlns:cx1="http://schemas.microsoft.com/office/drawing/2015/9/8/chartex" xmlns:cx2="http://schemas.microsoft.com/office/drawing/2015/10/21/chartex" xmlns:cx3="http://schemas.microsoft.com/office/drawing/2016/5/9/chartex" xmlns:cx4="http://schemas.microsoft.com/office/drawing/2016/5/10/chartex" xmlns:cx5="http://schemas.microsoft.com/office/drawing/2016/5/11/chartex" xmlns:cx6="http://schemas.microsoft.com/office/drawing/2016/5/12/chartex" xmlns:cx7="http://schemas.microsoft.com/office/drawing/2016/5/13/chartex" xmlns:cx8="http://schemas.microsoft.com/office/drawing/2016/5/14/chartex" xmlns:mc="http://schemas.openxmlformats.org/markup-compatibility/2006" xmlns:aink="http://schemas.microsoft.com/office/drawing/2016/ink" xmlns:am3d="http://schemas.microsoft.com/office/drawing/2017/model3d" xmlns:o="urn:schemas-microsoft-com:office:office" xmlns:r="http://schemas.openxmlformats.org/officeDocument/2006/relationships" xmlns:m="http://schemas.openxmlformats.org/officeDocument/2006/math" xmlns:v="urn:schemas-microsoft-com:vml" xmlns:wp14="http://schemas.microsoft.com/office/word/2010/wordprocessingDrawing" xmlns:wp="http://schemas.openxmlformats.org/drawingml/2006/wordprocessingDrawing" xmlns:w10="urn:schemas-microsoft-com:office:word" xmlns:w="http://schemas.openxmlformats.org/wordprocessingml/2006/main" xmlns:w14="http://schemas.microsoft.com/office/word/2010/wordml" xmlns:w15="http://schemas.microsoft.com/office/word/2012/wordml" xmlns:w16cex="http://schemas.microsoft.com/office/word/2018/wordml/cex" xmlns:w16cid="http://schemas.microsoft.com/office/word/2016/wordml/cid" xmlns:w16="http://schemas.microsoft.com/office/word/2018/wordml" xmlns:w16sdtdh="http://schemas.microsoft.com/office/word/2020/wordml/sdtdatahash" xmlns:w16se="http://schemas.microsoft.com/office/word/2015/wordml/symex" xmlns:wpg="http://schemas.microsoft.com/office/word/2010/wordprocessingGroup" xmlns:wpi="http://schemas.microsoft.com/office/word/2010/wordprocessingInk" xmlns:wne="http://schemas.microsoft.com/office/word/2006/wordml" xmlns:wps="http://schemas.microsoft.com/office/word/2010/wordprocessingShape" mc:Ignorable="w14 w15 w16se w16cid w16 w16cex w16sdtdh wp14">
+<w:ftr xmlns:wpc="http://schemas.microsoft.com/office/word/2010/wordprocessingCanvas" xmlns:cx="http://schemas.microsoft.com/office/drawing/2014/chartex" xmlns:cx1="http://schemas.microsoft.com/office/drawing/2015/9/8/chartex" xmlns:cx2="http://schemas.microsoft.com/office/drawing/2015/10/21/chartex" xmlns:cx3="http://schemas.microsoft.com/office/drawing/2016/5/9/chartex" xmlns:cx4="http://schemas.microsoft.com/office/drawing/2016/5/10/chartex" xmlns:cx5="http://schemas.microsoft.com/office/drawing/2016/5/11/chartex" xmlns:cx6="http://schemas.microsoft.com/office/drawing/2016/5/12/chartex" xmlns:cx7="http://schemas.microsoft.com/office/drawing/2016/5/13/chartex" xmlns:cx8="http://schemas.microsoft.com/office/drawing/2016/5/14/chartex" xmlns:mc="http://schemas.openxmlformats.org/markup-compatibility/2006" xmlns:aink="http://schemas.microsoft.com/office/drawing/2016/ink" xmlns:am3d="http://schemas.microsoft.com/office/drawing/2017/model3d" xmlns:o="urn:schemas-microsoft-com:office:office" xmlns:oel="http://schemas.microsoft.com/office/2019/extlst" xmlns:r="http://schemas.openxmlformats.org/officeDocument/2006/relationships" xmlns:m="http://schemas.openxmlformats.org/officeDocument/2006/math" xmlns:v="urn:schemas-microsoft-com:vml" xmlns:wp14="http://schemas.microsoft.com/office/word/2010/wordprocessingDrawing" xmlns:wp="http://schemas.openxmlformats.org/drawingml/2006/wordprocessingDrawing" xmlns:w10="urn:schemas-microsoft-com:office:word" xmlns:w="http://schemas.openxmlformats.org/wordprocessingml/2006/main" xmlns:w14="http://schemas.microsoft.com/office/word/2010/wordml" xmlns:w15="http://schemas.microsoft.com/office/word/2012/wordml" xmlns:w16cex="http://schemas.microsoft.com/office/word/2018/wordml/cex" xmlns:w16cid="http://schemas.microsoft.com/office/word/2016/wordml/cid" xmlns:w16="http://schemas.microsoft.com/office/word/2018/wordml" xmlns:w16sdtdh="http://schemas.microsoft.com/office/word/2020/wordml/sdtdatahash" xmlns:w16se="http://schemas.microsoft.com/office/word/2015/wordml/symex" xmlns:wpg="http://schemas.microsoft.com/office/word/2010/wordprocessingGroup" xmlns:wpi="http://schemas.microsoft.com/office/word/2010/wordprocessingInk" xmlns:wne="http://schemas.microsoft.com/office/word/2006/wordml" xmlns:wps="http://schemas.microsoft.com/office/word/2010/wordprocessingShape" mc:Ignorable="w14 w15 w16se w16cid w16 w16cex w16sdtdh wp14">
   <w:p>
     <w:pPr>
       <w:pStyle w:val="Footer"/>
@@ -14737,32 +12693,21 @@
     <w:r>
       <w:t>CA Building Energy Efficiency Standards - 20</w:t>
     </w:r>
-    <w:ins w:id="45" w:author="Alhabibi, Haider@Energy" w:date="2021-08-24T13:40:00Z">
-      <w:r>
-        <w:t>22</w:t>
-      </w:r>
-    </w:ins>
-    <w:del w:id="46" w:author="Alhabibi, Haider@Energy" w:date="2021-08-24T13:40:00Z">
-      <w:r>
-        <w:delText>1</w:delText>
-      </w:r>
-      <w:r>
-        <w:delText>9</w:delText>
-      </w:r>
-    </w:del>
+    <w:r>
+      <w:t>22</w:t>
+    </w:r>
     <w:r>
       <w:t xml:space="preserve"> </w:t>
     </w:r>
-    <w:ins w:id="47" w:author="Alhabibi, Haider@Energy" w:date="2022-02-24T11:33:00Z">
-      <w:r>
-        <w:t>Low-rise Multifamily</w:t>
-      </w:r>
-    </w:ins>
-    <w:del w:id="48" w:author="Alhabibi, Haider@Energy" w:date="2022-02-24T11:33:00Z">
-      <w:r>
-        <w:delText>Residential</w:delText>
-      </w:r>
-    </w:del>
+    <w:r>
+      <w:t>Low-</w:t>
+    </w:r>
+    <w:r>
+      <w:t>R</w:t>
+    </w:r>
+    <w:r>
+      <w:t>ise Multifamily</w:t>
+    </w:r>
     <w:r>
       <w:t xml:space="preserve"> Compliance</w:t>
     </w:r>
@@ -14772,22 +12717,15 @@
     <w:r>
       <w:t>January 20</w:t>
     </w:r>
-    <w:ins w:id="49" w:author="Alhabibi, Haider@Energy" w:date="2021-08-24T13:40:00Z">
-      <w:r>
-        <w:t>22</w:t>
-      </w:r>
-    </w:ins>
-    <w:del w:id="50" w:author="Alhabibi, Haider@Energy" w:date="2021-08-24T13:40:00Z">
-      <w:r>
-        <w:delText>20</w:delText>
-      </w:r>
-    </w:del>
+    <w:r>
+      <w:t>22</w:t>
+    </w:r>
   </w:p>
 </w:ftr>
 </file>
 
 <file path=word/footer4.xml><?xml version="1.0" encoding="utf-8"?>
-<w:ftr xmlns:wpc="http://schemas.microsoft.com/office/word/2010/wordprocessingCanvas" xmlns:cx="http://schemas.microsoft.com/office/drawing/2014/chartex" xmlns:cx1="http://schemas.microsoft.com/office/drawing/2015/9/8/chartex" xmlns:cx2="http://schemas.microsoft.com/office/drawing/2015/10/21/chartex" xmlns:cx3="http://schemas.microsoft.com/office/drawing/2016/5/9/chartex" xmlns:cx4="http://schemas.microsoft.com/office/drawing/2016/5/10/chartex" xmlns:cx5="http://schemas.microsoft.com/office/drawing/2016/5/11/chartex" xmlns:cx6="http://schemas.microsoft.com/office/drawing/2016/5/12/chartex" xmlns:cx7="http://schemas.microsoft.com/office/drawing/2016/5/13/chartex" xmlns:cx8="http://schemas.microsoft.com/office/drawing/2016/5/14/chartex" xmlns:mc="http://schemas.openxmlformats.org/markup-compatibility/2006" xmlns:aink="http://schemas.microsoft.com/office/drawing/2016/ink" xmlns:am3d="http://schemas.microsoft.com/office/drawing/2017/model3d" xmlns:o="urn:schemas-microsoft-com:office:office" xmlns:r="http://schemas.openxmlformats.org/officeDocument/2006/relationships" xmlns:m="http://schemas.openxmlformats.org/officeDocument/2006/math" xmlns:v="urn:schemas-microsoft-com:vml" xmlns:wp14="http://schemas.microsoft.com/office/word/2010/wordprocessingDrawing" xmlns:wp="http://schemas.openxmlformats.org/drawingml/2006/wordprocessingDrawing" xmlns:w10="urn:schemas-microsoft-com:office:word" xmlns:w="http://schemas.openxmlformats.org/wordprocessingml/2006/main" xmlns:w14="http://schemas.microsoft.com/office/word/2010/wordml" xmlns:w15="http://schemas.microsoft.com/office/word/2012/wordml" xmlns:w16cex="http://schemas.microsoft.com/office/word/2018/wordml/cex" xmlns:w16cid="http://schemas.microsoft.com/office/word/2016/wordml/cid" xmlns:w16="http://schemas.microsoft.com/office/word/2018/wordml" xmlns:w16sdtdh="http://schemas.microsoft.com/office/word/2020/wordml/sdtdatahash" xmlns:w16se="http://schemas.microsoft.com/office/word/2015/wordml/symex" xmlns:wpg="http://schemas.microsoft.com/office/word/2010/wordprocessingGroup" xmlns:wpi="http://schemas.microsoft.com/office/word/2010/wordprocessingInk" xmlns:wne="http://schemas.microsoft.com/office/word/2006/wordml" xmlns:wps="http://schemas.microsoft.com/office/word/2010/wordprocessingShape" mc:Ignorable="w14 w15 w16se w16cid w16 w16cex w16sdtdh wp14">
+<w:ftr xmlns:wpc="http://schemas.microsoft.com/office/word/2010/wordprocessingCanvas" xmlns:cx="http://schemas.microsoft.com/office/drawing/2014/chartex" xmlns:cx1="http://schemas.microsoft.com/office/drawing/2015/9/8/chartex" xmlns:cx2="http://schemas.microsoft.com/office/drawing/2015/10/21/chartex" xmlns:cx3="http://schemas.microsoft.com/office/drawing/2016/5/9/chartex" xmlns:cx4="http://schemas.microsoft.com/office/drawing/2016/5/10/chartex" xmlns:cx5="http://schemas.microsoft.com/office/drawing/2016/5/11/chartex" xmlns:cx6="http://schemas.microsoft.com/office/drawing/2016/5/12/chartex" xmlns:cx7="http://schemas.microsoft.com/office/drawing/2016/5/13/chartex" xmlns:cx8="http://schemas.microsoft.com/office/drawing/2016/5/14/chartex" xmlns:mc="http://schemas.openxmlformats.org/markup-compatibility/2006" xmlns:aink="http://schemas.microsoft.com/office/drawing/2016/ink" xmlns:am3d="http://schemas.microsoft.com/office/drawing/2017/model3d" xmlns:o="urn:schemas-microsoft-com:office:office" xmlns:oel="http://schemas.microsoft.com/office/2019/extlst" xmlns:r="http://schemas.openxmlformats.org/officeDocument/2006/relationships" xmlns:m="http://schemas.openxmlformats.org/officeDocument/2006/math" xmlns:v="urn:schemas-microsoft-com:vml" xmlns:wp14="http://schemas.microsoft.com/office/word/2010/wordprocessingDrawing" xmlns:wp="http://schemas.openxmlformats.org/drawingml/2006/wordprocessingDrawing" xmlns:w10="urn:schemas-microsoft-com:office:word" xmlns:w="http://schemas.openxmlformats.org/wordprocessingml/2006/main" xmlns:w14="http://schemas.microsoft.com/office/word/2010/wordml" xmlns:w15="http://schemas.microsoft.com/office/word/2012/wordml" xmlns:w16cex="http://schemas.microsoft.com/office/word/2018/wordml/cex" xmlns:w16cid="http://schemas.microsoft.com/office/word/2016/wordml/cid" xmlns:w16="http://schemas.microsoft.com/office/word/2018/wordml" xmlns:w16sdtdh="http://schemas.microsoft.com/office/word/2020/wordml/sdtdatahash" xmlns:w16se="http://schemas.microsoft.com/office/word/2015/wordml/symex" xmlns:wpg="http://schemas.microsoft.com/office/word/2010/wordprocessingGroup" xmlns:wpi="http://schemas.microsoft.com/office/word/2010/wordprocessingInk" xmlns:wne="http://schemas.microsoft.com/office/word/2006/wordml" xmlns:wps="http://schemas.microsoft.com/office/word/2010/wordprocessingShape" mc:Ignorable="w14 w15 w16se w16cid w16 w16cex w16sdtdh wp14">
   <w:p>
     <w:pPr>
       <w:pStyle w:val="Footer"/>
@@ -14804,7 +12742,7 @@
 </file>
 
 <file path=word/footnotes.xml><?xml version="1.0" encoding="utf-8"?>
-<w:footnotes xmlns:wpc="http://schemas.microsoft.com/office/word/2010/wordprocessingCanvas" xmlns:cx="http://schemas.microsoft.com/office/drawing/2014/chartex" xmlns:cx1="http://schemas.microsoft.com/office/drawing/2015/9/8/chartex" xmlns:cx2="http://schemas.microsoft.com/office/drawing/2015/10/21/chartex" xmlns:cx3="http://schemas.microsoft.com/office/drawing/2016/5/9/chartex" xmlns:cx4="http://schemas.microsoft.com/office/drawing/2016/5/10/chartex" xmlns:cx5="http://schemas.microsoft.com/office/drawing/2016/5/11/chartex" xmlns:cx6="http://schemas.microsoft.com/office/drawing/2016/5/12/chartex" xmlns:cx7="http://schemas.microsoft.com/office/drawing/2016/5/13/chartex" xmlns:cx8="http://schemas.microsoft.com/office/drawing/2016/5/14/chartex" xmlns:mc="http://schemas.openxmlformats.org/markup-compatibility/2006" xmlns:aink="http://schemas.microsoft.com/office/drawing/2016/ink" xmlns:am3d="http://schemas.microsoft.com/office/drawing/2017/model3d" xmlns:o="urn:schemas-microsoft-com:office:office" xmlns:r="http://schemas.openxmlformats.org/officeDocument/2006/relationships" xmlns:m="http://schemas.openxmlformats.org/officeDocument/2006/math" xmlns:v="urn:schemas-microsoft-com:vml" xmlns:wp14="http://schemas.microsoft.com/office/word/2010/wordprocessingDrawing" xmlns:wp="http://schemas.openxmlformats.org/drawingml/2006/wordprocessingDrawing" xmlns:w10="urn:schemas-microsoft-com:office:word" xmlns:w="http://schemas.openxmlformats.org/wordprocessingml/2006/main" xmlns:w14="http://schemas.microsoft.com/office/word/2010/wordml" xmlns:w15="http://schemas.microsoft.com/office/word/2012/wordml" xmlns:w16cex="http://schemas.microsoft.com/office/word/2018/wordml/cex" xmlns:w16cid="http://schemas.microsoft.com/office/word/2016/wordml/cid" xmlns:w16="http://schemas.microsoft.com/office/word/2018/wordml" xmlns:w16sdtdh="http://schemas.microsoft.com/office/word/2020/wordml/sdtdatahash" xmlns:w16se="http://schemas.microsoft.com/office/word/2015/wordml/symex" xmlns:wpg="http://schemas.microsoft.com/office/word/2010/wordprocessingGroup" xmlns:wpi="http://schemas.microsoft.com/office/word/2010/wordprocessingInk" xmlns:wne="http://schemas.microsoft.com/office/word/2006/wordml" xmlns:wps="http://schemas.microsoft.com/office/word/2010/wordprocessingShape" mc:Ignorable="w14 w15 w16se w16cid w16 w16cex w16sdtdh wp14">
+<w:footnotes xmlns:wpc="http://schemas.microsoft.com/office/word/2010/wordprocessingCanvas" xmlns:cx="http://schemas.microsoft.com/office/drawing/2014/chartex" xmlns:cx1="http://schemas.microsoft.com/office/drawing/2015/9/8/chartex" xmlns:cx2="http://schemas.microsoft.com/office/drawing/2015/10/21/chartex" xmlns:cx3="http://schemas.microsoft.com/office/drawing/2016/5/9/chartex" xmlns:cx4="http://schemas.microsoft.com/office/drawing/2016/5/10/chartex" xmlns:cx5="http://schemas.microsoft.com/office/drawing/2016/5/11/chartex" xmlns:cx6="http://schemas.microsoft.com/office/drawing/2016/5/12/chartex" xmlns:cx7="http://schemas.microsoft.com/office/drawing/2016/5/13/chartex" xmlns:cx8="http://schemas.microsoft.com/office/drawing/2016/5/14/chartex" xmlns:mc="http://schemas.openxmlformats.org/markup-compatibility/2006" xmlns:aink="http://schemas.microsoft.com/office/drawing/2016/ink" xmlns:am3d="http://schemas.microsoft.com/office/drawing/2017/model3d" xmlns:o="urn:schemas-microsoft-com:office:office" xmlns:oel="http://schemas.microsoft.com/office/2019/extlst" xmlns:r="http://schemas.openxmlformats.org/officeDocument/2006/relationships" xmlns:m="http://schemas.openxmlformats.org/officeDocument/2006/math" xmlns:v="urn:schemas-microsoft-com:vml" xmlns:wp14="http://schemas.microsoft.com/office/word/2010/wordprocessingDrawing" xmlns:wp="http://schemas.openxmlformats.org/drawingml/2006/wordprocessingDrawing" xmlns:w10="urn:schemas-microsoft-com:office:word" xmlns:w="http://schemas.openxmlformats.org/wordprocessingml/2006/main" xmlns:w14="http://schemas.microsoft.com/office/word/2010/wordml" xmlns:w15="http://schemas.microsoft.com/office/word/2012/wordml" xmlns:w16cex="http://schemas.microsoft.com/office/word/2018/wordml/cex" xmlns:w16cid="http://schemas.microsoft.com/office/word/2016/wordml/cid" xmlns:w16="http://schemas.microsoft.com/office/word/2018/wordml" xmlns:w16sdtdh="http://schemas.microsoft.com/office/word/2020/wordml/sdtdatahash" xmlns:w16se="http://schemas.microsoft.com/office/word/2015/wordml/symex" xmlns:wpg="http://schemas.microsoft.com/office/word/2010/wordprocessingGroup" xmlns:wpi="http://schemas.microsoft.com/office/word/2010/wordprocessingInk" xmlns:wne="http://schemas.microsoft.com/office/word/2006/wordml" xmlns:wps="http://schemas.microsoft.com/office/word/2010/wordprocessingShape" mc:Ignorable="w14 w15 w16se w16cid w16 w16cex w16sdtdh wp14">
   <w:footnote w:type="separator" w:id="-1">
     <w:p>
       <w:r>
@@ -14826,7 +12764,7 @@
 </file>
 
 <file path=word/header1.xml><?xml version="1.0" encoding="utf-8"?>
-<w:hdr xmlns:wpc="http://schemas.microsoft.com/office/word/2010/wordprocessingCanvas" xmlns:cx="http://schemas.microsoft.com/office/drawing/2014/chartex" xmlns:cx1="http://schemas.microsoft.com/office/drawing/2015/9/8/chartex" xmlns:cx2="http://schemas.microsoft.com/office/drawing/2015/10/21/chartex" xmlns:cx3="http://schemas.microsoft.com/office/drawing/2016/5/9/chartex" xmlns:cx4="http://schemas.microsoft.com/office/drawing/2016/5/10/chartex" xmlns:cx5="http://schemas.microsoft.com/office/drawing/2016/5/11/chartex" xmlns:cx6="http://schemas.microsoft.com/office/drawing/2016/5/12/chartex" xmlns:cx7="http://schemas.microsoft.com/office/drawing/2016/5/13/chartex" xmlns:cx8="http://schemas.microsoft.com/office/drawing/2016/5/14/chartex" xmlns:mc="http://schemas.openxmlformats.org/markup-compatibility/2006" xmlns:aink="http://schemas.microsoft.com/office/drawing/2016/ink" xmlns:am3d="http://schemas.microsoft.com/office/drawing/2017/model3d" xmlns:o="urn:schemas-microsoft-com:office:office" xmlns:r="http://schemas.openxmlformats.org/officeDocument/2006/relationships" xmlns:m="http://schemas.openxmlformats.org/officeDocument/2006/math" xmlns:v="urn:schemas-microsoft-com:vml" xmlns:wp14="http://schemas.microsoft.com/office/word/2010/wordprocessingDrawing" xmlns:wp="http://schemas.openxmlformats.org/drawingml/2006/wordprocessingDrawing" xmlns:w10="urn:schemas-microsoft-com:office:word" xmlns:w="http://schemas.openxmlformats.org/wordprocessingml/2006/main" xmlns:w14="http://schemas.microsoft.com/office/word/2010/wordml" xmlns:w15="http://schemas.microsoft.com/office/word/2012/wordml" xmlns:w16cex="http://schemas.microsoft.com/office/word/2018/wordml/cex" xmlns:w16cid="http://schemas.microsoft.com/office/word/2016/wordml/cid" xmlns:w16="http://schemas.microsoft.com/office/word/2018/wordml" xmlns:w16sdtdh="http://schemas.microsoft.com/office/word/2020/wordml/sdtdatahash" xmlns:w16se="http://schemas.microsoft.com/office/word/2015/wordml/symex" xmlns:wpg="http://schemas.microsoft.com/office/word/2010/wordprocessingGroup" xmlns:wpi="http://schemas.microsoft.com/office/word/2010/wordprocessingInk" xmlns:wne="http://schemas.microsoft.com/office/word/2006/wordml" xmlns:wps="http://schemas.microsoft.com/office/word/2010/wordprocessingShape" mc:Ignorable="w14 w15 w16se w16cid w16 w16cex w16sdtdh wp14">
+<w:hdr xmlns:wpc="http://schemas.microsoft.com/office/word/2010/wordprocessingCanvas" xmlns:cx="http://schemas.microsoft.com/office/drawing/2014/chartex" xmlns:cx1="http://schemas.microsoft.com/office/drawing/2015/9/8/chartex" xmlns:cx2="http://schemas.microsoft.com/office/drawing/2015/10/21/chartex" xmlns:cx3="http://schemas.microsoft.com/office/drawing/2016/5/9/chartex" xmlns:cx4="http://schemas.microsoft.com/office/drawing/2016/5/10/chartex" xmlns:cx5="http://schemas.microsoft.com/office/drawing/2016/5/11/chartex" xmlns:cx6="http://schemas.microsoft.com/office/drawing/2016/5/12/chartex" xmlns:cx7="http://schemas.microsoft.com/office/drawing/2016/5/13/chartex" xmlns:cx8="http://schemas.microsoft.com/office/drawing/2016/5/14/chartex" xmlns:mc="http://schemas.openxmlformats.org/markup-compatibility/2006" xmlns:aink="http://schemas.microsoft.com/office/drawing/2016/ink" xmlns:am3d="http://schemas.microsoft.com/office/drawing/2017/model3d" xmlns:o="urn:schemas-microsoft-com:office:office" xmlns:oel="http://schemas.microsoft.com/office/2019/extlst" xmlns:r="http://schemas.openxmlformats.org/officeDocument/2006/relationships" xmlns:m="http://schemas.openxmlformats.org/officeDocument/2006/math" xmlns:v="urn:schemas-microsoft-com:vml" xmlns:wp14="http://schemas.microsoft.com/office/word/2010/wordprocessingDrawing" xmlns:wp="http://schemas.openxmlformats.org/drawingml/2006/wordprocessingDrawing" xmlns:w10="urn:schemas-microsoft-com:office:word" xmlns:w="http://schemas.openxmlformats.org/wordprocessingml/2006/main" xmlns:w14="http://schemas.microsoft.com/office/word/2010/wordml" xmlns:w15="http://schemas.microsoft.com/office/word/2012/wordml" xmlns:w16cex="http://schemas.microsoft.com/office/word/2018/wordml/cex" xmlns:w16cid="http://schemas.microsoft.com/office/word/2016/wordml/cid" xmlns:w16="http://schemas.microsoft.com/office/word/2018/wordml" xmlns:w16sdtdh="http://schemas.microsoft.com/office/word/2020/wordml/sdtdatahash" xmlns:w16se="http://schemas.microsoft.com/office/word/2015/wordml/symex" xmlns:wpg="http://schemas.microsoft.com/office/word/2010/wordprocessingGroup" xmlns:wpi="http://schemas.microsoft.com/office/word/2010/wordprocessingInk" xmlns:wne="http://schemas.microsoft.com/office/word/2006/wordml" xmlns:wps="http://schemas.microsoft.com/office/word/2010/wordprocessingShape" mc:Ignorable="w14 w15 w16se w16cid w16 w16cex w16sdtdh wp14">
   <w:p>
     <w:pPr>
       <w:pStyle w:val="Header"/>
@@ -14855,7 +12793,7 @@
           <v:path o:extrusionok="f" gradientshapeok="t" o:connecttype="rect"/>
           <o:lock v:ext="edit" aspectratio="t"/>
         </v:shapetype>
-        <v:shape id="WordPictureWatermark21379501" o:spid="_x0000_s2050" type="#_x0000_t75" style="position:absolute;margin-left:0;margin-top:0;width:10in;height:540pt;z-index:-251658238;mso-position-horizontal:center;mso-position-horizontal-relative:margin;mso-position-vertical:center;mso-position-vertical-relative:margin" o:allowincell="f">
+        <v:shape id="WordPictureWatermark21379501" o:spid="_x0000_s1026" type="#_x0000_t75" style="position:absolute;margin-left:0;margin-top:0;width:10in;height:540pt;z-index:-251658238;mso-position-horizontal:center;mso-position-horizontal-relative:margin;mso-position-vertical:center;mso-position-vertical-relative:margin" o:allowincell="f">
           <v:imagedata r:id="rId1" o:title="Watermark" gain="19661f" blacklevel="22938f"/>
           <w10:wrap anchorx="margin" anchory="margin"/>
         </v:shape>
@@ -14866,34 +12804,41 @@
 </file>
 
 <file path=word/header2.xml><?xml version="1.0" encoding="utf-8"?>
-<w:hdr xmlns:wpc="http://schemas.microsoft.com/office/word/2010/wordprocessingCanvas" xmlns:cx="http://schemas.microsoft.com/office/drawing/2014/chartex" xmlns:cx1="http://schemas.microsoft.com/office/drawing/2015/9/8/chartex" xmlns:cx2="http://schemas.microsoft.com/office/drawing/2015/10/21/chartex" xmlns:cx3="http://schemas.microsoft.com/office/drawing/2016/5/9/chartex" xmlns:cx4="http://schemas.microsoft.com/office/drawing/2016/5/10/chartex" xmlns:cx5="http://schemas.microsoft.com/office/drawing/2016/5/11/chartex" xmlns:cx6="http://schemas.microsoft.com/office/drawing/2016/5/12/chartex" xmlns:cx7="http://schemas.microsoft.com/office/drawing/2016/5/13/chartex" xmlns:cx8="http://schemas.microsoft.com/office/drawing/2016/5/14/chartex" xmlns:mc="http://schemas.openxmlformats.org/markup-compatibility/2006" xmlns:aink="http://schemas.microsoft.com/office/drawing/2016/ink" xmlns:am3d="http://schemas.microsoft.com/office/drawing/2017/model3d" xmlns:o="urn:schemas-microsoft-com:office:office" xmlns:r="http://schemas.openxmlformats.org/officeDocument/2006/relationships" xmlns:m="http://schemas.openxmlformats.org/officeDocument/2006/math" xmlns:v="urn:schemas-microsoft-com:vml" xmlns:wp14="http://schemas.microsoft.com/office/word/2010/wordprocessingDrawing" xmlns:wp="http://schemas.openxmlformats.org/drawingml/2006/wordprocessingDrawing" xmlns:w10="urn:schemas-microsoft-com:office:word" xmlns:w="http://schemas.openxmlformats.org/wordprocessingml/2006/main" xmlns:w14="http://schemas.microsoft.com/office/word/2010/wordml" xmlns:w15="http://schemas.microsoft.com/office/word/2012/wordml" xmlns:w16cex="http://schemas.microsoft.com/office/word/2018/wordml/cex" xmlns:w16cid="http://schemas.microsoft.com/office/word/2016/wordml/cid" xmlns:w16="http://schemas.microsoft.com/office/word/2018/wordml" xmlns:w16sdtdh="http://schemas.microsoft.com/office/word/2020/wordml/sdtdatahash" xmlns:w16se="http://schemas.microsoft.com/office/word/2015/wordml/symex" xmlns:wpg="http://schemas.microsoft.com/office/word/2010/wordprocessingGroup" xmlns:wpi="http://schemas.microsoft.com/office/word/2010/wordprocessingInk" xmlns:wne="http://schemas.microsoft.com/office/word/2006/wordml" xmlns:wps="http://schemas.microsoft.com/office/word/2010/wordprocessingShape" mc:Ignorable="w14 w15 w16se w16cid w16 w16cex w16sdtdh wp14">
+<w:hdr xmlns:wpc="http://schemas.microsoft.com/office/word/2010/wordprocessingCanvas" xmlns:cx="http://schemas.microsoft.com/office/drawing/2014/chartex" xmlns:cx1="http://schemas.microsoft.com/office/drawing/2015/9/8/chartex" xmlns:cx2="http://schemas.microsoft.com/office/drawing/2015/10/21/chartex" xmlns:cx3="http://schemas.microsoft.com/office/drawing/2016/5/9/chartex" xmlns:cx4="http://schemas.microsoft.com/office/drawing/2016/5/10/chartex" xmlns:cx5="http://schemas.microsoft.com/office/drawing/2016/5/11/chartex" xmlns:cx6="http://schemas.microsoft.com/office/drawing/2016/5/12/chartex" xmlns:cx7="http://schemas.microsoft.com/office/drawing/2016/5/13/chartex" xmlns:cx8="http://schemas.microsoft.com/office/drawing/2016/5/14/chartex" xmlns:mc="http://schemas.openxmlformats.org/markup-compatibility/2006" xmlns:aink="http://schemas.microsoft.com/office/drawing/2016/ink" xmlns:am3d="http://schemas.microsoft.com/office/drawing/2017/model3d" xmlns:o="urn:schemas-microsoft-com:office:office" xmlns:oel="http://schemas.microsoft.com/office/2019/extlst" xmlns:r="http://schemas.openxmlformats.org/officeDocument/2006/relationships" xmlns:m="http://schemas.openxmlformats.org/officeDocument/2006/math" xmlns:v="urn:schemas-microsoft-com:vml" xmlns:wp14="http://schemas.microsoft.com/office/word/2010/wordprocessingDrawing" xmlns:wp="http://schemas.openxmlformats.org/drawingml/2006/wordprocessingDrawing" xmlns:w10="urn:schemas-microsoft-com:office:word" xmlns:w="http://schemas.openxmlformats.org/wordprocessingml/2006/main" xmlns:w14="http://schemas.microsoft.com/office/word/2010/wordml" xmlns:w15="http://schemas.microsoft.com/office/word/2012/wordml" xmlns:w16cex="http://schemas.microsoft.com/office/word/2018/wordml/cex" xmlns:w16cid="http://schemas.microsoft.com/office/word/2016/wordml/cid" xmlns:w16="http://schemas.microsoft.com/office/word/2018/wordml" xmlns:w16sdtdh="http://schemas.microsoft.com/office/word/2020/wordml/sdtdatahash" xmlns:w16se="http://schemas.microsoft.com/office/word/2015/wordml/symex" xmlns:wpg="http://schemas.microsoft.com/office/word/2010/wordprocessingGroup" xmlns:wpi="http://schemas.microsoft.com/office/word/2010/wordprocessingInk" xmlns:wne="http://schemas.microsoft.com/office/word/2006/wordml" xmlns:wps="http://schemas.microsoft.com/office/word/2010/wordprocessingShape" mc:Ignorable="w14 w15 w16se w16cid w16 w16cex w16sdtdh wp14">
   <w:p>
     <w:pPr>
-      <w:suppressAutoHyphens/>
-      <w:ind w:left="-90"/>
+      <w:tabs>
+        <w:tab w:val="center" w:pos="4320"/>
+        <w:tab w:val="right" w:pos="8640"/>
+      </w:tabs>
+      <w:ind w:left="360"/>
+      <w:jc w:val="center"/>
       <w:rPr>
         <w:rFonts w:ascii="Arial" w:hAnsi="Arial" w:cs="Arial"/>
-        <w:sz w:val="14"/>
-        <w:szCs w:val="14"/>
+        <w:sz w:val="24"/>
+        <w:szCs w:val="24"/>
       </w:rPr>
     </w:pPr>
     <w:r>
       <w:rPr>
+        <w:rFonts w:ascii="Calibri" w:hAnsi="Calibri" w:cs="Calibri"/>
         <w:noProof/>
+        <w:sz w:val="28"/>
+        <w:szCs w:val="28"/>
       </w:rPr>
       <w:drawing>
-        <wp:anchor distT="0" distB="0" distL="114300" distR="114300" simplePos="0" relativeHeight="251658250" behindDoc="1" locked="0" layoutInCell="0" allowOverlap="1" wp14:anchorId="7DD9A9E7" wp14:editId="043312D4">
+        <wp:anchor distT="0" distB="0" distL="114300" distR="114300" simplePos="0" relativeHeight="251660297" behindDoc="0" locked="0" layoutInCell="1" allowOverlap="1" wp14:anchorId="2EF4B528" wp14:editId="7CD67E65">
           <wp:simplePos x="0" y="0"/>
-          <wp:positionH relativeFrom="margin">
-            <wp:align>center</wp:align>
+          <wp:positionH relativeFrom="column">
+            <wp:posOffset>0</wp:posOffset>
           </wp:positionH>
-          <wp:positionV relativeFrom="margin">
-            <wp:align>center</wp:align>
+          <wp:positionV relativeFrom="paragraph">
+            <wp:posOffset>47625</wp:posOffset>
           </wp:positionV>
-          <wp:extent cx="9144000" cy="6858000"/>
+          <wp:extent cx="2532380" cy="566420"/>
           <wp:effectExtent l="0" t="0" r="0" b="0"/>
           <wp:wrapNone/>
-          <wp:docPr id="10" name="Picture 10" descr="Watermark"/>
+          <wp:docPr id="4" name="Picture 4" descr="California Energy Commission Logo"/>
           <wp:cNvGraphicFramePr>
             <a:graphicFrameLocks xmlns:a="http://schemas.openxmlformats.org/drawingml/2006/main" noChangeAspect="1"/>
           </wp:cNvGraphicFramePr>
@@ -14901,34 +12846,29 @@
             <a:graphicData uri="http://schemas.openxmlformats.org/drawingml/2006/picture">
               <pic:pic xmlns:pic="http://schemas.openxmlformats.org/drawingml/2006/picture">
                 <pic:nvPicPr>
-                  <pic:cNvPr id="0" name="Picture 10" descr="Watermark"/>
-                  <pic:cNvPicPr>
-                    <a:picLocks noChangeAspect="1" noChangeArrowheads="1"/>
-                  </pic:cNvPicPr>
+                  <pic:cNvPr id="6" name="Picture 6" descr="California Energy Commission Logo"/>
+                  <pic:cNvPicPr/>
                 </pic:nvPicPr>
                 <pic:blipFill>
                   <a:blip r:embed="rId1">
-                    <a:lum bright="70000" contrast="-70000"/>
                     <a:extLst>
                       <a:ext uri="{28A0092B-C50C-407E-A947-70E740481C1C}">
                         <a14:useLocalDpi xmlns:a14="http://schemas.microsoft.com/office/drawing/2010/main" val="0"/>
                       </a:ext>
                     </a:extLst>
                   </a:blip>
-                  <a:srcRect/>
                   <a:stretch>
                     <a:fillRect/>
                   </a:stretch>
                 </pic:blipFill>
-                <pic:spPr bwMode="auto">
+                <pic:spPr>
                   <a:xfrm>
                     <a:off x="0" y="0"/>
-                    <a:ext cx="9144000" cy="6858000"/>
+                    <a:ext cx="2532380" cy="566420"/>
                   </a:xfrm>
                   <a:prstGeom prst="rect">
                     <a:avLst/>
                   </a:prstGeom>
-                  <a:noFill/>
                 </pic:spPr>
               </pic:pic>
             </a:graphicData>
@@ -14944,667 +12884,101 @@
     </w:r>
     <w:r>
       <w:rPr>
+        <w:rFonts w:ascii="Calibri" w:hAnsi="Calibri" w:cs="Calibri"/>
+        <w:b/>
         <w:noProof/>
-      </w:rPr>
-      <w:drawing>
-        <wp:anchor distT="0" distB="0" distL="114300" distR="114300" simplePos="0" relativeHeight="251658240" behindDoc="0" locked="0" layoutInCell="1" allowOverlap="1" wp14:anchorId="265679C2" wp14:editId="3FA44A60">
-          <wp:simplePos x="0" y="0"/>
-          <wp:positionH relativeFrom="margin">
-            <wp:posOffset>6624955</wp:posOffset>
-          </wp:positionH>
-          <wp:positionV relativeFrom="margin">
-            <wp:posOffset>-1207770</wp:posOffset>
-          </wp:positionV>
-          <wp:extent cx="311785" cy="273685"/>
-          <wp:effectExtent l="0" t="0" r="0" b="0"/>
-          <wp:wrapSquare wrapText="bothSides"/>
-          <wp:docPr id="1" name="Picture 12"/>
-          <wp:cNvGraphicFramePr>
-            <a:graphicFrameLocks xmlns:a="http://schemas.openxmlformats.org/drawingml/2006/main" noChangeAspect="1"/>
-          </wp:cNvGraphicFramePr>
-          <a:graphic xmlns:a="http://schemas.openxmlformats.org/drawingml/2006/main">
-            <a:graphicData uri="http://schemas.openxmlformats.org/drawingml/2006/picture">
-              <pic:pic xmlns:pic="http://schemas.openxmlformats.org/drawingml/2006/picture">
-                <pic:nvPicPr>
-                  <pic:cNvPr id="0" name="Picture 12" descr="CEC_Seal-75x72"/>
-                  <pic:cNvPicPr>
-                    <a:picLocks noChangeAspect="1" noChangeArrowheads="1"/>
-                  </pic:cNvPicPr>
-                </pic:nvPicPr>
-                <pic:blipFill>
-                  <a:blip r:embed="rId2" cstate="print">
-                    <a:extLst>
-                      <a:ext uri="{28A0092B-C50C-407E-A947-70E740481C1C}">
-                        <a14:useLocalDpi xmlns:a14="http://schemas.microsoft.com/office/drawing/2010/main" val="0"/>
-                      </a:ext>
-                    </a:extLst>
-                  </a:blip>
-                  <a:stretch>
-                    <a:fillRect/>
-                  </a:stretch>
-                </pic:blipFill>
-                <pic:spPr bwMode="auto">
-                  <a:xfrm>
-                    <a:off x="0" y="0"/>
-                    <a:ext cx="311785" cy="273685"/>
-                  </a:xfrm>
-                  <a:prstGeom prst="rect">
-                    <a:avLst/>
-                  </a:prstGeom>
-                  <a:noFill/>
-                </pic:spPr>
-              </pic:pic>
-            </a:graphicData>
-          </a:graphic>
-          <wp14:sizeRelV relativeFrom="margin">
-            <wp14:pctHeight>0</wp14:pctHeight>
-          </wp14:sizeRelV>
-        </wp:anchor>
-      </w:drawing>
-    </w:r>
-    <w:r>
-      <w:rPr>
-        <w:noProof/>
-      </w:rPr>
-      <w:pict w14:anchorId="265679C1">
-        <v:shapetype id="_x0000_t75" coordsize="21600,21600" o:spt="75" o:preferrelative="t" path="m@4@5l@4@11@9@11@9@5xe" filled="f" stroked="f">
-          <v:stroke joinstyle="miter"/>
-          <v:formulas>
-            <v:f eqn="if lineDrawn pixelLineWidth 0"/>
-            <v:f eqn="sum @0 1 0"/>
-            <v:f eqn="sum 0 0 @1"/>
-            <v:f eqn="prod @2 1 2"/>
-            <v:f eqn="prod @3 21600 pixelWidth"/>
-            <v:f eqn="prod @3 21600 pixelHeight"/>
-            <v:f eqn="sum @0 0 1"/>
-            <v:f eqn="prod @6 1 2"/>
-            <v:f eqn="prod @7 21600 pixelWidth"/>
-            <v:f eqn="sum @8 21600 0"/>
-            <v:f eqn="prod @7 21600 pixelHeight"/>
-            <v:f eqn="sum @10 21600 0"/>
-          </v:formulas>
-          <v:path o:extrusionok="f" gradientshapeok="t" o:connecttype="rect"/>
-          <o:lock v:ext="edit" aspectratio="t"/>
-        </v:shapetype>
-        <v:shape id="WordPictureWatermark21379502" o:spid="_x0000_s2051" type="#_x0000_t75" style="position:absolute;left:0;text-align:left;margin-left:0;margin-top:0;width:10in;height:540pt;z-index:-251658237;mso-position-horizontal:center;mso-position-horizontal-relative:margin;mso-position-vertical:center;mso-position-vertical-relative:margin" o:allowincell="f">
-          <v:imagedata r:id="rId3" o:title="Watermark" gain="19661f" blacklevel="22938f"/>
-          <w10:wrap anchorx="margin" anchory="margin"/>
-        </v:shape>
-      </w:pict>
-    </w:r>
-    <w:r>
-      <w:rPr>
-        <w:rFonts w:ascii="Arial" w:hAnsi="Arial" w:cs="Arial"/>
-        <w:sz w:val="14"/>
-        <w:szCs w:val="14"/>
-      </w:rPr>
-      <w:t>STATE OF CALIFORNIA</w:t>
-    </w:r>
-  </w:p>
-  <w:p>
-    <w:pPr>
-      <w:suppressAutoHyphens/>
-      <w:ind w:left="-90"/>
-      <w:rPr>
-        <w:rFonts w:ascii="Arial" w:hAnsi="Arial" w:cs="Arial"/>
-        <w:b/>
-        <w:sz w:val="24"/>
-        <w:szCs w:val="24"/>
-      </w:rPr>
-    </w:pPr>
-    <w:r>
-      <w:rPr>
-        <w:rFonts w:ascii="Arial" w:hAnsi="Arial" w:cs="Arial"/>
-        <w:b/>
-        <w:sz w:val="24"/>
-        <w:szCs w:val="24"/>
+        <w:sz w:val="28"/>
+        <w:szCs w:val="28"/>
       </w:rPr>
       <w:t>SPACE CONDITIONING SYSTEM AIRFLOW RATE</w:t>
     </w:r>
   </w:p>
   <w:p>
     <w:pPr>
-      <w:suppressAutoHyphens/>
-      <w:ind w:left="-90"/>
+      <w:tabs>
+        <w:tab w:val="center" w:pos="4320"/>
+        <w:tab w:val="right" w:pos="8640"/>
+      </w:tabs>
+      <w:ind w:left="360"/>
       <w:rPr>
         <w:rFonts w:ascii="Arial" w:hAnsi="Arial" w:cs="Arial"/>
-        <w:sz w:val="14"/>
-        <w:szCs w:val="14"/>
+        <w:sz w:val="24"/>
+        <w:szCs w:val="24"/>
       </w:rPr>
     </w:pPr>
     <w:r>
       <w:rPr>
         <w:rFonts w:ascii="Arial" w:hAnsi="Arial" w:cs="Arial"/>
-        <w:sz w:val="14"/>
-        <w:szCs w:val="14"/>
+        <w:sz w:val="24"/>
+        <w:szCs w:val="24"/>
+      </w:rPr>
+      <w:ptab w:relativeTo="margin" w:alignment="center" w:leader="none"/>
+    </w:r>
+    <w:r>
+      <w:rPr>
+        <w:rFonts w:ascii="Arial" w:hAnsi="Arial" w:cs="Arial"/>
+        <w:sz w:val="24"/>
+        <w:szCs w:val="24"/>
+      </w:rPr>
+      <w:ptab w:relativeTo="margin" w:alignment="right" w:leader="none"/>
+    </w:r>
+    <w:r>
+      <w:rPr>
+        <w:rFonts w:ascii="Calibri" w:hAnsi="Calibri" w:cs="Calibri"/>
+        <w:sz w:val="28"/>
+        <w:szCs w:val="28"/>
       </w:rPr>
       <w:t>CEC-</w:t>
     </w:r>
-    <w:del w:id="7" w:author="Alhabibi, Haider@Energy" w:date="2022-02-24T11:32:00Z">
-      <w:r>
-        <w:rPr>
-          <w:rFonts w:ascii="Arial" w:hAnsi="Arial" w:cs="Arial"/>
-          <w:sz w:val="14"/>
-          <w:szCs w:val="14"/>
-        </w:rPr>
-        <w:delText>CF2R</w:delText>
-      </w:r>
-    </w:del>
-    <w:ins w:id="8" w:author="Alhabibi, Haider@Energy" w:date="2022-02-24T11:32:00Z">
-      <w:r>
-        <w:rPr>
-          <w:rFonts w:ascii="Arial" w:hAnsi="Arial" w:cs="Arial"/>
-          <w:sz w:val="14"/>
-          <w:szCs w:val="14"/>
-        </w:rPr>
-        <w:t>LMCI</w:t>
-      </w:r>
-    </w:ins>
     <w:r>
       <w:rPr>
-        <w:rFonts w:ascii="Arial" w:hAnsi="Arial" w:cs="Arial"/>
-        <w:sz w:val="14"/>
-        <w:szCs w:val="14"/>
-      </w:rPr>
-      <w:t>-MCH-23-H</w:t>
+        <w:rFonts w:ascii="Calibri" w:hAnsi="Calibri" w:cs="Calibri"/>
+        <w:sz w:val="28"/>
+        <w:szCs w:val="28"/>
+      </w:rPr>
+      <w:t>LMCI-MCH-23-H</w:t>
+    </w:r>
+  </w:p>
+  <w:p>
+    <w:pPr>
+      <w:spacing w:after="160" w:line="259" w:lineRule="auto"/>
+      <w:ind w:left="360"/>
+      <w:rPr>
+        <w:rFonts w:ascii="Calibri" w:eastAsia="Calibri" w:hAnsi="Calibri" w:cs="Calibri"/>
+        <w:b/>
+        <w:bCs/>
+        <w:i/>
+        <w:iCs/>
+        <w:sz w:val="28"/>
+        <w:szCs w:val="28"/>
+      </w:rPr>
+    </w:pPr>
+    <w:r>
+      <w:rPr>
+        <w:rFonts w:ascii="Arial" w:eastAsia="Calibri" w:hAnsi="Arial" w:cs="Arial"/>
+        <w:sz w:val="24"/>
+        <w:szCs w:val="22"/>
+      </w:rPr>
+      <w:ptab w:relativeTo="margin" w:alignment="center" w:leader="none"/>
     </w:r>
     <w:r>
       <w:rPr>
-        <w:rFonts w:ascii="Arial" w:hAnsi="Arial" w:cs="Arial"/>
-        <w:sz w:val="14"/>
-        <w:szCs w:val="14"/>
-      </w:rPr>
-      <w:t xml:space="preserve"> (Revised </w:t>
+        <w:rFonts w:ascii="Calibri" w:eastAsia="Calibri" w:hAnsi="Calibri" w:cs="Calibri"/>
+        <w:b/>
+        <w:bCs/>
+        <w:i/>
+        <w:iCs/>
+        <w:sz w:val="28"/>
+        <w:szCs w:val="28"/>
+      </w:rPr>
+      <w:t>SAMPLE FORM – NOT VALID FOR SUBMISSION TO BUILDING DEPARTMENTS</w:t>
     </w:r>
-    <w:r>
-      <w:rPr>
-        <w:rFonts w:ascii="Arial" w:hAnsi="Arial" w:cs="Arial"/>
-        <w:sz w:val="14"/>
-        <w:szCs w:val="14"/>
-      </w:rPr>
-      <w:t>01/</w:t>
-    </w:r>
-    <w:ins w:id="9" w:author="Alhabibi, Haider@Energy" w:date="2021-08-24T13:40:00Z">
-      <w:r>
-        <w:rPr>
-          <w:rFonts w:ascii="Arial" w:hAnsi="Arial" w:cs="Arial"/>
-          <w:sz w:val="14"/>
-          <w:szCs w:val="14"/>
-        </w:rPr>
-        <w:t>22</w:t>
-      </w:r>
-    </w:ins>
-    <w:del w:id="10" w:author="Alhabibi, Haider@Energy" w:date="2021-08-24T13:40:00Z">
-      <w:r>
-        <w:rPr>
-          <w:rFonts w:ascii="Arial" w:hAnsi="Arial" w:cs="Arial"/>
-          <w:sz w:val="14"/>
-          <w:szCs w:val="14"/>
-        </w:rPr>
-        <w:delText>20</w:delText>
-      </w:r>
-    </w:del>
-    <w:r>
-      <w:rPr>
-        <w:rFonts w:ascii="Arial" w:hAnsi="Arial" w:cs="Arial"/>
-        <w:sz w:val="14"/>
-        <w:szCs w:val="14"/>
-      </w:rPr>
-      <w:t xml:space="preserve">)                                                                                                                                   </w:t>
-    </w:r>
-    <w:r>
-      <w:rPr>
-        <w:rFonts w:ascii="Arial" w:hAnsi="Arial" w:cs="Arial"/>
-        <w:sz w:val="14"/>
-        <w:szCs w:val="14"/>
-      </w:rPr>
-      <w:t xml:space="preserve">         </w:t>
-    </w:r>
-    <w:r>
-      <w:rPr>
-        <w:rFonts w:ascii="Arial" w:hAnsi="Arial" w:cs="Arial"/>
-        <w:sz w:val="14"/>
-        <w:szCs w:val="14"/>
-      </w:rPr>
-      <w:t>CALIFORNIA ENERGY COMMISSION</w:t>
-    </w:r>
-  </w:p>
-  <w:tbl>
-    <w:tblPr>
-      <w:tblW w:w="5004" w:type="pct"/>
-      <w:tblBorders>
-        <w:top w:val="single" w:sz="4" w:space="0" w:color="auto"/>
-        <w:left w:val="single" w:sz="4" w:space="0" w:color="auto"/>
-        <w:bottom w:val="single" w:sz="4" w:space="0" w:color="auto"/>
-        <w:right w:val="single" w:sz="4" w:space="0" w:color="auto"/>
-        <w:insideH w:val="single" w:sz="4" w:space="0" w:color="auto"/>
-        <w:insideV w:val="single" w:sz="4" w:space="0" w:color="auto"/>
-      </w:tblBorders>
-      <w:tblCellMar>
-        <w:left w:w="115" w:type="dxa"/>
-        <w:right w:w="115" w:type="dxa"/>
-      </w:tblCellMar>
-      <w:tblLook w:val="0000" w:firstRow="0" w:lastRow="0" w:firstColumn="0" w:lastColumn="0" w:noHBand="0" w:noVBand="0"/>
-    </w:tblPr>
-    <w:tblGrid>
-      <w:gridCol w:w="5400"/>
-      <w:gridCol w:w="3574"/>
-      <w:gridCol w:w="1825"/>
-    </w:tblGrid>
-    <w:tr>
-      <w:trPr>
-        <w:cantSplit/>
-        <w:trHeight w:val="288"/>
-      </w:trPr>
-      <w:tc>
-        <w:tcPr>
-          <w:tcW w:w="4016" w:type="pct"/>
-          <w:gridSpan w:val="2"/>
-          <w:tcBorders>
-            <w:right w:val="nil"/>
-          </w:tcBorders>
-          <w:vAlign w:val="center"/>
-        </w:tcPr>
-        <w:p>
-          <w:pPr>
-            <w:pStyle w:val="Heading1"/>
-            <w:rPr>
-              <w:rFonts w:ascii="Calibri" w:hAnsi="Calibri"/>
-              <w:b w:val="0"/>
-              <w:bCs/>
-              <w:sz w:val="20"/>
-            </w:rPr>
-          </w:pPr>
-          <w:r>
-            <w:rPr>
-              <w:rFonts w:ascii="Calibri" w:hAnsi="Calibri"/>
-              <w:b w:val="0"/>
-              <w:bCs/>
-              <w:sz w:val="20"/>
-            </w:rPr>
-            <w:t>CERTIFICATE OF INSTALLATION</w:t>
-          </w:r>
-        </w:p>
-      </w:tc>
-      <w:tc>
-        <w:tcPr>
-          <w:tcW w:w="984" w:type="pct"/>
-          <w:tcBorders>
-            <w:left w:val="nil"/>
-          </w:tcBorders>
-          <w:tcMar>
-            <w:left w:w="115" w:type="dxa"/>
-            <w:right w:w="115" w:type="dxa"/>
-          </w:tcMar>
-          <w:vAlign w:val="center"/>
-        </w:tcPr>
-        <w:p>
-          <w:pPr>
-            <w:pStyle w:val="Heading1"/>
-            <w:jc w:val="right"/>
-            <w:rPr>
-              <w:rFonts w:ascii="Calibri" w:hAnsi="Calibri"/>
-              <w:b w:val="0"/>
-              <w:bCs/>
-              <w:sz w:val="20"/>
-            </w:rPr>
-          </w:pPr>
-          <w:del w:id="11" w:author="Alhabibi, Haider@Energy" w:date="2022-02-24T11:32:00Z">
-            <w:r>
-              <w:rPr>
-                <w:rFonts w:ascii="Calibri" w:hAnsi="Calibri"/>
-                <w:b w:val="0"/>
-                <w:bCs/>
-                <w:sz w:val="20"/>
-              </w:rPr>
-              <w:delText>CF2R</w:delText>
-            </w:r>
-          </w:del>
-          <w:ins w:id="12" w:author="Alhabibi, Haider@Energy" w:date="2022-02-24T11:32:00Z">
-            <w:r>
-              <w:rPr>
-                <w:rFonts w:ascii="Calibri" w:hAnsi="Calibri"/>
-                <w:b w:val="0"/>
-                <w:bCs/>
-                <w:sz w:val="20"/>
-              </w:rPr>
-              <w:t>LMCI</w:t>
-            </w:r>
-          </w:ins>
-          <w:r>
-            <w:rPr>
-              <w:rFonts w:ascii="Calibri" w:hAnsi="Calibri"/>
-              <w:b w:val="0"/>
-              <w:bCs/>
-              <w:sz w:val="20"/>
-            </w:rPr>
-            <w:t>-MCH-23-H</w:t>
-          </w:r>
-        </w:p>
-      </w:tc>
-    </w:tr>
-    <w:tr>
-      <w:trPr>
-        <w:cantSplit/>
-        <w:trHeight w:val="288"/>
-      </w:trPr>
-      <w:tc>
-        <w:tcPr>
-          <w:tcW w:w="2500" w:type="pct"/>
-          <w:tcBorders>
-            <w:right w:val="nil"/>
-          </w:tcBorders>
-        </w:tcPr>
-        <w:p>
-          <w:pPr>
-            <w:tabs>
-              <w:tab w:val="right" w:pos="10543"/>
-            </w:tabs>
-            <w:rPr>
-              <w:rFonts w:ascii="Calibri" w:hAnsi="Calibri"/>
-              <w:sz w:val="12"/>
-              <w:szCs w:val="12"/>
-            </w:rPr>
-          </w:pPr>
-          <w:r>
-            <w:rPr>
-              <w:rFonts w:ascii="Calibri" w:hAnsi="Calibri"/>
-              <w:bCs/>
-            </w:rPr>
-            <w:t xml:space="preserve">Space Conditioning </w:t>
-          </w:r>
-          <w:r>
-            <w:rPr>
-              <w:rFonts w:ascii="Calibri" w:hAnsi="Calibri"/>
-              <w:bCs/>
-            </w:rPr>
-            <w:t xml:space="preserve">System Airflow Rate </w:t>
-          </w:r>
-        </w:p>
-      </w:tc>
-      <w:tc>
-        <w:tcPr>
-          <w:tcW w:w="2500" w:type="pct"/>
-          <w:gridSpan w:val="2"/>
-          <w:tcBorders>
-            <w:left w:val="nil"/>
-          </w:tcBorders>
-        </w:tcPr>
-        <w:p>
-          <w:pPr>
-            <w:tabs>
-              <w:tab w:val="right" w:pos="10543"/>
-            </w:tabs>
-            <w:jc w:val="right"/>
-            <w:rPr>
-              <w:rFonts w:ascii="Calibri" w:hAnsi="Calibri"/>
-              <w:sz w:val="12"/>
-              <w:szCs w:val="12"/>
-            </w:rPr>
-          </w:pPr>
-          <w:r>
-            <w:rPr>
-              <w:rFonts w:ascii="Calibri" w:hAnsi="Calibri"/>
-              <w:bCs/>
-            </w:rPr>
-            <w:t xml:space="preserve">(Page </w:t>
-          </w:r>
-          <w:r>
-            <w:fldChar w:fldCharType="begin"/>
-          </w:r>
-          <w:r>
-            <w:instrText xml:space="preserve"> PAGE   \* MERGEFORMAT </w:instrText>
-          </w:r>
-          <w:r>
-            <w:fldChar w:fldCharType="separate"/>
-          </w:r>
-          <w:r>
-            <w:rPr>
-              <w:rFonts w:ascii="Calibri" w:hAnsi="Calibri"/>
-              <w:bCs/>
-              <w:noProof/>
-            </w:rPr>
-            <w:t>2</w:t>
-          </w:r>
-          <w:r>
-            <w:rPr>
-              <w:rFonts w:ascii="Calibri" w:hAnsi="Calibri"/>
-              <w:bCs/>
-              <w:noProof/>
-            </w:rPr>
-            <w:fldChar w:fldCharType="end"/>
-          </w:r>
-          <w:r>
-            <w:rPr>
-              <w:rFonts w:ascii="Calibri" w:hAnsi="Calibri"/>
-              <w:bCs/>
-            </w:rPr>
-            <w:t xml:space="preserve"> of </w:t>
-          </w:r>
-          <w:r>
-            <w:rPr>
-              <w:rFonts w:ascii="Calibri" w:hAnsi="Calibri"/>
-              <w:bCs/>
-              <w:noProof/>
-            </w:rPr>
-            <w:fldChar w:fldCharType="begin"/>
-          </w:r>
-          <w:r>
-            <w:rPr>
-              <w:rFonts w:ascii="Calibri" w:hAnsi="Calibri"/>
-              <w:bCs/>
-              <w:noProof/>
-            </w:rPr>
-            <w:instrText xml:space="preserve"> SECTIONPAGES   \* MERGEFORMAT </w:instrText>
-          </w:r>
-          <w:r>
-            <w:rPr>
-              <w:rFonts w:ascii="Calibri" w:hAnsi="Calibri"/>
-              <w:bCs/>
-              <w:noProof/>
-            </w:rPr>
-            <w:fldChar w:fldCharType="separate"/>
-          </w:r>
-          <w:r>
-            <w:rPr>
-              <w:rFonts w:ascii="Calibri" w:hAnsi="Calibri"/>
-              <w:bCs/>
-              <w:noProof/>
-            </w:rPr>
-            <w:t>2</w:t>
-          </w:r>
-          <w:r>
-            <w:rPr>
-              <w:rFonts w:ascii="Calibri" w:hAnsi="Calibri"/>
-              <w:bCs/>
-              <w:noProof/>
-            </w:rPr>
-            <w:fldChar w:fldCharType="end"/>
-          </w:r>
-          <w:r>
-            <w:rPr>
-              <w:rFonts w:ascii="Calibri" w:hAnsi="Calibri"/>
-              <w:bCs/>
-            </w:rPr>
-            <w:t>)</w:t>
-          </w:r>
-        </w:p>
-      </w:tc>
-    </w:tr>
-    <w:tr>
-      <w:trPr>
-        <w:cantSplit/>
-        <w:trHeight w:val="288"/>
-      </w:trPr>
-      <w:tc>
-        <w:tcPr>
-          <w:tcW w:w="0" w:type="auto"/>
-        </w:tcPr>
-        <w:p>
-          <w:pPr>
-            <w:rPr>
-              <w:rFonts w:ascii="Calibri" w:hAnsi="Calibri"/>
-              <w:sz w:val="12"/>
-              <w:szCs w:val="12"/>
-            </w:rPr>
-          </w:pPr>
-          <w:r>
-            <w:rPr>
-              <w:rFonts w:ascii="Calibri" w:hAnsi="Calibri"/>
-              <w:sz w:val="12"/>
-              <w:szCs w:val="12"/>
-            </w:rPr>
-            <w:t>Project Name:</w:t>
-          </w:r>
-        </w:p>
-      </w:tc>
-      <w:tc>
-        <w:tcPr>
-          <w:tcW w:w="1655" w:type="pct"/>
-        </w:tcPr>
-        <w:p>
-          <w:pPr>
-            <w:rPr>
-              <w:rFonts w:ascii="Calibri" w:hAnsi="Calibri"/>
-              <w:sz w:val="12"/>
-              <w:szCs w:val="12"/>
-            </w:rPr>
-          </w:pPr>
-          <w:r>
-            <w:rPr>
-              <w:rFonts w:ascii="Calibri" w:hAnsi="Calibri"/>
-              <w:sz w:val="12"/>
-              <w:szCs w:val="12"/>
-            </w:rPr>
-            <w:t>Enforcement Agency:</w:t>
-          </w:r>
-        </w:p>
-      </w:tc>
-      <w:tc>
-        <w:tcPr>
-          <w:tcW w:w="984" w:type="pct"/>
-        </w:tcPr>
-        <w:p>
-          <w:pPr>
-            <w:rPr>
-              <w:rFonts w:ascii="Calibri" w:hAnsi="Calibri"/>
-              <w:sz w:val="12"/>
-              <w:szCs w:val="12"/>
-            </w:rPr>
-          </w:pPr>
-          <w:r>
-            <w:rPr>
-              <w:rFonts w:ascii="Calibri" w:hAnsi="Calibri"/>
-              <w:sz w:val="12"/>
-              <w:szCs w:val="12"/>
-            </w:rPr>
-            <w:t>Permit Number:</w:t>
-          </w:r>
-        </w:p>
-      </w:tc>
-    </w:tr>
-    <w:tr>
-      <w:trPr>
-        <w:cantSplit/>
-        <w:trHeight w:val="288"/>
-      </w:trPr>
-      <w:tc>
-        <w:tcPr>
-          <w:tcW w:w="0" w:type="auto"/>
-        </w:tcPr>
-        <w:p>
-          <w:pPr>
-            <w:rPr>
-              <w:rFonts w:ascii="Calibri" w:hAnsi="Calibri"/>
-              <w:sz w:val="12"/>
-              <w:szCs w:val="12"/>
-              <w:vertAlign w:val="superscript"/>
-            </w:rPr>
-          </w:pPr>
-          <w:r>
-            <w:rPr>
-              <w:rFonts w:ascii="Calibri" w:hAnsi="Calibri"/>
-              <w:sz w:val="12"/>
-              <w:szCs w:val="12"/>
-            </w:rPr>
-            <w:t>Dwelling Address:</w:t>
-          </w:r>
-        </w:p>
-      </w:tc>
-      <w:tc>
-        <w:tcPr>
-          <w:tcW w:w="1655" w:type="pct"/>
-        </w:tcPr>
-        <w:p>
-          <w:pPr>
-            <w:rPr>
-              <w:rFonts w:ascii="Calibri" w:hAnsi="Calibri"/>
-              <w:sz w:val="12"/>
-              <w:szCs w:val="12"/>
-              <w:vertAlign w:val="superscript"/>
-            </w:rPr>
-          </w:pPr>
-          <w:r>
-            <w:rPr>
-              <w:rFonts w:ascii="Calibri" w:hAnsi="Calibri"/>
-              <w:sz w:val="12"/>
-              <w:szCs w:val="12"/>
-            </w:rPr>
-            <w:t>City</w:t>
-          </w:r>
-          <w:r>
-            <w:rPr>
-              <w:rFonts w:ascii="Calibri" w:hAnsi="Calibri"/>
-              <w:sz w:val="12"/>
-              <w:szCs w:val="12"/>
-            </w:rPr>
-            <w:t>:</w:t>
-          </w:r>
-        </w:p>
-      </w:tc>
-      <w:tc>
-        <w:tcPr>
-          <w:tcW w:w="984" w:type="pct"/>
-        </w:tcPr>
-        <w:p>
-          <w:pPr>
-            <w:rPr>
-              <w:rFonts w:ascii="Calibri" w:hAnsi="Calibri"/>
-              <w:sz w:val="12"/>
-              <w:szCs w:val="12"/>
-              <w:vertAlign w:val="superscript"/>
-            </w:rPr>
-          </w:pPr>
-          <w:r>
-            <w:rPr>
-              <w:rFonts w:ascii="Calibri" w:hAnsi="Calibri"/>
-              <w:sz w:val="12"/>
-              <w:szCs w:val="12"/>
-            </w:rPr>
-            <w:t>Zip Code</w:t>
-          </w:r>
-          <w:r>
-            <w:rPr>
-              <w:rFonts w:ascii="Calibri" w:hAnsi="Calibri"/>
-              <w:sz w:val="12"/>
-              <w:szCs w:val="12"/>
-            </w:rPr>
-            <w:t>:</w:t>
-          </w:r>
-        </w:p>
-      </w:tc>
-    </w:tr>
-  </w:tbl>
-  <w:p>
-    <w:pPr>
-      <w:pStyle w:val="Header"/>
-    </w:pPr>
   </w:p>
 </w:hdr>
 </file>
 
 <file path=word/header3.xml><?xml version="1.0" encoding="utf-8"?>
-<w:hdr xmlns:wpc="http://schemas.microsoft.com/office/word/2010/wordprocessingCanvas" xmlns:cx="http://schemas.microsoft.com/office/drawing/2014/chartex" xmlns:cx1="http://schemas.microsoft.com/office/drawing/2015/9/8/chartex" xmlns:cx2="http://schemas.microsoft.com/office/drawing/2015/10/21/chartex" xmlns:cx3="http://schemas.microsoft.com/office/drawing/2016/5/9/chartex" xmlns:cx4="http://schemas.microsoft.com/office/drawing/2016/5/10/chartex" xmlns:cx5="http://schemas.microsoft.com/office/drawing/2016/5/11/chartex" xmlns:cx6="http://schemas.microsoft.com/office/drawing/2016/5/12/chartex" xmlns:cx7="http://schemas.microsoft.com/office/drawing/2016/5/13/chartex" xmlns:cx8="http://schemas.microsoft.com/office/drawing/2016/5/14/chartex" xmlns:mc="http://schemas.openxmlformats.org/markup-compatibility/2006" xmlns:aink="http://schemas.microsoft.com/office/drawing/2016/ink" xmlns:am3d="http://schemas.microsoft.com/office/drawing/2017/model3d" xmlns:o="urn:schemas-microsoft-com:office:office" xmlns:r="http://schemas.openxmlformats.org/officeDocument/2006/relationships" xmlns:m="http://schemas.openxmlformats.org/officeDocument/2006/math" xmlns:v="urn:schemas-microsoft-com:vml" xmlns:wp14="http://schemas.microsoft.com/office/word/2010/wordprocessingDrawing" xmlns:wp="http://schemas.openxmlformats.org/drawingml/2006/wordprocessingDrawing" xmlns:w10="urn:schemas-microsoft-com:office:word" xmlns:w="http://schemas.openxmlformats.org/wordprocessingml/2006/main" xmlns:w14="http://schemas.microsoft.com/office/word/2010/wordml" xmlns:w15="http://schemas.microsoft.com/office/word/2012/wordml" xmlns:w16cex="http://schemas.microsoft.com/office/word/2018/wordml/cex" xmlns:w16cid="http://schemas.microsoft.com/office/word/2016/wordml/cid" xmlns:w16="http://schemas.microsoft.com/office/word/2018/wordml" xmlns:w16sdtdh="http://schemas.microsoft.com/office/word/2020/wordml/sdtdatahash" xmlns:w16se="http://schemas.microsoft.com/office/word/2015/wordml/symex" xmlns:wpg="http://schemas.microsoft.com/office/word/2010/wordprocessingGroup" xmlns:wpi="http://schemas.microsoft.com/office/word/2010/wordprocessingInk" xmlns:wne="http://schemas.microsoft.com/office/word/2006/wordml" xmlns:wps="http://schemas.microsoft.com/office/word/2010/wordprocessingShape" mc:Ignorable="w14 w15 w16se w16cid w16 w16cex w16sdtdh wp14">
+<w:hdr xmlns:wpc="http://schemas.microsoft.com/office/word/2010/wordprocessingCanvas" xmlns:cx="http://schemas.microsoft.com/office/drawing/2014/chartex" xmlns:cx1="http://schemas.microsoft.com/office/drawing/2015/9/8/chartex" xmlns:cx2="http://schemas.microsoft.com/office/drawing/2015/10/21/chartex" xmlns:cx3="http://schemas.microsoft.com/office/drawing/2016/5/9/chartex" xmlns:cx4="http://schemas.microsoft.com/office/drawing/2016/5/10/chartex" xmlns:cx5="http://schemas.microsoft.com/office/drawing/2016/5/11/chartex" xmlns:cx6="http://schemas.microsoft.com/office/drawing/2016/5/12/chartex" xmlns:cx7="http://schemas.microsoft.com/office/drawing/2016/5/13/chartex" xmlns:cx8="http://schemas.microsoft.com/office/drawing/2016/5/14/chartex" xmlns:mc="http://schemas.openxmlformats.org/markup-compatibility/2006" xmlns:aink="http://schemas.microsoft.com/office/drawing/2016/ink" xmlns:am3d="http://schemas.microsoft.com/office/drawing/2017/model3d" xmlns:o="urn:schemas-microsoft-com:office:office" xmlns:oel="http://schemas.microsoft.com/office/2019/extlst" xmlns:r="http://schemas.openxmlformats.org/officeDocument/2006/relationships" xmlns:m="http://schemas.openxmlformats.org/officeDocument/2006/math" xmlns:v="urn:schemas-microsoft-com:vml" xmlns:wp14="http://schemas.microsoft.com/office/word/2010/wordprocessingDrawing" xmlns:wp="http://schemas.openxmlformats.org/drawingml/2006/wordprocessingDrawing" xmlns:w10="urn:schemas-microsoft-com:office:word" xmlns:w="http://schemas.openxmlformats.org/wordprocessingml/2006/main" xmlns:w14="http://schemas.microsoft.com/office/word/2010/wordml" xmlns:w15="http://schemas.microsoft.com/office/word/2012/wordml" xmlns:w16cex="http://schemas.microsoft.com/office/word/2018/wordml/cex" xmlns:w16cid="http://schemas.microsoft.com/office/word/2016/wordml/cid" xmlns:w16="http://schemas.microsoft.com/office/word/2018/wordml" xmlns:w16sdtdh="http://schemas.microsoft.com/office/word/2020/wordml/sdtdatahash" xmlns:w16se="http://schemas.microsoft.com/office/word/2015/wordml/symex" xmlns:wpg="http://schemas.microsoft.com/office/word/2010/wordprocessingGroup" xmlns:wpi="http://schemas.microsoft.com/office/word/2010/wordprocessingInk" xmlns:wne="http://schemas.microsoft.com/office/word/2006/wordml" xmlns:wps="http://schemas.microsoft.com/office/word/2010/wordprocessingShape" mc:Ignorable="w14 w15 w16se w16cid w16 w16cex w16sdtdh wp14">
   <w:tbl>
     <w:tblPr>
       <w:tblW w:w="5004" w:type="pct"/>
@@ -15685,28 +13059,15 @@
               <w:sz w:val="20"/>
             </w:rPr>
           </w:pPr>
-          <w:del w:id="19" w:author="Alhabibi, Haider@Energy" w:date="2022-02-24T11:32:00Z">
-            <w:r>
-              <w:rPr>
-                <w:rFonts w:ascii="Calibri" w:hAnsi="Calibri"/>
-                <w:b w:val="0"/>
-                <w:bCs/>
-                <w:sz w:val="20"/>
-              </w:rPr>
-              <w:delText>CF2R</w:delText>
-            </w:r>
-          </w:del>
-          <w:ins w:id="20" w:author="Alhabibi, Haider@Energy" w:date="2022-02-24T11:32:00Z">
-            <w:r>
-              <w:rPr>
-                <w:rFonts w:ascii="Calibri" w:hAnsi="Calibri"/>
-                <w:b w:val="0"/>
-                <w:bCs/>
-                <w:sz w:val="20"/>
-              </w:rPr>
-              <w:t>LMCI</w:t>
-            </w:r>
-          </w:ins>
+          <w:r>
+            <w:rPr>
+              <w:rFonts w:ascii="Calibri" w:hAnsi="Calibri"/>
+              <w:b w:val="0"/>
+              <w:bCs/>
+              <w:sz w:val="20"/>
+            </w:rPr>
+            <w:t>LMCI</w:t>
+          </w:r>
           <w:r>
             <w:rPr>
               <w:rFonts w:ascii="Calibri" w:hAnsi="Calibri"/>
@@ -16039,7 +13400,7 @@
           <v:path o:extrusionok="f" gradientshapeok="t" o:connecttype="rect"/>
           <o:lock v:ext="edit" aspectratio="t"/>
         </v:shapetype>
-        <v:shape id="WordPictureWatermark21379500" o:spid="_x0000_s2061" type="#_x0000_t75" style="position:absolute;margin-left:0;margin-top:0;width:10in;height:540pt;z-index:-251658239;mso-position-horizontal:center;mso-position-horizontal-relative:margin;mso-position-vertical:center;mso-position-vertical-relative:margin" o:allowincell="f">
+        <v:shape id="WordPictureWatermark21379500" o:spid="_x0000_s1037" type="#_x0000_t75" style="position:absolute;margin-left:0;margin-top:0;width:10in;height:540pt;z-index:-251658239;mso-position-horizontal:center;mso-position-horizontal-relative:margin;mso-position-vertical:center;mso-position-vertical-relative:margin" o:allowincell="f">
           <v:imagedata r:id="rId1" o:title="Watermark" gain="19661f" blacklevel="22938f"/>
           <w10:wrap anchorx="margin" anchory="margin"/>
         </v:shape>
@@ -16050,7 +13411,7 @@
 </file>
 
 <file path=word/header4.xml><?xml version="1.0" encoding="utf-8"?>
-<w:hdr xmlns:wpc="http://schemas.microsoft.com/office/word/2010/wordprocessingCanvas" xmlns:cx="http://schemas.microsoft.com/office/drawing/2014/chartex" xmlns:cx1="http://schemas.microsoft.com/office/drawing/2015/9/8/chartex" xmlns:cx2="http://schemas.microsoft.com/office/drawing/2015/10/21/chartex" xmlns:cx3="http://schemas.microsoft.com/office/drawing/2016/5/9/chartex" xmlns:cx4="http://schemas.microsoft.com/office/drawing/2016/5/10/chartex" xmlns:cx5="http://schemas.microsoft.com/office/drawing/2016/5/11/chartex" xmlns:cx6="http://schemas.microsoft.com/office/drawing/2016/5/12/chartex" xmlns:cx7="http://schemas.microsoft.com/office/drawing/2016/5/13/chartex" xmlns:cx8="http://schemas.microsoft.com/office/drawing/2016/5/14/chartex" xmlns:mc="http://schemas.openxmlformats.org/markup-compatibility/2006" xmlns:aink="http://schemas.microsoft.com/office/drawing/2016/ink" xmlns:am3d="http://schemas.microsoft.com/office/drawing/2017/model3d" xmlns:o="urn:schemas-microsoft-com:office:office" xmlns:r="http://schemas.openxmlformats.org/officeDocument/2006/relationships" xmlns:m="http://schemas.openxmlformats.org/officeDocument/2006/math" xmlns:v="urn:schemas-microsoft-com:vml" xmlns:wp14="http://schemas.microsoft.com/office/word/2010/wordprocessingDrawing" xmlns:wp="http://schemas.openxmlformats.org/drawingml/2006/wordprocessingDrawing" xmlns:w10="urn:schemas-microsoft-com:office:word" xmlns:w="http://schemas.openxmlformats.org/wordprocessingml/2006/main" xmlns:w14="http://schemas.microsoft.com/office/word/2010/wordml" xmlns:w15="http://schemas.microsoft.com/office/word/2012/wordml" xmlns:w16cex="http://schemas.microsoft.com/office/word/2018/wordml/cex" xmlns:w16cid="http://schemas.microsoft.com/office/word/2016/wordml/cid" xmlns:w16="http://schemas.microsoft.com/office/word/2018/wordml" xmlns:w16sdtdh="http://schemas.microsoft.com/office/word/2020/wordml/sdtdatahash" xmlns:w16se="http://schemas.microsoft.com/office/word/2015/wordml/symex" xmlns:wpg="http://schemas.microsoft.com/office/word/2010/wordprocessingGroup" xmlns:wpi="http://schemas.microsoft.com/office/word/2010/wordprocessingInk" xmlns:wne="http://schemas.microsoft.com/office/word/2006/wordml" xmlns:wps="http://schemas.microsoft.com/office/word/2010/wordprocessingShape" mc:Ignorable="w14 w15 w16se w16cid w16 w16cex w16sdtdh wp14">
+<w:hdr xmlns:wpc="http://schemas.microsoft.com/office/word/2010/wordprocessingCanvas" xmlns:cx="http://schemas.microsoft.com/office/drawing/2014/chartex" xmlns:cx1="http://schemas.microsoft.com/office/drawing/2015/9/8/chartex" xmlns:cx2="http://schemas.microsoft.com/office/drawing/2015/10/21/chartex" xmlns:cx3="http://schemas.microsoft.com/office/drawing/2016/5/9/chartex" xmlns:cx4="http://schemas.microsoft.com/office/drawing/2016/5/10/chartex" xmlns:cx5="http://schemas.microsoft.com/office/drawing/2016/5/11/chartex" xmlns:cx6="http://schemas.microsoft.com/office/drawing/2016/5/12/chartex" xmlns:cx7="http://schemas.microsoft.com/office/drawing/2016/5/13/chartex" xmlns:cx8="http://schemas.microsoft.com/office/drawing/2016/5/14/chartex" xmlns:mc="http://schemas.openxmlformats.org/markup-compatibility/2006" xmlns:aink="http://schemas.microsoft.com/office/drawing/2016/ink" xmlns:am3d="http://schemas.microsoft.com/office/drawing/2017/model3d" xmlns:o="urn:schemas-microsoft-com:office:office" xmlns:oel="http://schemas.microsoft.com/office/2019/extlst" xmlns:r="http://schemas.openxmlformats.org/officeDocument/2006/relationships" xmlns:m="http://schemas.openxmlformats.org/officeDocument/2006/math" xmlns:v="urn:schemas-microsoft-com:vml" xmlns:wp14="http://schemas.microsoft.com/office/word/2010/wordprocessingDrawing" xmlns:wp="http://schemas.openxmlformats.org/drawingml/2006/wordprocessingDrawing" xmlns:w10="urn:schemas-microsoft-com:office:word" xmlns:w="http://schemas.openxmlformats.org/wordprocessingml/2006/main" xmlns:w14="http://schemas.microsoft.com/office/word/2010/wordml" xmlns:w15="http://schemas.microsoft.com/office/word/2012/wordml" xmlns:w16cex="http://schemas.microsoft.com/office/word/2018/wordml/cex" xmlns:w16cid="http://schemas.microsoft.com/office/word/2016/wordml/cid" xmlns:w16="http://schemas.microsoft.com/office/word/2018/wordml" xmlns:w16sdtdh="http://schemas.microsoft.com/office/word/2020/wordml/sdtdatahash" xmlns:w16se="http://schemas.microsoft.com/office/word/2015/wordml/symex" xmlns:wpg="http://schemas.microsoft.com/office/word/2010/wordprocessingGroup" xmlns:wpi="http://schemas.microsoft.com/office/word/2010/wordprocessingInk" xmlns:wne="http://schemas.microsoft.com/office/word/2006/wordml" xmlns:wps="http://schemas.microsoft.com/office/word/2010/wordprocessingShape" mc:Ignorable="w14 w15 w16se w16cid w16 w16cex w16sdtdh wp14">
   <w:p>
     <w:pPr>
       <w:pStyle w:val="Header"/>
@@ -16079,7 +13440,7 @@
           <v:path o:extrusionok="f" gradientshapeok="t" o:connecttype="rect"/>
           <o:lock v:ext="edit" aspectratio="t"/>
         </v:shapetype>
-        <v:shape id="WordPictureWatermark21379504" o:spid="_x0000_s2053" type="#_x0000_t75" style="position:absolute;margin-left:0;margin-top:0;width:10in;height:540pt;z-index:-251658235;mso-position-horizontal:center;mso-position-horizontal-relative:margin;mso-position-vertical:center;mso-position-vertical-relative:margin" o:allowincell="f">
+        <v:shape id="WordPictureWatermark21379504" o:spid="_x0000_s1029" type="#_x0000_t75" style="position:absolute;margin-left:0;margin-top:0;width:10in;height:540pt;z-index:-251658235;mso-position-horizontal:center;mso-position-horizontal-relative:margin;mso-position-vertical:center;mso-position-vertical-relative:margin" o:allowincell="f">
           <v:imagedata r:id="rId1" o:title="Watermark" gain="19661f" blacklevel="22938f"/>
           <w10:wrap anchorx="margin" anchory="margin"/>
         </v:shape>
@@ -16090,7 +13451,7 @@
 </file>
 
 <file path=word/header5.xml><?xml version="1.0" encoding="utf-8"?>
-<w:hdr xmlns:wpc="http://schemas.microsoft.com/office/word/2010/wordprocessingCanvas" xmlns:cx="http://schemas.microsoft.com/office/drawing/2014/chartex" xmlns:cx1="http://schemas.microsoft.com/office/drawing/2015/9/8/chartex" xmlns:cx2="http://schemas.microsoft.com/office/drawing/2015/10/21/chartex" xmlns:cx3="http://schemas.microsoft.com/office/drawing/2016/5/9/chartex" xmlns:cx4="http://schemas.microsoft.com/office/drawing/2016/5/10/chartex" xmlns:cx5="http://schemas.microsoft.com/office/drawing/2016/5/11/chartex" xmlns:cx6="http://schemas.microsoft.com/office/drawing/2016/5/12/chartex" xmlns:cx7="http://schemas.microsoft.com/office/drawing/2016/5/13/chartex" xmlns:cx8="http://schemas.microsoft.com/office/drawing/2016/5/14/chartex" xmlns:mc="http://schemas.openxmlformats.org/markup-compatibility/2006" xmlns:aink="http://schemas.microsoft.com/office/drawing/2016/ink" xmlns:am3d="http://schemas.microsoft.com/office/drawing/2017/model3d" xmlns:o="urn:schemas-microsoft-com:office:office" xmlns:r="http://schemas.openxmlformats.org/officeDocument/2006/relationships" xmlns:m="http://schemas.openxmlformats.org/officeDocument/2006/math" xmlns:v="urn:schemas-microsoft-com:vml" xmlns:wp14="http://schemas.microsoft.com/office/word/2010/wordprocessingDrawing" xmlns:wp="http://schemas.openxmlformats.org/drawingml/2006/wordprocessingDrawing" xmlns:w10="urn:schemas-microsoft-com:office:word" xmlns:w="http://schemas.openxmlformats.org/wordprocessingml/2006/main" xmlns:w14="http://schemas.microsoft.com/office/word/2010/wordml" xmlns:w15="http://schemas.microsoft.com/office/word/2012/wordml" xmlns:w16cex="http://schemas.microsoft.com/office/word/2018/wordml/cex" xmlns:w16cid="http://schemas.microsoft.com/office/word/2016/wordml/cid" xmlns:w16="http://schemas.microsoft.com/office/word/2018/wordml" xmlns:w16sdtdh="http://schemas.microsoft.com/office/word/2020/wordml/sdtdatahash" xmlns:w16se="http://schemas.microsoft.com/office/word/2015/wordml/symex" xmlns:wpg="http://schemas.microsoft.com/office/word/2010/wordprocessingGroup" xmlns:wpi="http://schemas.microsoft.com/office/word/2010/wordprocessingInk" xmlns:wne="http://schemas.microsoft.com/office/word/2006/wordml" xmlns:wps="http://schemas.microsoft.com/office/word/2010/wordprocessingShape" mc:Ignorable="w14 w15 w16se w16cid w16 w16cex w16sdtdh wp14">
+<w:hdr xmlns:wpc="http://schemas.microsoft.com/office/word/2010/wordprocessingCanvas" xmlns:cx="http://schemas.microsoft.com/office/drawing/2014/chartex" xmlns:cx1="http://schemas.microsoft.com/office/drawing/2015/9/8/chartex" xmlns:cx2="http://schemas.microsoft.com/office/drawing/2015/10/21/chartex" xmlns:cx3="http://schemas.microsoft.com/office/drawing/2016/5/9/chartex" xmlns:cx4="http://schemas.microsoft.com/office/drawing/2016/5/10/chartex" xmlns:cx5="http://schemas.microsoft.com/office/drawing/2016/5/11/chartex" xmlns:cx6="http://schemas.microsoft.com/office/drawing/2016/5/12/chartex" xmlns:cx7="http://schemas.microsoft.com/office/drawing/2016/5/13/chartex" xmlns:cx8="http://schemas.microsoft.com/office/drawing/2016/5/14/chartex" xmlns:mc="http://schemas.openxmlformats.org/markup-compatibility/2006" xmlns:aink="http://schemas.microsoft.com/office/drawing/2016/ink" xmlns:am3d="http://schemas.microsoft.com/office/drawing/2017/model3d" xmlns:o="urn:schemas-microsoft-com:office:office" xmlns:oel="http://schemas.microsoft.com/office/2019/extlst" xmlns:r="http://schemas.openxmlformats.org/officeDocument/2006/relationships" xmlns:m="http://schemas.openxmlformats.org/officeDocument/2006/math" xmlns:v="urn:schemas-microsoft-com:vml" xmlns:wp14="http://schemas.microsoft.com/office/word/2010/wordprocessingDrawing" xmlns:wp="http://schemas.openxmlformats.org/drawingml/2006/wordprocessingDrawing" xmlns:w10="urn:schemas-microsoft-com:office:word" xmlns:w="http://schemas.openxmlformats.org/wordprocessingml/2006/main" xmlns:w14="http://schemas.microsoft.com/office/word/2010/wordml" xmlns:w15="http://schemas.microsoft.com/office/word/2012/wordml" xmlns:w16cex="http://schemas.microsoft.com/office/word/2018/wordml/cex" xmlns:w16cid="http://schemas.microsoft.com/office/word/2016/wordml/cid" xmlns:w16="http://schemas.microsoft.com/office/word/2018/wordml" xmlns:w16sdtdh="http://schemas.microsoft.com/office/word/2020/wordml/sdtdatahash" xmlns:w16se="http://schemas.microsoft.com/office/word/2015/wordml/symex" xmlns:wpg="http://schemas.microsoft.com/office/word/2010/wordprocessingGroup" xmlns:wpi="http://schemas.microsoft.com/office/word/2010/wordprocessingInk" xmlns:wne="http://schemas.microsoft.com/office/word/2006/wordml" xmlns:wps="http://schemas.microsoft.com/office/word/2010/wordprocessingShape" mc:Ignorable="w14 w15 w16se w16cid w16 w16cex w16sdtdh wp14">
   <w:tbl>
     <w:tblPr>
       <w:tblW w:w="5004" w:type="pct"/>
@@ -16171,28 +13532,15 @@
               <w:sz w:val="20"/>
             </w:rPr>
           </w:pPr>
-          <w:del w:id="43" w:author="Alhabibi, Haider@Energy" w:date="2022-02-24T11:32:00Z">
-            <w:r>
-              <w:rPr>
-                <w:rFonts w:ascii="Calibri" w:hAnsi="Calibri"/>
-                <w:b w:val="0"/>
-                <w:bCs/>
-                <w:sz w:val="20"/>
-              </w:rPr>
-              <w:delText>CF2R</w:delText>
-            </w:r>
-          </w:del>
-          <w:ins w:id="44" w:author="Alhabibi, Haider@Energy" w:date="2022-02-24T11:32:00Z">
-            <w:r>
-              <w:rPr>
-                <w:rFonts w:ascii="Calibri" w:hAnsi="Calibri"/>
-                <w:b w:val="0"/>
-                <w:bCs/>
-                <w:sz w:val="20"/>
-              </w:rPr>
-              <w:t>LMCI</w:t>
-            </w:r>
-          </w:ins>
+          <w:r>
+            <w:rPr>
+              <w:rFonts w:ascii="Calibri" w:hAnsi="Calibri"/>
+              <w:b w:val="0"/>
+              <w:bCs/>
+              <w:sz w:val="20"/>
+            </w:rPr>
+            <w:t>LMCI</w:t>
+          </w:r>
           <w:r>
             <w:rPr>
               <w:rFonts w:ascii="Calibri" w:hAnsi="Calibri"/>
@@ -16385,7 +13733,7 @@
           <v:path o:extrusionok="f" gradientshapeok="t" o:connecttype="rect"/>
           <o:lock v:ext="edit" aspectratio="t"/>
         </v:shapetype>
-        <v:shape id="WordPictureWatermark21379505" o:spid="_x0000_s2060" type="#_x0000_t75" style="position:absolute;margin-left:0;margin-top:0;width:10in;height:540pt;z-index:-251658234;mso-position-horizontal:center;mso-position-horizontal-relative:margin;mso-position-vertical:center;mso-position-vertical-relative:margin" o:allowincell="f">
+        <v:shape id="WordPictureWatermark21379505" o:spid="_x0000_s1036" type="#_x0000_t75" style="position:absolute;margin-left:0;margin-top:0;width:10in;height:540pt;z-index:-251658234;mso-position-horizontal:center;mso-position-horizontal-relative:margin;mso-position-vertical:center;mso-position-vertical-relative:margin" o:allowincell="f">
           <v:imagedata r:id="rId1" o:title="Watermark" gain="19661f" blacklevel="22938f"/>
           <w10:wrap anchorx="margin" anchory="margin"/>
         </v:shape>
@@ -16396,7 +13744,7 @@
 </file>
 
 <file path=word/header6.xml><?xml version="1.0" encoding="utf-8"?>
-<w:hdr xmlns:wpc="http://schemas.microsoft.com/office/word/2010/wordprocessingCanvas" xmlns:cx="http://schemas.microsoft.com/office/drawing/2014/chartex" xmlns:cx1="http://schemas.microsoft.com/office/drawing/2015/9/8/chartex" xmlns:cx2="http://schemas.microsoft.com/office/drawing/2015/10/21/chartex" xmlns:cx3="http://schemas.microsoft.com/office/drawing/2016/5/9/chartex" xmlns:cx4="http://schemas.microsoft.com/office/drawing/2016/5/10/chartex" xmlns:cx5="http://schemas.microsoft.com/office/drawing/2016/5/11/chartex" xmlns:cx6="http://schemas.microsoft.com/office/drawing/2016/5/12/chartex" xmlns:cx7="http://schemas.microsoft.com/office/drawing/2016/5/13/chartex" xmlns:cx8="http://schemas.microsoft.com/office/drawing/2016/5/14/chartex" xmlns:mc="http://schemas.openxmlformats.org/markup-compatibility/2006" xmlns:aink="http://schemas.microsoft.com/office/drawing/2016/ink" xmlns:am3d="http://schemas.microsoft.com/office/drawing/2017/model3d" xmlns:o="urn:schemas-microsoft-com:office:office" xmlns:r="http://schemas.openxmlformats.org/officeDocument/2006/relationships" xmlns:m="http://schemas.openxmlformats.org/officeDocument/2006/math" xmlns:v="urn:schemas-microsoft-com:vml" xmlns:wp14="http://schemas.microsoft.com/office/word/2010/wordprocessingDrawing" xmlns:wp="http://schemas.openxmlformats.org/drawingml/2006/wordprocessingDrawing" xmlns:w10="urn:schemas-microsoft-com:office:word" xmlns:w="http://schemas.openxmlformats.org/wordprocessingml/2006/main" xmlns:w14="http://schemas.microsoft.com/office/word/2010/wordml" xmlns:w15="http://schemas.microsoft.com/office/word/2012/wordml" xmlns:w16cex="http://schemas.microsoft.com/office/word/2018/wordml/cex" xmlns:w16cid="http://schemas.microsoft.com/office/word/2016/wordml/cid" xmlns:w16="http://schemas.microsoft.com/office/word/2018/wordml" xmlns:w16sdtdh="http://schemas.microsoft.com/office/word/2020/wordml/sdtdatahash" xmlns:w16se="http://schemas.microsoft.com/office/word/2015/wordml/symex" xmlns:wpg="http://schemas.microsoft.com/office/word/2010/wordprocessingGroup" xmlns:wpi="http://schemas.microsoft.com/office/word/2010/wordprocessingInk" xmlns:wne="http://schemas.microsoft.com/office/word/2006/wordml" xmlns:wps="http://schemas.microsoft.com/office/word/2010/wordprocessingShape" mc:Ignorable="w14 w15 w16se w16cid w16 w16cex w16sdtdh wp14">
+<w:hdr xmlns:wpc="http://schemas.microsoft.com/office/word/2010/wordprocessingCanvas" xmlns:cx="http://schemas.microsoft.com/office/drawing/2014/chartex" xmlns:cx1="http://schemas.microsoft.com/office/drawing/2015/9/8/chartex" xmlns:cx2="http://schemas.microsoft.com/office/drawing/2015/10/21/chartex" xmlns:cx3="http://schemas.microsoft.com/office/drawing/2016/5/9/chartex" xmlns:cx4="http://schemas.microsoft.com/office/drawing/2016/5/10/chartex" xmlns:cx5="http://schemas.microsoft.com/office/drawing/2016/5/11/chartex" xmlns:cx6="http://schemas.microsoft.com/office/drawing/2016/5/12/chartex" xmlns:cx7="http://schemas.microsoft.com/office/drawing/2016/5/13/chartex" xmlns:cx8="http://schemas.microsoft.com/office/drawing/2016/5/14/chartex" xmlns:mc="http://schemas.openxmlformats.org/markup-compatibility/2006" xmlns:aink="http://schemas.microsoft.com/office/drawing/2016/ink" xmlns:am3d="http://schemas.microsoft.com/office/drawing/2017/model3d" xmlns:o="urn:schemas-microsoft-com:office:office" xmlns:oel="http://schemas.microsoft.com/office/2019/extlst" xmlns:r="http://schemas.openxmlformats.org/officeDocument/2006/relationships" xmlns:m="http://schemas.openxmlformats.org/officeDocument/2006/math" xmlns:v="urn:schemas-microsoft-com:vml" xmlns:wp14="http://schemas.microsoft.com/office/word/2010/wordprocessingDrawing" xmlns:wp="http://schemas.openxmlformats.org/drawingml/2006/wordprocessingDrawing" xmlns:w10="urn:schemas-microsoft-com:office:word" xmlns:w="http://schemas.openxmlformats.org/wordprocessingml/2006/main" xmlns:w14="http://schemas.microsoft.com/office/word/2010/wordml" xmlns:w15="http://schemas.microsoft.com/office/word/2012/wordml" xmlns:w16cex="http://schemas.microsoft.com/office/word/2018/wordml/cex" xmlns:w16cid="http://schemas.microsoft.com/office/word/2016/wordml/cid" xmlns:w16="http://schemas.microsoft.com/office/word/2018/wordml" xmlns:w16sdtdh="http://schemas.microsoft.com/office/word/2020/wordml/sdtdatahash" xmlns:w16se="http://schemas.microsoft.com/office/word/2015/wordml/symex" xmlns:wpg="http://schemas.microsoft.com/office/word/2010/wordprocessingGroup" xmlns:wpi="http://schemas.microsoft.com/office/word/2010/wordprocessingInk" xmlns:wne="http://schemas.microsoft.com/office/word/2006/wordml" xmlns:wps="http://schemas.microsoft.com/office/word/2010/wordprocessingShape" mc:Ignorable="w14 w15 w16se w16cid w16 w16cex w16sdtdh wp14">
   <w:tbl>
     <w:tblPr>
       <w:tblW w:w="5004" w:type="pct"/>
@@ -16477,28 +13825,15 @@
               <w:sz w:val="20"/>
             </w:rPr>
           </w:pPr>
-          <w:del w:id="51" w:author="Alhabibi, Haider@Energy" w:date="2022-02-24T11:32:00Z">
-            <w:r>
-              <w:rPr>
-                <w:rFonts w:ascii="Calibri" w:hAnsi="Calibri"/>
-                <w:b w:val="0"/>
-                <w:bCs/>
-                <w:sz w:val="20"/>
-              </w:rPr>
-              <w:delText>CF2R</w:delText>
-            </w:r>
-          </w:del>
-          <w:ins w:id="52" w:author="Alhabibi, Haider@Energy" w:date="2022-02-24T11:32:00Z">
-            <w:r>
-              <w:rPr>
-                <w:rFonts w:ascii="Calibri" w:hAnsi="Calibri"/>
-                <w:b w:val="0"/>
-                <w:bCs/>
-                <w:sz w:val="20"/>
-              </w:rPr>
-              <w:t>LMCI</w:t>
-            </w:r>
-          </w:ins>
+          <w:r>
+            <w:rPr>
+              <w:rFonts w:ascii="Calibri" w:hAnsi="Calibri"/>
+              <w:b w:val="0"/>
+              <w:bCs/>
+              <w:sz w:val="20"/>
+            </w:rPr>
+            <w:t>LMCI</w:t>
+          </w:r>
           <w:r>
             <w:rPr>
               <w:rFonts w:ascii="Calibri" w:hAnsi="Calibri"/>
@@ -16684,7 +14019,7 @@
           <v:path o:extrusionok="f" gradientshapeok="t" o:connecttype="rect"/>
           <o:lock v:ext="edit" aspectratio="t"/>
         </v:shapetype>
-        <v:shape id="WordPictureWatermark21379503" o:spid="_x0000_s2059" type="#_x0000_t75" style="position:absolute;margin-left:0;margin-top:0;width:10in;height:540pt;z-index:-251658236;mso-position-horizontal:center;mso-position-horizontal-relative:margin;mso-position-vertical:center;mso-position-vertical-relative:margin" o:allowincell="f">
+        <v:shape id="WordPictureWatermark21379503" o:spid="_x0000_s1035" type="#_x0000_t75" style="position:absolute;margin-left:0;margin-top:0;width:10in;height:540pt;z-index:-251658236;mso-position-horizontal:center;mso-position-horizontal-relative:margin;mso-position-vertical:center;mso-position-vertical-relative:margin" o:allowincell="f">
           <v:imagedata r:id="rId1" o:title="Watermark" gain="19661f" blacklevel="22938f"/>
           <w10:wrap anchorx="margin" anchory="margin"/>
         </v:shape>
@@ -16695,7 +14030,7 @@
 </file>
 
 <file path=word/header7.xml><?xml version="1.0" encoding="utf-8"?>
-<w:hdr xmlns:wpc="http://schemas.microsoft.com/office/word/2010/wordprocessingCanvas" xmlns:cx="http://schemas.microsoft.com/office/drawing/2014/chartex" xmlns:cx1="http://schemas.microsoft.com/office/drawing/2015/9/8/chartex" xmlns:cx2="http://schemas.microsoft.com/office/drawing/2015/10/21/chartex" xmlns:cx3="http://schemas.microsoft.com/office/drawing/2016/5/9/chartex" xmlns:cx4="http://schemas.microsoft.com/office/drawing/2016/5/10/chartex" xmlns:cx5="http://schemas.microsoft.com/office/drawing/2016/5/11/chartex" xmlns:cx6="http://schemas.microsoft.com/office/drawing/2016/5/12/chartex" xmlns:cx7="http://schemas.microsoft.com/office/drawing/2016/5/13/chartex" xmlns:cx8="http://schemas.microsoft.com/office/drawing/2016/5/14/chartex" xmlns:mc="http://schemas.openxmlformats.org/markup-compatibility/2006" xmlns:aink="http://schemas.microsoft.com/office/drawing/2016/ink" xmlns:am3d="http://schemas.microsoft.com/office/drawing/2017/model3d" xmlns:o="urn:schemas-microsoft-com:office:office" xmlns:r="http://schemas.openxmlformats.org/officeDocument/2006/relationships" xmlns:m="http://schemas.openxmlformats.org/officeDocument/2006/math" xmlns:v="urn:schemas-microsoft-com:vml" xmlns:wp14="http://schemas.microsoft.com/office/word/2010/wordprocessingDrawing" xmlns:wp="http://schemas.openxmlformats.org/drawingml/2006/wordprocessingDrawing" xmlns:w10="urn:schemas-microsoft-com:office:word" xmlns:w="http://schemas.openxmlformats.org/wordprocessingml/2006/main" xmlns:w14="http://schemas.microsoft.com/office/word/2010/wordml" xmlns:w15="http://schemas.microsoft.com/office/word/2012/wordml" xmlns:w16cex="http://schemas.microsoft.com/office/word/2018/wordml/cex" xmlns:w16cid="http://schemas.microsoft.com/office/word/2016/wordml/cid" xmlns:w16="http://schemas.microsoft.com/office/word/2018/wordml" xmlns:w16sdtdh="http://schemas.microsoft.com/office/word/2020/wordml/sdtdatahash" xmlns:w16se="http://schemas.microsoft.com/office/word/2015/wordml/symex" xmlns:wpg="http://schemas.microsoft.com/office/word/2010/wordprocessingGroup" xmlns:wpi="http://schemas.microsoft.com/office/word/2010/wordprocessingInk" xmlns:wne="http://schemas.microsoft.com/office/word/2006/wordml" xmlns:wps="http://schemas.microsoft.com/office/word/2010/wordprocessingShape" mc:Ignorable="w14 w15 w16se w16cid w16 w16cex w16sdtdh wp14">
+<w:hdr xmlns:wpc="http://schemas.microsoft.com/office/word/2010/wordprocessingCanvas" xmlns:cx="http://schemas.microsoft.com/office/drawing/2014/chartex" xmlns:cx1="http://schemas.microsoft.com/office/drawing/2015/9/8/chartex" xmlns:cx2="http://schemas.microsoft.com/office/drawing/2015/10/21/chartex" xmlns:cx3="http://schemas.microsoft.com/office/drawing/2016/5/9/chartex" xmlns:cx4="http://schemas.microsoft.com/office/drawing/2016/5/10/chartex" xmlns:cx5="http://schemas.microsoft.com/office/drawing/2016/5/11/chartex" xmlns:cx6="http://schemas.microsoft.com/office/drawing/2016/5/12/chartex" xmlns:cx7="http://schemas.microsoft.com/office/drawing/2016/5/13/chartex" xmlns:cx8="http://schemas.microsoft.com/office/drawing/2016/5/14/chartex" xmlns:mc="http://schemas.openxmlformats.org/markup-compatibility/2006" xmlns:aink="http://schemas.microsoft.com/office/drawing/2016/ink" xmlns:am3d="http://schemas.microsoft.com/office/drawing/2017/model3d" xmlns:o="urn:schemas-microsoft-com:office:office" xmlns:oel="http://schemas.microsoft.com/office/2019/extlst" xmlns:r="http://schemas.openxmlformats.org/officeDocument/2006/relationships" xmlns:m="http://schemas.openxmlformats.org/officeDocument/2006/math" xmlns:v="urn:schemas-microsoft-com:vml" xmlns:wp14="http://schemas.microsoft.com/office/word/2010/wordprocessingDrawing" xmlns:wp="http://schemas.openxmlformats.org/drawingml/2006/wordprocessingDrawing" xmlns:w10="urn:schemas-microsoft-com:office:word" xmlns:w="http://schemas.openxmlformats.org/wordprocessingml/2006/main" xmlns:w14="http://schemas.microsoft.com/office/word/2010/wordml" xmlns:w15="http://schemas.microsoft.com/office/word/2012/wordml" xmlns:w16cex="http://schemas.microsoft.com/office/word/2018/wordml/cex" xmlns:w16cid="http://schemas.microsoft.com/office/word/2016/wordml/cid" xmlns:w16="http://schemas.microsoft.com/office/word/2018/wordml" xmlns:w16sdtdh="http://schemas.microsoft.com/office/word/2020/wordml/sdtdatahash" xmlns:w16se="http://schemas.microsoft.com/office/word/2015/wordml/symex" xmlns:wpg="http://schemas.microsoft.com/office/word/2010/wordprocessingGroup" xmlns:wpi="http://schemas.microsoft.com/office/word/2010/wordprocessingInk" xmlns:wne="http://schemas.microsoft.com/office/word/2006/wordml" xmlns:wps="http://schemas.microsoft.com/office/word/2010/wordprocessingShape" mc:Ignorable="w14 w15 w16se w16cid w16 w16cex w16sdtdh wp14">
   <w:p>
     <w:pPr>
       <w:pStyle w:val="Header"/>
@@ -16724,7 +14059,7 @@
           <v:path o:extrusionok="f" gradientshapeok="t" o:connecttype="rect"/>
           <o:lock v:ext="edit" aspectratio="t"/>
         </v:shapetype>
-        <v:shape id="WordPictureWatermark21379507" o:spid="_x0000_s2056" type="#_x0000_t75" style="position:absolute;margin-left:0;margin-top:0;width:10in;height:540pt;z-index:-251658232;mso-position-horizontal:center;mso-position-horizontal-relative:margin;mso-position-vertical:center;mso-position-vertical-relative:margin" o:allowincell="f">
+        <v:shape id="WordPictureWatermark21379507" o:spid="_x0000_s1032" type="#_x0000_t75" style="position:absolute;margin-left:0;margin-top:0;width:10in;height:540pt;z-index:-251658232;mso-position-horizontal:center;mso-position-horizontal-relative:margin;mso-position-vertical:center;mso-position-vertical-relative:margin" o:allowincell="f">
           <v:imagedata r:id="rId1" o:title="Watermark" gain="19661f" blacklevel="22938f"/>
           <w10:wrap anchorx="margin" anchory="margin"/>
         </v:shape>
@@ -16735,7 +14070,7 @@
 </file>
 
 <file path=word/header8.xml><?xml version="1.0" encoding="utf-8"?>
-<w:hdr xmlns:wpc="http://schemas.microsoft.com/office/word/2010/wordprocessingCanvas" xmlns:cx="http://schemas.microsoft.com/office/drawing/2014/chartex" xmlns:cx1="http://schemas.microsoft.com/office/drawing/2015/9/8/chartex" xmlns:cx2="http://schemas.microsoft.com/office/drawing/2015/10/21/chartex" xmlns:cx3="http://schemas.microsoft.com/office/drawing/2016/5/9/chartex" xmlns:cx4="http://schemas.microsoft.com/office/drawing/2016/5/10/chartex" xmlns:cx5="http://schemas.microsoft.com/office/drawing/2016/5/11/chartex" xmlns:cx6="http://schemas.microsoft.com/office/drawing/2016/5/12/chartex" xmlns:cx7="http://schemas.microsoft.com/office/drawing/2016/5/13/chartex" xmlns:cx8="http://schemas.microsoft.com/office/drawing/2016/5/14/chartex" xmlns:mc="http://schemas.openxmlformats.org/markup-compatibility/2006" xmlns:aink="http://schemas.microsoft.com/office/drawing/2016/ink" xmlns:am3d="http://schemas.microsoft.com/office/drawing/2017/model3d" xmlns:o="urn:schemas-microsoft-com:office:office" xmlns:r="http://schemas.openxmlformats.org/officeDocument/2006/relationships" xmlns:m="http://schemas.openxmlformats.org/officeDocument/2006/math" xmlns:v="urn:schemas-microsoft-com:vml" xmlns:wp14="http://schemas.microsoft.com/office/word/2010/wordprocessingDrawing" xmlns:wp="http://schemas.openxmlformats.org/drawingml/2006/wordprocessingDrawing" xmlns:w10="urn:schemas-microsoft-com:office:word" xmlns:w="http://schemas.openxmlformats.org/wordprocessingml/2006/main" xmlns:w14="http://schemas.microsoft.com/office/word/2010/wordml" xmlns:w15="http://schemas.microsoft.com/office/word/2012/wordml" xmlns:w16cex="http://schemas.microsoft.com/office/word/2018/wordml/cex" xmlns:w16cid="http://schemas.microsoft.com/office/word/2016/wordml/cid" xmlns:w16="http://schemas.microsoft.com/office/word/2018/wordml" xmlns:w16sdtdh="http://schemas.microsoft.com/office/word/2020/wordml/sdtdatahash" xmlns:w16se="http://schemas.microsoft.com/office/word/2015/wordml/symex" xmlns:wpg="http://schemas.microsoft.com/office/word/2010/wordprocessingGroup" xmlns:wpi="http://schemas.microsoft.com/office/word/2010/wordprocessingInk" xmlns:wne="http://schemas.microsoft.com/office/word/2006/wordml" xmlns:wps="http://schemas.microsoft.com/office/word/2010/wordprocessingShape" mc:Ignorable="w14 w15 w16se w16cid w16 w16cex w16sdtdh wp14">
+<w:hdr xmlns:wpc="http://schemas.microsoft.com/office/word/2010/wordprocessingCanvas" xmlns:cx="http://schemas.microsoft.com/office/drawing/2014/chartex" xmlns:cx1="http://schemas.microsoft.com/office/drawing/2015/9/8/chartex" xmlns:cx2="http://schemas.microsoft.com/office/drawing/2015/10/21/chartex" xmlns:cx3="http://schemas.microsoft.com/office/drawing/2016/5/9/chartex" xmlns:cx4="http://schemas.microsoft.com/office/drawing/2016/5/10/chartex" xmlns:cx5="http://schemas.microsoft.com/office/drawing/2016/5/11/chartex" xmlns:cx6="http://schemas.microsoft.com/office/drawing/2016/5/12/chartex" xmlns:cx7="http://schemas.microsoft.com/office/drawing/2016/5/13/chartex" xmlns:cx8="http://schemas.microsoft.com/office/drawing/2016/5/14/chartex" xmlns:mc="http://schemas.openxmlformats.org/markup-compatibility/2006" xmlns:aink="http://schemas.microsoft.com/office/drawing/2016/ink" xmlns:am3d="http://schemas.microsoft.com/office/drawing/2017/model3d" xmlns:o="urn:schemas-microsoft-com:office:office" xmlns:oel="http://schemas.microsoft.com/office/2019/extlst" xmlns:r="http://schemas.openxmlformats.org/officeDocument/2006/relationships" xmlns:m="http://schemas.openxmlformats.org/officeDocument/2006/math" xmlns:v="urn:schemas-microsoft-com:vml" xmlns:wp14="http://schemas.microsoft.com/office/word/2010/wordprocessingDrawing" xmlns:wp="http://schemas.openxmlformats.org/drawingml/2006/wordprocessingDrawing" xmlns:w10="urn:schemas-microsoft-com:office:word" xmlns:w="http://schemas.openxmlformats.org/wordprocessingml/2006/main" xmlns:w14="http://schemas.microsoft.com/office/word/2010/wordml" xmlns:w15="http://schemas.microsoft.com/office/word/2012/wordml" xmlns:w16cex="http://schemas.microsoft.com/office/word/2018/wordml/cex" xmlns:w16cid="http://schemas.microsoft.com/office/word/2016/wordml/cid" xmlns:w16="http://schemas.microsoft.com/office/word/2018/wordml" xmlns:w16sdtdh="http://schemas.microsoft.com/office/word/2020/wordml/sdtdatahash" xmlns:w16se="http://schemas.microsoft.com/office/word/2015/wordml/symex" xmlns:wpg="http://schemas.microsoft.com/office/word/2010/wordprocessingGroup" xmlns:wpi="http://schemas.microsoft.com/office/word/2010/wordprocessingInk" xmlns:wne="http://schemas.microsoft.com/office/word/2006/wordml" xmlns:wps="http://schemas.microsoft.com/office/word/2010/wordprocessingShape" mc:Ignorable="w14 w15 w16se w16cid w16 w16cex w16sdtdh wp14">
   <w:tbl>
     <w:tblPr>
       <w:tblW w:w="5004" w:type="pct"/>
@@ -16825,28 +14160,15 @@
               <w:sz w:val="20"/>
             </w:rPr>
           </w:pPr>
-          <w:del w:id="95" w:author="Alhabibi, Haider@Energy" w:date="2022-02-24T11:32:00Z">
-            <w:r>
-              <w:rPr>
-                <w:rFonts w:ascii="Calibri" w:hAnsi="Calibri"/>
-                <w:b w:val="0"/>
-                <w:bCs/>
-                <w:sz w:val="20"/>
-              </w:rPr>
-              <w:delText>CF2R</w:delText>
-            </w:r>
-          </w:del>
-          <w:ins w:id="96" w:author="Alhabibi, Haider@Energy" w:date="2022-02-24T11:32:00Z">
-            <w:r>
-              <w:rPr>
-                <w:rFonts w:ascii="Calibri" w:hAnsi="Calibri"/>
-                <w:b w:val="0"/>
-                <w:bCs/>
-                <w:sz w:val="20"/>
-              </w:rPr>
-              <w:t>LMCI</w:t>
-            </w:r>
-          </w:ins>
+          <w:r>
+            <w:rPr>
+              <w:rFonts w:ascii="Calibri" w:hAnsi="Calibri"/>
+              <w:b w:val="0"/>
+              <w:bCs/>
+              <w:sz w:val="20"/>
+            </w:rPr>
+            <w:t>LMCI</w:t>
+          </w:r>
           <w:r>
             <w:rPr>
               <w:rFonts w:ascii="Calibri" w:hAnsi="Calibri"/>
@@ -16987,7 +14309,7 @@
               <w:bCs/>
               <w:noProof/>
             </w:rPr>
-            <w:t>5</w:t>
+            <w:t>4</w:t>
           </w:r>
           <w:r>
             <w:rPr>
@@ -17039,7 +14361,7 @@
           <v:path o:extrusionok="f" gradientshapeok="t" o:connecttype="rect"/>
           <o:lock v:ext="edit" aspectratio="t"/>
         </v:shapetype>
-        <v:shape id="WordPictureWatermark21379508" o:spid="_x0000_s2058" type="#_x0000_t75" style="position:absolute;margin-left:0;margin-top:0;width:10in;height:540pt;z-index:-251658231;mso-position-horizontal:center;mso-position-horizontal-relative:margin;mso-position-vertical:center;mso-position-vertical-relative:margin" o:allowincell="f">
+        <v:shape id="WordPictureWatermark21379508" o:spid="_x0000_s1034" type="#_x0000_t75" style="position:absolute;margin-left:0;margin-top:0;width:10in;height:540pt;z-index:-251658231;mso-position-horizontal:center;mso-position-horizontal-relative:margin;mso-position-vertical:center;mso-position-vertical-relative:margin" o:allowincell="f">
           <v:imagedata r:id="rId1" o:title="Watermark" gain="19661f" blacklevel="22938f"/>
           <w10:wrap anchorx="margin" anchory="margin"/>
         </v:shape>
@@ -17050,7 +14372,7 @@
 </file>
 
 <file path=word/header9.xml><?xml version="1.0" encoding="utf-8"?>
-<w:hdr xmlns:wpc="http://schemas.microsoft.com/office/word/2010/wordprocessingCanvas" xmlns:cx="http://schemas.microsoft.com/office/drawing/2014/chartex" xmlns:cx1="http://schemas.microsoft.com/office/drawing/2015/9/8/chartex" xmlns:cx2="http://schemas.microsoft.com/office/drawing/2015/10/21/chartex" xmlns:cx3="http://schemas.microsoft.com/office/drawing/2016/5/9/chartex" xmlns:cx4="http://schemas.microsoft.com/office/drawing/2016/5/10/chartex" xmlns:cx5="http://schemas.microsoft.com/office/drawing/2016/5/11/chartex" xmlns:cx6="http://schemas.microsoft.com/office/drawing/2016/5/12/chartex" xmlns:cx7="http://schemas.microsoft.com/office/drawing/2016/5/13/chartex" xmlns:cx8="http://schemas.microsoft.com/office/drawing/2016/5/14/chartex" xmlns:mc="http://schemas.openxmlformats.org/markup-compatibility/2006" xmlns:aink="http://schemas.microsoft.com/office/drawing/2016/ink" xmlns:am3d="http://schemas.microsoft.com/office/drawing/2017/model3d" xmlns:o="urn:schemas-microsoft-com:office:office" xmlns:r="http://schemas.openxmlformats.org/officeDocument/2006/relationships" xmlns:m="http://schemas.openxmlformats.org/officeDocument/2006/math" xmlns:v="urn:schemas-microsoft-com:vml" xmlns:wp14="http://schemas.microsoft.com/office/word/2010/wordprocessingDrawing" xmlns:wp="http://schemas.openxmlformats.org/drawingml/2006/wordprocessingDrawing" xmlns:w10="urn:schemas-microsoft-com:office:word" xmlns:w="http://schemas.openxmlformats.org/wordprocessingml/2006/main" xmlns:w14="http://schemas.microsoft.com/office/word/2010/wordml" xmlns:w15="http://schemas.microsoft.com/office/word/2012/wordml" xmlns:w16cex="http://schemas.microsoft.com/office/word/2018/wordml/cex" xmlns:w16cid="http://schemas.microsoft.com/office/word/2016/wordml/cid" xmlns:w16="http://schemas.microsoft.com/office/word/2018/wordml" xmlns:w16sdtdh="http://schemas.microsoft.com/office/word/2020/wordml/sdtdatahash" xmlns:w16se="http://schemas.microsoft.com/office/word/2015/wordml/symex" xmlns:wpg="http://schemas.microsoft.com/office/word/2010/wordprocessingGroup" xmlns:wpi="http://schemas.microsoft.com/office/word/2010/wordprocessingInk" xmlns:wne="http://schemas.microsoft.com/office/word/2006/wordml" xmlns:wps="http://schemas.microsoft.com/office/word/2010/wordprocessingShape" mc:Ignorable="w14 w15 w16se w16cid w16 w16cex w16sdtdh wp14">
+<w:hdr xmlns:wpc="http://schemas.microsoft.com/office/word/2010/wordprocessingCanvas" xmlns:cx="http://schemas.microsoft.com/office/drawing/2014/chartex" xmlns:cx1="http://schemas.microsoft.com/office/drawing/2015/9/8/chartex" xmlns:cx2="http://schemas.microsoft.com/office/drawing/2015/10/21/chartex" xmlns:cx3="http://schemas.microsoft.com/office/drawing/2016/5/9/chartex" xmlns:cx4="http://schemas.microsoft.com/office/drawing/2016/5/10/chartex" xmlns:cx5="http://schemas.microsoft.com/office/drawing/2016/5/11/chartex" xmlns:cx6="http://schemas.microsoft.com/office/drawing/2016/5/12/chartex" xmlns:cx7="http://schemas.microsoft.com/office/drawing/2016/5/13/chartex" xmlns:cx8="http://schemas.microsoft.com/office/drawing/2016/5/14/chartex" xmlns:mc="http://schemas.openxmlformats.org/markup-compatibility/2006" xmlns:aink="http://schemas.microsoft.com/office/drawing/2016/ink" xmlns:am3d="http://schemas.microsoft.com/office/drawing/2017/model3d" xmlns:o="urn:schemas-microsoft-com:office:office" xmlns:oel="http://schemas.microsoft.com/office/2019/extlst" xmlns:r="http://schemas.openxmlformats.org/officeDocument/2006/relationships" xmlns:m="http://schemas.openxmlformats.org/officeDocument/2006/math" xmlns:v="urn:schemas-microsoft-com:vml" xmlns:wp14="http://schemas.microsoft.com/office/word/2010/wordprocessingDrawing" xmlns:wp="http://schemas.openxmlformats.org/drawingml/2006/wordprocessingDrawing" xmlns:w10="urn:schemas-microsoft-com:office:word" xmlns:w="http://schemas.openxmlformats.org/wordprocessingml/2006/main" xmlns:w14="http://schemas.microsoft.com/office/word/2010/wordml" xmlns:w15="http://schemas.microsoft.com/office/word/2012/wordml" xmlns:w16cex="http://schemas.microsoft.com/office/word/2018/wordml/cex" xmlns:w16cid="http://schemas.microsoft.com/office/word/2016/wordml/cid" xmlns:w16="http://schemas.microsoft.com/office/word/2018/wordml" xmlns:w16sdtdh="http://schemas.microsoft.com/office/word/2020/wordml/sdtdatahash" xmlns:w16se="http://schemas.microsoft.com/office/word/2015/wordml/symex" xmlns:wpg="http://schemas.microsoft.com/office/word/2010/wordprocessingGroup" xmlns:wpi="http://schemas.microsoft.com/office/word/2010/wordprocessingInk" xmlns:wne="http://schemas.microsoft.com/office/word/2006/wordml" xmlns:wps="http://schemas.microsoft.com/office/word/2010/wordprocessingShape" mc:Ignorable="w14 w15 w16se w16cid w16 w16cex w16sdtdh wp14">
   <w:p>
     <w:pPr>
       <w:pStyle w:val="Header"/>
@@ -17079,7 +14401,7 @@
           <v:path o:extrusionok="f" gradientshapeok="t" o:connecttype="rect"/>
           <o:lock v:ext="edit" aspectratio="t"/>
         </v:shapetype>
-        <v:shape id="WordPictureWatermark21379506" o:spid="_x0000_s2055" type="#_x0000_t75" style="position:absolute;margin-left:0;margin-top:0;width:10in;height:540pt;z-index:-251658233;mso-position-horizontal:center;mso-position-horizontal-relative:margin;mso-position-vertical:center;mso-position-vertical-relative:margin" o:allowincell="f">
+        <v:shape id="WordPictureWatermark21379506" o:spid="_x0000_s1031" type="#_x0000_t75" style="position:absolute;margin-left:0;margin-top:0;width:10in;height:540pt;z-index:-251658233;mso-position-horizontal:center;mso-position-horizontal-relative:margin;mso-position-vertical:center;mso-position-vertical-relative:margin" o:allowincell="f">
           <v:imagedata r:id="rId1" o:title="Watermark" gain="19661f" blacklevel="22938f"/>
           <w10:wrap anchorx="margin" anchory="margin"/>
         </v:shape>
@@ -17090,7 +14412,7 @@
 </file>
 
 <file path=word/numbering.xml><?xml version="1.0" encoding="utf-8"?>
-<w:numbering xmlns:wpc="http://schemas.microsoft.com/office/word/2010/wordprocessingCanvas" xmlns:cx="http://schemas.microsoft.com/office/drawing/2014/chartex" xmlns:cx1="http://schemas.microsoft.com/office/drawing/2015/9/8/chartex" xmlns:cx2="http://schemas.microsoft.com/office/drawing/2015/10/21/chartex" xmlns:cx3="http://schemas.microsoft.com/office/drawing/2016/5/9/chartex" xmlns:cx4="http://schemas.microsoft.com/office/drawing/2016/5/10/chartex" xmlns:cx5="http://schemas.microsoft.com/office/drawing/2016/5/11/chartex" xmlns:cx6="http://schemas.microsoft.com/office/drawing/2016/5/12/chartex" xmlns:cx7="http://schemas.microsoft.com/office/drawing/2016/5/13/chartex" xmlns:cx8="http://schemas.microsoft.com/office/drawing/2016/5/14/chartex" xmlns:mc="http://schemas.openxmlformats.org/markup-compatibility/2006" xmlns:aink="http://schemas.microsoft.com/office/drawing/2016/ink" xmlns:am3d="http://schemas.microsoft.com/office/drawing/2017/model3d" xmlns:o="urn:schemas-microsoft-com:office:office" xmlns:r="http://schemas.openxmlformats.org/officeDocument/2006/relationships" xmlns:m="http://schemas.openxmlformats.org/officeDocument/2006/math" xmlns:v="urn:schemas-microsoft-com:vml" xmlns:wp14="http://schemas.microsoft.com/office/word/2010/wordprocessingDrawing" xmlns:wp="http://schemas.openxmlformats.org/drawingml/2006/wordprocessingDrawing" xmlns:w10="urn:schemas-microsoft-com:office:word" xmlns:w="http://schemas.openxmlformats.org/wordprocessingml/2006/main" xmlns:w14="http://schemas.microsoft.com/office/word/2010/wordml" xmlns:w15="http://schemas.microsoft.com/office/word/2012/wordml" xmlns:w16cex="http://schemas.microsoft.com/office/word/2018/wordml/cex" xmlns:w16cid="http://schemas.microsoft.com/office/word/2016/wordml/cid" xmlns:w16="http://schemas.microsoft.com/office/word/2018/wordml" xmlns:w16sdtdh="http://schemas.microsoft.com/office/word/2020/wordml/sdtdatahash" xmlns:w16se="http://schemas.microsoft.com/office/word/2015/wordml/symex" xmlns:wpg="http://schemas.microsoft.com/office/word/2010/wordprocessingGroup" xmlns:wpi="http://schemas.microsoft.com/office/word/2010/wordprocessingInk" xmlns:wne="http://schemas.microsoft.com/office/word/2006/wordml" xmlns:wps="http://schemas.microsoft.com/office/word/2010/wordprocessingShape" mc:Ignorable="w14 w15 w16se w16cid w16 w16cex w16sdtdh wp14">
+<w:numbering xmlns:wpc="http://schemas.microsoft.com/office/word/2010/wordprocessingCanvas" xmlns:cx="http://schemas.microsoft.com/office/drawing/2014/chartex" xmlns:cx1="http://schemas.microsoft.com/office/drawing/2015/9/8/chartex" xmlns:cx2="http://schemas.microsoft.com/office/drawing/2015/10/21/chartex" xmlns:cx3="http://schemas.microsoft.com/office/drawing/2016/5/9/chartex" xmlns:cx4="http://schemas.microsoft.com/office/drawing/2016/5/10/chartex" xmlns:cx5="http://schemas.microsoft.com/office/drawing/2016/5/11/chartex" xmlns:cx6="http://schemas.microsoft.com/office/drawing/2016/5/12/chartex" xmlns:cx7="http://schemas.microsoft.com/office/drawing/2016/5/13/chartex" xmlns:cx8="http://schemas.microsoft.com/office/drawing/2016/5/14/chartex" xmlns:mc="http://schemas.openxmlformats.org/markup-compatibility/2006" xmlns:aink="http://schemas.microsoft.com/office/drawing/2016/ink" xmlns:am3d="http://schemas.microsoft.com/office/drawing/2017/model3d" xmlns:o="urn:schemas-microsoft-com:office:office" xmlns:oel="http://schemas.microsoft.com/office/2019/extlst" xmlns:r="http://schemas.openxmlformats.org/officeDocument/2006/relationships" xmlns:m="http://schemas.openxmlformats.org/officeDocument/2006/math" xmlns:v="urn:schemas-microsoft-com:vml" xmlns:wp14="http://schemas.microsoft.com/office/word/2010/wordprocessingDrawing" xmlns:wp="http://schemas.openxmlformats.org/drawingml/2006/wordprocessingDrawing" xmlns:w10="urn:schemas-microsoft-com:office:word" xmlns:w="http://schemas.openxmlformats.org/wordprocessingml/2006/main" xmlns:w14="http://schemas.microsoft.com/office/word/2010/wordml" xmlns:w15="http://schemas.microsoft.com/office/word/2012/wordml" xmlns:w16cex="http://schemas.microsoft.com/office/word/2018/wordml/cex" xmlns:w16cid="http://schemas.microsoft.com/office/word/2016/wordml/cid" xmlns:w16="http://schemas.microsoft.com/office/word/2018/wordml" xmlns:w16sdtdh="http://schemas.microsoft.com/office/word/2020/wordml/sdtdatahash" xmlns:w16se="http://schemas.microsoft.com/office/word/2015/wordml/symex" xmlns:wpg="http://schemas.microsoft.com/office/word/2010/wordprocessingGroup" xmlns:wpi="http://schemas.microsoft.com/office/word/2010/wordprocessingInk" xmlns:wne="http://schemas.microsoft.com/office/word/2006/wordml" xmlns:wps="http://schemas.microsoft.com/office/word/2010/wordprocessingShape" mc:Ignorable="w14 w15 w16se w16cid w16 w16cex w16sdtdh wp14">
   <w:abstractNum w:abstractNumId="0" w15:restartNumberingAfterBreak="0">
     <w:nsid w:val="FFFFFF7E"/>
     <w:multiLevelType w:val="singleLevel"/>
@@ -17262,11 +14584,11 @@
   <w:abstractNum w:abstractNumId="3" w15:restartNumberingAfterBreak="0">
     <w:nsid w:val="15370574"/>
     <w:multiLevelType w:val="hybridMultilevel"/>
-    <w:tmpl w:val="FC72407C"/>
-    <w:lvl w:ilvl="0" w:tplc="B84E1034">
+    <w:tmpl w:val="64CEBCC4"/>
+    <w:lvl w:ilvl="0" w:tplc="0409000F">
       <w:start w:val="1"/>
       <w:numFmt w:val="decimal"/>
-      <w:lvlText w:val="%1"/>
+      <w:lvlText w:val="%1."/>
       <w:lvlJc w:val="left"/>
       <w:pPr>
         <w:ind w:left="720" w:hanging="720"/>
@@ -17351,11 +14673,11 @@
   <w:abstractNum w:abstractNumId="4" w15:restartNumberingAfterBreak="0">
     <w:nsid w:val="17B77CDA"/>
     <w:multiLevelType w:val="hybridMultilevel"/>
-    <w:tmpl w:val="FC72407C"/>
-    <w:lvl w:ilvl="0" w:tplc="B84E1034">
+    <w:tmpl w:val="6A6621D2"/>
+    <w:lvl w:ilvl="0" w:tplc="0409000F">
       <w:start w:val="1"/>
       <w:numFmt w:val="decimal"/>
-      <w:lvlText w:val="%1"/>
+      <w:lvlText w:val="%1."/>
       <w:lvlJc w:val="left"/>
       <w:pPr>
         <w:ind w:left="720" w:hanging="720"/>
@@ -18881,6 +16203,99 @@
     </w:lvl>
   </w:abstractNum>
   <w:abstractNum w:abstractNumId="18" w15:restartNumberingAfterBreak="0">
+    <w:nsid w:val="3EA80728"/>
+    <w:multiLevelType w:val="hybridMultilevel"/>
+    <w:tmpl w:val="4560CBAA"/>
+    <w:lvl w:ilvl="0" w:tplc="ED2A2C7A">
+      <w:start w:val="1"/>
+      <w:numFmt w:val="decimal"/>
+      <w:lvlText w:val="%1."/>
+      <w:lvlJc w:val="left"/>
+      <w:pPr>
+        <w:ind w:left="1080" w:hanging="720"/>
+      </w:pPr>
+      <w:rPr>
+        <w:rFonts w:hint="default"/>
+        <w:b w:val="0"/>
+        <w:bCs w:val="0"/>
+        <w:sz w:val="20"/>
+        <w:szCs w:val="20"/>
+      </w:rPr>
+    </w:lvl>
+    <w:lvl w:ilvl="1" w:tplc="04090019" w:tentative="1">
+      <w:start w:val="1"/>
+      <w:numFmt w:val="lowerLetter"/>
+      <w:lvlText w:val="%2."/>
+      <w:lvlJc w:val="left"/>
+      <w:pPr>
+        <w:ind w:left="1440" w:hanging="360"/>
+      </w:pPr>
+    </w:lvl>
+    <w:lvl w:ilvl="2" w:tplc="0409001B" w:tentative="1">
+      <w:start w:val="1"/>
+      <w:numFmt w:val="lowerRoman"/>
+      <w:lvlText w:val="%3."/>
+      <w:lvlJc w:val="right"/>
+      <w:pPr>
+        <w:ind w:left="2160" w:hanging="180"/>
+      </w:pPr>
+    </w:lvl>
+    <w:lvl w:ilvl="3" w:tplc="0409000F" w:tentative="1">
+      <w:start w:val="1"/>
+      <w:numFmt w:val="decimal"/>
+      <w:lvlText w:val="%4."/>
+      <w:lvlJc w:val="left"/>
+      <w:pPr>
+        <w:ind w:left="2880" w:hanging="360"/>
+      </w:pPr>
+    </w:lvl>
+    <w:lvl w:ilvl="4" w:tplc="04090019" w:tentative="1">
+      <w:start w:val="1"/>
+      <w:numFmt w:val="lowerLetter"/>
+      <w:lvlText w:val="%5."/>
+      <w:lvlJc w:val="left"/>
+      <w:pPr>
+        <w:ind w:left="3600" w:hanging="360"/>
+      </w:pPr>
+    </w:lvl>
+    <w:lvl w:ilvl="5" w:tplc="0409001B" w:tentative="1">
+      <w:start w:val="1"/>
+      <w:numFmt w:val="lowerRoman"/>
+      <w:lvlText w:val="%6."/>
+      <w:lvlJc w:val="right"/>
+      <w:pPr>
+        <w:ind w:left="4320" w:hanging="180"/>
+      </w:pPr>
+    </w:lvl>
+    <w:lvl w:ilvl="6" w:tplc="0409000F" w:tentative="1">
+      <w:start w:val="1"/>
+      <w:numFmt w:val="decimal"/>
+      <w:lvlText w:val="%7."/>
+      <w:lvlJc w:val="left"/>
+      <w:pPr>
+        <w:ind w:left="5040" w:hanging="360"/>
+      </w:pPr>
+    </w:lvl>
+    <w:lvl w:ilvl="7" w:tplc="04090019" w:tentative="1">
+      <w:start w:val="1"/>
+      <w:numFmt w:val="lowerLetter"/>
+      <w:lvlText w:val="%8."/>
+      <w:lvlJc w:val="left"/>
+      <w:pPr>
+        <w:ind w:left="5760" w:hanging="360"/>
+      </w:pPr>
+    </w:lvl>
+    <w:lvl w:ilvl="8" w:tplc="0409001B" w:tentative="1">
+      <w:start w:val="1"/>
+      <w:numFmt w:val="lowerRoman"/>
+      <w:lvlText w:val="%9."/>
+      <w:lvlJc w:val="right"/>
+      <w:pPr>
+        <w:ind w:left="6480" w:hanging="180"/>
+      </w:pPr>
+    </w:lvl>
+  </w:abstractNum>
+  <w:abstractNum w:abstractNumId="19" w15:restartNumberingAfterBreak="0">
     <w:nsid w:val="442E53B5"/>
     <w:multiLevelType w:val="hybridMultilevel"/>
     <w:tmpl w:val="F9282D78"/>
@@ -18993,7 +16408,7 @@
       </w:rPr>
     </w:lvl>
   </w:abstractNum>
-  <w:abstractNum w:abstractNumId="19" w15:restartNumberingAfterBreak="0">
+  <w:abstractNum w:abstractNumId="20" w15:restartNumberingAfterBreak="0">
     <w:nsid w:val="504D5A9E"/>
     <w:multiLevelType w:val="hybridMultilevel"/>
     <w:tmpl w:val="A40A97EC"/>
@@ -19134,11 +16549,11 @@
       </w:rPr>
     </w:lvl>
   </w:abstractNum>
-  <w:abstractNum w:abstractNumId="20" w15:restartNumberingAfterBreak="0">
+  <w:abstractNum w:abstractNumId="21" w15:restartNumberingAfterBreak="0">
     <w:nsid w:val="51B3090A"/>
     <w:multiLevelType w:val="hybridMultilevel"/>
-    <w:tmpl w:val="D416EEE6"/>
-    <w:lvl w:ilvl="0" w:tplc="B296B460">
+    <w:tmpl w:val="564E632C"/>
+    <w:lvl w:ilvl="0" w:tplc="03FC16D4">
       <w:start w:val="1"/>
       <w:numFmt w:val="decimal"/>
       <w:lvlText w:val="%1."/>
@@ -19148,7 +16563,7 @@
       </w:pPr>
       <w:rPr>
         <w:rFonts w:hint="default"/>
-        <w:sz w:val="18"/>
+        <w:sz w:val="20"/>
         <w:szCs w:val="20"/>
       </w:rPr>
     </w:lvl>
@@ -19249,7 +16664,7 @@
       </w:rPr>
     </w:lvl>
   </w:abstractNum>
-  <w:abstractNum w:abstractNumId="21" w15:restartNumberingAfterBreak="0">
+  <w:abstractNum w:abstractNumId="22" w15:restartNumberingAfterBreak="0">
     <w:nsid w:val="606F3F92"/>
     <w:multiLevelType w:val="hybridMultilevel"/>
     <w:tmpl w:val="21761CC4"/>
@@ -19362,7 +16777,7 @@
       </w:rPr>
     </w:lvl>
   </w:abstractNum>
-  <w:abstractNum w:abstractNumId="22" w15:restartNumberingAfterBreak="0">
+  <w:abstractNum w:abstractNumId="23" w15:restartNumberingAfterBreak="0">
     <w:nsid w:val="6E6A2E87"/>
     <w:multiLevelType w:val="hybridMultilevel"/>
     <w:tmpl w:val="CF5A3E5C"/>
@@ -19478,7 +16893,7 @@
       </w:rPr>
     </w:lvl>
   </w:abstractNum>
-  <w:abstractNum w:abstractNumId="23" w15:restartNumberingAfterBreak="0">
+  <w:abstractNum w:abstractNumId="24" w15:restartNumberingAfterBreak="0">
     <w:nsid w:val="6FA01B51"/>
     <w:multiLevelType w:val="hybridMultilevel"/>
     <w:tmpl w:val="EA2E844A"/>
@@ -19591,7 +17006,7 @@
       </w:rPr>
     </w:lvl>
   </w:abstractNum>
-  <w:abstractNum w:abstractNumId="24" w15:restartNumberingAfterBreak="0">
+  <w:abstractNum w:abstractNumId="25" w15:restartNumberingAfterBreak="0">
     <w:nsid w:val="71581D4F"/>
     <w:multiLevelType w:val="hybridMultilevel"/>
     <w:tmpl w:val="AED6DED2"/>
@@ -19706,7 +17121,7 @@
       </w:rPr>
     </w:lvl>
   </w:abstractNum>
-  <w:abstractNum w:abstractNumId="25" w15:restartNumberingAfterBreak="0">
+  <w:abstractNum w:abstractNumId="26" w15:restartNumberingAfterBreak="0">
     <w:nsid w:val="72767747"/>
     <w:multiLevelType w:val="hybridMultilevel"/>
     <w:tmpl w:val="57CCC6C6"/>
@@ -19819,7 +17234,7 @@
       </w:rPr>
     </w:lvl>
   </w:abstractNum>
-  <w:abstractNum w:abstractNumId="26" w15:restartNumberingAfterBreak="0">
+  <w:abstractNum w:abstractNumId="27" w15:restartNumberingAfterBreak="0">
     <w:nsid w:val="791B6199"/>
     <w:multiLevelType w:val="hybridMultilevel"/>
     <w:tmpl w:val="032C260A"/>
@@ -19905,7 +17320,7 @@
       </w:pPr>
     </w:lvl>
   </w:abstractNum>
-  <w:abstractNum w:abstractNumId="27" w15:restartNumberingAfterBreak="0">
+  <w:abstractNum w:abstractNumId="28" w15:restartNumberingAfterBreak="0">
     <w:nsid w:val="7B3E4888"/>
     <w:multiLevelType w:val="hybridMultilevel"/>
     <w:tmpl w:val="B20E7872"/>
@@ -20018,7 +17433,7 @@
       </w:rPr>
     </w:lvl>
   </w:abstractNum>
-  <w:abstractNum w:abstractNumId="28" w15:restartNumberingAfterBreak="0">
+  <w:abstractNum w:abstractNumId="29" w15:restartNumberingAfterBreak="0">
     <w:nsid w:val="7B6D48CB"/>
     <w:multiLevelType w:val="hybridMultilevel"/>
     <w:tmpl w:val="4B7A0870"/>
@@ -20159,7 +17574,7 @@
       </w:rPr>
     </w:lvl>
   </w:abstractNum>
-  <w:abstractNum w:abstractNumId="29" w15:restartNumberingAfterBreak="0">
+  <w:abstractNum w:abstractNumId="30" w15:restartNumberingAfterBreak="0">
     <w:nsid w:val="7F193043"/>
     <w:multiLevelType w:val="hybridMultilevel"/>
     <w:tmpl w:val="5AE47126"/>
@@ -20245,112 +17660,112 @@
       </w:pPr>
     </w:lvl>
   </w:abstractNum>
-  <w:num w:numId="1">
+  <w:num w:numId="1" w16cid:durableId="144906052">
     <w:abstractNumId w:val="1"/>
   </w:num>
-  <w:num w:numId="2">
+  <w:num w:numId="2" w16cid:durableId="1553929023">
     <w:abstractNumId w:val="0"/>
   </w:num>
-  <w:num w:numId="3">
+  <w:num w:numId="3" w16cid:durableId="52049398">
     <w:abstractNumId w:val="1"/>
   </w:num>
-  <w:num w:numId="4">
+  <w:num w:numId="4" w16cid:durableId="177239245">
     <w:abstractNumId w:val="0"/>
   </w:num>
-  <w:num w:numId="5">
+  <w:num w:numId="5" w16cid:durableId="228274529">
     <w:abstractNumId w:val="1"/>
   </w:num>
-  <w:num w:numId="6">
+  <w:num w:numId="6" w16cid:durableId="2441688">
     <w:abstractNumId w:val="0"/>
   </w:num>
-  <w:num w:numId="7">
+  <w:num w:numId="7" w16cid:durableId="1207567410">
     <w:abstractNumId w:val="0"/>
   </w:num>
-  <w:num w:numId="8">
+  <w:num w:numId="8" w16cid:durableId="968627988">
     <w:abstractNumId w:val="1"/>
   </w:num>
-  <w:num w:numId="9">
+  <w:num w:numId="9" w16cid:durableId="1481918895">
     <w:abstractNumId w:val="9"/>
   </w:num>
-  <w:num w:numId="10">
+  <w:num w:numId="10" w16cid:durableId="9375644">
     <w:abstractNumId w:val="9"/>
   </w:num>
-  <w:num w:numId="11">
+  <w:num w:numId="11" w16cid:durableId="1098525662">
     <w:abstractNumId w:val="2"/>
   </w:num>
-  <w:num w:numId="12">
+  <w:num w:numId="12" w16cid:durableId="40593540">
+    <w:abstractNumId w:val="20"/>
+  </w:num>
+  <w:num w:numId="13" w16cid:durableId="1490829039">
+    <w:abstractNumId w:val="14"/>
+  </w:num>
+  <w:num w:numId="14" w16cid:durableId="1059132722">
+    <w:abstractNumId w:val="29"/>
+  </w:num>
+  <w:num w:numId="15" w16cid:durableId="1005667063">
+    <w:abstractNumId w:val="16"/>
+  </w:num>
+  <w:num w:numId="16" w16cid:durableId="45184513">
+    <w:abstractNumId w:val="25"/>
+  </w:num>
+  <w:num w:numId="17" w16cid:durableId="1603027626">
+    <w:abstractNumId w:val="24"/>
+  </w:num>
+  <w:num w:numId="18" w16cid:durableId="403798900">
+    <w:abstractNumId w:val="23"/>
+  </w:num>
+  <w:num w:numId="19" w16cid:durableId="665015772">
+    <w:abstractNumId w:val="6"/>
+  </w:num>
+  <w:num w:numId="20" w16cid:durableId="586034898">
+    <w:abstractNumId w:val="13"/>
+  </w:num>
+  <w:num w:numId="21" w16cid:durableId="1218668980">
+    <w:abstractNumId w:val="26"/>
+  </w:num>
+  <w:num w:numId="22" w16cid:durableId="1553885561">
+    <w:abstractNumId w:val="22"/>
+  </w:num>
+  <w:num w:numId="23" w16cid:durableId="52852450">
+    <w:abstractNumId w:val="15"/>
+  </w:num>
+  <w:num w:numId="24" w16cid:durableId="2087072176">
+    <w:abstractNumId w:val="10"/>
+  </w:num>
+  <w:num w:numId="25" w16cid:durableId="1607957870">
+    <w:abstractNumId w:val="28"/>
+  </w:num>
+  <w:num w:numId="26" w16cid:durableId="1939557031">
+    <w:abstractNumId w:val="7"/>
+  </w:num>
+  <w:num w:numId="27" w16cid:durableId="461002144">
+    <w:abstractNumId w:val="12"/>
+  </w:num>
+  <w:num w:numId="28" w16cid:durableId="1881698910">
+    <w:abstractNumId w:val="8"/>
+  </w:num>
+  <w:num w:numId="29" w16cid:durableId="1580485484">
+    <w:abstractNumId w:val="21"/>
+  </w:num>
+  <w:num w:numId="30" w16cid:durableId="9568617">
+    <w:abstractNumId w:val="4"/>
+  </w:num>
+  <w:num w:numId="31" w16cid:durableId="300428480">
+    <w:abstractNumId w:val="3"/>
+  </w:num>
+  <w:num w:numId="32" w16cid:durableId="1336374141">
+    <w:abstractNumId w:val="27"/>
+  </w:num>
+  <w:num w:numId="33" w16cid:durableId="1523399662">
+    <w:abstractNumId w:val="30"/>
+  </w:num>
+  <w:num w:numId="34" w16cid:durableId="75517881">
+    <w:abstractNumId w:val="5"/>
+  </w:num>
+  <w:num w:numId="35" w16cid:durableId="908072652">
     <w:abstractNumId w:val="19"/>
   </w:num>
-  <w:num w:numId="13">
-    <w:abstractNumId w:val="14"/>
-  </w:num>
-  <w:num w:numId="14">
-    <w:abstractNumId w:val="28"/>
-  </w:num>
-  <w:num w:numId="15">
-    <w:abstractNumId w:val="16"/>
-  </w:num>
-  <w:num w:numId="16">
-    <w:abstractNumId w:val="24"/>
-  </w:num>
-  <w:num w:numId="17">
-    <w:abstractNumId w:val="23"/>
-  </w:num>
-  <w:num w:numId="18">
-    <w:abstractNumId w:val="22"/>
-  </w:num>
-  <w:num w:numId="19">
-    <w:abstractNumId w:val="6"/>
-  </w:num>
-  <w:num w:numId="20">
-    <w:abstractNumId w:val="13"/>
-  </w:num>
-  <w:num w:numId="21">
-    <w:abstractNumId w:val="25"/>
-  </w:num>
-  <w:num w:numId="22">
-    <w:abstractNumId w:val="21"/>
-  </w:num>
-  <w:num w:numId="23">
-    <w:abstractNumId w:val="15"/>
-  </w:num>
-  <w:num w:numId="24">
-    <w:abstractNumId w:val="10"/>
-  </w:num>
-  <w:num w:numId="25">
-    <w:abstractNumId w:val="27"/>
-  </w:num>
-  <w:num w:numId="26">
-    <w:abstractNumId w:val="7"/>
-  </w:num>
-  <w:num w:numId="27">
-    <w:abstractNumId w:val="12"/>
-  </w:num>
-  <w:num w:numId="28">
-    <w:abstractNumId w:val="8"/>
-  </w:num>
-  <w:num w:numId="29">
-    <w:abstractNumId w:val="20"/>
-  </w:num>
-  <w:num w:numId="30">
-    <w:abstractNumId w:val="4"/>
-  </w:num>
-  <w:num w:numId="31">
-    <w:abstractNumId w:val="3"/>
-  </w:num>
-  <w:num w:numId="32">
-    <w:abstractNumId w:val="26"/>
-  </w:num>
-  <w:num w:numId="33">
-    <w:abstractNumId w:val="29"/>
-  </w:num>
-  <w:num w:numId="34">
-    <w:abstractNumId w:val="5"/>
-  </w:num>
-  <w:num w:numId="35">
-    <w:abstractNumId w:val="18"/>
-  </w:num>
-  <w:num w:numId="36">
+  <w:num w:numId="36" w16cid:durableId="84692062">
     <w:abstractNumId w:val="2"/>
     <w:lvlOverride w:ilvl="0">
       <w:startOverride w:val="3"/>
@@ -20378,26 +17793,26 @@
       <w:startOverride w:val="1"/>
     </w:lvlOverride>
   </w:num>
-  <w:num w:numId="37">
+  <w:num w:numId="37" w16cid:durableId="1809544411">
     <w:abstractNumId w:val="8"/>
   </w:num>
-  <w:num w:numId="38">
+  <w:num w:numId="38" w16cid:durableId="1466774755">
     <w:abstractNumId w:val="11"/>
   </w:num>
-  <w:num w:numId="39">
+  <w:num w:numId="39" w16cid:durableId="200947381">
     <w:abstractNumId w:val="17"/>
+  </w:num>
+  <w:num w:numId="40" w16cid:durableId="1895509839">
+    <w:abstractNumId w:val="18"/>
   </w:num>
   <w:numIdMacAtCleanup w:val="21"/>
 </w:numbering>
 </file>
 
 <file path=word/people.xml><?xml version="1.0" encoding="utf-8"?>
-<w15:people xmlns:wpc="http://schemas.microsoft.com/office/word/2010/wordprocessingCanvas" xmlns:cx="http://schemas.microsoft.com/office/drawing/2014/chartex" xmlns:cx1="http://schemas.microsoft.com/office/drawing/2015/9/8/chartex" xmlns:cx2="http://schemas.microsoft.com/office/drawing/2015/10/21/chartex" xmlns:cx3="http://schemas.microsoft.com/office/drawing/2016/5/9/chartex" xmlns:cx4="http://schemas.microsoft.com/office/drawing/2016/5/10/chartex" xmlns:cx5="http://schemas.microsoft.com/office/drawing/2016/5/11/chartex" xmlns:cx6="http://schemas.microsoft.com/office/drawing/2016/5/12/chartex" xmlns:cx7="http://schemas.microsoft.com/office/drawing/2016/5/13/chartex" xmlns:cx8="http://schemas.microsoft.com/office/drawing/2016/5/14/chartex" xmlns:mc="http://schemas.openxmlformats.org/markup-compatibility/2006" xmlns:aink="http://schemas.microsoft.com/office/drawing/2016/ink" xmlns:am3d="http://schemas.microsoft.com/office/drawing/2017/model3d" xmlns:o="urn:schemas-microsoft-com:office:office" xmlns:r="http://schemas.openxmlformats.org/officeDocument/2006/relationships" xmlns:m="http://schemas.openxmlformats.org/officeDocument/2006/math" xmlns:v="urn:schemas-microsoft-com:vml" xmlns:wp14="http://schemas.microsoft.com/office/word/2010/wordprocessingDrawing" xmlns:wp="http://schemas.openxmlformats.org/drawingml/2006/wordprocessingDrawing" xmlns:w10="urn:schemas-microsoft-com:office:word" xmlns:w="http://schemas.openxmlformats.org/wordprocessingml/2006/main" xmlns:w14="http://schemas.microsoft.com/office/word/2010/wordml" xmlns:w15="http://schemas.microsoft.com/office/word/2012/wordml" xmlns:w16cex="http://schemas.microsoft.com/office/word/2018/wordml/cex" xmlns:w16cid="http://schemas.microsoft.com/office/word/2016/wordml/cid" xmlns:w16="http://schemas.microsoft.com/office/word/2018/wordml" xmlns:w16sdtdh="http://schemas.microsoft.com/office/word/2020/wordml/sdtdatahash" xmlns:w16se="http://schemas.microsoft.com/office/word/2015/wordml/symex" xmlns:wpg="http://schemas.microsoft.com/office/word/2010/wordprocessingGroup" xmlns:wpi="http://schemas.microsoft.com/office/word/2010/wordprocessingInk" xmlns:wne="http://schemas.microsoft.com/office/word/2006/wordml" xmlns:wps="http://schemas.microsoft.com/office/word/2010/wordprocessingShape" mc:Ignorable="w14 w15 w16se w16cid w16 w16cex w16sdtdh wp14">
+<w15:people xmlns:wpc="http://schemas.microsoft.com/office/word/2010/wordprocessingCanvas" xmlns:cx="http://schemas.microsoft.com/office/drawing/2014/chartex" xmlns:cx1="http://schemas.microsoft.com/office/drawing/2015/9/8/chartex" xmlns:cx2="http://schemas.microsoft.com/office/drawing/2015/10/21/chartex" xmlns:cx3="http://schemas.microsoft.com/office/drawing/2016/5/9/chartex" xmlns:cx4="http://schemas.microsoft.com/office/drawing/2016/5/10/chartex" xmlns:cx5="http://schemas.microsoft.com/office/drawing/2016/5/11/chartex" xmlns:cx6="http://schemas.microsoft.com/office/drawing/2016/5/12/chartex" xmlns:cx7="http://schemas.microsoft.com/office/drawing/2016/5/13/chartex" xmlns:cx8="http://schemas.microsoft.com/office/drawing/2016/5/14/chartex" xmlns:mc="http://schemas.openxmlformats.org/markup-compatibility/2006" xmlns:aink="http://schemas.microsoft.com/office/drawing/2016/ink" xmlns:am3d="http://schemas.microsoft.com/office/drawing/2017/model3d" xmlns:o="urn:schemas-microsoft-com:office:office" xmlns:oel="http://schemas.microsoft.com/office/2019/extlst" xmlns:r="http://schemas.openxmlformats.org/officeDocument/2006/relationships" xmlns:m="http://schemas.openxmlformats.org/officeDocument/2006/math" xmlns:v="urn:schemas-microsoft-com:vml" xmlns:wp14="http://schemas.microsoft.com/office/word/2010/wordprocessingDrawing" xmlns:wp="http://schemas.openxmlformats.org/drawingml/2006/wordprocessingDrawing" xmlns:w10="urn:schemas-microsoft-com:office:word" xmlns:w="http://schemas.openxmlformats.org/wordprocessingml/2006/main" xmlns:w14="http://schemas.microsoft.com/office/word/2010/wordml" xmlns:w15="http://schemas.microsoft.com/office/word/2012/wordml" xmlns:w16cex="http://schemas.microsoft.com/office/word/2018/wordml/cex" xmlns:w16cid="http://schemas.microsoft.com/office/word/2016/wordml/cid" xmlns:w16="http://schemas.microsoft.com/office/word/2018/wordml" xmlns:w16sdtdh="http://schemas.microsoft.com/office/word/2020/wordml/sdtdatahash" xmlns:w16se="http://schemas.microsoft.com/office/word/2015/wordml/symex" xmlns:wpg="http://schemas.microsoft.com/office/word/2010/wordprocessingGroup" xmlns:wpi="http://schemas.microsoft.com/office/word/2010/wordprocessingInk" xmlns:wne="http://schemas.microsoft.com/office/word/2006/wordml" xmlns:wps="http://schemas.microsoft.com/office/word/2010/wordprocessingShape" mc:Ignorable="w14 w15 w16se w16cid w16 w16cex w16sdtdh wp14">
   <w15:person w15:author="Alhabibi, Haider@Energy">
     <w15:presenceInfo w15:providerId="AD" w15:userId="S::Haider.Alhabibi@energy.ca.gov::9decb8d2-95ad-4b7d-9bf6-d4373f69254c"/>
-  </w15:person>
-  <w15:person w15:author="Moua, Cheng@Energy">
-    <w15:presenceInfo w15:providerId="AD" w15:userId="S::Cheng.Moua@energy.ca.gov::0a7b5eaa-32b5-460c-b817-ff0d5e5e693f"/>
   </w15:person>
 </w15:people>
 </file>
@@ -20922,7 +18337,6 @@
   <w:style w:type="character" w:default="1" w:styleId="DefaultParagraphFont">
     <w:name w:val="Default Paragraph Font"/>
     <w:uiPriority w:val="1"/>
-    <w:semiHidden/>
     <w:unhideWhenUsed/>
   </w:style>
   <w:style w:type="table" w:default="1" w:styleId="TableNormal">
@@ -21617,6 +19031,27 @@
       </w:numPr>
     </w:pPr>
   </w:style>
+  <w:style w:type="table" w:customStyle="1" w:styleId="TableGrid1">
+    <w:name w:val="Table Grid1"/>
+    <w:basedOn w:val="TableNormal"/>
+    <w:next w:val="TableGrid"/>
+    <w:uiPriority w:val="39"/>
+    <w:rsid w:val="00E55DC5"/>
+    <w:rPr>
+      <w:sz w:val="20"/>
+      <w:szCs w:val="20"/>
+    </w:rPr>
+    <w:tblPr>
+      <w:tblBorders>
+        <w:top w:val="single" w:sz="4" w:space="0" w:color="auto"/>
+        <w:left w:val="single" w:sz="4" w:space="0" w:color="auto"/>
+        <w:bottom w:val="single" w:sz="4" w:space="0" w:color="auto"/>
+        <w:right w:val="single" w:sz="4" w:space="0" w:color="auto"/>
+        <w:insideH w:val="single" w:sz="4" w:space="0" w:color="auto"/>
+        <w:insideV w:val="single" w:sz="4" w:space="0" w:color="auto"/>
+      </w:tblBorders>
+    </w:tblPr>
+  </w:style>
 </w:styles>
 </file>
 
@@ -21904,27 +19339,8 @@
 </file>
 
 <file path=customXml/item1.xml><?xml version="1.0" encoding="utf-8"?>
-<p:properties xmlns:p="http://schemas.microsoft.com/office/2006/metadata/properties" xmlns:xsi="http://www.w3.org/2001/XMLSchema-instance" xmlns:pc="http://schemas.microsoft.com/office/infopath/2007/PartnerControls">
-  <documentManagement>
-    <b26d xmlns="785685f2-c2e1-4352-89aa-3faca8eaba52" xsi:nil="true"/>
-    <DateCCOReviewed xmlns="785685f2-c2e1-4352-89aa-3faca8eaba52" xsi:nil="true"/>
-    <oawc xmlns="785685f2-c2e1-4352-89aa-3faca8eaba52" xsi:nil="true"/>
-    <sipv xmlns="785685f2-c2e1-4352-89aa-3faca8eaba52" xsi:nil="true"/>
-    <_x0074_mv6 xmlns="785685f2-c2e1-4352-89aa-3faca8eaba52">
-      <UserInfo>
-        <DisplayName/>
-        <AccountId xsi:nil="true"/>
-        <AccountType/>
-      </UserInfo>
-    </_x0074_mv6>
-    <CCOReviewr xmlns="785685f2-c2e1-4352-89aa-3faca8eaba52" xsi:nil="true"/>
-  </documentManagement>
-</p:properties>
-</file>
-
-<file path=customXml/item2.xml><?xml version="1.0" encoding="utf-8"?>
-<ct:contentTypeSchema xmlns:ct="http://schemas.microsoft.com/office/2006/metadata/contentType" xmlns:ma="http://schemas.microsoft.com/office/2006/metadata/properties/metaAttributes" ct:_="" ma:_="" ma:contentTypeName="Document" ma:contentTypeID="0x01010061DC9A153AAEEE45BACE06E01F8272AC" ma:contentTypeVersion="17" ma:contentTypeDescription="Create a new document." ma:contentTypeScope="" ma:versionID="fc2579ad1970445b0ba1f5954956792b">
-  <xsd:schema xmlns:xsd="http://www.w3.org/2001/XMLSchema" xmlns:xs="http://www.w3.org/2001/XMLSchema" xmlns:p="http://schemas.microsoft.com/office/2006/metadata/properties" xmlns:ns2="785685f2-c2e1-4352-89aa-3faca8eaba52" xmlns:ns3="5067c814-4b34-462c-a21d-c185ff6548d2" targetNamespace="http://schemas.microsoft.com/office/2006/metadata/properties" ma:root="true" ma:fieldsID="864106e033a537969187528b3c0914e2" ns2:_="" ns3:_="">
+<ct:contentTypeSchema xmlns:ct="http://schemas.microsoft.com/office/2006/metadata/contentType" xmlns:ma="http://schemas.microsoft.com/office/2006/metadata/properties/metaAttributes" ct:_="" ma:_="" ma:contentTypeName="Document" ma:contentTypeID="0x01010061DC9A153AAEEE45BACE06E01F8272AC" ma:contentTypeVersion="21" ma:contentTypeDescription="Create a new document." ma:contentTypeScope="" ma:versionID="88efdf97b65d09c9d0c7bbf944c2dedf">
+  <xsd:schema xmlns:xsd="http://www.w3.org/2001/XMLSchema" xmlns:xs="http://www.w3.org/2001/XMLSchema" xmlns:p="http://schemas.microsoft.com/office/2006/metadata/properties" xmlns:ns2="785685f2-c2e1-4352-89aa-3faca8eaba52" xmlns:ns3="5067c814-4b34-462c-a21d-c185ff6548d2" targetNamespace="http://schemas.microsoft.com/office/2006/metadata/properties" ma:root="true" ma:fieldsID="ea7966bcb5d37bb36b188e4d473f173a" ns2:_="" ns3:_="">
     <xsd:import namespace="785685f2-c2e1-4352-89aa-3faca8eaba52"/>
     <xsd:import namespace="5067c814-4b34-462c-a21d-c185ff6548d2"/>
     <xsd:element name="properties">
@@ -21950,6 +19366,9 @@
                 <xsd:element ref="ns2:MediaServiceEventHashCode" minOccurs="0"/>
                 <xsd:element ref="ns2:MediaLengthInSeconds" minOccurs="0"/>
                 <xsd:element ref="ns2:MediaServiceLocation" minOccurs="0"/>
+                <xsd:element ref="ns2:lcf76f155ced4ddcb4097134ff3c332f" minOccurs="0"/>
+                <xsd:element ref="ns3:TaxCatchAll" minOccurs="0"/>
+                <xsd:element ref="ns2:MediaServiceObjectDetectorVersions" minOccurs="0"/>
               </xsd:all>
             </xsd:complexType>
           </xsd:element>
@@ -22055,6 +19474,18 @@
         <xsd:restriction base="dms:Text"/>
       </xsd:simpleType>
     </xsd:element>
+    <xsd:element name="lcf76f155ced4ddcb4097134ff3c332f" ma:index="26" nillable="true" ma:taxonomy="true" ma:internalName="lcf76f155ced4ddcb4097134ff3c332f" ma:taxonomyFieldName="MediaServiceImageTags" ma:displayName="Image Tags" ma:readOnly="false" ma:fieldId="{5cf76f15-5ced-4ddc-b409-7134ff3c332f}" ma:taxonomyMulti="true" ma:sspId="96df981b-247c-4b11-954d-40cb19519683" ma:termSetId="09814cd3-568e-fe90-9814-8d621ff8fb84" ma:anchorId="fba54fb3-c3e1-fe81-a776-ca4b69148c4d" ma:open="true" ma:isKeyword="false">
+      <xsd:complexType>
+        <xsd:sequence>
+          <xsd:element ref="pc:Terms" minOccurs="0" maxOccurs="1"/>
+        </xsd:sequence>
+      </xsd:complexType>
+    </xsd:element>
+    <xsd:element name="MediaServiceObjectDetectorVersions" ma:index="28" nillable="true" ma:displayName="MediaServiceObjectDetectorVersions" ma:hidden="true" ma:indexed="true" ma:internalName="MediaServiceObjectDetectorVersions" ma:readOnly="true">
+      <xsd:simpleType>
+        <xsd:restriction base="dms:Text"/>
+      </xsd:simpleType>
+    </xsd:element>
   </xsd:schema>
   <xsd:schema xmlns:xsd="http://www.w3.org/2001/XMLSchema" xmlns:xs="http://www.w3.org/2001/XMLSchema" xmlns:dms="http://schemas.microsoft.com/office/2006/documentManagement/types" xmlns:pc="http://schemas.microsoft.com/office/infopath/2007/PartnerControls" targetNamespace="5067c814-4b34-462c-a21d-c185ff6548d2" elementFormDefault="qualified">
     <xsd:import namespace="http://schemas.microsoft.com/office/2006/documentManagement/types"/>
@@ -22084,6 +19515,17 @@
           <xsd:maxLength value="255"/>
         </xsd:restriction>
       </xsd:simpleType>
+    </xsd:element>
+    <xsd:element name="TaxCatchAll" ma:index="27" nillable="true" ma:displayName="Taxonomy Catch All Column" ma:hidden="true" ma:list="{c93a3eb4-f9b2-4918-8a30-eb81fd3c8322}" ma:internalName="TaxCatchAll" ma:showField="CatchAllData" ma:web="5067c814-4b34-462c-a21d-c185ff6548d2">
+      <xsd:complexType>
+        <xsd:complexContent>
+          <xsd:extension base="dms:MultiChoiceLookup">
+            <xsd:sequence>
+              <xsd:element name="Value" type="dms:Lookup" maxOccurs="unbounded" minOccurs="0" nillable="true"/>
+            </xsd:sequence>
+          </xsd:extension>
+        </xsd:complexContent>
+      </xsd:complexType>
     </xsd:element>
   </xsd:schema>
   <xsd:schema xmlns="http://schemas.openxmlformats.org/package/2006/metadata/core-properties" xmlns:xsd="http://www.w3.org/2001/XMLSchema" xmlns:xsi="http://www.w3.org/2001/XMLSchema-instance" xmlns:dc="http://purl.org/dc/elements/1.1/" xmlns:dcterms="http://purl.org/dc/terms/" xmlns:odoc="http://schemas.microsoft.com/internal/obd" targetNamespace="http://schemas.openxmlformats.org/package/2006/metadata/core-properties" elementFormDefault="qualified" attributeFormDefault="unqualified" blockDefault="#all">
@@ -22185,11 +19627,11 @@
 </ct:contentTypeSchema>
 </file>
 
-<file path=customXml/item3.xml><?xml version="1.0" encoding="utf-8"?>
+<file path=customXml/item2.xml><?xml version="1.0" encoding="utf-8"?>
 <b:Sources xmlns:b="http://schemas.openxmlformats.org/officeDocument/2006/bibliography" xmlns="http://schemas.openxmlformats.org/officeDocument/2006/bibliography" SelectedStyle="\APA.XSL" StyleName="APA"/>
 </file>
 
-<file path=customXml/item4.xml><?xml version="1.0" encoding="utf-8"?>
+<file path=customXml/item3.xml><?xml version="1.0" encoding="utf-8"?>
 <?mso-contentType ?>
 <FormTemplates xmlns="http://schemas.microsoft.com/sharepoint/v3/contenttype/forms">
   <Display>DocumentLibraryForm</Display>
@@ -22198,25 +19640,31 @@
 </FormTemplates>
 </file>
 
-<file path=customXml/itemProps1.xml><?xml version="1.0" encoding="utf-8"?>
-<ds:datastoreItem xmlns:ds="http://schemas.openxmlformats.org/officeDocument/2006/customXml" ds:itemID="{C35B1F67-34E3-4F5D-832F-1B583C5DEE5A}">
-  <ds:schemaRefs>
-    <ds:schemaRef ds:uri="http://schemas.microsoft.com/office/2006/metadata/properties"/>
-    <ds:schemaRef ds:uri="http://schemas.openxmlformats.org/package/2006/metadata/core-properties"/>
-    <ds:schemaRef ds:uri="http://www.w3.org/XML/1998/namespace"/>
-    <ds:schemaRef ds:uri="785685f2-c2e1-4352-89aa-3faca8eaba52"/>
-    <ds:schemaRef ds:uri="http://purl.org/dc/dcmitype/"/>
-    <ds:schemaRef ds:uri="5067c814-4b34-462c-a21d-c185ff6548d2"/>
-    <ds:schemaRef ds:uri="http://schemas.microsoft.com/office/2006/documentManagement/types"/>
-    <ds:schemaRef ds:uri="http://purl.org/dc/elements/1.1/"/>
-    <ds:schemaRef ds:uri="http://purl.org/dc/terms/"/>
-    <ds:schemaRef ds:uri="http://schemas.microsoft.com/office/infopath/2007/PartnerControls"/>
-  </ds:schemaRefs>
-</ds:datastoreItem>
+<file path=customXml/item4.xml><?xml version="1.0" encoding="utf-8"?>
+<p:properties xmlns:p="http://schemas.microsoft.com/office/2006/metadata/properties" xmlns:xsi="http://www.w3.org/2001/XMLSchema-instance" xmlns:pc="http://schemas.microsoft.com/office/infopath/2007/PartnerControls">
+  <documentManagement>
+    <b26d xmlns="785685f2-c2e1-4352-89aa-3faca8eaba52" xsi:nil="true"/>
+    <DateCCOReviewed xmlns="785685f2-c2e1-4352-89aa-3faca8eaba52" xsi:nil="true"/>
+    <oawc xmlns="785685f2-c2e1-4352-89aa-3faca8eaba52" xsi:nil="true"/>
+    <sipv xmlns="785685f2-c2e1-4352-89aa-3faca8eaba52" xsi:nil="true"/>
+    <_x0074_mv6 xmlns="785685f2-c2e1-4352-89aa-3faca8eaba52">
+      <UserInfo>
+        <DisplayName/>
+        <AccountId xsi:nil="true"/>
+        <AccountType/>
+      </UserInfo>
+    </_x0074_mv6>
+    <CCOReviewr xmlns="785685f2-c2e1-4352-89aa-3faca8eaba52" xsi:nil="true"/>
+    <TaxCatchAll xmlns="5067c814-4b34-462c-a21d-c185ff6548d2" xsi:nil="true"/>
+    <lcf76f155ced4ddcb4097134ff3c332f xmlns="785685f2-c2e1-4352-89aa-3faca8eaba52">
+      <Terms xmlns="http://schemas.microsoft.com/office/infopath/2007/PartnerControls"/>
+    </lcf76f155ced4ddcb4097134ff3c332f>
+  </documentManagement>
+</p:properties>
 </file>
 
-<file path=customXml/itemProps2.xml><?xml version="1.0" encoding="utf-8"?>
-<ds:datastoreItem xmlns:ds="http://schemas.openxmlformats.org/officeDocument/2006/customXml" ds:itemID="{52409394-F469-48F5-A8BE-0C9B1E9A5904}">
+<file path=customXml/itemProps1.xml><?xml version="1.0" encoding="utf-8"?>
+<ds:datastoreItem xmlns:ds="http://schemas.openxmlformats.org/officeDocument/2006/customXml" ds:itemID="{CF19F538-CDBE-4577-A013-2846CCB3953D}">
   <ds:schemaRefs>
     <ds:schemaRef ds:uri="http://schemas.microsoft.com/office/2006/metadata/contentType"/>
     <ds:schemaRef ds:uri="http://schemas.microsoft.com/office/2006/metadata/properties/metaAttributes"/>
@@ -22234,7 +19682,7 @@
 </ds:datastoreItem>
 </file>
 
-<file path=customXml/itemProps3.xml><?xml version="1.0" encoding="utf-8"?>
+<file path=customXml/itemProps2.xml><?xml version="1.0" encoding="utf-8"?>
 <ds:datastoreItem xmlns:ds="http://schemas.openxmlformats.org/officeDocument/2006/customXml" ds:itemID="{E67CDA30-A1F3-4713-BE06-3ED159713CBA}">
   <ds:schemaRefs>
     <ds:schemaRef ds:uri="http://schemas.openxmlformats.org/officeDocument/2006/bibliography"/>
@@ -22242,10 +19690,27 @@
 </ds:datastoreItem>
 </file>
 
-<file path=customXml/itemProps4.xml><?xml version="1.0" encoding="utf-8"?>
+<file path=customXml/itemProps3.xml><?xml version="1.0" encoding="utf-8"?>
 <ds:datastoreItem xmlns:ds="http://schemas.openxmlformats.org/officeDocument/2006/customXml" ds:itemID="{EA135239-00BE-40E1-8A3A-B818344530F9}">
   <ds:schemaRefs>
     <ds:schemaRef ds:uri="http://schemas.microsoft.com/sharepoint/v3/contenttype/forms"/>
   </ds:schemaRefs>
 </ds:datastoreItem>
+</file>
+
+<file path=customXml/itemProps4.xml><?xml version="1.0" encoding="utf-8"?>
+<ds:datastoreItem xmlns:ds="http://schemas.openxmlformats.org/officeDocument/2006/customXml" ds:itemID="{C35B1F67-34E3-4F5D-832F-1B583C5DEE5A}">
+  <ds:schemaRefs>
+    <ds:schemaRef ds:uri="http://purl.org/dc/elements/1.1/"/>
+    <ds:schemaRef ds:uri="http://schemas.microsoft.com/office/infopath/2007/PartnerControls"/>
+    <ds:schemaRef ds:uri="5067c814-4b34-462c-a21d-c185ff6548d2"/>
+    <ds:schemaRef ds:uri="http://schemas.microsoft.com/office/2006/metadata/properties"/>
+    <ds:schemaRef ds:uri="http://purl.org/dc/dcmitype/"/>
+    <ds:schemaRef ds:uri="785685f2-c2e1-4352-89aa-3faca8eaba52"/>
+    <ds:schemaRef ds:uri="http://schemas.microsoft.com/office/2006/documentManagement/types"/>
+    <ds:schemaRef ds:uri="http://schemas.openxmlformats.org/package/2006/metadata/core-properties"/>
+    <ds:schemaRef ds:uri="http://www.w3.org/XML/1998/namespace"/>
+    <ds:schemaRef ds:uri="http://purl.org/dc/terms/"/>
+  </ds:schemaRefs>
+</ds:datastoreItem>
 </file>